--- a/Pre projeto - TCC.docx
+++ b/Pre projeto - TCC.docx
@@ -379,7 +379,14 @@
           <w:rFonts w:ascii="Times New Roman" w:eastAsia="Times New Roman" w:hAnsi="Times New Roman" w:cs="Times New Roman"/>
           <w:b/>
         </w:rPr>
-        <w:t>2025</w:t>
+        <w:t>202</w:t>
+      </w:r>
+      <w:r>
+        <w:rPr>
+          <w:rFonts w:ascii="Times New Roman" w:eastAsia="Times New Roman" w:hAnsi="Times New Roman" w:cs="Times New Roman"/>
+          <w:b/>
+        </w:rPr>
+        <w:t>6</w:t>
       </w:r>
       <w:r>
         <w:br w:type="page"/>
@@ -790,7 +797,14 @@
           <w:rFonts w:ascii="Times New Roman" w:eastAsia="Times New Roman" w:hAnsi="Times New Roman" w:cs="Times New Roman"/>
           <w:b/>
         </w:rPr>
-        <w:t>2025</w:t>
+        <w:t>202</w:t>
+      </w:r>
+      <w:r>
+        <w:rPr>
+          <w:rFonts w:ascii="Times New Roman" w:eastAsia="Times New Roman" w:hAnsi="Times New Roman" w:cs="Times New Roman"/>
+          <w:b/>
+        </w:rPr>
+        <w:t>6</w:t>
       </w:r>
     </w:p>
     <w:p>
@@ -1088,7 +1102,19 @@
               <w:rPr>
                 <w:color w:val="000000"/>
               </w:rPr>
-              <w:t>Tabela 1: cronograma das atividades.</w:t>
+              <w:t>Tabela 1: cronograma das a</w:t>
+            </w:r>
+            <w:r>
+              <w:rPr>
+                <w:color w:val="000000"/>
+              </w:rPr>
+              <w:t>t</w:t>
+            </w:r>
+            <w:r>
+              <w:rPr>
+                <w:color w:val="000000"/>
+              </w:rPr>
+              <w:t>ividades.</w:t>
             </w:r>
             <w:r>
               <w:rPr>
@@ -1334,6 +1360,10 @@
     </w:p>
     <w:sdt>
       <w:sdtPr>
+        <w:rPr>
+          <w:rFonts w:cs="Arial"/>
+          <w:color w:val="auto"/>
+        </w:rPr>
         <w:id w:val="-137342278"/>
         <w:docPartObj>
           <w:docPartGallery w:val="Table of Contents"/>
@@ -1342,10 +1372,8 @@
       </w:sdtPr>
       <w:sdtEndPr>
         <w:rPr>
-          <w:rFonts w:cs="Arial"/>
           <w:b/>
           <w:bCs/>
-          <w:color w:val="auto"/>
         </w:rPr>
       </w:sdtEndPr>
       <w:sdtContent>
@@ -3240,97 +3268,8 @@
     <w:p>
       <w:r>
         <w:tab/>
-        <w:t xml:space="preserve">Um relatório da </w:t>
-      </w:r>
-      <w:proofErr w:type="spellStart"/>
-      <w:r>
-        <w:t>VersionOne</w:t>
-      </w:r>
-      <w:proofErr w:type="spellEnd"/>
-      <w:r>
-        <w:t xml:space="preserve"> (2020) aponta que os principais obstáculos na adoção de métodos ágeis nas empresas são: </w:t>
-      </w:r>
-    </w:p>
-    <w:p>
-      <w:pPr>
-        <w:numPr>
-          <w:ilvl w:val="0"/>
-          <w:numId w:val="4"/>
-        </w:numPr>
-        <w:pBdr>
-          <w:top w:val="nil"/>
-          <w:left w:val="nil"/>
-          <w:bottom w:val="nil"/>
-          <w:right w:val="nil"/>
-          <w:between w:val="nil"/>
-        </w:pBdr>
-        <w:spacing w:before="0" w:after="0"/>
-        <w:jc w:val="left"/>
-      </w:pPr>
-      <w:r>
-        <w:rPr>
-          <w:color w:val="000000"/>
-        </w:rPr>
-        <w:t xml:space="preserve">incompatibilidade com a cultura organizacional; </w:t>
-      </w:r>
-    </w:p>
-    <w:p>
-      <w:pPr>
-        <w:numPr>
-          <w:ilvl w:val="0"/>
-          <w:numId w:val="4"/>
-        </w:numPr>
-        <w:pBdr>
-          <w:top w:val="nil"/>
-          <w:left w:val="nil"/>
-          <w:bottom w:val="nil"/>
-          <w:right w:val="nil"/>
-          <w:between w:val="nil"/>
-        </w:pBdr>
-        <w:spacing w:before="0" w:after="0"/>
-        <w:jc w:val="left"/>
-      </w:pPr>
-      <w:r>
-        <w:rPr>
-          <w:color w:val="000000"/>
-        </w:rPr>
-        <w:t>falta de apoio da liderança;</w:t>
-      </w:r>
-    </w:p>
-    <w:p>
-      <w:pPr>
-        <w:numPr>
-          <w:ilvl w:val="0"/>
-          <w:numId w:val="4"/>
-        </w:numPr>
-        <w:spacing w:before="0" w:after="240"/>
-      </w:pPr>
-      <w:r>
-        <w:t>dificuldade de escalar as práticas ágeis.</w:t>
-      </w:r>
-    </w:p>
-    <w:p>
-      <w:r>
-        <w:tab/>
-        <w:t>Diante dos desafios citados, as perguntas que guiam esta pesquisa são: "</w:t>
-      </w:r>
-      <w:r>
-        <w:rPr>
-          <w:i/>
-        </w:rPr>
-        <w:t>Quais são os principais métodos, técnicas e ferramentas do Gerenciamento Ágil de Projetos e como a adoção destes têm impactado na eficácia e gestão do desenvolvimento de software</w:t>
-      </w:r>
-      <w:r>
-        <w:t xml:space="preserve">?". </w:t>
-      </w:r>
-    </w:p>
-    <w:p>
-      <w:r>
-        <w:tab/>
-        <w:t>As respostas à essas perguntas podem ajudar a entender melhor o funcionamento das abordagens ágeis na prática, bem como, quais critérios devem ser considerados na escolha do método e ferramentas mais adequados à organização.</w:t>
-      </w:r>
-    </w:p>
-    <w:p/>
+      </w:r>
+    </w:p>
     <w:p>
       <w:pPr>
         <w:pStyle w:val="Ttulo2"/>
@@ -3414,6 +3353,8 @@
     <w:p>
       <w:r>
         <w:tab/>
+      </w:r>
+      <w:r>
         <w:t xml:space="preserve">Um relatório da </w:t>
       </w:r>
       <w:proofErr w:type="spellStart"/>
@@ -3422,110 +3363,70 @@
       </w:r>
       <w:proofErr w:type="spellEnd"/>
       <w:r>
-        <w:t xml:space="preserve"> (2020) aponta que os principais obstáculos na adoção de métodos ágeis nas empresas são: </w:t>
-      </w:r>
-    </w:p>
-    <w:p>
-      <w:pPr>
-        <w:numPr>
-          <w:ilvl w:val="0"/>
-          <w:numId w:val="4"/>
-        </w:numPr>
-        <w:pBdr>
-          <w:top w:val="nil"/>
-          <w:left w:val="nil"/>
-          <w:bottom w:val="nil"/>
-          <w:right w:val="nil"/>
-          <w:between w:val="nil"/>
-        </w:pBdr>
-        <w:spacing w:before="0" w:after="0"/>
-        <w:jc w:val="left"/>
-      </w:pPr>
+        <w:t xml:space="preserve"> (2020) aponta que os principais obstáculos na adoção de métodos ágeis nas empresas se referem a </w:t>
+      </w:r>
       <w:r>
         <w:rPr>
           <w:color w:val="000000"/>
         </w:rPr>
-        <w:t xml:space="preserve">incompatibilidade com a cultura organizacional; </w:t>
-      </w:r>
-    </w:p>
-    <w:p>
-      <w:pPr>
-        <w:numPr>
-          <w:ilvl w:val="0"/>
-          <w:numId w:val="4"/>
-        </w:numPr>
-        <w:pBdr>
-          <w:top w:val="nil"/>
-          <w:left w:val="nil"/>
-          <w:bottom w:val="nil"/>
-          <w:right w:val="nil"/>
-          <w:between w:val="nil"/>
-        </w:pBdr>
-        <w:spacing w:before="0" w:after="0"/>
-        <w:jc w:val="left"/>
-      </w:pPr>
-      <w:r>
-        <w:rPr>
-          <w:color w:val="000000"/>
-        </w:rPr>
-        <w:t>falta de apoio da liderança;</w:t>
-      </w:r>
-    </w:p>
-    <w:p>
-      <w:pPr>
-        <w:numPr>
-          <w:ilvl w:val="0"/>
-          <w:numId w:val="4"/>
-        </w:numPr>
-        <w:spacing w:before="0" w:after="240"/>
-      </w:pPr>
+        <w:t xml:space="preserve">incompatibilidade com a cultura organizacional, falta de apoio da liderança e </w:t>
+      </w:r>
+      <w:r>
+        <w:t>dificuldade de escalar as práticas ágeis.</w:t>
+      </w:r>
+    </w:p>
+    <w:p>
+      <w:r>
+        <w:t>Diante dos desses desafios, as perguntas que guiam esta pesquisa são: "</w:t>
+      </w:r>
+      <w:r>
+        <w:rPr>
+          <w:i/>
+        </w:rPr>
+        <w:t>Quais são os principais métodos, técnicas e ferramentas do Gerenciamento Ágil de Projetos e como a adoção destes têm impactado na eficácia e gestão do desenvolvimento de software</w:t>
+      </w:r>
+      <w:r>
+        <w:t>?". Ao responder essas perguntas predemos explicar de maneira objetiva o funcionamento das abordagens ágeis na prática, bem como, apresentar que critérios devem ser considerados na escolha do método e ferramentas mais adequados à organização.</w:t>
+      </w:r>
+    </w:p>
+    <w:p>
+      <w:r>
+        <w:tab/>
+        <w:t xml:space="preserve">Para </w:t>
+      </w:r>
+      <w:r>
+        <w:t xml:space="preserve">atender o desafio de </w:t>
+      </w:r>
+      <w:r>
+        <w:t xml:space="preserve">responder as perguntas acima, este trabalho buscará aprofundar o conhecimento sobre o Gerenciamento Ágil de Projetos, </w:t>
+      </w:r>
+      <w:r>
+        <w:t xml:space="preserve">principais frameworks e métricas utilizadas para garantir a eficiência da gestão, e fornecer </w:t>
+      </w:r>
+      <w:r>
+        <w:t>insights práticos para a</w:t>
+      </w:r>
+      <w:r>
+        <w:t>uxiliar as</w:t>
+      </w:r>
+      <w:r>
+        <w:t xml:space="preserve"> organizações a tomarem decisões mais embasadas. </w:t>
+      </w:r>
+      <w:r>
+        <w:t>Em relação a contribuição, essa</w:t>
+      </w:r>
+      <w:r>
+        <w:t xml:space="preserve"> pesquisa contribuirá tanto para o meio acadêmico, </w:t>
+      </w:r>
       <w:r>
         <w:lastRenderedPageBreak/>
-        <w:t>dificuldade de escalar as práticas ágeis.</w:t>
-      </w:r>
-    </w:p>
-    <w:p>
-      <w:r>
-        <w:t>Diante desses desafios, as perguntas que guiam esta pesquisa são: "</w:t>
-      </w:r>
-      <w:r>
-        <w:rPr>
-          <w:i/>
-        </w:rPr>
-        <w:t>Quais são os principais métodos, técnicas e ferramentas do Gerenciamento Ágil de Projetos e como a adoção destes têm impactado na eficácia e gestão do desenvolvimento de software</w:t>
-      </w:r>
-      <w:r>
-        <w:t>?". As respostas à essas perguntas podem ajudar a entender melhor o funcionamento das abordagens ágeis na prática, bem como, quais critérios devem ser considerados na escolha do método e ferramentas mais adequados à organização.</w:t>
-      </w:r>
-    </w:p>
-    <w:p>
-      <w:r>
-        <w:tab/>
-        <w:t>Para responder as perguntas acima, este trabalho buscará aprofundar o conhecimento sobre o Gerenciamento Ágil de Projetos, analisando seus principais frameworks e oferecendo insights práticos para ajudar organizações a tomarem decisões mais embasadas. A pesquisa contribuirá tanto para o meio acadêmico, quanto para o profissional, auxiliando empresas na seleção dos métodos, ferramentas e técnicas mais aptos a aumentarem sua eficiência e competitividade.</w:t>
-      </w:r>
-    </w:p>
-    <w:p>
-      <w:pPr>
-        <w:rPr>
-          <w:rFonts w:ascii="Times New Roman" w:eastAsia="Times New Roman" w:hAnsi="Times New Roman" w:cs="Times New Roman"/>
-        </w:rPr>
-      </w:pPr>
-    </w:p>
-    <w:p>
-      <w:pPr>
-        <w:spacing w:before="0" w:after="0" w:line="240" w:lineRule="auto"/>
-        <w:jc w:val="left"/>
-      </w:pPr>
-      <w:r>
-        <w:br w:type="page"/>
-      </w:r>
-    </w:p>
-    <w:p>
-      <w:pPr>
-        <w:spacing w:before="0" w:after="0" w:line="240" w:lineRule="auto"/>
-        <w:jc w:val="left"/>
-      </w:pPr>
-    </w:p>
+        <w:t>quanto para o profissional, auxiliando empresas na seleção dos métodos, ferramentas e técnicas mais aptos a aumentarem sua eficiência e competitividade.</w:t>
+      </w:r>
+      <w:r>
+        <w:t xml:space="preserve"> </w:t>
+      </w:r>
+    </w:p>
+    <w:p/>
     <w:p>
       <w:pPr>
         <w:pStyle w:val="Ttulo2"/>
@@ -3765,13 +3666,7 @@
         <w:rPr>
           <w:highlight w:val="white"/>
         </w:rPr>
-        <w:t>Candido et al. (2012) afirmam que em um mercado globalizado e altamente competitivo, as empresas são impelidas a adotar uma nova postura estratégica perante seus clientes, tornando a aplicação de metodologias de Gerenciamento de Projetos não apenas vantajosa, mas essencial para garantir relevância e sobrevivência nos âmbitos local e internacional.  Nessa mesma direção, Candido et al. (2012) ressaltam que:</w:t>
-      </w:r>
-      <w:r>
-        <w:rPr>
-          <w:highlight w:val="white"/>
-        </w:rPr>
-        <w:t xml:space="preserve"> </w:t>
+        <w:t xml:space="preserve">Candido et al. (2012) afirmam que em um mercado globalizado e altamente competitivo, as empresas são impelidas a adotar uma nova postura estratégica perante seus clientes, tornando a aplicação de metodologias de Gerenciamento de Projetos não apenas vantajosa, mas essencial para garantir relevância e sobrevivência nos âmbitos local e internacional.  Nessa mesma direção, Candido et al. (2012) ressaltam que: </w:t>
       </w:r>
     </w:p>
     <w:p>
@@ -4149,27 +4044,29 @@
     </w:p>
     <w:p>
       <w:pPr>
+        <w:pStyle w:val="Legenda"/>
         <w:keepNext/>
-        <w:pBdr>
-          <w:top w:val="nil"/>
-          <w:left w:val="nil"/>
-          <w:bottom w:val="nil"/>
-          <w:right w:val="nil"/>
-          <w:between w:val="nil"/>
-        </w:pBdr>
-        <w:spacing w:line="240" w:lineRule="auto"/>
-        <w:jc w:val="center"/>
-        <w:rPr>
-          <w:rFonts w:ascii="Times New Roman" w:eastAsia="Times New Roman" w:hAnsi="Times New Roman" w:cs="Times New Roman"/>
+      </w:pPr>
+      <w:r>
+        <w:t xml:space="preserve">Figura </w:t>
+      </w:r>
+      <w:fldSimple w:instr=" SEQ Figura \* ARABIC ">
+        <w:r>
+          <w:rPr>
+            <w:noProof/>
+          </w:rPr>
+          <w:t>1</w:t>
+        </w:r>
+      </w:fldSimple>
+      <w:r>
+        <w:t xml:space="preserve">: </w:t>
+      </w:r>
+      <w:r>
+        <w:rPr>
+          <w:rFonts w:eastAsia="Times New Roman"/>
           <w:color w:val="000000"/>
         </w:rPr>
-      </w:pPr>
-      <w:r>
-        <w:rPr>
-          <w:rFonts w:ascii="Times New Roman" w:eastAsia="Times New Roman" w:hAnsi="Times New Roman" w:cs="Times New Roman"/>
-          <w:color w:val="000000"/>
-        </w:rPr>
-        <w:t>Figura 1: ciclo de vida de projeto (PMBOK).</w:t>
+        <w:t>ciclo de vida de projeto (PMBOK)</w:t>
       </w:r>
     </w:p>
     <w:p>
@@ -4223,13 +4120,6 @@
     <w:p>
       <w:pPr>
         <w:rPr>
-          <w:highlight w:val="white"/>
-        </w:rPr>
-      </w:pPr>
-    </w:p>
-    <w:p>
-      <w:pPr>
-        <w:rPr>
           <w:b/>
           <w:bCs/>
           <w:highlight w:val="white"/>
@@ -4241,6 +4131,7 @@
           <w:bCs/>
           <w:highlight w:val="white"/>
         </w:rPr>
+        <w:lastRenderedPageBreak/>
         <w:t>Fases do ciclo de vida</w:t>
       </w:r>
       <w:r>
@@ -4547,20 +4438,20 @@
         <w:rPr>
           <w:highlight w:val="white"/>
         </w:rPr>
-        <w:t xml:space="preserve"> influenciada </w:t>
+        <w:t xml:space="preserve"> influenciada pelo controle que se deseja ter sobre o processo de desenvolvimento e pelo</w:t>
+      </w:r>
+      <w:r>
+        <w:rPr>
+          <w:highlight w:val="white"/>
+        </w:rPr>
+        <w:t xml:space="preserve"> produto, </w:t>
       </w:r>
       <w:r>
         <w:rPr>
           <w:highlight w:val="white"/>
         </w:rPr>
         <w:lastRenderedPageBreak/>
-        <w:t>pelo controle que se deseja ter sobre o processo de desenvolvimento e pelo</w:t>
-      </w:r>
-      <w:r>
-        <w:rPr>
-          <w:highlight w:val="white"/>
-        </w:rPr>
-        <w:t xml:space="preserve"> produto, serviço ou resultado esperado</w:t>
+        <w:t>serviço ou resultado esperado</w:t>
       </w:r>
       <w:r>
         <w:rPr>
@@ -4723,14 +4614,14 @@
         <w:rPr>
           <w:highlight w:val="white"/>
         </w:rPr>
-        <w:t xml:space="preserve"> (2021) destaca que, nesses casos, o valor é </w:t>
+        <w:t xml:space="preserve"> (2021) destaca que, nesses casos, o valor é entregue de forma contínua, e o foco está na adaptação constante às condições do </w:t>
       </w:r>
       <w:r>
         <w:rPr>
           <w:highlight w:val="white"/>
         </w:rPr>
         <w:lastRenderedPageBreak/>
-        <w:t>entregue de forma contínua, e o foco está na adaptação constante às condições do ambiente e às expectativas das partes interessadas.</w:t>
+        <w:t>ambiente e às expectativas das partes interessadas.</w:t>
       </w:r>
       <w:r>
         <w:rPr>
@@ -4898,7 +4789,7 @@
           <w:highlight w:val="white"/>
         </w:rPr>
         <w:tab/>
-        <w:t xml:space="preserve">De acordo com Sommerville (2011), o desenvolvimento dirigido a planos é adequado para ambientes de baixo dinamismo, onde as mudanças são mínimas e o custo de modificações é elevado. O autor destaca que, nesse tipo de processo, o foco está na documentação formal, na rastreabilidade das decisões e na verificação </w:t>
+        <w:t xml:space="preserve">De acordo com Sommerville (2011), o desenvolvimento dirigido a planos é adequado para ambientes de baixo dinamismo, onde as mudanças são mínimas e o custo de modificações é elevado. O autor destaca que, nesse tipo de processo, o foco está na documentação formal, na rastreabilidade das decisões e na verificação rigorosa da conformidade com os requisitos definidos. Essa abordagem favorece a </w:t>
       </w:r>
       <w:r>
         <w:rPr>
@@ -4906,7 +4797,7 @@
           <w:highlight w:val="white"/>
         </w:rPr>
         <w:lastRenderedPageBreak/>
-        <w:t>rigorosa da conformidade com os requisitos definidos. Essa abordagem favorece a padronização e o controle da qualidade, além de facilitar a gestão de grandes equipes e a manutenção de contratos com escopo fixo.</w:t>
+        <w:t>padronização e o controle da qualidade, além de facilitar a gestão de grandes equipes e a manutenção de contratos com escopo fixo.</w:t>
       </w:r>
     </w:p>
     <w:p>
@@ -5021,11 +4912,11 @@
         <w:spacing w:before="240" w:after="240"/>
       </w:pPr>
       <w:r>
-        <w:t xml:space="preserve">O desenvolvimento ágil de projetos surgiu como uma resposta às limitações das abordagens tradicionais e dirigidas a planos. De acordo com Pressman (2006), a agilidade está relacionada à capacidade de responder rapidamente a alterações nos </w:t>
+        <w:t xml:space="preserve">O desenvolvimento ágil de projetos surgiu como uma resposta às limitações das abordagens tradicionais e dirigidas a planos. De acordo com Pressman (2006), a agilidade está relacionada à capacidade de responder rapidamente a alterações nos requisitos, tecnologias e nas expectativas do cliente. Essa abordagem valoriza a </w:t>
       </w:r>
       <w:r>
         <w:lastRenderedPageBreak/>
-        <w:t>requisitos, tecnologias e nas expectativas do cliente. Essa abordagem valoriza a entrega contínua de valor, a colaboração entre equipes e clientes e a adaptação constante ao longo do ciclo de vida do projeto.</w:t>
+        <w:t>entrega contínua de valor, a colaboração entre equipes e clientes e a adaptação constante ao longo do ciclo de vida do projeto.</w:t>
       </w:r>
     </w:p>
     <w:p>
@@ -6266,8 +6157,6 @@
       </w:pPr>
       <w:r>
         <w:tab/>
-      </w:r>
-      <w:r>
         <w:t>De acordo com Sommerville (2019), as metodologias ágeis se mostram especialmente adequadas em contextos de incerteza, mudança constante de requisitos e necessidade de rápida entrega de valor ao cliente, uma vez que privilegiam a adaptação contínua em detrimento do planejamento rígido.</w:t>
       </w:r>
     </w:p>
@@ -6296,8 +6185,6 @@
       </w:pPr>
       <w:r>
         <w:tab/>
-      </w:r>
-      <w:r>
         <w:t xml:space="preserve">De acordo com </w:t>
       </w:r>
       <w:proofErr w:type="spellStart"/>
@@ -6466,8 +6353,6 @@
       </w:pPr>
       <w:r>
         <w:tab/>
-      </w:r>
-      <w:r>
         <w:t>Por outro lado, a adoção de metodologias ágeis requer uma mudança cultural, na qual a autonomia dos times e a colaboração entre os membros são valorizadas. Sem esse alinhamento cultural, a agilidade pode se tornar apenas uma formalidade, sem gerar os benefícios esperados (Silva e Silva, 2020).</w:t>
       </w:r>
     </w:p>
@@ -6522,8 +6407,6 @@
       </w:pPr>
       <w:r>
         <w:tab/>
-      </w:r>
-      <w:r>
         <w:t>Conforme Pressman e Maxim (2021), a adoção de métricas deve servir ao propósito de melhoria contínua, e não como instrumento de controle punitivo.</w:t>
       </w:r>
     </w:p>
@@ -6533,13 +6416,7 @@
       </w:pPr>
       <w:r>
         <w:tab/>
-        <w:t xml:space="preserve">Da mesma forma, Cohn (2005) enfatiza que “as métricas ágeis devem iluminar o caminho da equipe, e não </w:t>
-      </w:r>
-      <w:r>
-        <w:t>o restringir</w:t>
-      </w:r>
-      <w:r>
-        <w:t>”, defendendo seu uso como ferramenta de aprendizado e evolução.</w:t>
+        <w:t>Da mesma forma, Cohn (2005) enfatiza que “as métricas ágeis devem iluminar o caminho da equipe, e não o restringir”, defendendo seu uso como ferramenta de aprendizado e evolução.</w:t>
       </w:r>
     </w:p>
     <w:p>
@@ -6548,8 +6425,6 @@
       </w:pPr>
       <w:r>
         <w:tab/>
-      </w:r>
-      <w:r>
         <w:t>Entre as métricas mais utilizadas nas metodologias ágeis, destacam-se a</w:t>
       </w:r>
       <w:r>
@@ -6662,10 +6537,7 @@
         <w:t xml:space="preserve"> </w:t>
       </w:r>
       <w:r>
-        <w:t>(CFD)</w:t>
-      </w:r>
-      <w:r>
-        <w:t>; e as</w:t>
+        <w:t>(CFD); e as</w:t>
       </w:r>
       <w:r>
         <w:t xml:space="preserve"> métricas de qualidade como taxa de defeitos, cobertura de testes e satisfação do cliente</w:t>
@@ -6829,41 +6701,90 @@
           <w:bCs/>
           <w:i/>
         </w:rPr>
-        <w:t>b</w:t>
-      </w:r>
+        <w:t>burndown</w:t>
+      </w:r>
+      <w:proofErr w:type="spellEnd"/>
       <w:r>
         <w:rPr>
           <w:b/>
           <w:bCs/>
           <w:i/>
         </w:rPr>
-        <w:t>urndown</w:t>
-      </w:r>
-      <w:proofErr w:type="spellEnd"/>
+        <w:t xml:space="preserve"> </w:t>
+      </w:r>
+      <w:proofErr w:type="spellStart"/>
       <w:r>
         <w:rPr>
           <w:b/>
           <w:bCs/>
           <w:i/>
         </w:rPr>
-        <w:t xml:space="preserve"> </w:t>
-      </w:r>
-      <w:proofErr w:type="spellStart"/>
+        <w:t>chart</w:t>
+      </w:r>
+      <w:proofErr w:type="spellEnd"/>
       <w:r>
         <w:rPr>
           <w:b/>
           <w:bCs/>
           <w:i/>
         </w:rPr>
-        <w:t>c</w:t>
-      </w:r>
+        <w:t>:</w:t>
+      </w:r>
+      <w:r>
+        <w:rPr>
+          <w:i/>
+        </w:rPr>
+        <w:t xml:space="preserve"> </w:t>
+      </w:r>
+      <w:r>
+        <w:t xml:space="preserve">é uma ferramenta visual usada para monitorar o progresso das sprints no </w:t>
+      </w:r>
+      <w:r>
+        <w:rPr>
+          <w:i/>
+        </w:rPr>
+        <w:t>Scrum</w:t>
+      </w:r>
+      <w:r>
+        <w:t xml:space="preserve">. Ele exibe a quantidade de trabalho restante ao longo do tempo, permitindo verificar se a equipe está no ritmo esperado para concluir as tarefas planejadas. De acordo com </w:t>
+      </w:r>
+      <w:proofErr w:type="spellStart"/>
+      <w:r>
+        <w:t>Schwaber</w:t>
+      </w:r>
+      <w:proofErr w:type="spellEnd"/>
+      <w:r>
+        <w:t xml:space="preserve"> e Sutherland (2020), o </w:t>
+      </w:r>
+      <w:proofErr w:type="spellStart"/>
+      <w:r>
+        <w:t>burndown</w:t>
+      </w:r>
+      <w:proofErr w:type="spellEnd"/>
+      <w:r>
+        <w:t xml:space="preserve"> </w:t>
+      </w:r>
+      <w:proofErr w:type="spellStart"/>
+      <w:r>
+        <w:t>chart</w:t>
+      </w:r>
+      <w:proofErr w:type="spellEnd"/>
+      <w:r>
+        <w:t xml:space="preserve"> promove transparência e visibilidade do andamento do projeto, além de facilitar a tomada de decisões rápidas diante de atrasos ou desvios.</w:t>
+      </w:r>
+    </w:p>
+    <w:p>
+      <w:pPr>
+        <w:pStyle w:val="PargrafodaLista"/>
+      </w:pPr>
+      <w:proofErr w:type="spellStart"/>
       <w:r>
         <w:rPr>
           <w:b/>
           <w:bCs/>
           <w:i/>
         </w:rPr>
-        <w:t>hart</w:t>
+        <w:t>Cumulative</w:t>
       </w:r>
       <w:proofErr w:type="spellEnd"/>
       <w:r>
@@ -6872,61 +6793,8 @@
           <w:bCs/>
           <w:i/>
         </w:rPr>
-        <w:t>:</w:t>
-      </w:r>
-      <w:r>
-        <w:rPr>
-          <w:i/>
-        </w:rPr>
-        <w:t xml:space="preserve"> </w:t>
-      </w:r>
-      <w:r>
-        <w:t xml:space="preserve">é uma ferramenta visual usada para monitorar o progresso das sprints no </w:t>
-      </w:r>
-      <w:r>
-        <w:rPr>
-          <w:i/>
-        </w:rPr>
-        <w:t>Scrum</w:t>
-      </w:r>
-      <w:r>
-        <w:t>. Ele exibe a quantidade de trabalho restante ao longo do tempo, permitindo verificar se a equipe está no ritmo esperado para concluir as tarefas planejadas.</w:t>
-      </w:r>
-      <w:r>
-        <w:t xml:space="preserve"> </w:t>
-      </w:r>
-      <w:r>
-        <w:t xml:space="preserve">De acordo com </w:t>
-      </w:r>
-      <w:proofErr w:type="spellStart"/>
-      <w:r>
-        <w:t>Schwaber</w:t>
-      </w:r>
-      <w:proofErr w:type="spellEnd"/>
-      <w:r>
-        <w:t xml:space="preserve"> e Sutherland (2020), o </w:t>
-      </w:r>
-      <w:proofErr w:type="spellStart"/>
-      <w:r>
-        <w:t>burndown</w:t>
-      </w:r>
-      <w:proofErr w:type="spellEnd"/>
-      <w:r>
-        <w:t xml:space="preserve"> </w:t>
-      </w:r>
-      <w:proofErr w:type="spellStart"/>
-      <w:r>
-        <w:t>chart</w:t>
-      </w:r>
-      <w:proofErr w:type="spellEnd"/>
-      <w:r>
-        <w:t xml:space="preserve"> promove transparência e visibilidade do andamento do projeto, além de facilitar a tomada de decisões rápidas diante de atrasos ou desvios.</w:t>
-      </w:r>
-    </w:p>
-    <w:p>
-      <w:pPr>
-        <w:pStyle w:val="PargrafodaLista"/>
-      </w:pPr>
+        <w:t xml:space="preserve"> Flow </w:t>
+      </w:r>
       <w:proofErr w:type="spellStart"/>
       <w:r>
         <w:rPr>
@@ -6934,7 +6802,7 @@
           <w:bCs/>
           <w:i/>
         </w:rPr>
-        <w:t>Cumulative</w:t>
+        <w:t>Diagram</w:t>
       </w:r>
       <w:proofErr w:type="spellEnd"/>
       <w:r>
@@ -6943,24 +6811,6 @@
           <w:bCs/>
           <w:i/>
         </w:rPr>
-        <w:t xml:space="preserve"> Flow </w:t>
-      </w:r>
-      <w:proofErr w:type="spellStart"/>
-      <w:r>
-        <w:rPr>
-          <w:b/>
-          <w:bCs/>
-          <w:i/>
-        </w:rPr>
-        <w:t>Diagram</w:t>
-      </w:r>
-      <w:proofErr w:type="spellEnd"/>
-      <w:r>
-        <w:rPr>
-          <w:b/>
-          <w:bCs/>
-          <w:i/>
-        </w:rPr>
         <w:t>:</w:t>
       </w:r>
       <w:r>
@@ -7015,14 +6865,7 @@
           <w:b/>
           <w:bCs/>
         </w:rPr>
-        <w:t xml:space="preserve">Métricas de </w:t>
-      </w:r>
-      <w:r>
-        <w:rPr>
-          <w:b/>
-          <w:bCs/>
-        </w:rPr>
-        <w:t xml:space="preserve">qualidade </w:t>
+        <w:t xml:space="preserve">Métricas de qualidade </w:t>
       </w:r>
     </w:p>
     <w:p>
@@ -7104,10 +6947,7 @@
     <w:p>
       <w:r>
         <w:tab/>
-        <w:t>Além das métricas citadas acima, o</w:t>
-      </w:r>
-      <w:r>
-        <w:t xml:space="preserve">utro aspecto essencial na avaliação dos métodos ágeis é a satisfação dos envolvidos, tanto da equipe de desenvolvimento quanto dos clientes. Segundo </w:t>
+        <w:t xml:space="preserve">Além das métricas citadas acima, outro aspecto essencial na avaliação dos métodos ágeis é a satisfação dos envolvidos, tanto da equipe de desenvolvimento quanto dos clientes. Segundo </w:t>
       </w:r>
       <w:proofErr w:type="spellStart"/>
       <w:r>
@@ -7155,16 +6995,7 @@
         <w:spacing w:before="240" w:after="240"/>
       </w:pPr>
       <w:r>
-        <w:t>Diferentemente do gerenciamento de projetos dirigidos a plano ou tradicional onde as entregáveis são planejados de antemão, no gerenciamento</w:t>
-      </w:r>
-      <w:r>
-        <w:t xml:space="preserve"> </w:t>
-      </w:r>
-      <w:r>
-        <w:t>de projetos ágeis é</w:t>
-      </w:r>
-      <w:r>
-        <w:t xml:space="preserve"> caracterizado pela entrega incremental de valor, colaboração contínua com o cliente e capacidade de resposta rápida às mudanças.</w:t>
+        <w:t>Diferentemente do gerenciamento de projetos dirigidos a plano ou tradicional onde as entregáveis são planejados de antemão, no gerenciamento de projetos ágeis é caracterizado pela entrega incremental de valor, colaboração contínua com o cliente e capacidade de resposta rápida às mudanças.</w:t>
       </w:r>
     </w:p>
     <w:p>
@@ -17710,28 +17541,28 @@
 </file>
 
 <file path=customXml/item1.xml><?xml version="1.0" encoding="utf-8"?>
+<b:Sources xmlns:b="http://schemas.openxmlformats.org/officeDocument/2006/bibliography" xmlns="http://schemas.openxmlformats.org/officeDocument/2006/bibliography" SelectedStyle="\ABNT_Author.XSL" StyleName="ABNT NBR 14724:2025 - Author" Version="4"/>
+</file>
+
+<file path=customXml/item2.xml><?xml version="1.0" encoding="utf-8"?>
 <go:gDocsCustomXmlDataStorage xmlns:go="http://customooxmlschemas.google.com/" xmlns:r="http://schemas.openxmlformats.org/officeDocument/2006/relationships" uri="GoogleDocsCustomDataVersion2">
   <go:docsCustomData xmlns:go="http://customooxmlschemas.google.com/" roundtripDataSignature="AMtx7mjSkFlK0sWOq18sz39DEPi+Ib8sFA==">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</go:docsCustomData>
 </go:gDocsCustomXmlDataStorage>
 </file>
 
-<file path=customXml/item2.xml><?xml version="1.0" encoding="utf-8"?>
-<b:Sources xmlns:b="http://schemas.openxmlformats.org/officeDocument/2006/bibliography" xmlns="http://schemas.openxmlformats.org/officeDocument/2006/bibliography" SelectedStyle="\ABNT_Author.XSL" StyleName="ABNT NBR 14724:2025 - Author" Version="4"/>
+<file path=customXml/itemProps1.xml><?xml version="1.0" encoding="utf-8"?>
+<ds:datastoreItem xmlns:ds="http://schemas.openxmlformats.org/officeDocument/2006/customXml" ds:itemID="{212291A1-186C-4A34-BE73-73619F0528A6}">
+  <ds:schemaRefs>
+    <ds:schemaRef ds:uri="http://schemas.openxmlformats.org/officeDocument/2006/bibliography"/>
+  </ds:schemaRefs>
+</ds:datastoreItem>
 </file>
 
-<file path=customXml/itemProps1.xml><?xml version="1.0" encoding="utf-8"?>
+<file path=customXml/itemProps2.xml><?xml version="1.0" encoding="utf-8"?>
 <ds:datastoreItem xmlns:ds="http://schemas.openxmlformats.org/officeDocument/2006/customXml" ds:itemID="{11111111-1234-1234-1234-123412341234}">
   <ds:schemaRefs>
     <ds:schemaRef ds:uri="http://customooxmlschemas.google.com/"/>
     <ds:schemaRef ds:uri="http://schemas.openxmlformats.org/officeDocument/2006/relationships"/>
   </ds:schemaRefs>
 </ds:datastoreItem>
-</file>
-
-<file path=customXml/itemProps2.xml><?xml version="1.0" encoding="utf-8"?>
-<ds:datastoreItem xmlns:ds="http://schemas.openxmlformats.org/officeDocument/2006/customXml" ds:itemID="{212291A1-186C-4A34-BE73-73619F0528A6}">
-  <ds:schemaRefs>
-    <ds:schemaRef ds:uri="http://schemas.openxmlformats.org/officeDocument/2006/bibliography"/>
-  </ds:schemaRefs>
-</ds:datastoreItem>
 </file>
--- a/Pre projeto - TCC.docx
+++ b/Pre projeto - TCC.docx
@@ -1102,19 +1102,7 @@
               <w:rPr>
                 <w:color w:val="000000"/>
               </w:rPr>
-              <w:t>Tabela 1: cronograma das a</w:t>
-            </w:r>
-            <w:r>
-              <w:rPr>
-                <w:color w:val="000000"/>
-              </w:rPr>
-              <w:t>t</w:t>
-            </w:r>
-            <w:r>
-              <w:rPr>
-                <w:color w:val="000000"/>
-              </w:rPr>
-              <w:t>ividades.</w:t>
+              <w:t>Tabela 1: cronograma das atividades.</w:t>
             </w:r>
             <w:r>
               <w:rPr>
@@ -5053,6 +5041,130 @@
     </w:p>
     <w:p>
       <w:pPr>
+        <w:spacing w:before="240" w:after="240"/>
+      </w:pPr>
+      <w:r>
+        <w:tab/>
+        <w:t>A Figura 2 abaixo mostra de maneira bem resumida a diferença entre as abordagens de desenvolvimento dirigido a planos (parte superior da figura) e desenvolvimento ágil (parte inferior figura).</w:t>
+      </w:r>
+    </w:p>
+    <w:p>
+      <w:pPr>
+        <w:spacing w:before="240" w:after="240"/>
+      </w:pPr>
+    </w:p>
+    <w:p>
+      <w:pPr>
+        <w:pStyle w:val="Legenda"/>
+        <w:keepNext/>
+      </w:pPr>
+      <w:r>
+        <w:t xml:space="preserve">Figura </w:t>
+      </w:r>
+      <w:fldSimple w:instr=" SEQ Figura \* ARABIC ">
+        <w:r>
+          <w:rPr>
+            <w:noProof/>
+          </w:rPr>
+          <w:t>2</w:t>
+        </w:r>
+      </w:fldSimple>
+      <w:r>
+        <w:t>: abordagem dirigida a planos e ágil.</w:t>
+      </w:r>
+    </w:p>
+    <w:p>
+      <w:pPr>
+        <w:spacing w:before="240" w:after="240"/>
+        <w:jc w:val="center"/>
+      </w:pPr>
+      <w:r>
+        <w:rPr>
+          <w:noProof/>
+        </w:rPr>
+        <w:drawing>
+          <wp:inline distT="0" distB="0" distL="0" distR="0" wp14:anchorId="3BDDC425" wp14:editId="7D531E3B">
+            <wp:extent cx="5359400" cy="3759200"/>
+            <wp:effectExtent l="0" t="0" r="0" b="0"/>
+            <wp:docPr id="1334454397" name="Picture 2">
+              <a:extLst xmlns:a="http://schemas.openxmlformats.org/drawingml/2006/main">
+                <a:ext uri="{FF2B5EF4-FFF2-40B4-BE49-F238E27FC236}">
+                  <a16:creationId xmlns:a16="http://schemas.microsoft.com/office/drawing/2014/main" id="{4A3731B1-547E-449C-9716-C9ACEC83D7F9}"/>
+                </a:ext>
+              </a:extLst>
+            </wp:docPr>
+            <wp:cNvGraphicFramePr>
+              <a:graphicFrameLocks xmlns:a="http://schemas.openxmlformats.org/drawingml/2006/main" noChangeAspect="1"/>
+            </wp:cNvGraphicFramePr>
+            <a:graphic xmlns:a="http://schemas.openxmlformats.org/drawingml/2006/main">
+              <a:graphicData uri="http://schemas.openxmlformats.org/drawingml/2006/picture">
+                <pic:pic xmlns:pic="http://schemas.openxmlformats.org/drawingml/2006/picture">
+                  <pic:nvPicPr>
+                    <pic:cNvPr id="5" name="Picture 2">
+                      <a:extLst>
+                        <a:ext uri="{FF2B5EF4-FFF2-40B4-BE49-F238E27FC236}">
+                          <a16:creationId xmlns:a16="http://schemas.microsoft.com/office/drawing/2014/main" id="{4A3731B1-547E-449C-9716-C9ACEC83D7F9}"/>
+                        </a:ext>
+                      </a:extLst>
+                    </pic:cNvPr>
+                    <pic:cNvPicPr>
+                      <a:picLocks noChangeAspect="1" noChangeArrowheads="1"/>
+                    </pic:cNvPicPr>
+                  </pic:nvPicPr>
+                  <pic:blipFill>
+                    <a:blip r:embed="rId11">
+                      <a:clrChange>
+                        <a:clrFrom>
+                          <a:srgbClr val="FFFFFF"/>
+                        </a:clrFrom>
+                        <a:clrTo>
+                          <a:srgbClr val="FFFFFF">
+                            <a:alpha val="0"/>
+                          </a:srgbClr>
+                        </a:clrTo>
+                      </a:clrChange>
+                      <a:extLst>
+                        <a:ext uri="{BEBA8EAE-BF5A-486C-A8C5-ECC9F3942E4B}">
+                          <a14:imgProps xmlns:a14="http://schemas.microsoft.com/office/drawing/2010/main">
+                            <a14:imgLayer r:embed="rId12">
+                              <a14:imgEffect>
+                                <a14:sharpenSoften amount="25000"/>
+                              </a14:imgEffect>
+                            </a14:imgLayer>
+                          </a14:imgProps>
+                        </a:ext>
+                        <a:ext uri="{28A0092B-C50C-407E-A947-70E740481C1C}">
+                          <a14:useLocalDpi xmlns:a14="http://schemas.microsoft.com/office/drawing/2010/main" val="0"/>
+                        </a:ext>
+                      </a:extLst>
+                    </a:blip>
+                    <a:srcRect/>
+                    <a:stretch>
+                      <a:fillRect/>
+                    </a:stretch>
+                  </pic:blipFill>
+                  <pic:spPr bwMode="auto">
+                    <a:xfrm>
+                      <a:off x="0" y="0"/>
+                      <a:ext cx="5359400" cy="3759200"/>
+                    </a:xfrm>
+                    <a:prstGeom prst="rect">
+                      <a:avLst/>
+                    </a:prstGeom>
+                    <a:noFill/>
+                    <a:ln>
+                      <a:noFill/>
+                    </a:ln>
+                  </pic:spPr>
+                </pic:pic>
+              </a:graphicData>
+            </a:graphic>
+          </wp:inline>
+        </w:drawing>
+      </w:r>
+    </w:p>
+    <w:p>
+      <w:pPr>
         <w:spacing w:before="0" w:after="0" w:line="276" w:lineRule="auto"/>
         <w:jc w:val="left"/>
         <w:rPr>
@@ -5095,29 +5207,131 @@
       <w:pPr>
         <w:spacing w:before="240" w:after="240"/>
         <w:ind w:left="2267"/>
-      </w:pPr>
-      <w:r>
         <w:rPr>
           <w:sz w:val="20"/>
           <w:szCs w:val="20"/>
         </w:rPr>
-        <w:t xml:space="preserve">“Indivíduos e interação entre eles mais que processos e ferramentas; Software em funcionamento mais que documentação abrangente; Colaboração com o cliente mais que negociação de contratos; </w:t>
-      </w:r>
-      <w:proofErr w:type="gramStart"/>
+      </w:pPr>
       <w:r>
         <w:rPr>
           <w:sz w:val="20"/>
           <w:szCs w:val="20"/>
         </w:rPr>
-        <w:t>Responder</w:t>
-      </w:r>
-      <w:proofErr w:type="gramEnd"/>
+        <w:t>“Indivíduos e interação</w:t>
+      </w:r>
       <w:r>
         <w:rPr>
           <w:sz w:val="20"/>
           <w:szCs w:val="20"/>
         </w:rPr>
-        <w:t xml:space="preserve"> a mudanças mais que seguir um plano.” </w:t>
+        <w:t xml:space="preserve">, </w:t>
+      </w:r>
+      <w:r>
+        <w:rPr>
+          <w:sz w:val="20"/>
+          <w:szCs w:val="20"/>
+        </w:rPr>
+        <w:t xml:space="preserve">mais que processos e ferramentas; </w:t>
+      </w:r>
+      <w:r>
+        <w:rPr>
+          <w:sz w:val="20"/>
+          <w:szCs w:val="20"/>
+        </w:rPr>
+        <w:t>s</w:t>
+      </w:r>
+      <w:r>
+        <w:rPr>
+          <w:sz w:val="20"/>
+          <w:szCs w:val="20"/>
+        </w:rPr>
+        <w:t>oftware em funcionamento</w:t>
+      </w:r>
+      <w:r>
+        <w:rPr>
+          <w:sz w:val="20"/>
+          <w:szCs w:val="20"/>
+        </w:rPr>
+        <w:t>,</w:t>
+      </w:r>
+      <w:r>
+        <w:rPr>
+          <w:sz w:val="20"/>
+          <w:szCs w:val="20"/>
+        </w:rPr>
+        <w:t xml:space="preserve"> mais que documentação abrangente; </w:t>
+      </w:r>
+      <w:r>
+        <w:rPr>
+          <w:sz w:val="20"/>
+          <w:szCs w:val="20"/>
+        </w:rPr>
+        <w:t>c</w:t>
+      </w:r>
+      <w:r>
+        <w:rPr>
+          <w:sz w:val="20"/>
+          <w:szCs w:val="20"/>
+        </w:rPr>
+        <w:t>olaboração com o cliente</w:t>
+      </w:r>
+      <w:r>
+        <w:rPr>
+          <w:sz w:val="20"/>
+          <w:szCs w:val="20"/>
+        </w:rPr>
+        <w:t>,</w:t>
+      </w:r>
+      <w:r>
+        <w:rPr>
+          <w:sz w:val="20"/>
+          <w:szCs w:val="20"/>
+        </w:rPr>
+        <w:t xml:space="preserve"> mais que negociação de contratos; </w:t>
+      </w:r>
+      <w:r>
+        <w:rPr>
+          <w:sz w:val="20"/>
+          <w:szCs w:val="20"/>
+        </w:rPr>
+        <w:t>responder</w:t>
+      </w:r>
+      <w:r>
+        <w:rPr>
+          <w:sz w:val="20"/>
+          <w:szCs w:val="20"/>
+        </w:rPr>
+        <w:t xml:space="preserve"> a mudanças</w:t>
+      </w:r>
+      <w:r>
+        <w:rPr>
+          <w:sz w:val="20"/>
+          <w:szCs w:val="20"/>
+        </w:rPr>
+        <w:t>,</w:t>
+      </w:r>
+      <w:r>
+        <w:rPr>
+          <w:sz w:val="20"/>
+          <w:szCs w:val="20"/>
+        </w:rPr>
+        <w:t xml:space="preserve"> mais que seguir um plano.” </w:t>
+      </w:r>
+    </w:p>
+    <w:p>
+      <w:r>
+        <w:lastRenderedPageBreak/>
+        <w:t xml:space="preserve">Embora existam valores nos itens da direita, </w:t>
+      </w:r>
+      <w:r>
+        <w:rPr>
+          <w:b/>
+          <w:bCs/>
+        </w:rPr>
+        <w:t>a filosofia ágil valoriza mais os itens da esquerda</w:t>
+      </w:r>
+      <w:r>
+        <w:t>.</w:t>
       </w:r>
     </w:p>
     <w:p>
@@ -5126,7 +5340,13 @@
       </w:pPr>
       <w:r>
         <w:tab/>
-        <w:t xml:space="preserve">Esses valores são acompanhados de doze princípios que reforçam a importância da entrega contínua de software funcional, da comunicação constante entre equipe e cliente, e da busca pela simplicidade (Silva, 2020). </w:t>
+        <w:t>Esses valores são acompanhados de doze princípios</w:t>
+      </w:r>
+      <w:r>
+        <w:t xml:space="preserve"> (Quadro 1)</w:t>
+      </w:r>
+      <w:r>
+        <w:t xml:space="preserve"> que reforçam a importância da entrega contínua de software funcional, da comunicação constante entre equipe e cliente, e da busca pela simplicidade (Silva, 2020). </w:t>
       </w:r>
     </w:p>
     <w:p>
@@ -5144,6 +5364,131 @@
       <w:proofErr w:type="spellEnd"/>
       <w:r>
         <w:t xml:space="preserve"> (2013), o Manifesto Ágil foi um marco que redefiniu a forma como o desenvolvimento de software é compreendido, deslocando o foco da previsão para a adaptação.</w:t>
+      </w:r>
+    </w:p>
+    <w:p>
+      <w:pPr>
+        <w:spacing w:before="240" w:after="240"/>
+      </w:pPr>
+    </w:p>
+    <w:p>
+      <w:pPr>
+        <w:spacing w:before="240" w:after="240"/>
+        <w:rPr>
+          <w:color w:val="EE0000"/>
+        </w:rPr>
+      </w:pPr>
+      <w:r>
+        <w:rPr>
+          <w:color w:val="EE0000"/>
+        </w:rPr>
+        <w:t>--- inserir o Quadro com os princípios ágeis</w:t>
+      </w:r>
+      <w:r>
+        <w:rPr>
+          <w:color w:val="EE0000"/>
+        </w:rPr>
+        <w:t xml:space="preserve">, como o exemplo </w:t>
+      </w:r>
+      <w:proofErr w:type="gramStart"/>
+      <w:r>
+        <w:rPr>
+          <w:color w:val="EE0000"/>
+        </w:rPr>
+        <w:t>abaixo..</w:t>
+      </w:r>
+      <w:proofErr w:type="gramEnd"/>
+    </w:p>
+    <w:p>
+      <w:pPr>
+        <w:spacing w:before="240" w:after="240"/>
+        <w:rPr>
+          <w:color w:val="EE0000"/>
+        </w:rPr>
+      </w:pPr>
+      <w:r>
+        <w:rPr>
+          <w:noProof/>
+        </w:rPr>
+        <w:drawing>
+          <wp:inline distT="0" distB="0" distL="0" distR="0" wp14:anchorId="20F08D9A" wp14:editId="5EAF08CA">
+            <wp:extent cx="5760085" cy="2872105"/>
+            <wp:effectExtent l="0" t="0" r="0" b="4445"/>
+            <wp:docPr id="5" name="Picture 2">
+              <a:extLst xmlns:a="http://schemas.openxmlformats.org/drawingml/2006/main">
+                <a:ext uri="{FF2B5EF4-FFF2-40B4-BE49-F238E27FC236}">
+                  <a16:creationId xmlns:a16="http://schemas.microsoft.com/office/drawing/2014/main" id="{99BC11A0-D1E9-4174-9402-2C20A93F6C46}"/>
+                </a:ext>
+              </a:extLst>
+            </wp:docPr>
+            <wp:cNvGraphicFramePr>
+              <a:graphicFrameLocks xmlns:a="http://schemas.openxmlformats.org/drawingml/2006/main" noChangeAspect="1"/>
+            </wp:cNvGraphicFramePr>
+            <a:graphic xmlns:a="http://schemas.openxmlformats.org/drawingml/2006/main">
+              <a:graphicData uri="http://schemas.openxmlformats.org/drawingml/2006/picture">
+                <pic:pic xmlns:pic="http://schemas.openxmlformats.org/drawingml/2006/picture">
+                  <pic:nvPicPr>
+                    <pic:cNvPr id="5" name="Picture 2">
+                      <a:extLst>
+                        <a:ext uri="{FF2B5EF4-FFF2-40B4-BE49-F238E27FC236}">
+                          <a16:creationId xmlns:a16="http://schemas.microsoft.com/office/drawing/2014/main" id="{99BC11A0-D1E9-4174-9402-2C20A93F6C46}"/>
+                        </a:ext>
+                      </a:extLst>
+                    </pic:cNvPr>
+                    <pic:cNvPicPr>
+                      <a:picLocks noChangeAspect="1" noChangeArrowheads="1"/>
+                    </pic:cNvPicPr>
+                  </pic:nvPicPr>
+                  <pic:blipFill>
+                    <a:blip r:embed="rId13">
+                      <a:clrChange>
+                        <a:clrFrom>
+                          <a:srgbClr val="FFFFFF"/>
+                        </a:clrFrom>
+                        <a:clrTo>
+                          <a:srgbClr val="FFFFFF">
+                            <a:alpha val="0"/>
+                          </a:srgbClr>
+                        </a:clrTo>
+                      </a:clrChange>
+                      <a:extLst>
+                        <a:ext uri="{BEBA8EAE-BF5A-486C-A8C5-ECC9F3942E4B}">
+                          <a14:imgProps xmlns:a14="http://schemas.microsoft.com/office/drawing/2010/main">
+                            <a14:imgLayer r:embed="rId14">
+                              <a14:imgEffect>
+                                <a14:sharpenSoften amount="25000"/>
+                              </a14:imgEffect>
+                            </a14:imgLayer>
+                          </a14:imgProps>
+                        </a:ext>
+                        <a:ext uri="{28A0092B-C50C-407E-A947-70E740481C1C}">
+                          <a14:useLocalDpi xmlns:a14="http://schemas.microsoft.com/office/drawing/2010/main" val="0"/>
+                        </a:ext>
+                      </a:extLst>
+                    </a:blip>
+                    <a:srcRect/>
+                    <a:stretch>
+                      <a:fillRect/>
+                    </a:stretch>
+                  </pic:blipFill>
+                  <pic:spPr bwMode="auto">
+                    <a:xfrm>
+                      <a:off x="0" y="0"/>
+                      <a:ext cx="5760085" cy="2872105"/>
+                    </a:xfrm>
+                    <a:prstGeom prst="rect">
+                      <a:avLst/>
+                    </a:prstGeom>
+                    <a:noFill/>
+                    <a:ln>
+                      <a:noFill/>
+                    </a:ln>
+                  </pic:spPr>
+                </pic:pic>
+              </a:graphicData>
+            </a:graphic>
+          </wp:inline>
+        </w:drawing>
       </w:r>
     </w:p>
     <w:p>
@@ -5216,6 +5561,7 @@
         <w:spacing w:before="240" w:after="240"/>
       </w:pPr>
       <w:r>
+        <w:lastRenderedPageBreak/>
         <w:tab/>
         <w:t>De acordo com Sommerville (2019), a agilidade não se limita a um conjunto de práticas, mas a uma forma de pensar e gerir projetos que contribui com pessoas e interações em detrimento de processos e ferramentas, tendo como foco a entrega incremental e a melhoria contínua.</w:t>
       </w:r>
@@ -5602,11 +5948,7 @@
         <w:t xml:space="preserve">De acordo com </w:t>
       </w:r>
       <w:r>
-        <w:t xml:space="preserve">Teles (2014) a metodologia foi </w:t>
-      </w:r>
-      <w:r>
-        <w:lastRenderedPageBreak/>
-        <w:t xml:space="preserve">criada por Kent </w:t>
+        <w:t xml:space="preserve">Teles (2014) a metodologia foi criada por Kent </w:t>
       </w:r>
       <w:proofErr w:type="gramStart"/>
       <w:r>
@@ -5918,6 +6260,7 @@
         <w:spacing w:before="240" w:after="240"/>
       </w:pPr>
       <w:r>
+        <w:lastRenderedPageBreak/>
         <w:tab/>
         <w:t xml:space="preserve">Conforme </w:t>
       </w:r>
@@ -5980,7 +6323,6 @@
         <w:rPr>
           <w:color w:val="EE0000"/>
         </w:rPr>
-        <w:lastRenderedPageBreak/>
         <w:t>--- inserir figura</w:t>
       </w:r>
     </w:p>
@@ -6166,7 +6508,11 @@
       </w:pPr>
       <w:r>
         <w:tab/>
-        <w:t>Segundo Pressman e Maxim (2021), os métodos ágeis são aplicáveis em projetos nos quais a comunicação entre cliente e equipe de desenvolvimento é constante e há necessidade de entregas incrementais e iterativas. Isso permite uma melhor resposta às mudanças de escopo e uma redução no tempo de entrega, aumentando a satisfação do cliente e a eficiência da equipe. Essa abordagem contrasta com os modelos tradicionais, que dependem de longas fases de especificação e validação antes da entrega de resultados.</w:t>
+        <w:t xml:space="preserve">Segundo Pressman e Maxim (2021), os métodos ágeis são aplicáveis em projetos nos quais a comunicação entre cliente e equipe de desenvolvimento é constante e há necessidade de entregas incrementais e iterativas. Isso permite uma melhor resposta às mudanças de escopo e uma redução no tempo de entrega, </w:t>
+      </w:r>
+      <w:r>
+        <w:lastRenderedPageBreak/>
+        <w:t>aumentando a satisfação do cliente e a eficiência da equipe. Essa abordagem contrasta com os modelos tradicionais, que dependem de longas fases de especificação e validação antes da entrega de resultados.</w:t>
       </w:r>
     </w:p>
     <w:p>
@@ -6174,7 +6520,6 @@
         <w:spacing w:before="240" w:after="240"/>
       </w:pPr>
       <w:r>
-        <w:lastRenderedPageBreak/>
         <w:tab/>
         <w:t xml:space="preserve">A flexibilidade dos métodos ágeis os torna apropriados não apenas para pequenas startups, mas também para grandes organizações que buscam inovar e otimizar seus processos internos. </w:t>
       </w:r>
@@ -6353,7 +6698,11 @@
       </w:pPr>
       <w:r>
         <w:tab/>
-        <w:t>Por outro lado, a adoção de metodologias ágeis requer uma mudança cultural, na qual a autonomia dos times e a colaboração entre os membros são valorizadas. Sem esse alinhamento cultural, a agilidade pode se tornar apenas uma formalidade, sem gerar os benefícios esperados (Silva e Silva, 2020).</w:t>
+        <w:t xml:space="preserve">Por outro lado, a adoção de metodologias ágeis requer uma mudança cultural, na qual a autonomia dos times e a colaboração entre os membros são valorizadas. </w:t>
+      </w:r>
+      <w:r>
+        <w:lastRenderedPageBreak/>
+        <w:t>Sem esse alinhamento cultural, a agilidade pode se tornar apenas uma formalidade, sem gerar os benefícios esperados (Silva e Silva, 2020).</w:t>
       </w:r>
     </w:p>
     <w:p>
@@ -6382,7 +6731,6 @@
       </w:pPr>
       <w:bookmarkStart w:id="15" w:name="_Toc224320375"/>
       <w:r>
-        <w:lastRenderedPageBreak/>
         <w:t>Métricas para avaliação de métodos ágeis</w:t>
       </w:r>
       <w:bookmarkEnd w:id="15"/>
@@ -6766,6 +7114,7 @@
       </w:r>
       <w:proofErr w:type="spellStart"/>
       <w:r>
+        <w:lastRenderedPageBreak/>
         <w:t>chart</w:t>
       </w:r>
       <w:proofErr w:type="spellEnd"/>
@@ -6831,11 +7180,7 @@
       </w:r>
       <w:proofErr w:type="spellEnd"/>
       <w:r>
-        <w:t xml:space="preserve">, que mostra a quantidade de tarefas em cada estágio do fluxo de </w:t>
-      </w:r>
-      <w:r>
-        <w:lastRenderedPageBreak/>
-        <w:t>trabalho (A Fazer, Em Progresso, Concluído).</w:t>
+        <w:t>, que mostra a quantidade de tarefas em cada estágio do fluxo de trabalho (A Fazer, Em Progresso, Concluído).</w:t>
       </w:r>
       <w:r>
         <w:t xml:space="preserve"> </w:t>
@@ -6995,7 +7340,11 @@
         <w:spacing w:before="240" w:after="240"/>
       </w:pPr>
       <w:r>
-        <w:t>Diferentemente do gerenciamento de projetos dirigidos a plano ou tradicional onde as entregáveis são planejados de antemão, no gerenciamento de projetos ágeis é caracterizado pela entrega incremental de valor, colaboração contínua com o cliente e capacidade de resposta rápida às mudanças.</w:t>
+        <w:t xml:space="preserve">Diferentemente do gerenciamento de projetos dirigidos a plano ou tradicional onde as entregáveis são planejados de antemão, no gerenciamento de projetos ágeis é </w:t>
+      </w:r>
+      <w:r>
+        <w:lastRenderedPageBreak/>
+        <w:t>caracterizado pela entrega incremental de valor, colaboração contínua com o cliente e capacidade de resposta rápida às mudanças.</w:t>
       </w:r>
     </w:p>
     <w:p>
@@ -7021,11 +7370,7 @@
         <w:t xml:space="preserve"> o</w:t>
       </w:r>
       <w:r>
-        <w:t xml:space="preserve"> </w:t>
-      </w:r>
-      <w:r>
-        <w:lastRenderedPageBreak/>
-        <w:t>modelo</w:t>
+        <w:t xml:space="preserve"> modelo</w:t>
       </w:r>
       <w:r>
         <w:t xml:space="preserve"> ágil </w:t>
@@ -7287,6 +7632,7 @@
         <w:spacing w:before="240" w:after="240"/>
       </w:pPr>
       <w:r>
+        <w:lastRenderedPageBreak/>
         <w:tab/>
         <w:t xml:space="preserve">Segundo Pressman e Maxim (2021), o </w:t>
       </w:r>
@@ -7325,11 +7671,7 @@
       </w:r>
       <w:proofErr w:type="spellEnd"/>
       <w:r>
-        <w:t xml:space="preserve"> como um método de gestão </w:t>
-      </w:r>
-      <w:r>
-        <w:lastRenderedPageBreak/>
-        <w:t>evolutiva, que visa otimizar o fluxo de entregas e aumentar a previsibilidade do processo.</w:t>
+        <w:t xml:space="preserve"> como um método de gestão evolutiva, que visa otimizar o fluxo de entregas e aumentar a previsibilidade do processo.</w:t>
       </w:r>
     </w:p>
     <w:p>
@@ -10903,223 +11245,6 @@
         </w:rPr>
         <w:t xml:space="preserve"> 2024. Disponível em:</w:t>
       </w:r>
-      <w:hyperlink r:id="rId11">
-        <w:r>
-          <w:rPr>
-            <w:highlight w:val="white"/>
-          </w:rPr>
-          <w:t xml:space="preserve"> </w:t>
-        </w:r>
-      </w:hyperlink>
-      <w:hyperlink r:id="rId12">
-        <w:r>
-          <w:rPr>
-            <w:color w:val="1155CC"/>
-            <w:highlight w:val="white"/>
-            <w:u w:val="single"/>
-          </w:rPr>
-          <w:t>https://artia.com/blog/etapas-de-um-projeto/</w:t>
-        </w:r>
-      </w:hyperlink>
-      <w:r>
-        <w:rPr>
-          <w:highlight w:val="white"/>
-        </w:rPr>
-        <w:t>. Acesso em: 20 set. 2025.</w:t>
-      </w:r>
-    </w:p>
-    <w:p>
-      <w:pPr>
-        <w:spacing w:before="240" w:after="240" w:line="240" w:lineRule="auto"/>
-        <w:jc w:val="left"/>
-        <w:rPr>
-          <w:highlight w:val="white"/>
-        </w:rPr>
-      </w:pPr>
-      <w:r>
-        <w:rPr>
-          <w:highlight w:val="white"/>
-        </w:rPr>
-        <w:t xml:space="preserve">BARDIN, L. </w:t>
-      </w:r>
-      <w:r>
-        <w:rPr>
-          <w:b/>
-          <w:highlight w:val="white"/>
-        </w:rPr>
-        <w:t>Análise de conteúdo.</w:t>
-      </w:r>
-      <w:r>
-        <w:rPr>
-          <w:highlight w:val="white"/>
-        </w:rPr>
-        <w:t xml:space="preserve"> São Paulo: Edições 70, 2016.</w:t>
-      </w:r>
-    </w:p>
-    <w:p>
-      <w:pPr>
-        <w:spacing w:before="240" w:after="240" w:line="240" w:lineRule="auto"/>
-        <w:jc w:val="left"/>
-        <w:rPr>
-          <w:highlight w:val="white"/>
-        </w:rPr>
-      </w:pPr>
-      <w:r>
-        <w:rPr>
-          <w:highlight w:val="white"/>
-        </w:rPr>
-        <w:t xml:space="preserve">BECK, Kent. </w:t>
-      </w:r>
-      <w:r>
-        <w:rPr>
-          <w:b/>
-          <w:highlight w:val="white"/>
-        </w:rPr>
-        <w:t xml:space="preserve">Extreme </w:t>
-      </w:r>
-      <w:proofErr w:type="spellStart"/>
-      <w:r>
-        <w:rPr>
-          <w:b/>
-          <w:highlight w:val="white"/>
-        </w:rPr>
-        <w:t>Programming</w:t>
-      </w:r>
-      <w:proofErr w:type="spellEnd"/>
-      <w:r>
-        <w:rPr>
-          <w:b/>
-          <w:highlight w:val="white"/>
-        </w:rPr>
-        <w:t xml:space="preserve"> </w:t>
-      </w:r>
-      <w:proofErr w:type="spellStart"/>
-      <w:r>
-        <w:rPr>
-          <w:b/>
-          <w:highlight w:val="white"/>
-        </w:rPr>
-        <w:t>Explained</w:t>
-      </w:r>
-      <w:proofErr w:type="spellEnd"/>
-      <w:r>
-        <w:rPr>
-          <w:b/>
-          <w:highlight w:val="white"/>
-        </w:rPr>
-        <w:t xml:space="preserve">: Embrace </w:t>
-      </w:r>
-      <w:proofErr w:type="spellStart"/>
-      <w:r>
-        <w:rPr>
-          <w:b/>
-          <w:highlight w:val="white"/>
-        </w:rPr>
-        <w:t>Change</w:t>
-      </w:r>
-      <w:proofErr w:type="spellEnd"/>
-      <w:r>
-        <w:rPr>
-          <w:b/>
-          <w:highlight w:val="white"/>
-        </w:rPr>
-        <w:t>.</w:t>
-      </w:r>
-      <w:r>
-        <w:rPr>
-          <w:highlight w:val="white"/>
-        </w:rPr>
-        <w:t xml:space="preserve"> Addison-Wesley, 2000.</w:t>
-      </w:r>
-    </w:p>
-    <w:p>
-      <w:pPr>
-        <w:spacing w:before="240" w:after="240" w:line="240" w:lineRule="auto"/>
-        <w:jc w:val="left"/>
-        <w:rPr>
-          <w:highlight w:val="white"/>
-        </w:rPr>
-      </w:pPr>
-      <w:r>
-        <w:rPr>
-          <w:highlight w:val="white"/>
-        </w:rPr>
-        <w:t xml:space="preserve">BECK, K. et al. </w:t>
-      </w:r>
-      <w:proofErr w:type="spellStart"/>
-      <w:r>
-        <w:rPr>
-          <w:b/>
-          <w:highlight w:val="white"/>
-        </w:rPr>
-        <w:t>Manisfeto</w:t>
-      </w:r>
-      <w:proofErr w:type="spellEnd"/>
-      <w:r>
-        <w:rPr>
-          <w:b/>
-          <w:highlight w:val="white"/>
-        </w:rPr>
-        <w:t xml:space="preserve"> ágil para o desenvolvimento de software.</w:t>
-      </w:r>
-      <w:r>
-        <w:rPr>
-          <w:highlight w:val="white"/>
-        </w:rPr>
-        <w:t xml:space="preserve"> 2001. Disponível em:</w:t>
-      </w:r>
-      <w:hyperlink r:id="rId13">
-        <w:r>
-          <w:rPr>
-            <w:highlight w:val="white"/>
-          </w:rPr>
-          <w:t xml:space="preserve"> </w:t>
-        </w:r>
-      </w:hyperlink>
-      <w:hyperlink r:id="rId14">
-        <w:r>
-          <w:rPr>
-            <w:color w:val="1155CC"/>
-            <w:highlight w:val="white"/>
-            <w:u w:val="single"/>
-          </w:rPr>
-          <w:t>https://agilemanifesto.org</w:t>
-        </w:r>
-      </w:hyperlink>
-      <w:r>
-        <w:rPr>
-          <w:highlight w:val="white"/>
-        </w:rPr>
-        <w:t>. Acesso em: 18 out. 2025.</w:t>
-      </w:r>
-    </w:p>
-    <w:p>
-      <w:pPr>
-        <w:spacing w:before="240" w:after="240" w:line="240" w:lineRule="auto"/>
-        <w:jc w:val="left"/>
-        <w:rPr>
-          <w:highlight w:val="white"/>
-        </w:rPr>
-      </w:pPr>
-      <w:r>
-        <w:rPr>
-          <w:highlight w:val="white"/>
-        </w:rPr>
-        <w:t xml:space="preserve">BIANCHI, Michael Jordan. </w:t>
-      </w:r>
-      <w:r>
-        <w:rPr>
-          <w:b/>
-          <w:highlight w:val="white"/>
-        </w:rPr>
-        <w:t>Ferramenta para configuração de modelos híbridos de gerenciamento de projetos.</w:t>
-      </w:r>
-      <w:r>
-        <w:rPr>
-          <w:highlight w:val="white"/>
-        </w:rPr>
-        <w:t xml:space="preserve"> 2017. Tese (Doutorado) – Universidade de São Paulo. Disponível em:</w:t>
-      </w:r>
       <w:hyperlink r:id="rId15">
         <w:r>
           <w:rPr>
@@ -11135,14 +11260,14 @@
             <w:highlight w:val="white"/>
             <w:u w:val="single"/>
           </w:rPr>
-          <w:t>https://www.teses.usp.br/teses/disponiveis/18/18156/tde-25092017-142303/en.php</w:t>
+          <w:t>https://artia.com/blog/etapas-de-um-projeto/</w:t>
         </w:r>
       </w:hyperlink>
       <w:r>
         <w:rPr>
           <w:highlight w:val="white"/>
         </w:rPr>
-        <w:t>. Acesso em: 10 jun. 2025.</w:t>
+        <w:t>. Acesso em: 20 set. 2025.</w:t>
       </w:r>
     </w:p>
     <w:p>
@@ -11157,113 +11282,20 @@
         <w:rPr>
           <w:highlight w:val="white"/>
         </w:rPr>
-        <w:t xml:space="preserve">BOEHM, B. </w:t>
-      </w:r>
-      <w:r>
-        <w:rPr>
-          <w:b/>
-          <w:highlight w:val="white"/>
-        </w:rPr>
-        <w:t xml:space="preserve">A </w:t>
-      </w:r>
-      <w:proofErr w:type="spellStart"/>
-      <w:r>
-        <w:rPr>
-          <w:b/>
-          <w:highlight w:val="white"/>
-        </w:rPr>
-        <w:t>Spiral</w:t>
-      </w:r>
-      <w:proofErr w:type="spellEnd"/>
-      <w:r>
-        <w:rPr>
-          <w:b/>
-          <w:highlight w:val="white"/>
-        </w:rPr>
-        <w:t xml:space="preserve"> Model </w:t>
-      </w:r>
-      <w:proofErr w:type="spellStart"/>
-      <w:r>
-        <w:rPr>
-          <w:b/>
-          <w:highlight w:val="white"/>
-        </w:rPr>
-        <w:t>of</w:t>
-      </w:r>
-      <w:proofErr w:type="spellEnd"/>
-      <w:r>
-        <w:rPr>
-          <w:b/>
-          <w:highlight w:val="white"/>
-        </w:rPr>
-        <w:t xml:space="preserve"> Software </w:t>
-      </w:r>
-      <w:proofErr w:type="spellStart"/>
-      <w:r>
-        <w:rPr>
-          <w:b/>
-          <w:highlight w:val="white"/>
-        </w:rPr>
-        <w:t>Development</w:t>
-      </w:r>
-      <w:proofErr w:type="spellEnd"/>
-      <w:r>
-        <w:rPr>
-          <w:b/>
-          <w:highlight w:val="white"/>
-        </w:rPr>
-        <w:t xml:space="preserve"> </w:t>
-      </w:r>
-      <w:proofErr w:type="spellStart"/>
-      <w:r>
-        <w:rPr>
-          <w:b/>
-          <w:highlight w:val="white"/>
-        </w:rPr>
-        <w:t>and</w:t>
-      </w:r>
-      <w:proofErr w:type="spellEnd"/>
-      <w:r>
-        <w:rPr>
-          <w:b/>
-          <w:highlight w:val="white"/>
-        </w:rPr>
-        <w:t xml:space="preserve"> </w:t>
-      </w:r>
-      <w:proofErr w:type="spellStart"/>
-      <w:r>
-        <w:rPr>
-          <w:b/>
-          <w:highlight w:val="white"/>
-        </w:rPr>
-        <w:t>Enhancement</w:t>
-      </w:r>
-      <w:proofErr w:type="spellEnd"/>
-      <w:r>
-        <w:rPr>
-          <w:b/>
-          <w:highlight w:val="white"/>
-        </w:rPr>
-        <w:t>.</w:t>
-      </w:r>
-      <w:r>
-        <w:rPr>
-          <w:highlight w:val="white"/>
-        </w:rPr>
-        <w:t xml:space="preserve"> </w:t>
-      </w:r>
-      <w:r>
-        <w:rPr>
-          <w:i/>
-          <w:highlight w:val="white"/>
-        </w:rPr>
-        <w:t>IEEE Computer</w:t>
-      </w:r>
-      <w:r>
-        <w:rPr>
-          <w:highlight w:val="white"/>
-        </w:rPr>
-        <w:t>, v. 21, n. 5, p. 61–72, 1988.</w:t>
+        <w:t xml:space="preserve">BARDIN, L. </w:t>
+      </w:r>
+      <w:r>
+        <w:rPr>
+          <w:b/>
+          <w:highlight w:val="white"/>
+        </w:rPr>
+        <w:t>Análise de conteúdo.</w:t>
+      </w:r>
+      <w:r>
+        <w:rPr>
+          <w:highlight w:val="white"/>
+        </w:rPr>
+        <w:t xml:space="preserve"> São Paulo: Edições 70, 2016.</w:t>
       </w:r>
     </w:p>
     <w:p>
@@ -11278,15 +11310,22 @@
         <w:rPr>
           <w:highlight w:val="white"/>
         </w:rPr>
-        <w:t xml:space="preserve">BOEHM, B.; TURNER, R. </w:t>
-      </w:r>
-      <w:proofErr w:type="spellStart"/>
-      <w:r>
-        <w:rPr>
-          <w:b/>
-          <w:highlight w:val="white"/>
-        </w:rPr>
-        <w:t>Balancing</w:t>
+        <w:t xml:space="preserve">BECK, Kent. </w:t>
+      </w:r>
+      <w:r>
+        <w:rPr>
+          <w:b/>
+          <w:highlight w:val="white"/>
+        </w:rPr>
+        <w:t xml:space="preserve">Extreme </w:t>
+      </w:r>
+      <w:proofErr w:type="spellStart"/>
+      <w:r>
+        <w:rPr>
+          <w:b/>
+          <w:highlight w:val="white"/>
+        </w:rPr>
+        <w:t>Programming</w:t>
       </w:r>
       <w:proofErr w:type="spellEnd"/>
       <w:r>
@@ -11302,71 +11341,23 @@
           <w:b/>
           <w:highlight w:val="white"/>
         </w:rPr>
-        <w:t>Agility</w:t>
-      </w:r>
-      <w:proofErr w:type="spellEnd"/>
-      <w:r>
-        <w:rPr>
-          <w:b/>
-          <w:highlight w:val="white"/>
-        </w:rPr>
-        <w:t xml:space="preserve"> </w:t>
-      </w:r>
-      <w:proofErr w:type="spellStart"/>
-      <w:r>
-        <w:rPr>
-          <w:b/>
-          <w:highlight w:val="white"/>
-        </w:rPr>
-        <w:t>and</w:t>
-      </w:r>
-      <w:proofErr w:type="spellEnd"/>
-      <w:r>
-        <w:rPr>
-          <w:b/>
-          <w:highlight w:val="white"/>
-        </w:rPr>
-        <w:t xml:space="preserve"> Discipline: A </w:t>
-      </w:r>
-      <w:proofErr w:type="spellStart"/>
-      <w:r>
-        <w:rPr>
-          <w:b/>
-          <w:highlight w:val="white"/>
-        </w:rPr>
-        <w:t>Guide</w:t>
-      </w:r>
-      <w:proofErr w:type="spellEnd"/>
-      <w:r>
-        <w:rPr>
-          <w:b/>
-          <w:highlight w:val="white"/>
-        </w:rPr>
-        <w:t xml:space="preserve"> for </w:t>
-      </w:r>
-      <w:proofErr w:type="spellStart"/>
-      <w:r>
-        <w:rPr>
-          <w:b/>
-          <w:highlight w:val="white"/>
-        </w:rPr>
-        <w:t>the</w:t>
-      </w:r>
-      <w:proofErr w:type="spellEnd"/>
-      <w:r>
-        <w:rPr>
-          <w:b/>
-          <w:highlight w:val="white"/>
-        </w:rPr>
-        <w:t xml:space="preserve"> </w:t>
-      </w:r>
-      <w:proofErr w:type="spellStart"/>
-      <w:r>
-        <w:rPr>
-          <w:b/>
-          <w:highlight w:val="white"/>
-        </w:rPr>
-        <w:t>Perplexed</w:t>
+        <w:t>Explained</w:t>
+      </w:r>
+      <w:proofErr w:type="spellEnd"/>
+      <w:r>
+        <w:rPr>
+          <w:b/>
+          <w:highlight w:val="white"/>
+        </w:rPr>
+        <w:t xml:space="preserve">: Embrace </w:t>
+      </w:r>
+      <w:proofErr w:type="spellStart"/>
+      <w:r>
+        <w:rPr>
+          <w:b/>
+          <w:highlight w:val="white"/>
+        </w:rPr>
+        <w:t>Change</w:t>
       </w:r>
       <w:proofErr w:type="spellEnd"/>
       <w:r>
@@ -11380,7 +11371,7 @@
         <w:rPr>
           <w:highlight w:val="white"/>
         </w:rPr>
-        <w:t xml:space="preserve"> Boston: Addison-Wesley, 2003.</w:t>
+        <w:t xml:space="preserve"> Addison-Wesley, 2000.</w:t>
       </w:r>
     </w:p>
     <w:p>
@@ -11395,20 +11386,29 @@
         <w:rPr>
           <w:highlight w:val="white"/>
         </w:rPr>
-        <w:t xml:space="preserve">CANDIDO, Roberto et al. </w:t>
-      </w:r>
-      <w:r>
-        <w:rPr>
-          <w:b/>
-          <w:highlight w:val="white"/>
-        </w:rPr>
-        <w:t>Gerenciamento de projetos.</w:t>
-      </w:r>
-      <w:r>
-        <w:rPr>
-          <w:highlight w:val="white"/>
-        </w:rPr>
-        <w:t xml:space="preserve"> 2012. Disponível em:</w:t>
+        <w:t xml:space="preserve">BECK, K. et al. </w:t>
+      </w:r>
+      <w:proofErr w:type="spellStart"/>
+      <w:r>
+        <w:rPr>
+          <w:b/>
+          <w:highlight w:val="white"/>
+        </w:rPr>
+        <w:t>Manisfeto</w:t>
+      </w:r>
+      <w:proofErr w:type="spellEnd"/>
+      <w:r>
+        <w:rPr>
+          <w:b/>
+          <w:highlight w:val="white"/>
+        </w:rPr>
+        <w:t xml:space="preserve"> ágil para o desenvolvimento de software.</w:t>
+      </w:r>
+      <w:r>
+        <w:rPr>
+          <w:highlight w:val="white"/>
+        </w:rPr>
+        <w:t xml:space="preserve"> 2001. Disponível em:</w:t>
       </w:r>
       <w:hyperlink r:id="rId17">
         <w:r>
@@ -11425,14 +11425,14 @@
             <w:highlight w:val="white"/>
             <w:u w:val="single"/>
           </w:rPr>
-          <w:t>http://repositorio.utfpr.edu.br/jspui/handle/1/2061</w:t>
+          <w:t>https://agilemanifesto.org</w:t>
         </w:r>
       </w:hyperlink>
       <w:r>
         <w:rPr>
           <w:highlight w:val="white"/>
         </w:rPr>
-        <w:t>. Acesso em: 20 set. 2025.</w:t>
+        <w:t>. Acesso em: 18 out. 2025.</w:t>
       </w:r>
     </w:p>
     <w:p>
@@ -11447,141 +11447,20 @@
         <w:rPr>
           <w:highlight w:val="white"/>
         </w:rPr>
-        <w:t xml:space="preserve">COAD, Peter; DE LUCA, Jeff; LEFEBVRE, Eric. </w:t>
-      </w:r>
-      <w:r>
-        <w:rPr>
-          <w:b/>
-          <w:highlight w:val="white"/>
-        </w:rPr>
-        <w:t xml:space="preserve">Java </w:t>
-      </w:r>
-      <w:proofErr w:type="spellStart"/>
-      <w:r>
-        <w:rPr>
-          <w:b/>
-          <w:highlight w:val="white"/>
-        </w:rPr>
-        <w:t>Modeling</w:t>
-      </w:r>
-      <w:proofErr w:type="spellEnd"/>
-      <w:r>
-        <w:rPr>
-          <w:b/>
-          <w:highlight w:val="white"/>
-        </w:rPr>
-        <w:t xml:space="preserve"> in Color </w:t>
-      </w:r>
-      <w:proofErr w:type="spellStart"/>
-      <w:r>
-        <w:rPr>
-          <w:b/>
-          <w:highlight w:val="white"/>
-        </w:rPr>
-        <w:t>with</w:t>
-      </w:r>
-      <w:proofErr w:type="spellEnd"/>
-      <w:r>
-        <w:rPr>
-          <w:b/>
-          <w:highlight w:val="white"/>
-        </w:rPr>
-        <w:t xml:space="preserve"> UML: Enterprise </w:t>
-      </w:r>
-      <w:proofErr w:type="spellStart"/>
-      <w:r>
-        <w:rPr>
-          <w:b/>
-          <w:highlight w:val="white"/>
-        </w:rPr>
-        <w:t>Components</w:t>
-      </w:r>
-      <w:proofErr w:type="spellEnd"/>
-      <w:r>
-        <w:rPr>
-          <w:b/>
-          <w:highlight w:val="white"/>
-        </w:rPr>
-        <w:t xml:space="preserve"> </w:t>
-      </w:r>
-      <w:proofErr w:type="spellStart"/>
-      <w:r>
-        <w:rPr>
-          <w:b/>
-          <w:highlight w:val="white"/>
-        </w:rPr>
-        <w:t>and</w:t>
-      </w:r>
-      <w:proofErr w:type="spellEnd"/>
-      <w:r>
-        <w:rPr>
-          <w:b/>
-          <w:highlight w:val="white"/>
-        </w:rPr>
-        <w:t xml:space="preserve"> </w:t>
-      </w:r>
-      <w:proofErr w:type="spellStart"/>
-      <w:r>
-        <w:rPr>
-          <w:b/>
-          <w:highlight w:val="white"/>
-        </w:rPr>
-        <w:t>Process</w:t>
-      </w:r>
-      <w:proofErr w:type="spellEnd"/>
-      <w:r>
-        <w:rPr>
-          <w:b/>
-          <w:highlight w:val="white"/>
-        </w:rPr>
-        <w:t>.</w:t>
-      </w:r>
-      <w:r>
-        <w:rPr>
-          <w:highlight w:val="white"/>
-        </w:rPr>
-        <w:t xml:space="preserve"> Prentice Hall, 1999.</w:t>
-      </w:r>
-    </w:p>
-    <w:p>
-      <w:pPr>
-        <w:spacing w:before="240" w:after="240" w:line="240" w:lineRule="auto"/>
-        <w:jc w:val="left"/>
-        <w:rPr>
-          <w:highlight w:val="white"/>
-        </w:rPr>
-      </w:pPr>
-      <w:r>
-        <w:rPr>
-          <w:highlight w:val="white"/>
-        </w:rPr>
-        <w:t xml:space="preserve">DE OLIVEIRA, Rodrigo Albanez. </w:t>
-      </w:r>
-      <w:r>
-        <w:rPr>
-          <w:b/>
-          <w:highlight w:val="white"/>
-        </w:rPr>
-        <w:t>Desafios no uso de metodologias ágeis de gestão de projetos em órgãos públicos: um estudo de caso da Receita Estadual do Paraná.</w:t>
-      </w:r>
-      <w:r>
-        <w:rPr>
-          <w:highlight w:val="white"/>
-        </w:rPr>
-        <w:t xml:space="preserve"> </w:t>
-      </w:r>
-      <w:r>
-        <w:rPr>
-          <w:i/>
-          <w:highlight w:val="white"/>
-        </w:rPr>
-        <w:t>Revista de Gestão e Projetos</w:t>
-      </w:r>
-      <w:r>
-        <w:rPr>
-          <w:highlight w:val="white"/>
-        </w:rPr>
-        <w:t>, 2020. Disponível em:</w:t>
+        <w:t xml:space="preserve">BIANCHI, Michael Jordan. </w:t>
+      </w:r>
+      <w:r>
+        <w:rPr>
+          <w:b/>
+          <w:highlight w:val="white"/>
+        </w:rPr>
+        <w:t>Ferramenta para configuração de modelos híbridos de gerenciamento de projetos.</w:t>
+      </w:r>
+      <w:r>
+        <w:rPr>
+          <w:highlight w:val="white"/>
+        </w:rPr>
+        <w:t xml:space="preserve"> 2017. Tese (Doutorado) – Universidade de São Paulo. Disponível em:</w:t>
       </w:r>
       <w:hyperlink r:id="rId19">
         <w:r>
@@ -11598,14 +11477,14 @@
             <w:highlight w:val="white"/>
             <w:u w:val="single"/>
           </w:rPr>
-          <w:t>https://www.academia.edu/download/101737886/8446.pdf</w:t>
+          <w:t>https://www.teses.usp.br/teses/disponiveis/18/18156/tde-25092017-142303/en.php</w:t>
         </w:r>
       </w:hyperlink>
       <w:r>
         <w:rPr>
           <w:highlight w:val="white"/>
         </w:rPr>
-        <w:t>. Acesso em: 1 nov. 2025.</w:t>
+        <w:t>. Acesso em: 10 jun. 2025.</w:t>
       </w:r>
     </w:p>
     <w:p>
@@ -11620,38 +11499,54 @@
         <w:rPr>
           <w:highlight w:val="white"/>
         </w:rPr>
-        <w:t xml:space="preserve">DENNIS, A.; WIXOM, B. H.; TEGARDEN, D. </w:t>
-      </w:r>
-      <w:r>
-        <w:rPr>
-          <w:b/>
-          <w:highlight w:val="white"/>
-        </w:rPr>
-        <w:t xml:space="preserve">System </w:t>
-      </w:r>
-      <w:proofErr w:type="spellStart"/>
-      <w:r>
-        <w:rPr>
-          <w:b/>
-          <w:highlight w:val="white"/>
-        </w:rPr>
-        <w:t>Analysis</w:t>
-      </w:r>
-      <w:proofErr w:type="spellEnd"/>
-      <w:r>
-        <w:rPr>
-          <w:b/>
-          <w:highlight w:val="white"/>
-        </w:rPr>
-        <w:t xml:space="preserve"> &amp; Design: </w:t>
-      </w:r>
-      <w:proofErr w:type="spellStart"/>
-      <w:r>
-        <w:rPr>
-          <w:b/>
-          <w:highlight w:val="white"/>
-        </w:rPr>
-        <w:t>An</w:t>
+        <w:t xml:space="preserve">BOEHM, B. </w:t>
+      </w:r>
+      <w:r>
+        <w:rPr>
+          <w:b/>
+          <w:highlight w:val="white"/>
+        </w:rPr>
+        <w:t xml:space="preserve">A </w:t>
+      </w:r>
+      <w:proofErr w:type="spellStart"/>
+      <w:r>
+        <w:rPr>
+          <w:b/>
+          <w:highlight w:val="white"/>
+        </w:rPr>
+        <w:t>Spiral</w:t>
+      </w:r>
+      <w:proofErr w:type="spellEnd"/>
+      <w:r>
+        <w:rPr>
+          <w:b/>
+          <w:highlight w:val="white"/>
+        </w:rPr>
+        <w:t xml:space="preserve"> Model </w:t>
+      </w:r>
+      <w:proofErr w:type="spellStart"/>
+      <w:r>
+        <w:rPr>
+          <w:b/>
+          <w:highlight w:val="white"/>
+        </w:rPr>
+        <w:t>of</w:t>
+      </w:r>
+      <w:proofErr w:type="spellEnd"/>
+      <w:r>
+        <w:rPr>
+          <w:b/>
+          <w:highlight w:val="white"/>
+        </w:rPr>
+        <w:t xml:space="preserve"> Software </w:t>
+      </w:r>
+      <w:proofErr w:type="spellStart"/>
+      <w:r>
+        <w:rPr>
+          <w:b/>
+          <w:highlight w:val="white"/>
+        </w:rPr>
+        <w:t>Development</w:t>
       </w:r>
       <w:proofErr w:type="spellEnd"/>
       <w:r>
@@ -11667,7 +11562,7 @@
           <w:b/>
           <w:highlight w:val="white"/>
         </w:rPr>
-        <w:t>Object</w:t>
+        <w:t>and</w:t>
       </w:r>
       <w:proofErr w:type="spellEnd"/>
       <w:r>
@@ -11683,65 +11578,34 @@
           <w:b/>
           <w:highlight w:val="white"/>
         </w:rPr>
-        <w:t>Oriented</w:t>
-      </w:r>
-      <w:proofErr w:type="spellEnd"/>
-      <w:r>
-        <w:rPr>
-          <w:b/>
-          <w:highlight w:val="white"/>
-        </w:rPr>
-        <w:t xml:space="preserve"> Approach </w:t>
-      </w:r>
-      <w:proofErr w:type="spellStart"/>
-      <w:r>
-        <w:rPr>
-          <w:b/>
-          <w:highlight w:val="white"/>
-        </w:rPr>
-        <w:t>with</w:t>
-      </w:r>
-      <w:proofErr w:type="spellEnd"/>
-      <w:r>
-        <w:rPr>
-          <w:b/>
-          <w:highlight w:val="white"/>
-        </w:rPr>
-        <w:t xml:space="preserve"> UML.</w:t>
-      </w:r>
-      <w:r>
-        <w:rPr>
-          <w:highlight w:val="white"/>
-        </w:rPr>
-        <w:t xml:space="preserve"> 5. ed. [</w:t>
-      </w:r>
-      <w:proofErr w:type="spellStart"/>
-      <w:r>
-        <w:rPr>
-          <w:highlight w:val="white"/>
-        </w:rPr>
-        <w:t>S.l</w:t>
-      </w:r>
-      <w:proofErr w:type="spellEnd"/>
-      <w:r>
-        <w:rPr>
-          <w:highlight w:val="white"/>
-        </w:rPr>
-        <w:t xml:space="preserve">.]: </w:t>
-      </w:r>
-      <w:proofErr w:type="spellStart"/>
-      <w:r>
-        <w:rPr>
-          <w:highlight w:val="white"/>
-        </w:rPr>
-        <w:t>Wiley</w:t>
-      </w:r>
-      <w:proofErr w:type="spellEnd"/>
-      <w:r>
-        <w:rPr>
-          <w:highlight w:val="white"/>
-        </w:rPr>
-        <w:t>, 2015.</w:t>
+        <w:t>Enhancement</w:t>
+      </w:r>
+      <w:proofErr w:type="spellEnd"/>
+      <w:r>
+        <w:rPr>
+          <w:b/>
+          <w:highlight w:val="white"/>
+        </w:rPr>
+        <w:t>.</w:t>
+      </w:r>
+      <w:r>
+        <w:rPr>
+          <w:highlight w:val="white"/>
+        </w:rPr>
+        <w:t xml:space="preserve"> </w:t>
+      </w:r>
+      <w:r>
+        <w:rPr>
+          <w:i/>
+          <w:highlight w:val="white"/>
+        </w:rPr>
+        <w:t>IEEE Computer</w:t>
+      </w:r>
+      <w:r>
+        <w:rPr>
+          <w:highlight w:val="white"/>
+        </w:rPr>
+        <w:t>, v. 21, n. 5, p. 61–72, 1988.</w:t>
       </w:r>
     </w:p>
     <w:p>
@@ -11756,48 +11620,109 @@
         <w:rPr>
           <w:highlight w:val="white"/>
         </w:rPr>
-        <w:t xml:space="preserve">DINSMORE, Paul C.; CABANIS-BREWIN, </w:t>
-      </w:r>
-      <w:proofErr w:type="spellStart"/>
-      <w:r>
-        <w:rPr>
-          <w:highlight w:val="white"/>
-        </w:rPr>
-        <w:t>Jeannette</w:t>
-      </w:r>
-      <w:proofErr w:type="spellEnd"/>
-      <w:r>
-        <w:rPr>
-          <w:highlight w:val="white"/>
-        </w:rPr>
-        <w:t xml:space="preserve">. </w:t>
-      </w:r>
-      <w:r>
-        <w:rPr>
-          <w:b/>
-          <w:highlight w:val="white"/>
-        </w:rPr>
-        <w:t>AMA - Manual de Gerenciamento de Projetos.</w:t>
-      </w:r>
-      <w:r>
-        <w:rPr>
-          <w:highlight w:val="white"/>
-        </w:rPr>
-        <w:t xml:space="preserve"> Rio de Janeiro: </w:t>
-      </w:r>
-      <w:proofErr w:type="spellStart"/>
-      <w:r>
-        <w:rPr>
-          <w:highlight w:val="white"/>
-        </w:rPr>
-        <w:t>Brasport</w:t>
-      </w:r>
-      <w:proofErr w:type="spellEnd"/>
-      <w:r>
-        <w:rPr>
-          <w:highlight w:val="white"/>
-        </w:rPr>
-        <w:t>, 2009.</w:t>
+        <w:t xml:space="preserve">BOEHM, B.; TURNER, R. </w:t>
+      </w:r>
+      <w:proofErr w:type="spellStart"/>
+      <w:r>
+        <w:rPr>
+          <w:b/>
+          <w:highlight w:val="white"/>
+        </w:rPr>
+        <w:t>Balancing</w:t>
+      </w:r>
+      <w:proofErr w:type="spellEnd"/>
+      <w:r>
+        <w:rPr>
+          <w:b/>
+          <w:highlight w:val="white"/>
+        </w:rPr>
+        <w:t xml:space="preserve"> </w:t>
+      </w:r>
+      <w:proofErr w:type="spellStart"/>
+      <w:r>
+        <w:rPr>
+          <w:b/>
+          <w:highlight w:val="white"/>
+        </w:rPr>
+        <w:t>Agility</w:t>
+      </w:r>
+      <w:proofErr w:type="spellEnd"/>
+      <w:r>
+        <w:rPr>
+          <w:b/>
+          <w:highlight w:val="white"/>
+        </w:rPr>
+        <w:t xml:space="preserve"> </w:t>
+      </w:r>
+      <w:proofErr w:type="spellStart"/>
+      <w:r>
+        <w:rPr>
+          <w:b/>
+          <w:highlight w:val="white"/>
+        </w:rPr>
+        <w:t>and</w:t>
+      </w:r>
+      <w:proofErr w:type="spellEnd"/>
+      <w:r>
+        <w:rPr>
+          <w:b/>
+          <w:highlight w:val="white"/>
+        </w:rPr>
+        <w:t xml:space="preserve"> Discipline: A </w:t>
+      </w:r>
+      <w:proofErr w:type="spellStart"/>
+      <w:r>
+        <w:rPr>
+          <w:b/>
+          <w:highlight w:val="white"/>
+        </w:rPr>
+        <w:t>Guide</w:t>
+      </w:r>
+      <w:proofErr w:type="spellEnd"/>
+      <w:r>
+        <w:rPr>
+          <w:b/>
+          <w:highlight w:val="white"/>
+        </w:rPr>
+        <w:t xml:space="preserve"> for </w:t>
+      </w:r>
+      <w:proofErr w:type="spellStart"/>
+      <w:r>
+        <w:rPr>
+          <w:b/>
+          <w:highlight w:val="white"/>
+        </w:rPr>
+        <w:t>the</w:t>
+      </w:r>
+      <w:proofErr w:type="spellEnd"/>
+      <w:r>
+        <w:rPr>
+          <w:b/>
+          <w:highlight w:val="white"/>
+        </w:rPr>
+        <w:t xml:space="preserve"> </w:t>
+      </w:r>
+      <w:proofErr w:type="spellStart"/>
+      <w:r>
+        <w:rPr>
+          <w:b/>
+          <w:highlight w:val="white"/>
+        </w:rPr>
+        <w:t>Perplexed</w:t>
+      </w:r>
+      <w:proofErr w:type="spellEnd"/>
+      <w:r>
+        <w:rPr>
+          <w:b/>
+          <w:highlight w:val="white"/>
+        </w:rPr>
+        <w:t>.</w:t>
+      </w:r>
+      <w:r>
+        <w:rPr>
+          <w:highlight w:val="white"/>
+        </w:rPr>
+        <w:t xml:space="preserve"> Boston: Addison-Wesley, 2003.</w:t>
       </w:r>
     </w:p>
     <w:p>
@@ -11812,62 +11737,20 @@
         <w:rPr>
           <w:highlight w:val="white"/>
         </w:rPr>
-        <w:t xml:space="preserve">FERNANDES, A. A. </w:t>
-      </w:r>
-      <w:r>
-        <w:rPr>
-          <w:b/>
-          <w:highlight w:val="white"/>
-        </w:rPr>
-        <w:t>Engenharia de Software: fundamentos, métodos e padrões.</w:t>
-      </w:r>
-      <w:r>
-        <w:rPr>
-          <w:highlight w:val="white"/>
-        </w:rPr>
-        <w:t xml:space="preserve"> Rio de Janeiro: LTC, 2011.</w:t>
-      </w:r>
-    </w:p>
-    <w:p>
-      <w:pPr>
-        <w:spacing w:before="240" w:after="240" w:line="240" w:lineRule="auto"/>
-        <w:jc w:val="left"/>
-        <w:rPr>
-          <w:highlight w:val="white"/>
-        </w:rPr>
-      </w:pPr>
-      <w:r>
-        <w:rPr>
-          <w:highlight w:val="white"/>
-        </w:rPr>
-        <w:t xml:space="preserve">FERNANDES, Ramon Santos. </w:t>
-      </w:r>
-      <w:r>
-        <w:rPr>
-          <w:b/>
-          <w:highlight w:val="white"/>
-        </w:rPr>
-        <w:t>Modelos de Processos de Engenharia de Software.</w:t>
-      </w:r>
-      <w:r>
-        <w:rPr>
-          <w:highlight w:val="white"/>
-        </w:rPr>
-        <w:t xml:space="preserve"> </w:t>
-      </w:r>
-      <w:proofErr w:type="spellStart"/>
-      <w:r>
-        <w:rPr>
-          <w:highlight w:val="white"/>
-        </w:rPr>
-        <w:t>Aurum</w:t>
-      </w:r>
-      <w:proofErr w:type="spellEnd"/>
-      <w:r>
-        <w:rPr>
-          <w:highlight w:val="white"/>
-        </w:rPr>
-        <w:t xml:space="preserve"> Editora, 2025. p. 111–121. Disponível em:</w:t>
+        <w:t xml:space="preserve">CANDIDO, Roberto et al. </w:t>
+      </w:r>
+      <w:r>
+        <w:rPr>
+          <w:b/>
+          <w:highlight w:val="white"/>
+        </w:rPr>
+        <w:t>Gerenciamento de projetos.</w:t>
+      </w:r>
+      <w:r>
+        <w:rPr>
+          <w:highlight w:val="white"/>
+        </w:rPr>
+        <w:t xml:space="preserve"> 2012. Disponível em:</w:t>
       </w:r>
       <w:hyperlink r:id="rId21">
         <w:r>
@@ -11884,14 +11767,14 @@
             <w:highlight w:val="white"/>
             <w:u w:val="single"/>
           </w:rPr>
-          <w:t>https://aurumpublicacoes.com/index.php/editora/article/view/144</w:t>
+          <w:t>http://repositorio.utfpr.edu.br/jspui/handle/1/2061</w:t>
         </w:r>
       </w:hyperlink>
       <w:r>
         <w:rPr>
           <w:highlight w:val="white"/>
         </w:rPr>
-        <w:t>. Acesso em: 18 out. 2025.</w:t>
+        <w:t>. Acesso em: 20 set. 2025.</w:t>
       </w:r>
     </w:p>
     <w:p>
@@ -11906,63 +11789,54 @@
         <w:rPr>
           <w:highlight w:val="white"/>
         </w:rPr>
-        <w:t xml:space="preserve">HIGHSMITH, Jim. </w:t>
-      </w:r>
-      <w:proofErr w:type="spellStart"/>
-      <w:r>
-        <w:rPr>
-          <w:b/>
-          <w:highlight w:val="white"/>
-        </w:rPr>
-        <w:t>Adaptive</w:t>
-      </w:r>
-      <w:proofErr w:type="spellEnd"/>
-      <w:r>
-        <w:rPr>
-          <w:b/>
-          <w:highlight w:val="white"/>
-        </w:rPr>
-        <w:t xml:space="preserve"> Software </w:t>
-      </w:r>
-      <w:proofErr w:type="spellStart"/>
-      <w:r>
-        <w:rPr>
-          <w:b/>
-          <w:highlight w:val="white"/>
-        </w:rPr>
-        <w:t>Development</w:t>
-      </w:r>
-      <w:proofErr w:type="spellEnd"/>
-      <w:r>
-        <w:rPr>
-          <w:b/>
-          <w:highlight w:val="white"/>
-        </w:rPr>
-        <w:t xml:space="preserve">: A </w:t>
-      </w:r>
-      <w:proofErr w:type="spellStart"/>
-      <w:r>
-        <w:rPr>
-          <w:b/>
-          <w:highlight w:val="white"/>
-        </w:rPr>
-        <w:t>Collaborative</w:t>
-      </w:r>
-      <w:proofErr w:type="spellEnd"/>
-      <w:r>
-        <w:rPr>
-          <w:b/>
-          <w:highlight w:val="white"/>
-        </w:rPr>
-        <w:t xml:space="preserve"> Approach </w:t>
-      </w:r>
-      <w:proofErr w:type="spellStart"/>
-      <w:r>
-        <w:rPr>
-          <w:b/>
-          <w:highlight w:val="white"/>
-        </w:rPr>
-        <w:t>to</w:t>
+        <w:t xml:space="preserve">COAD, Peter; DE LUCA, Jeff; LEFEBVRE, Eric. </w:t>
+      </w:r>
+      <w:r>
+        <w:rPr>
+          <w:b/>
+          <w:highlight w:val="white"/>
+        </w:rPr>
+        <w:t xml:space="preserve">Java </w:t>
+      </w:r>
+      <w:proofErr w:type="spellStart"/>
+      <w:r>
+        <w:rPr>
+          <w:b/>
+          <w:highlight w:val="white"/>
+        </w:rPr>
+        <w:t>Modeling</w:t>
+      </w:r>
+      <w:proofErr w:type="spellEnd"/>
+      <w:r>
+        <w:rPr>
+          <w:b/>
+          <w:highlight w:val="white"/>
+        </w:rPr>
+        <w:t xml:space="preserve"> in Color </w:t>
+      </w:r>
+      <w:proofErr w:type="spellStart"/>
+      <w:r>
+        <w:rPr>
+          <w:b/>
+          <w:highlight w:val="white"/>
+        </w:rPr>
+        <w:t>with</w:t>
+      </w:r>
+      <w:proofErr w:type="spellEnd"/>
+      <w:r>
+        <w:rPr>
+          <w:b/>
+          <w:highlight w:val="white"/>
+        </w:rPr>
+        <w:t xml:space="preserve"> UML: Enterprise </w:t>
+      </w:r>
+      <w:proofErr w:type="spellStart"/>
+      <w:r>
+        <w:rPr>
+          <w:b/>
+          <w:highlight w:val="white"/>
+        </w:rPr>
+        <w:t>Components</w:t>
       </w:r>
       <w:proofErr w:type="spellEnd"/>
       <w:r>
@@ -11978,18 +11852,12 @@
           <w:b/>
           <w:highlight w:val="white"/>
         </w:rPr>
-        <w:t>Managing</w:t>
-      </w:r>
-      <w:proofErr w:type="spellEnd"/>
-      <w:r>
-        <w:rPr>
-          <w:b/>
-          <w:highlight w:val="white"/>
-        </w:rPr>
-        <w:t xml:space="preserve"> Complex Systems.</w:t>
-      </w:r>
-      <w:r>
-        <w:rPr>
+        <w:t>and</w:t>
+      </w:r>
+      <w:proofErr w:type="spellEnd"/>
+      <w:r>
+        <w:rPr>
+          <w:b/>
           <w:highlight w:val="white"/>
         </w:rPr>
         <w:t xml:space="preserve"> </w:t>
@@ -11997,30 +11865,24 @@
       <w:proofErr w:type="spellStart"/>
       <w:r>
         <w:rPr>
-          <w:highlight w:val="white"/>
-        </w:rPr>
-        <w:t>Dorset</w:t>
-      </w:r>
-      <w:proofErr w:type="spellEnd"/>
-      <w:r>
-        <w:rPr>
-          <w:highlight w:val="white"/>
-        </w:rPr>
-        <w:t xml:space="preserve"> </w:t>
-      </w:r>
-      <w:proofErr w:type="spellStart"/>
-      <w:r>
-        <w:rPr>
-          <w:highlight w:val="white"/>
-        </w:rPr>
-        <w:t>House</w:t>
-      </w:r>
-      <w:proofErr w:type="spellEnd"/>
-      <w:r>
-        <w:rPr>
-          <w:highlight w:val="white"/>
-        </w:rPr>
-        <w:t>, 2013.</w:t>
+          <w:b/>
+          <w:highlight w:val="white"/>
+        </w:rPr>
+        <w:t>Process</w:t>
+      </w:r>
+      <w:proofErr w:type="spellEnd"/>
+      <w:r>
+        <w:rPr>
+          <w:b/>
+          <w:highlight w:val="white"/>
+        </w:rPr>
+        <w:t>.</w:t>
+      </w:r>
+      <w:r>
+        <w:rPr>
+          <w:highlight w:val="white"/>
+        </w:rPr>
+        <w:t xml:space="preserve"> Prentice Hall, 1999.</w:t>
       </w:r>
     </w:p>
     <w:p>
@@ -12035,105 +11897,33 @@
         <w:rPr>
           <w:highlight w:val="white"/>
         </w:rPr>
-        <w:t xml:space="preserve">HIGHSMITH, Jim. </w:t>
-      </w:r>
-      <w:proofErr w:type="spellStart"/>
-      <w:r>
-        <w:rPr>
-          <w:b/>
-          <w:highlight w:val="white"/>
-        </w:rPr>
-        <w:t>Agile</w:t>
-      </w:r>
-      <w:proofErr w:type="spellEnd"/>
-      <w:r>
-        <w:rPr>
-          <w:b/>
-          <w:highlight w:val="white"/>
-        </w:rPr>
-        <w:t xml:space="preserve"> Project Management: </w:t>
-      </w:r>
-      <w:proofErr w:type="spellStart"/>
-      <w:r>
-        <w:rPr>
-          <w:b/>
-          <w:highlight w:val="white"/>
-        </w:rPr>
-        <w:t>Creating</w:t>
-      </w:r>
-      <w:proofErr w:type="spellEnd"/>
-      <w:r>
-        <w:rPr>
-          <w:b/>
+        <w:t xml:space="preserve">DE OLIVEIRA, Rodrigo Albanez. </w:t>
+      </w:r>
+      <w:r>
+        <w:rPr>
+          <w:b/>
+          <w:highlight w:val="white"/>
+        </w:rPr>
+        <w:t>Desafios no uso de metodologias ágeis de gestão de projetos em órgãos públicos: um estudo de caso da Receita Estadual do Paraná.</w:t>
+      </w:r>
+      <w:r>
+        <w:rPr>
           <w:highlight w:val="white"/>
         </w:rPr>
         <w:t xml:space="preserve"> </w:t>
       </w:r>
-      <w:proofErr w:type="spellStart"/>
-      <w:r>
-        <w:rPr>
-          <w:b/>
-          <w:highlight w:val="white"/>
-        </w:rPr>
-        <w:t>Innovative</w:t>
-      </w:r>
-      <w:proofErr w:type="spellEnd"/>
-      <w:r>
-        <w:rPr>
-          <w:b/>
-          <w:highlight w:val="white"/>
-        </w:rPr>
-        <w:t xml:space="preserve"> </w:t>
-      </w:r>
-      <w:proofErr w:type="spellStart"/>
-      <w:r>
-        <w:rPr>
-          <w:b/>
-          <w:highlight w:val="white"/>
-        </w:rPr>
-        <w:t>Products</w:t>
-      </w:r>
-      <w:proofErr w:type="spellEnd"/>
-      <w:r>
-        <w:rPr>
-          <w:b/>
-          <w:highlight w:val="white"/>
-        </w:rPr>
-        <w:t>.</w:t>
-      </w:r>
-      <w:r>
-        <w:rPr>
-          <w:highlight w:val="white"/>
-        </w:rPr>
-        <w:t xml:space="preserve"> 2. ed. Boston: Addison-Wesley, 2010.</w:t>
-      </w:r>
-    </w:p>
-    <w:p>
-      <w:pPr>
-        <w:spacing w:before="240" w:after="240" w:line="240" w:lineRule="auto"/>
-        <w:jc w:val="left"/>
-        <w:rPr>
-          <w:highlight w:val="white"/>
-        </w:rPr>
-      </w:pPr>
-      <w:r>
-        <w:rPr>
-          <w:highlight w:val="white"/>
-        </w:rPr>
-        <w:t xml:space="preserve">JÚNIOR, Rogério Pires da Silva. </w:t>
-      </w:r>
-      <w:r>
-        <w:rPr>
-          <w:b/>
-          <w:highlight w:val="white"/>
-        </w:rPr>
-        <w:t>Comparativo de desempenho entre metodologias ágeis e modelo clássico.</w:t>
-      </w:r>
-      <w:r>
-        <w:rPr>
-          <w:highlight w:val="white"/>
-        </w:rPr>
-        <w:t xml:space="preserve"> 2019. Disponível em:</w:t>
+      <w:r>
+        <w:rPr>
+          <w:i/>
+          <w:highlight w:val="white"/>
+        </w:rPr>
+        <w:t>Revista de Gestão e Projetos</w:t>
+      </w:r>
+      <w:r>
+        <w:rPr>
+          <w:highlight w:val="white"/>
+        </w:rPr>
+        <w:t>, 2020. Disponível em:</w:t>
       </w:r>
       <w:hyperlink r:id="rId23">
         <w:r>
@@ -12150,14 +11940,14 @@
             <w:highlight w:val="white"/>
             <w:u w:val="single"/>
           </w:rPr>
-          <w:t>https://repositorio.pgsscogna.com.br/bitstream/123456789/30223/1/ROGERIO_PIRES_DA_SILVA_JUNIOR_ATIVIDADE_3.pdf</w:t>
+          <w:t>https://www.academia.edu/download/101737886/8446.pdf</w:t>
         </w:r>
       </w:hyperlink>
       <w:r>
         <w:rPr>
           <w:highlight w:val="white"/>
         </w:rPr>
-        <w:t>. Acesso em: 18 out. 2025.</w:t>
+        <w:t>. Acesso em: 1 nov. 2025.</w:t>
       </w:r>
     </w:p>
     <w:p>
@@ -12172,54 +11962,38 @@
         <w:rPr>
           <w:highlight w:val="white"/>
         </w:rPr>
-        <w:t xml:space="preserve">KERZNER, H. </w:t>
-      </w:r>
-      <w:r>
-        <w:rPr>
-          <w:b/>
-          <w:highlight w:val="white"/>
-        </w:rPr>
-        <w:t xml:space="preserve">Project Management: A Systems Approach </w:t>
-      </w:r>
-      <w:proofErr w:type="spellStart"/>
-      <w:r>
-        <w:rPr>
-          <w:b/>
-          <w:highlight w:val="white"/>
-        </w:rPr>
-        <w:t>to</w:t>
-      </w:r>
-      <w:proofErr w:type="spellEnd"/>
-      <w:r>
-        <w:rPr>
-          <w:b/>
-          <w:highlight w:val="white"/>
-        </w:rPr>
-        <w:t xml:space="preserve"> Planning, </w:t>
-      </w:r>
-      <w:proofErr w:type="spellStart"/>
-      <w:r>
-        <w:rPr>
-          <w:b/>
-          <w:highlight w:val="white"/>
-        </w:rPr>
-        <w:t>Scheduling</w:t>
-      </w:r>
-      <w:proofErr w:type="spellEnd"/>
-      <w:r>
-        <w:rPr>
-          <w:b/>
-          <w:highlight w:val="white"/>
-        </w:rPr>
-        <w:t xml:space="preserve">, </w:t>
-      </w:r>
-      <w:proofErr w:type="spellStart"/>
-      <w:r>
-        <w:rPr>
-          <w:b/>
-          <w:highlight w:val="white"/>
-        </w:rPr>
-        <w:t>and</w:t>
+        <w:t xml:space="preserve">DENNIS, A.; WIXOM, B. H.; TEGARDEN, D. </w:t>
+      </w:r>
+      <w:r>
+        <w:rPr>
+          <w:b/>
+          <w:highlight w:val="white"/>
+        </w:rPr>
+        <w:t xml:space="preserve">System </w:t>
+      </w:r>
+      <w:proofErr w:type="spellStart"/>
+      <w:r>
+        <w:rPr>
+          <w:b/>
+          <w:highlight w:val="white"/>
+        </w:rPr>
+        <w:t>Analysis</w:t>
+      </w:r>
+      <w:proofErr w:type="spellEnd"/>
+      <w:r>
+        <w:rPr>
+          <w:b/>
+          <w:highlight w:val="white"/>
+        </w:rPr>
+        <w:t xml:space="preserve"> &amp; Design: </w:t>
+      </w:r>
+      <w:proofErr w:type="spellStart"/>
+      <w:r>
+        <w:rPr>
+          <w:b/>
+          <w:highlight w:val="white"/>
+        </w:rPr>
+        <w:t>An</w:t>
       </w:r>
       <w:proofErr w:type="spellEnd"/>
       <w:r>
@@ -12235,35 +12009,67 @@
           <w:b/>
           <w:highlight w:val="white"/>
         </w:rPr>
-        <w:t>Controlling</w:t>
-      </w:r>
-      <w:proofErr w:type="spellEnd"/>
-      <w:r>
-        <w:rPr>
-          <w:b/>
-          <w:highlight w:val="white"/>
-        </w:rPr>
-        <w:t>.</w:t>
-      </w:r>
-      <w:r>
-        <w:rPr>
-          <w:highlight w:val="white"/>
-        </w:rPr>
-        <w:t xml:space="preserve"> 12. ed. </w:t>
-      </w:r>
-      <w:proofErr w:type="spellStart"/>
-      <w:r>
-        <w:rPr>
-          <w:highlight w:val="white"/>
-        </w:rPr>
-        <w:t>Hoboken</w:t>
-      </w:r>
-      <w:proofErr w:type="spellEnd"/>
-      <w:r>
-        <w:rPr>
-          <w:highlight w:val="white"/>
-        </w:rPr>
-        <w:t xml:space="preserve">: John </w:t>
+        <w:t>Object</w:t>
+      </w:r>
+      <w:proofErr w:type="spellEnd"/>
+      <w:r>
+        <w:rPr>
+          <w:b/>
+          <w:highlight w:val="white"/>
+        </w:rPr>
+        <w:t xml:space="preserve"> </w:t>
+      </w:r>
+      <w:proofErr w:type="spellStart"/>
+      <w:r>
+        <w:rPr>
+          <w:b/>
+          <w:highlight w:val="white"/>
+        </w:rPr>
+        <w:t>Oriented</w:t>
+      </w:r>
+      <w:proofErr w:type="spellEnd"/>
+      <w:r>
+        <w:rPr>
+          <w:b/>
+          <w:highlight w:val="white"/>
+        </w:rPr>
+        <w:t xml:space="preserve"> Approach </w:t>
+      </w:r>
+      <w:proofErr w:type="spellStart"/>
+      <w:r>
+        <w:rPr>
+          <w:b/>
+          <w:highlight w:val="white"/>
+        </w:rPr>
+        <w:t>with</w:t>
+      </w:r>
+      <w:proofErr w:type="spellEnd"/>
+      <w:r>
+        <w:rPr>
+          <w:b/>
+          <w:highlight w:val="white"/>
+        </w:rPr>
+        <w:t xml:space="preserve"> UML.</w:t>
+      </w:r>
+      <w:r>
+        <w:rPr>
+          <w:highlight w:val="white"/>
+        </w:rPr>
+        <w:t xml:space="preserve"> 5. ed. [</w:t>
+      </w:r>
+      <w:proofErr w:type="spellStart"/>
+      <w:r>
+        <w:rPr>
+          <w:highlight w:val="white"/>
+        </w:rPr>
+        <w:t>S.l</w:t>
+      </w:r>
+      <w:proofErr w:type="spellEnd"/>
+      <w:r>
+        <w:rPr>
+          <w:highlight w:val="white"/>
+        </w:rPr>
+        <w:t xml:space="preserve">.]: </w:t>
       </w:r>
       <w:proofErr w:type="spellStart"/>
       <w:r>
@@ -12277,7 +12083,7 @@
         <w:rPr>
           <w:highlight w:val="white"/>
         </w:rPr>
-        <w:t xml:space="preserve"> &amp; Sons, 2017.</w:t>
+        <w:t>, 2015.</w:t>
       </w:r>
     </w:p>
     <w:p>
@@ -12292,236 +12098,48 @@
         <w:rPr>
           <w:highlight w:val="white"/>
         </w:rPr>
-        <w:lastRenderedPageBreak/>
-        <w:t xml:space="preserve">LARMAN, C. </w:t>
-      </w:r>
-      <w:proofErr w:type="spellStart"/>
-      <w:r>
-        <w:rPr>
-          <w:b/>
-          <w:highlight w:val="white"/>
-        </w:rPr>
-        <w:t>Applying</w:t>
-      </w:r>
-      <w:proofErr w:type="spellEnd"/>
-      <w:r>
-        <w:rPr>
-          <w:b/>
-          <w:highlight w:val="white"/>
-        </w:rPr>
-        <w:t xml:space="preserve"> UML </w:t>
-      </w:r>
-      <w:proofErr w:type="spellStart"/>
-      <w:r>
-        <w:rPr>
-          <w:b/>
-          <w:highlight w:val="white"/>
-        </w:rPr>
-        <w:t>and</w:t>
-      </w:r>
-      <w:proofErr w:type="spellEnd"/>
-      <w:r>
-        <w:rPr>
-          <w:b/>
-          <w:highlight w:val="white"/>
-        </w:rPr>
-        <w:t xml:space="preserve"> </w:t>
-      </w:r>
-      <w:proofErr w:type="spellStart"/>
-      <w:r>
-        <w:rPr>
-          <w:b/>
-          <w:highlight w:val="white"/>
-        </w:rPr>
-        <w:t>Patterns</w:t>
-      </w:r>
-      <w:proofErr w:type="spellEnd"/>
-      <w:r>
-        <w:rPr>
-          <w:b/>
-          <w:highlight w:val="white"/>
-        </w:rPr>
-        <w:t xml:space="preserve">: </w:t>
-      </w:r>
-      <w:proofErr w:type="spellStart"/>
-      <w:r>
-        <w:rPr>
-          <w:b/>
-          <w:highlight w:val="white"/>
-        </w:rPr>
-        <w:t>An</w:t>
-      </w:r>
-      <w:proofErr w:type="spellEnd"/>
-      <w:r>
-        <w:rPr>
-          <w:b/>
-          <w:highlight w:val="white"/>
-        </w:rPr>
-        <w:t xml:space="preserve"> </w:t>
-      </w:r>
-      <w:proofErr w:type="spellStart"/>
-      <w:r>
-        <w:rPr>
-          <w:b/>
-          <w:highlight w:val="white"/>
-        </w:rPr>
-        <w:t>Introduction</w:t>
-      </w:r>
-      <w:proofErr w:type="spellEnd"/>
-      <w:r>
-        <w:rPr>
-          <w:b/>
-          <w:highlight w:val="white"/>
-        </w:rPr>
-        <w:t xml:space="preserve"> </w:t>
-      </w:r>
-      <w:proofErr w:type="spellStart"/>
-      <w:r>
-        <w:rPr>
-          <w:b/>
-          <w:highlight w:val="white"/>
-        </w:rPr>
-        <w:t>to</w:t>
-      </w:r>
-      <w:proofErr w:type="spellEnd"/>
-      <w:r>
-        <w:rPr>
-          <w:b/>
-          <w:highlight w:val="white"/>
-        </w:rPr>
-        <w:t xml:space="preserve"> </w:t>
-      </w:r>
-      <w:proofErr w:type="spellStart"/>
-      <w:r>
-        <w:rPr>
-          <w:b/>
-          <w:highlight w:val="white"/>
-        </w:rPr>
-        <w:t>Object-Oriented</w:t>
-      </w:r>
-      <w:proofErr w:type="spellEnd"/>
-      <w:r>
-        <w:rPr>
-          <w:b/>
-          <w:highlight w:val="white"/>
-        </w:rPr>
-        <w:t xml:space="preserve"> </w:t>
-      </w:r>
-      <w:proofErr w:type="spellStart"/>
-      <w:r>
-        <w:rPr>
-          <w:b/>
-          <w:highlight w:val="white"/>
-        </w:rPr>
-        <w:t>Analysis</w:t>
-      </w:r>
-      <w:proofErr w:type="spellEnd"/>
-      <w:r>
-        <w:rPr>
-          <w:b/>
-          <w:highlight w:val="white"/>
-        </w:rPr>
-        <w:t xml:space="preserve"> </w:t>
-      </w:r>
-      <w:proofErr w:type="spellStart"/>
-      <w:r>
-        <w:rPr>
-          <w:b/>
-          <w:highlight w:val="white"/>
-        </w:rPr>
-        <w:t>and</w:t>
-      </w:r>
-      <w:proofErr w:type="spellEnd"/>
-      <w:r>
-        <w:rPr>
-          <w:b/>
-          <w:highlight w:val="white"/>
-        </w:rPr>
-        <w:t xml:space="preserve"> Design </w:t>
-      </w:r>
-      <w:proofErr w:type="spellStart"/>
-      <w:r>
-        <w:rPr>
-          <w:b/>
-          <w:highlight w:val="white"/>
-        </w:rPr>
-        <w:t>and</w:t>
-      </w:r>
-      <w:proofErr w:type="spellEnd"/>
-      <w:r>
-        <w:rPr>
-          <w:b/>
-          <w:highlight w:val="white"/>
-        </w:rPr>
-        <w:t xml:space="preserve"> </w:t>
-      </w:r>
-      <w:proofErr w:type="spellStart"/>
-      <w:r>
-        <w:rPr>
-          <w:b/>
-          <w:highlight w:val="white"/>
-        </w:rPr>
-        <w:t>the</w:t>
-      </w:r>
-      <w:proofErr w:type="spellEnd"/>
-      <w:r>
-        <w:rPr>
-          <w:b/>
-          <w:highlight w:val="white"/>
-        </w:rPr>
-        <w:t xml:space="preserve"> </w:t>
-      </w:r>
-      <w:proofErr w:type="spellStart"/>
-      <w:r>
-        <w:rPr>
-          <w:b/>
-          <w:highlight w:val="white"/>
-        </w:rPr>
-        <w:t>Unified</w:t>
-      </w:r>
-      <w:proofErr w:type="spellEnd"/>
-      <w:r>
-        <w:rPr>
-          <w:b/>
-          <w:highlight w:val="white"/>
-        </w:rPr>
-        <w:t xml:space="preserve"> </w:t>
-      </w:r>
-      <w:proofErr w:type="spellStart"/>
-      <w:r>
-        <w:rPr>
-          <w:b/>
-          <w:highlight w:val="white"/>
-        </w:rPr>
-        <w:t>Process</w:t>
-      </w:r>
-      <w:proofErr w:type="spellEnd"/>
-      <w:r>
-        <w:rPr>
-          <w:b/>
-          <w:highlight w:val="white"/>
-        </w:rPr>
-        <w:t>.</w:t>
-      </w:r>
-      <w:r>
-        <w:rPr>
-          <w:highlight w:val="white"/>
-        </w:rPr>
-        <w:t xml:space="preserve"> 2. ed. [</w:t>
-      </w:r>
-      <w:proofErr w:type="spellStart"/>
-      <w:r>
-        <w:rPr>
-          <w:highlight w:val="white"/>
-        </w:rPr>
-        <w:t>S.l</w:t>
-      </w:r>
-      <w:proofErr w:type="spellEnd"/>
-      <w:r>
-        <w:rPr>
-          <w:highlight w:val="white"/>
-        </w:rPr>
-        <w:t>.]: Prentice Hall, 2001.</w:t>
+        <w:t xml:space="preserve">DINSMORE, Paul C.; CABANIS-BREWIN, </w:t>
+      </w:r>
+      <w:proofErr w:type="spellStart"/>
+      <w:r>
+        <w:rPr>
+          <w:highlight w:val="white"/>
+        </w:rPr>
+        <w:t>Jeannette</w:t>
+      </w:r>
+      <w:proofErr w:type="spellEnd"/>
+      <w:r>
+        <w:rPr>
+          <w:highlight w:val="white"/>
+        </w:rPr>
+        <w:t xml:space="preserve">. </w:t>
+      </w:r>
+      <w:r>
+        <w:rPr>
+          <w:b/>
+          <w:highlight w:val="white"/>
+        </w:rPr>
+        <w:t>AMA - Manual de Gerenciamento de Projetos.</w:t>
+      </w:r>
+      <w:r>
+        <w:rPr>
+          <w:highlight w:val="white"/>
+        </w:rPr>
+        <w:t xml:space="preserve"> Rio de Janeiro: </w:t>
+      </w:r>
+      <w:proofErr w:type="spellStart"/>
+      <w:r>
+        <w:rPr>
+          <w:highlight w:val="white"/>
+        </w:rPr>
+        <w:t>Brasport</w:t>
+      </w:r>
+      <w:proofErr w:type="spellEnd"/>
+      <w:r>
+        <w:rPr>
+          <w:highlight w:val="white"/>
+        </w:rPr>
+        <w:t>, 2009.</w:t>
       </w:r>
     </w:p>
     <w:p>
@@ -12536,20 +12154,20 @@
         <w:rPr>
           <w:highlight w:val="white"/>
         </w:rPr>
-        <w:t xml:space="preserve">MAXIMIANO, A. C. A. </w:t>
-      </w:r>
-      <w:r>
-        <w:rPr>
-          <w:b/>
-          <w:highlight w:val="white"/>
-        </w:rPr>
-        <w:t>Administração de projetos: como transformar ideias em resultados.</w:t>
-      </w:r>
-      <w:r>
-        <w:rPr>
-          <w:highlight w:val="white"/>
-        </w:rPr>
-        <w:t xml:space="preserve"> 3. ed. São Paulo: Atlas, 2014.</w:t>
+        <w:t xml:space="preserve">FERNANDES, A. A. </w:t>
+      </w:r>
+      <w:r>
+        <w:rPr>
+          <w:b/>
+          <w:highlight w:val="white"/>
+        </w:rPr>
+        <w:t>Engenharia de Software: fundamentos, métodos e padrões.</w:t>
+      </w:r>
+      <w:r>
+        <w:rPr>
+          <w:highlight w:val="white"/>
+        </w:rPr>
+        <w:t xml:space="preserve"> Rio de Janeiro: LTC, 2011.</w:t>
       </w:r>
     </w:p>
     <w:p>
@@ -12564,74 +12182,14 @@
         <w:rPr>
           <w:highlight w:val="white"/>
         </w:rPr>
-        <w:t xml:space="preserve">NUNES, D. B.; GUERRA, L. B.; CORREA, C. M. </w:t>
-      </w:r>
-      <w:r>
-        <w:rPr>
-          <w:b/>
-          <w:highlight w:val="white"/>
-        </w:rPr>
-        <w:t xml:space="preserve">Design </w:t>
-      </w:r>
-      <w:proofErr w:type="spellStart"/>
-      <w:r>
-        <w:rPr>
-          <w:b/>
-          <w:highlight w:val="white"/>
-        </w:rPr>
-        <w:t>Thinking</w:t>
-      </w:r>
-      <w:proofErr w:type="spellEnd"/>
-      <w:r>
-        <w:rPr>
-          <w:b/>
-          <w:highlight w:val="white"/>
-        </w:rPr>
-        <w:t xml:space="preserve"> como metodologia para definição de interface gráfica de usuário.</w:t>
-      </w:r>
-      <w:r>
-        <w:rPr>
-          <w:highlight w:val="white"/>
-        </w:rPr>
-        <w:t xml:space="preserve"> São Borja, jul. 2020.</w:t>
-      </w:r>
-    </w:p>
-    <w:p>
-      <w:pPr>
-        <w:spacing w:before="240" w:after="240" w:line="240" w:lineRule="auto"/>
-        <w:jc w:val="left"/>
-        <w:rPr>
-          <w:highlight w:val="white"/>
-        </w:rPr>
-      </w:pPr>
-      <w:r>
-        <w:rPr>
-          <w:highlight w:val="white"/>
-        </w:rPr>
-        <w:t xml:space="preserve">NUNES, R. D. </w:t>
-      </w:r>
-      <w:r>
-        <w:rPr>
-          <w:b/>
-          <w:highlight w:val="white"/>
-        </w:rPr>
-        <w:t xml:space="preserve">A implantação das metodologias ágeis de desenvolvimento de software Scrum e Extreme </w:t>
-      </w:r>
-      <w:proofErr w:type="spellStart"/>
-      <w:r>
-        <w:rPr>
-          <w:b/>
-          <w:highlight w:val="white"/>
-        </w:rPr>
-        <w:t>Programming</w:t>
-      </w:r>
-      <w:proofErr w:type="spellEnd"/>
-      <w:r>
-        <w:rPr>
-          <w:b/>
-          <w:highlight w:val="white"/>
-        </w:rPr>
-        <w:t xml:space="preserve"> (XP): uma alternativa para pequenas empresas do setor de tecnologia da informação.</w:t>
+        <w:t xml:space="preserve">FERNANDES, Ramon Santos. </w:t>
+      </w:r>
+      <w:r>
+        <w:rPr>
+          <w:b/>
+          <w:highlight w:val="white"/>
+        </w:rPr>
+        <w:t>Modelos de Processos de Engenharia de Software.</w:t>
       </w:r>
       <w:r>
         <w:rPr>
@@ -12639,455 +12197,19 @@
         </w:rPr>
         <w:t xml:space="preserve"> </w:t>
       </w:r>
-      <w:r>
-        <w:rPr>
-          <w:i/>
-          <w:highlight w:val="white"/>
-        </w:rPr>
-        <w:t>For Science: revista científica do IFMG</w:t>
-      </w:r>
-      <w:r>
-        <w:rPr>
-          <w:highlight w:val="white"/>
-        </w:rPr>
-        <w:t>, Formiga, v. 4, 2016.</w:t>
-      </w:r>
-    </w:p>
-    <w:p>
-      <w:pPr>
-        <w:spacing w:before="240" w:after="240" w:line="240" w:lineRule="auto"/>
-        <w:jc w:val="left"/>
-        <w:rPr>
-          <w:highlight w:val="white"/>
-        </w:rPr>
-      </w:pPr>
-      <w:r>
-        <w:rPr>
-          <w:highlight w:val="white"/>
-        </w:rPr>
-        <w:t xml:space="preserve">PEREIRA, João; SOUZA, Lúcia. </w:t>
-      </w:r>
-      <w:r>
-        <w:rPr>
-          <w:b/>
-          <w:highlight w:val="white"/>
-        </w:rPr>
-        <w:t>Adoção de metodologias ágeis em projetos acadêmicos de software.</w:t>
-      </w:r>
-      <w:r>
-        <w:rPr>
-          <w:highlight w:val="white"/>
-        </w:rPr>
-        <w:t xml:space="preserve"> </w:t>
-      </w:r>
-      <w:r>
-        <w:rPr>
-          <w:i/>
-          <w:highlight w:val="white"/>
-        </w:rPr>
-        <w:t>Revista Brasileira de Computação Aplicada</w:t>
-      </w:r>
-      <w:r>
-        <w:rPr>
-          <w:highlight w:val="white"/>
-        </w:rPr>
-        <w:t>, v. 13, n. 2, p. 75–88, 2021.</w:t>
-      </w:r>
-    </w:p>
-    <w:p>
-      <w:pPr>
-        <w:spacing w:before="240" w:after="240" w:line="240" w:lineRule="auto"/>
-        <w:jc w:val="left"/>
-        <w:rPr>
-          <w:highlight w:val="white"/>
-        </w:rPr>
-      </w:pPr>
-      <w:r>
-        <w:rPr>
-          <w:highlight w:val="white"/>
-        </w:rPr>
-        <w:t xml:space="preserve">PMI – PROJECT MANAGEMENT INSTITUTE. </w:t>
-      </w:r>
-      <w:r>
-        <w:rPr>
-          <w:b/>
-          <w:highlight w:val="white"/>
-        </w:rPr>
-        <w:t>Guia PMBOK – Um Guia do Conjunto de Conhecimentos em Gerenciamento de Projetos.</w:t>
-      </w:r>
-      <w:r>
-        <w:rPr>
-          <w:highlight w:val="white"/>
-        </w:rPr>
-        <w:t xml:space="preserve"> 7. ed. Newtown Square: PMI, 2021.</w:t>
-      </w:r>
-    </w:p>
-    <w:p>
-      <w:pPr>
-        <w:spacing w:before="240" w:after="240" w:line="240" w:lineRule="auto"/>
-        <w:jc w:val="left"/>
-        <w:rPr>
-          <w:highlight w:val="white"/>
-        </w:rPr>
-      </w:pPr>
-      <w:r>
-        <w:rPr>
-          <w:highlight w:val="white"/>
-        </w:rPr>
-        <w:t xml:space="preserve">PROJECT MANAGEMENT INSTITUTE (PMI). </w:t>
-      </w:r>
-      <w:proofErr w:type="spellStart"/>
-      <w:r>
-        <w:rPr>
-          <w:b/>
-          <w:highlight w:val="white"/>
-        </w:rPr>
-        <w:t>Agile</w:t>
-      </w:r>
-      <w:proofErr w:type="spellEnd"/>
-      <w:r>
-        <w:rPr>
-          <w:b/>
-          <w:highlight w:val="white"/>
-        </w:rPr>
-        <w:t xml:space="preserve"> </w:t>
-      </w:r>
-      <w:proofErr w:type="spellStart"/>
-      <w:r>
-        <w:rPr>
-          <w:b/>
-          <w:highlight w:val="white"/>
-        </w:rPr>
-        <w:t>Practice</w:t>
-      </w:r>
-      <w:proofErr w:type="spellEnd"/>
-      <w:r>
-        <w:rPr>
-          <w:b/>
-          <w:highlight w:val="white"/>
-        </w:rPr>
-        <w:t xml:space="preserve"> </w:t>
-      </w:r>
-      <w:proofErr w:type="spellStart"/>
-      <w:r>
-        <w:rPr>
-          <w:b/>
-          <w:highlight w:val="white"/>
-        </w:rPr>
-        <w:t>Guide</w:t>
-      </w:r>
-      <w:proofErr w:type="spellEnd"/>
-      <w:r>
-        <w:rPr>
-          <w:b/>
-          <w:highlight w:val="white"/>
-        </w:rPr>
-        <w:t>.</w:t>
-      </w:r>
-      <w:r>
-        <w:rPr>
-          <w:highlight w:val="white"/>
-        </w:rPr>
-        <w:t xml:space="preserve"> PMI, 2021.</w:t>
-      </w:r>
-    </w:p>
-    <w:p>
-      <w:pPr>
-        <w:spacing w:before="240" w:after="240" w:line="240" w:lineRule="auto"/>
-        <w:jc w:val="left"/>
-        <w:rPr>
-          <w:highlight w:val="white"/>
-        </w:rPr>
-      </w:pPr>
-      <w:r>
-        <w:rPr>
-          <w:highlight w:val="white"/>
-        </w:rPr>
-        <w:t xml:space="preserve">PRESSMAN, Roger S.; MAXIM, Bruce R. </w:t>
-      </w:r>
-      <w:r>
-        <w:rPr>
-          <w:b/>
-          <w:highlight w:val="white"/>
-        </w:rPr>
-        <w:t>Engenharia de Software: uma abordagem profissional.</w:t>
-      </w:r>
-      <w:r>
-        <w:rPr>
-          <w:highlight w:val="white"/>
-        </w:rPr>
-        <w:t xml:space="preserve"> 9. ed. AMGH, 2021.</w:t>
-      </w:r>
-    </w:p>
-    <w:p>
-      <w:pPr>
-        <w:spacing w:before="240" w:after="240" w:line="240" w:lineRule="auto"/>
-        <w:jc w:val="left"/>
-        <w:rPr>
-          <w:highlight w:val="white"/>
-        </w:rPr>
-      </w:pPr>
-      <w:r>
-        <w:rPr>
-          <w:highlight w:val="white"/>
-        </w:rPr>
-        <w:t xml:space="preserve">PRESSMAN, R. S. </w:t>
-      </w:r>
-      <w:r>
-        <w:rPr>
-          <w:b/>
-          <w:highlight w:val="white"/>
-        </w:rPr>
-        <w:t>Engenharia de Software: uma abordagem profissional.</w:t>
-      </w:r>
-      <w:r>
-        <w:rPr>
-          <w:highlight w:val="white"/>
-        </w:rPr>
-        <w:t xml:space="preserve"> 6. ed. São Paulo: McGraw-Hill, 2015.</w:t>
-      </w:r>
-    </w:p>
-    <w:p>
-      <w:pPr>
-        <w:spacing w:before="240" w:after="240" w:line="240" w:lineRule="auto"/>
-        <w:jc w:val="left"/>
-        <w:rPr>
-          <w:highlight w:val="white"/>
-        </w:rPr>
-      </w:pPr>
-      <w:r>
-        <w:rPr>
-          <w:highlight w:val="white"/>
-        </w:rPr>
-        <w:t xml:space="preserve">RIGBY, </w:t>
-      </w:r>
-      <w:proofErr w:type="spellStart"/>
-      <w:r>
-        <w:rPr>
-          <w:highlight w:val="white"/>
-        </w:rPr>
-        <w:t>Darrell</w:t>
-      </w:r>
-      <w:proofErr w:type="spellEnd"/>
-      <w:r>
-        <w:rPr>
-          <w:highlight w:val="white"/>
-        </w:rPr>
-        <w:t xml:space="preserve"> K.; SUTHERLAND, Jeff; TAKEUCHI, </w:t>
-      </w:r>
-      <w:proofErr w:type="spellStart"/>
-      <w:r>
-        <w:rPr>
-          <w:highlight w:val="white"/>
-        </w:rPr>
-        <w:t>Hirotaka</w:t>
-      </w:r>
-      <w:proofErr w:type="spellEnd"/>
-      <w:r>
-        <w:rPr>
-          <w:highlight w:val="white"/>
-        </w:rPr>
-        <w:t xml:space="preserve">. </w:t>
-      </w:r>
-      <w:proofErr w:type="spellStart"/>
-      <w:r>
-        <w:rPr>
-          <w:b/>
-          <w:highlight w:val="white"/>
-        </w:rPr>
-        <w:t>Embracing</w:t>
-      </w:r>
-      <w:proofErr w:type="spellEnd"/>
-      <w:r>
-        <w:rPr>
-          <w:b/>
-          <w:highlight w:val="white"/>
-        </w:rPr>
-        <w:t xml:space="preserve"> </w:t>
-      </w:r>
-      <w:proofErr w:type="spellStart"/>
-      <w:r>
-        <w:rPr>
-          <w:b/>
-          <w:highlight w:val="white"/>
-        </w:rPr>
-        <w:t>Agile</w:t>
-      </w:r>
-      <w:proofErr w:type="spellEnd"/>
-      <w:r>
-        <w:rPr>
-          <w:b/>
-          <w:highlight w:val="white"/>
-        </w:rPr>
-        <w:t>.</w:t>
-      </w:r>
-      <w:r>
-        <w:rPr>
-          <w:highlight w:val="white"/>
-        </w:rPr>
-        <w:t xml:space="preserve"> </w:t>
-      </w:r>
-      <w:r>
-        <w:rPr>
-          <w:i/>
-          <w:highlight w:val="white"/>
-        </w:rPr>
-        <w:t>Harvard Business Review</w:t>
-      </w:r>
-      <w:r>
-        <w:rPr>
-          <w:highlight w:val="white"/>
-        </w:rPr>
-        <w:t>, v. 94, n. 5, p. 40–50, 2016.</w:t>
-      </w:r>
-    </w:p>
-    <w:p>
-      <w:pPr>
-        <w:spacing w:before="240" w:after="240" w:line="240" w:lineRule="auto"/>
-        <w:jc w:val="left"/>
-        <w:rPr>
-          <w:highlight w:val="white"/>
-        </w:rPr>
-      </w:pPr>
-      <w:r>
-        <w:rPr>
-          <w:highlight w:val="white"/>
-        </w:rPr>
-        <w:t xml:space="preserve">SCHWABER, Ken; SUTHERLAND, Jeff. </w:t>
-      </w:r>
-      <w:r>
-        <w:rPr>
-          <w:b/>
-          <w:highlight w:val="white"/>
-        </w:rPr>
-        <w:t xml:space="preserve">The Scrum </w:t>
-      </w:r>
-      <w:proofErr w:type="spellStart"/>
-      <w:r>
-        <w:rPr>
-          <w:b/>
-          <w:highlight w:val="white"/>
-        </w:rPr>
-        <w:t>Guide</w:t>
-      </w:r>
-      <w:proofErr w:type="spellEnd"/>
-      <w:r>
-        <w:rPr>
-          <w:b/>
-          <w:highlight w:val="white"/>
-        </w:rPr>
-        <w:t xml:space="preserve">: The </w:t>
-      </w:r>
-      <w:proofErr w:type="spellStart"/>
-      <w:r>
-        <w:rPr>
-          <w:b/>
-          <w:highlight w:val="white"/>
-        </w:rPr>
-        <w:t>Definitive</w:t>
-      </w:r>
-      <w:proofErr w:type="spellEnd"/>
-      <w:r>
-        <w:rPr>
-          <w:b/>
-          <w:highlight w:val="white"/>
-        </w:rPr>
-        <w:t xml:space="preserve"> </w:t>
-      </w:r>
-      <w:proofErr w:type="spellStart"/>
-      <w:r>
-        <w:rPr>
-          <w:b/>
-          <w:highlight w:val="white"/>
-        </w:rPr>
-        <w:t>Guide</w:t>
-      </w:r>
-      <w:proofErr w:type="spellEnd"/>
-      <w:r>
-        <w:rPr>
-          <w:b/>
-          <w:highlight w:val="white"/>
-        </w:rPr>
-        <w:t xml:space="preserve"> </w:t>
-      </w:r>
-      <w:proofErr w:type="spellStart"/>
-      <w:r>
-        <w:rPr>
-          <w:b/>
-          <w:highlight w:val="white"/>
-        </w:rPr>
-        <w:t>to</w:t>
-      </w:r>
-      <w:proofErr w:type="spellEnd"/>
-      <w:r>
-        <w:rPr>
-          <w:b/>
-          <w:highlight w:val="white"/>
-        </w:rPr>
-        <w:t xml:space="preserve"> Scrum: The </w:t>
-      </w:r>
-      <w:proofErr w:type="spellStart"/>
-      <w:r>
-        <w:rPr>
-          <w:b/>
-          <w:highlight w:val="white"/>
-        </w:rPr>
-        <w:t>Rules</w:t>
-      </w:r>
-      <w:proofErr w:type="spellEnd"/>
-      <w:r>
-        <w:rPr>
-          <w:b/>
-          <w:highlight w:val="white"/>
-        </w:rPr>
-        <w:t xml:space="preserve"> </w:t>
-      </w:r>
-      <w:proofErr w:type="spellStart"/>
-      <w:r>
-        <w:rPr>
-          <w:b/>
-          <w:highlight w:val="white"/>
-        </w:rPr>
-        <w:t>of</w:t>
-      </w:r>
-      <w:proofErr w:type="spellEnd"/>
-      <w:r>
-        <w:rPr>
-          <w:b/>
-          <w:highlight w:val="white"/>
-        </w:rPr>
-        <w:t xml:space="preserve"> </w:t>
-      </w:r>
-      <w:proofErr w:type="spellStart"/>
-      <w:proofErr w:type="gramStart"/>
-      <w:r>
-        <w:rPr>
-          <w:b/>
-          <w:highlight w:val="white"/>
-        </w:rPr>
-        <w:t>the</w:t>
-      </w:r>
-      <w:proofErr w:type="spellEnd"/>
-      <w:r>
-        <w:rPr>
-          <w:b/>
-          <w:highlight w:val="white"/>
-        </w:rPr>
-        <w:t xml:space="preserve"> Game</w:t>
-      </w:r>
-      <w:proofErr w:type="gramEnd"/>
-      <w:r>
-        <w:rPr>
-          <w:b/>
-          <w:highlight w:val="white"/>
-        </w:rPr>
-        <w:t>.</w:t>
-      </w:r>
-      <w:r>
-        <w:rPr>
-          <w:highlight w:val="white"/>
-        </w:rPr>
-        <w:t xml:space="preserve"> Scrum.org, 2020. Disponível em:</w:t>
+      <w:proofErr w:type="spellStart"/>
+      <w:r>
+        <w:rPr>
+          <w:highlight w:val="white"/>
+        </w:rPr>
+        <w:t>Aurum</w:t>
+      </w:r>
+      <w:proofErr w:type="spellEnd"/>
+      <w:r>
+        <w:rPr>
+          <w:highlight w:val="white"/>
+        </w:rPr>
+        <w:t xml:space="preserve"> Editora, 2025. p. 111–121. Disponível em:</w:t>
       </w:r>
       <w:hyperlink r:id="rId25">
         <w:r>
@@ -13104,14 +12226,14 @@
             <w:highlight w:val="white"/>
             <w:u w:val="single"/>
           </w:rPr>
-          <w:t>https://scrumguides.org</w:t>
+          <w:t>https://aurumpublicacoes.com/index.php/editora/article/view/144</w:t>
         </w:r>
       </w:hyperlink>
       <w:r>
         <w:rPr>
           <w:highlight w:val="white"/>
         </w:rPr>
-        <w:t>. Acesso em: 10 jun. 2025.</w:t>
+        <w:t>. Acesso em: 18 out. 2025.</w:t>
       </w:r>
     </w:p>
     <w:p>
@@ -13126,22 +12248,63 @@
         <w:rPr>
           <w:highlight w:val="white"/>
         </w:rPr>
-        <w:t xml:space="preserve">SERRADOR, Pedro; PINTO, Jeffrey K. </w:t>
-      </w:r>
-      <w:r>
-        <w:rPr>
-          <w:b/>
-          <w:highlight w:val="white"/>
-        </w:rPr>
-        <w:t xml:space="preserve">Does </w:t>
-      </w:r>
-      <w:proofErr w:type="spellStart"/>
-      <w:r>
-        <w:rPr>
-          <w:b/>
-          <w:highlight w:val="white"/>
-        </w:rPr>
-        <w:t>Agile</w:t>
+        <w:t xml:space="preserve">HIGHSMITH, Jim. </w:t>
+      </w:r>
+      <w:proofErr w:type="spellStart"/>
+      <w:r>
+        <w:rPr>
+          <w:b/>
+          <w:highlight w:val="white"/>
+        </w:rPr>
+        <w:t>Adaptive</w:t>
+      </w:r>
+      <w:proofErr w:type="spellEnd"/>
+      <w:r>
+        <w:rPr>
+          <w:b/>
+          <w:highlight w:val="white"/>
+        </w:rPr>
+        <w:t xml:space="preserve"> Software </w:t>
+      </w:r>
+      <w:proofErr w:type="spellStart"/>
+      <w:r>
+        <w:rPr>
+          <w:b/>
+          <w:highlight w:val="white"/>
+        </w:rPr>
+        <w:t>Development</w:t>
+      </w:r>
+      <w:proofErr w:type="spellEnd"/>
+      <w:r>
+        <w:rPr>
+          <w:b/>
+          <w:highlight w:val="white"/>
+        </w:rPr>
+        <w:t xml:space="preserve">: A </w:t>
+      </w:r>
+      <w:proofErr w:type="spellStart"/>
+      <w:r>
+        <w:rPr>
+          <w:b/>
+          <w:highlight w:val="white"/>
+        </w:rPr>
+        <w:t>Collaborative</w:t>
+      </w:r>
+      <w:proofErr w:type="spellEnd"/>
+      <w:r>
+        <w:rPr>
+          <w:b/>
+          <w:highlight w:val="white"/>
+        </w:rPr>
+        <w:t xml:space="preserve"> Approach </w:t>
+      </w:r>
+      <w:proofErr w:type="spellStart"/>
+      <w:r>
+        <w:rPr>
+          <w:b/>
+          <w:highlight w:val="white"/>
+        </w:rPr>
+        <w:t>to</w:t>
       </w:r>
       <w:proofErr w:type="spellEnd"/>
       <w:r>
@@ -13157,28 +12320,18 @@
           <w:b/>
           <w:highlight w:val="white"/>
         </w:rPr>
-        <w:t>work</w:t>
-      </w:r>
-      <w:proofErr w:type="spellEnd"/>
-      <w:r>
-        <w:rPr>
-          <w:b/>
-          <w:highlight w:val="white"/>
-        </w:rPr>
-        <w:t xml:space="preserve">? A </w:t>
-      </w:r>
-      <w:proofErr w:type="spellStart"/>
-      <w:r>
-        <w:rPr>
-          <w:b/>
-          <w:highlight w:val="white"/>
-        </w:rPr>
-        <w:t>quantitative</w:t>
-      </w:r>
-      <w:proofErr w:type="spellEnd"/>
-      <w:r>
-        <w:rPr>
-          <w:b/>
+        <w:t>Managing</w:t>
+      </w:r>
+      <w:proofErr w:type="spellEnd"/>
+      <w:r>
+        <w:rPr>
+          <w:b/>
+          <w:highlight w:val="white"/>
+        </w:rPr>
+        <w:t xml:space="preserve"> Complex Systems.</w:t>
+      </w:r>
+      <w:r>
+        <w:rPr>
           <w:highlight w:val="white"/>
         </w:rPr>
         <w:t xml:space="preserve"> </w:t>
@@ -13186,15 +12339,13 @@
       <w:proofErr w:type="spellStart"/>
       <w:r>
         <w:rPr>
-          <w:b/>
-          <w:highlight w:val="white"/>
-        </w:rPr>
-        <w:t>analysis</w:t>
-      </w:r>
-      <w:proofErr w:type="spellEnd"/>
-      <w:r>
-        <w:rPr>
-          <w:b/>
+          <w:highlight w:val="white"/>
+        </w:rPr>
+        <w:t>Dorset</w:t>
+      </w:r>
+      <w:proofErr w:type="spellEnd"/>
+      <w:r>
+        <w:rPr>
           <w:highlight w:val="white"/>
         </w:rPr>
         <w:t xml:space="preserve"> </w:t>
@@ -13202,126 +12353,16 @@
       <w:proofErr w:type="spellStart"/>
       <w:r>
         <w:rPr>
-          <w:b/>
-          <w:highlight w:val="white"/>
-        </w:rPr>
-        <w:t>of</w:t>
-      </w:r>
-      <w:proofErr w:type="spellEnd"/>
-      <w:r>
-        <w:rPr>
-          <w:b/>
-          <w:highlight w:val="white"/>
-        </w:rPr>
-        <w:t xml:space="preserve"> </w:t>
-      </w:r>
-      <w:proofErr w:type="spellStart"/>
-      <w:r>
-        <w:rPr>
-          <w:b/>
-          <w:highlight w:val="white"/>
-        </w:rPr>
-        <w:t>agile</w:t>
-      </w:r>
-      <w:proofErr w:type="spellEnd"/>
-      <w:r>
-        <w:rPr>
-          <w:b/>
-          <w:highlight w:val="white"/>
-        </w:rPr>
-        <w:t xml:space="preserve"> </w:t>
-      </w:r>
-      <w:proofErr w:type="spellStart"/>
-      <w:r>
-        <w:rPr>
-          <w:b/>
-          <w:highlight w:val="white"/>
-        </w:rPr>
-        <w:t>project</w:t>
-      </w:r>
-      <w:proofErr w:type="spellEnd"/>
-      <w:r>
-        <w:rPr>
-          <w:b/>
-          <w:highlight w:val="white"/>
-        </w:rPr>
-        <w:t xml:space="preserve"> </w:t>
-      </w:r>
-      <w:proofErr w:type="spellStart"/>
-      <w:r>
-        <w:rPr>
-          <w:b/>
-          <w:highlight w:val="white"/>
-        </w:rPr>
-        <w:t>success</w:t>
-      </w:r>
-      <w:proofErr w:type="spellEnd"/>
-      <w:r>
-        <w:rPr>
-          <w:b/>
-          <w:highlight w:val="white"/>
-        </w:rPr>
-        <w:t>.</w:t>
-      </w:r>
-      <w:r>
-        <w:rPr>
-          <w:highlight w:val="white"/>
-        </w:rPr>
-        <w:t xml:space="preserve"> </w:t>
-      </w:r>
-      <w:proofErr w:type="spellStart"/>
-      <w:r>
-        <w:rPr>
-          <w:i/>
-          <w:highlight w:val="white"/>
-        </w:rPr>
-        <w:t>International</w:t>
-      </w:r>
-      <w:proofErr w:type="spellEnd"/>
-      <w:r>
-        <w:rPr>
-          <w:i/>
-          <w:highlight w:val="white"/>
-        </w:rPr>
-        <w:t xml:space="preserve"> </w:t>
-      </w:r>
-      <w:proofErr w:type="spellStart"/>
-      <w:r>
-        <w:rPr>
-          <w:i/>
-          <w:highlight w:val="white"/>
-        </w:rPr>
-        <w:t>Journal</w:t>
-      </w:r>
-      <w:proofErr w:type="spellEnd"/>
-      <w:r>
-        <w:rPr>
-          <w:i/>
-          <w:highlight w:val="white"/>
-        </w:rPr>
-        <w:t xml:space="preserve"> </w:t>
-      </w:r>
-      <w:proofErr w:type="spellStart"/>
-      <w:r>
-        <w:rPr>
-          <w:i/>
-          <w:highlight w:val="white"/>
-        </w:rPr>
-        <w:t>of</w:t>
-      </w:r>
-      <w:proofErr w:type="spellEnd"/>
-      <w:r>
-        <w:rPr>
-          <w:i/>
-          <w:highlight w:val="white"/>
-        </w:rPr>
-        <w:t xml:space="preserve"> Project Management</w:t>
-      </w:r>
-      <w:r>
-        <w:rPr>
-          <w:highlight w:val="white"/>
-        </w:rPr>
-        <w:t>, v. 33, n. 5, p. 1040–1051, 2015.</w:t>
+          <w:highlight w:val="white"/>
+        </w:rPr>
+        <w:t>House</w:t>
+      </w:r>
+      <w:proofErr w:type="spellEnd"/>
+      <w:r>
+        <w:rPr>
+          <w:highlight w:val="white"/>
+        </w:rPr>
+        <w:t>, 2013.</w:t>
       </w:r>
     </w:p>
     <w:p>
@@ -13336,34 +12377,105 @@
         <w:rPr>
           <w:highlight w:val="white"/>
         </w:rPr>
-        <w:t xml:space="preserve">SILVA, </w:t>
-      </w:r>
-      <w:proofErr w:type="spellStart"/>
-      <w:r>
-        <w:rPr>
-          <w:highlight w:val="white"/>
-        </w:rPr>
-        <w:t>Cláidson</w:t>
-      </w:r>
-      <w:proofErr w:type="spellEnd"/>
-      <w:r>
-        <w:rPr>
-          <w:highlight w:val="white"/>
-        </w:rPr>
-        <w:t xml:space="preserve"> Eustáquio et al. </w:t>
-      </w:r>
-      <w:r>
-        <w:rPr>
-          <w:b/>
-          <w:highlight w:val="white"/>
-        </w:rPr>
-        <w:t>Metodologias ágeis na gestão de projetos do setor público.</w:t>
-      </w:r>
-      <w:r>
-        <w:rPr>
-          <w:highlight w:val="white"/>
-        </w:rPr>
-        <w:t xml:space="preserve"> 2020. Disponível em:</w:t>
+        <w:t xml:space="preserve">HIGHSMITH, Jim. </w:t>
+      </w:r>
+      <w:proofErr w:type="spellStart"/>
+      <w:r>
+        <w:rPr>
+          <w:b/>
+          <w:highlight w:val="white"/>
+        </w:rPr>
+        <w:t>Agile</w:t>
+      </w:r>
+      <w:proofErr w:type="spellEnd"/>
+      <w:r>
+        <w:rPr>
+          <w:b/>
+          <w:highlight w:val="white"/>
+        </w:rPr>
+        <w:t xml:space="preserve"> Project Management: </w:t>
+      </w:r>
+      <w:proofErr w:type="spellStart"/>
+      <w:r>
+        <w:rPr>
+          <w:b/>
+          <w:highlight w:val="white"/>
+        </w:rPr>
+        <w:t>Creating</w:t>
+      </w:r>
+      <w:proofErr w:type="spellEnd"/>
+      <w:r>
+        <w:rPr>
+          <w:b/>
+          <w:highlight w:val="white"/>
+        </w:rPr>
+        <w:t xml:space="preserve"> </w:t>
+      </w:r>
+      <w:proofErr w:type="spellStart"/>
+      <w:r>
+        <w:rPr>
+          <w:b/>
+          <w:highlight w:val="white"/>
+        </w:rPr>
+        <w:t>Innovative</w:t>
+      </w:r>
+      <w:proofErr w:type="spellEnd"/>
+      <w:r>
+        <w:rPr>
+          <w:b/>
+          <w:highlight w:val="white"/>
+        </w:rPr>
+        <w:t xml:space="preserve"> </w:t>
+      </w:r>
+      <w:proofErr w:type="spellStart"/>
+      <w:r>
+        <w:rPr>
+          <w:b/>
+          <w:highlight w:val="white"/>
+        </w:rPr>
+        <w:t>Products</w:t>
+      </w:r>
+      <w:proofErr w:type="spellEnd"/>
+      <w:r>
+        <w:rPr>
+          <w:b/>
+          <w:highlight w:val="white"/>
+        </w:rPr>
+        <w:t>.</w:t>
+      </w:r>
+      <w:r>
+        <w:rPr>
+          <w:highlight w:val="white"/>
+        </w:rPr>
+        <w:t xml:space="preserve"> 2. ed. Boston: Addison-Wesley, 2010.</w:t>
+      </w:r>
+    </w:p>
+    <w:p>
+      <w:pPr>
+        <w:spacing w:before="240" w:after="240" w:line="240" w:lineRule="auto"/>
+        <w:jc w:val="left"/>
+        <w:rPr>
+          <w:highlight w:val="white"/>
+        </w:rPr>
+      </w:pPr>
+      <w:r>
+        <w:rPr>
+          <w:highlight w:val="white"/>
+        </w:rPr>
+        <w:t xml:space="preserve">JÚNIOR, Rogério Pires da Silva. </w:t>
+      </w:r>
+      <w:r>
+        <w:rPr>
+          <w:b/>
+          <w:highlight w:val="white"/>
+        </w:rPr>
+        <w:t>Comparativo de desempenho entre metodologias ágeis e modelo clássico.</w:t>
+      </w:r>
+      <w:r>
+        <w:rPr>
+          <w:highlight w:val="white"/>
+        </w:rPr>
+        <w:t xml:space="preserve"> 2019. Disponível em:</w:t>
       </w:r>
       <w:hyperlink r:id="rId27">
         <w:r>
@@ -13380,14 +12492,14 @@
             <w:highlight w:val="white"/>
             <w:u w:val="single"/>
           </w:rPr>
-          <w:t>http://repositorio.ufu.br/handle/123456789/29257</w:t>
+          <w:t>https://repositorio.pgsscogna.com.br/bitstream/123456789/30223/1/ROGERIO_PIRES_DA_SILVA_JUNIOR_ATIVIDADE_3.pdf</w:t>
         </w:r>
       </w:hyperlink>
       <w:r>
         <w:rPr>
           <w:highlight w:val="white"/>
         </w:rPr>
-        <w:t>. Acesso em: 1 nov. 2025.</w:t>
+        <w:t>. Acesso em: 18 out. 2025.</w:t>
       </w:r>
     </w:p>
     <w:p>
@@ -13402,33 +12514,112 @@
         <w:rPr>
           <w:highlight w:val="white"/>
         </w:rPr>
-        <w:t xml:space="preserve">SILVA, Ricardo; SILVA, Ana. </w:t>
-      </w:r>
-      <w:r>
-        <w:rPr>
-          <w:b/>
-          <w:highlight w:val="white"/>
-        </w:rPr>
-        <w:t>Cultura organizacional e adoção de metodologias ágeis: desafios e oportunidades.</w:t>
-      </w:r>
-      <w:r>
-        <w:rPr>
+        <w:t xml:space="preserve">KERZNER, H. </w:t>
+      </w:r>
+      <w:r>
+        <w:rPr>
+          <w:b/>
+          <w:highlight w:val="white"/>
+        </w:rPr>
+        <w:t xml:space="preserve">Project Management: A Systems Approach </w:t>
+      </w:r>
+      <w:proofErr w:type="spellStart"/>
+      <w:r>
+        <w:rPr>
+          <w:b/>
+          <w:highlight w:val="white"/>
+        </w:rPr>
+        <w:t>to</w:t>
+      </w:r>
+      <w:proofErr w:type="spellEnd"/>
+      <w:r>
+        <w:rPr>
+          <w:b/>
+          <w:highlight w:val="white"/>
+        </w:rPr>
+        <w:t xml:space="preserve"> Planning, </w:t>
+      </w:r>
+      <w:proofErr w:type="spellStart"/>
+      <w:r>
+        <w:rPr>
+          <w:b/>
+          <w:highlight w:val="white"/>
+        </w:rPr>
+        <w:t>Scheduling</w:t>
+      </w:r>
+      <w:proofErr w:type="spellEnd"/>
+      <w:r>
+        <w:rPr>
+          <w:b/>
+          <w:highlight w:val="white"/>
+        </w:rPr>
+        <w:t xml:space="preserve">, </w:t>
+      </w:r>
+      <w:proofErr w:type="spellStart"/>
+      <w:r>
+        <w:rPr>
+          <w:b/>
+          <w:highlight w:val="white"/>
+        </w:rPr>
+        <w:t>and</w:t>
+      </w:r>
+      <w:proofErr w:type="spellEnd"/>
+      <w:r>
+        <w:rPr>
+          <w:b/>
           <w:highlight w:val="white"/>
         </w:rPr>
         <w:t xml:space="preserve"> </w:t>
       </w:r>
-      <w:r>
-        <w:rPr>
-          <w:i/>
-          <w:highlight w:val="white"/>
-        </w:rPr>
-        <w:t>Revista de Gestão e Tecnologia</w:t>
-      </w:r>
-      <w:r>
-        <w:rPr>
-          <w:highlight w:val="white"/>
-        </w:rPr>
-        <w:t>, v. 10, n. 1, p. 22–35, 2020.</w:t>
+      <w:proofErr w:type="spellStart"/>
+      <w:r>
+        <w:rPr>
+          <w:b/>
+          <w:highlight w:val="white"/>
+        </w:rPr>
+        <w:t>Controlling</w:t>
+      </w:r>
+      <w:proofErr w:type="spellEnd"/>
+      <w:r>
+        <w:rPr>
+          <w:b/>
+          <w:highlight w:val="white"/>
+        </w:rPr>
+        <w:t>.</w:t>
+      </w:r>
+      <w:r>
+        <w:rPr>
+          <w:highlight w:val="white"/>
+        </w:rPr>
+        <w:t xml:space="preserve"> 12. ed. </w:t>
+      </w:r>
+      <w:proofErr w:type="spellStart"/>
+      <w:r>
+        <w:rPr>
+          <w:highlight w:val="white"/>
+        </w:rPr>
+        <w:t>Hoboken</w:t>
+      </w:r>
+      <w:proofErr w:type="spellEnd"/>
+      <w:r>
+        <w:rPr>
+          <w:highlight w:val="white"/>
+        </w:rPr>
+        <w:t xml:space="preserve">: John </w:t>
+      </w:r>
+      <w:proofErr w:type="spellStart"/>
+      <w:r>
+        <w:rPr>
+          <w:highlight w:val="white"/>
+        </w:rPr>
+        <w:t>Wiley</w:t>
+      </w:r>
+      <w:proofErr w:type="spellEnd"/>
+      <w:r>
+        <w:rPr>
+          <w:highlight w:val="white"/>
+        </w:rPr>
+        <w:t xml:space="preserve"> &amp; Sons, 2017.</w:t>
       </w:r>
     </w:p>
     <w:p>
@@ -13443,20 +12634,236 @@
         <w:rPr>
           <w:highlight w:val="white"/>
         </w:rPr>
-        <w:t xml:space="preserve">SOMMERVILLE, I. </w:t>
-      </w:r>
-      <w:r>
-        <w:rPr>
-          <w:b/>
-          <w:highlight w:val="white"/>
-        </w:rPr>
-        <w:t>Engenharia de Software.</w:t>
-      </w:r>
-      <w:r>
-        <w:rPr>
-          <w:highlight w:val="white"/>
-        </w:rPr>
-        <w:t xml:space="preserve"> 9. ed. São Paulo: Pearson Addison Wesley, 2011.</w:t>
+        <w:lastRenderedPageBreak/>
+        <w:t xml:space="preserve">LARMAN, C. </w:t>
+      </w:r>
+      <w:proofErr w:type="spellStart"/>
+      <w:r>
+        <w:rPr>
+          <w:b/>
+          <w:highlight w:val="white"/>
+        </w:rPr>
+        <w:t>Applying</w:t>
+      </w:r>
+      <w:proofErr w:type="spellEnd"/>
+      <w:r>
+        <w:rPr>
+          <w:b/>
+          <w:highlight w:val="white"/>
+        </w:rPr>
+        <w:t xml:space="preserve"> UML </w:t>
+      </w:r>
+      <w:proofErr w:type="spellStart"/>
+      <w:r>
+        <w:rPr>
+          <w:b/>
+          <w:highlight w:val="white"/>
+        </w:rPr>
+        <w:t>and</w:t>
+      </w:r>
+      <w:proofErr w:type="spellEnd"/>
+      <w:r>
+        <w:rPr>
+          <w:b/>
+          <w:highlight w:val="white"/>
+        </w:rPr>
+        <w:t xml:space="preserve"> </w:t>
+      </w:r>
+      <w:proofErr w:type="spellStart"/>
+      <w:r>
+        <w:rPr>
+          <w:b/>
+          <w:highlight w:val="white"/>
+        </w:rPr>
+        <w:t>Patterns</w:t>
+      </w:r>
+      <w:proofErr w:type="spellEnd"/>
+      <w:r>
+        <w:rPr>
+          <w:b/>
+          <w:highlight w:val="white"/>
+        </w:rPr>
+        <w:t xml:space="preserve">: </w:t>
+      </w:r>
+      <w:proofErr w:type="spellStart"/>
+      <w:r>
+        <w:rPr>
+          <w:b/>
+          <w:highlight w:val="white"/>
+        </w:rPr>
+        <w:t>An</w:t>
+      </w:r>
+      <w:proofErr w:type="spellEnd"/>
+      <w:r>
+        <w:rPr>
+          <w:b/>
+          <w:highlight w:val="white"/>
+        </w:rPr>
+        <w:t xml:space="preserve"> </w:t>
+      </w:r>
+      <w:proofErr w:type="spellStart"/>
+      <w:r>
+        <w:rPr>
+          <w:b/>
+          <w:highlight w:val="white"/>
+        </w:rPr>
+        <w:t>Introduction</w:t>
+      </w:r>
+      <w:proofErr w:type="spellEnd"/>
+      <w:r>
+        <w:rPr>
+          <w:b/>
+          <w:highlight w:val="white"/>
+        </w:rPr>
+        <w:t xml:space="preserve"> </w:t>
+      </w:r>
+      <w:proofErr w:type="spellStart"/>
+      <w:r>
+        <w:rPr>
+          <w:b/>
+          <w:highlight w:val="white"/>
+        </w:rPr>
+        <w:t>to</w:t>
+      </w:r>
+      <w:proofErr w:type="spellEnd"/>
+      <w:r>
+        <w:rPr>
+          <w:b/>
+          <w:highlight w:val="white"/>
+        </w:rPr>
+        <w:t xml:space="preserve"> </w:t>
+      </w:r>
+      <w:proofErr w:type="spellStart"/>
+      <w:r>
+        <w:rPr>
+          <w:b/>
+          <w:highlight w:val="white"/>
+        </w:rPr>
+        <w:t>Object-Oriented</w:t>
+      </w:r>
+      <w:proofErr w:type="spellEnd"/>
+      <w:r>
+        <w:rPr>
+          <w:b/>
+          <w:highlight w:val="white"/>
+        </w:rPr>
+        <w:t xml:space="preserve"> </w:t>
+      </w:r>
+      <w:proofErr w:type="spellStart"/>
+      <w:r>
+        <w:rPr>
+          <w:b/>
+          <w:highlight w:val="white"/>
+        </w:rPr>
+        <w:t>Analysis</w:t>
+      </w:r>
+      <w:proofErr w:type="spellEnd"/>
+      <w:r>
+        <w:rPr>
+          <w:b/>
+          <w:highlight w:val="white"/>
+        </w:rPr>
+        <w:t xml:space="preserve"> </w:t>
+      </w:r>
+      <w:proofErr w:type="spellStart"/>
+      <w:r>
+        <w:rPr>
+          <w:b/>
+          <w:highlight w:val="white"/>
+        </w:rPr>
+        <w:t>and</w:t>
+      </w:r>
+      <w:proofErr w:type="spellEnd"/>
+      <w:r>
+        <w:rPr>
+          <w:b/>
+          <w:highlight w:val="white"/>
+        </w:rPr>
+        <w:t xml:space="preserve"> Design </w:t>
+      </w:r>
+      <w:proofErr w:type="spellStart"/>
+      <w:r>
+        <w:rPr>
+          <w:b/>
+          <w:highlight w:val="white"/>
+        </w:rPr>
+        <w:t>and</w:t>
+      </w:r>
+      <w:proofErr w:type="spellEnd"/>
+      <w:r>
+        <w:rPr>
+          <w:b/>
+          <w:highlight w:val="white"/>
+        </w:rPr>
+        <w:t xml:space="preserve"> </w:t>
+      </w:r>
+      <w:proofErr w:type="spellStart"/>
+      <w:r>
+        <w:rPr>
+          <w:b/>
+          <w:highlight w:val="white"/>
+        </w:rPr>
+        <w:t>the</w:t>
+      </w:r>
+      <w:proofErr w:type="spellEnd"/>
+      <w:r>
+        <w:rPr>
+          <w:b/>
+          <w:highlight w:val="white"/>
+        </w:rPr>
+        <w:t xml:space="preserve"> </w:t>
+      </w:r>
+      <w:proofErr w:type="spellStart"/>
+      <w:r>
+        <w:rPr>
+          <w:b/>
+          <w:highlight w:val="white"/>
+        </w:rPr>
+        <w:t>Unified</w:t>
+      </w:r>
+      <w:proofErr w:type="spellEnd"/>
+      <w:r>
+        <w:rPr>
+          <w:b/>
+          <w:highlight w:val="white"/>
+        </w:rPr>
+        <w:t xml:space="preserve"> </w:t>
+      </w:r>
+      <w:proofErr w:type="spellStart"/>
+      <w:r>
+        <w:rPr>
+          <w:b/>
+          <w:highlight w:val="white"/>
+        </w:rPr>
+        <w:t>Process</w:t>
+      </w:r>
+      <w:proofErr w:type="spellEnd"/>
+      <w:r>
+        <w:rPr>
+          <w:b/>
+          <w:highlight w:val="white"/>
+        </w:rPr>
+        <w:t>.</w:t>
+      </w:r>
+      <w:r>
+        <w:rPr>
+          <w:highlight w:val="white"/>
+        </w:rPr>
+        <w:t xml:space="preserve"> 2. ed. [</w:t>
+      </w:r>
+      <w:proofErr w:type="spellStart"/>
+      <w:r>
+        <w:rPr>
+          <w:highlight w:val="white"/>
+        </w:rPr>
+        <w:t>S.l</w:t>
+      </w:r>
+      <w:proofErr w:type="spellEnd"/>
+      <w:r>
+        <w:rPr>
+          <w:highlight w:val="white"/>
+        </w:rPr>
+        <w:t>.]: Prentice Hall, 2001.</w:t>
       </w:r>
     </w:p>
     <w:p>
@@ -13471,20 +12878,20 @@
         <w:rPr>
           <w:highlight w:val="white"/>
         </w:rPr>
-        <w:t xml:space="preserve">SOMMERVILLE, Ian. </w:t>
-      </w:r>
-      <w:r>
-        <w:rPr>
-          <w:b/>
-          <w:highlight w:val="white"/>
-        </w:rPr>
-        <w:t>Engenharia de Software.</w:t>
-      </w:r>
-      <w:r>
-        <w:rPr>
-          <w:highlight w:val="white"/>
-        </w:rPr>
-        <w:t xml:space="preserve"> 10. ed. Pearson, 2019.</w:t>
+        <w:t xml:space="preserve">MAXIMIANO, A. C. A. </w:t>
+      </w:r>
+      <w:r>
+        <w:rPr>
+          <w:b/>
+          <w:highlight w:val="white"/>
+        </w:rPr>
+        <w:t>Administração de projetos: como transformar ideias em resultados.</w:t>
+      </w:r>
+      <w:r>
+        <w:rPr>
+          <w:highlight w:val="white"/>
+        </w:rPr>
+        <w:t xml:space="preserve"> 3. ed. São Paulo: Atlas, 2014.</w:t>
       </w:r>
     </w:p>
     <w:p>
@@ -13499,63 +12906,185 @@
         <w:rPr>
           <w:highlight w:val="white"/>
         </w:rPr>
-        <w:t xml:space="preserve">STEINKE, G. H.; AL-DEEN, M. S.; LABRIE, R. C. </w:t>
-      </w:r>
-      <w:proofErr w:type="spellStart"/>
-      <w:r>
-        <w:rPr>
-          <w:b/>
-          <w:highlight w:val="white"/>
-        </w:rPr>
-        <w:t>Innovating</w:t>
-      </w:r>
-      <w:proofErr w:type="spellEnd"/>
-      <w:r>
-        <w:rPr>
-          <w:b/>
+        <w:t xml:space="preserve">NUNES, D. B.; GUERRA, L. B.; CORREA, C. M. </w:t>
+      </w:r>
+      <w:r>
+        <w:rPr>
+          <w:b/>
+          <w:highlight w:val="white"/>
+        </w:rPr>
+        <w:t xml:space="preserve">Design </w:t>
+      </w:r>
+      <w:proofErr w:type="spellStart"/>
+      <w:r>
+        <w:rPr>
+          <w:b/>
+          <w:highlight w:val="white"/>
+        </w:rPr>
+        <w:t>Thinking</w:t>
+      </w:r>
+      <w:proofErr w:type="spellEnd"/>
+      <w:r>
+        <w:rPr>
+          <w:b/>
+          <w:highlight w:val="white"/>
+        </w:rPr>
+        <w:t xml:space="preserve"> como metodologia para definição de interface gráfica de usuário.</w:t>
+      </w:r>
+      <w:r>
+        <w:rPr>
+          <w:highlight w:val="white"/>
+        </w:rPr>
+        <w:t xml:space="preserve"> São Borja, jul. 2020.</w:t>
+      </w:r>
+    </w:p>
+    <w:p>
+      <w:pPr>
+        <w:spacing w:before="240" w:after="240" w:line="240" w:lineRule="auto"/>
+        <w:jc w:val="left"/>
+        <w:rPr>
+          <w:highlight w:val="white"/>
+        </w:rPr>
+      </w:pPr>
+      <w:r>
+        <w:rPr>
+          <w:highlight w:val="white"/>
+        </w:rPr>
+        <w:t xml:space="preserve">NUNES, R. D. </w:t>
+      </w:r>
+      <w:r>
+        <w:rPr>
+          <w:b/>
+          <w:highlight w:val="white"/>
+        </w:rPr>
+        <w:t xml:space="preserve">A implantação das metodologias ágeis de desenvolvimento de software Scrum e Extreme </w:t>
+      </w:r>
+      <w:proofErr w:type="spellStart"/>
+      <w:r>
+        <w:rPr>
+          <w:b/>
+          <w:highlight w:val="white"/>
+        </w:rPr>
+        <w:t>Programming</w:t>
+      </w:r>
+      <w:proofErr w:type="spellEnd"/>
+      <w:r>
+        <w:rPr>
+          <w:b/>
+          <w:highlight w:val="white"/>
+        </w:rPr>
+        <w:t xml:space="preserve"> (XP): uma alternativa para pequenas empresas do setor de tecnologia da informação.</w:t>
+      </w:r>
+      <w:r>
+        <w:rPr>
           <w:highlight w:val="white"/>
         </w:rPr>
         <w:t xml:space="preserve"> </w:t>
       </w:r>
-      <w:proofErr w:type="spellStart"/>
-      <w:r>
-        <w:rPr>
-          <w:b/>
-          <w:highlight w:val="white"/>
-        </w:rPr>
-        <w:t>Information</w:t>
-      </w:r>
-      <w:proofErr w:type="spellEnd"/>
-      <w:r>
-        <w:rPr>
-          <w:b/>
-          <w:highlight w:val="white"/>
-        </w:rPr>
-        <w:t xml:space="preserve"> System </w:t>
-      </w:r>
-      <w:proofErr w:type="spellStart"/>
-      <w:r>
-        <w:rPr>
-          <w:b/>
-          <w:highlight w:val="white"/>
-        </w:rPr>
-        <w:t>Development</w:t>
-      </w:r>
-      <w:proofErr w:type="spellEnd"/>
-      <w:r>
-        <w:rPr>
-          <w:b/>
+      <w:r>
+        <w:rPr>
+          <w:i/>
+          <w:highlight w:val="white"/>
+        </w:rPr>
+        <w:t>For Science: revista científica do IFMG</w:t>
+      </w:r>
+      <w:r>
+        <w:rPr>
+          <w:highlight w:val="white"/>
+        </w:rPr>
+        <w:t>, Formiga, v. 4, 2016.</w:t>
+      </w:r>
+    </w:p>
+    <w:p>
+      <w:pPr>
+        <w:spacing w:before="240" w:after="240" w:line="240" w:lineRule="auto"/>
+        <w:jc w:val="left"/>
+        <w:rPr>
+          <w:highlight w:val="white"/>
+        </w:rPr>
+      </w:pPr>
+      <w:r>
+        <w:rPr>
+          <w:highlight w:val="white"/>
+        </w:rPr>
+        <w:t xml:space="preserve">PEREIRA, João; SOUZA, Lúcia. </w:t>
+      </w:r>
+      <w:r>
+        <w:rPr>
+          <w:b/>
+          <w:highlight w:val="white"/>
+        </w:rPr>
+        <w:t>Adoção de metodologias ágeis em projetos acadêmicos de software.</w:t>
+      </w:r>
+      <w:r>
+        <w:rPr>
           <w:highlight w:val="white"/>
         </w:rPr>
         <w:t xml:space="preserve"> </w:t>
       </w:r>
-      <w:proofErr w:type="spellStart"/>
-      <w:r>
-        <w:rPr>
-          <w:b/>
-          <w:highlight w:val="white"/>
-        </w:rPr>
-        <w:t>Methodologies</w:t>
+      <w:r>
+        <w:rPr>
+          <w:i/>
+          <w:highlight w:val="white"/>
+        </w:rPr>
+        <w:t>Revista Brasileira de Computação Aplicada</w:t>
+      </w:r>
+      <w:r>
+        <w:rPr>
+          <w:highlight w:val="white"/>
+        </w:rPr>
+        <w:t>, v. 13, n. 2, p. 75–88, 2021.</w:t>
+      </w:r>
+    </w:p>
+    <w:p>
+      <w:pPr>
+        <w:spacing w:before="240" w:after="240" w:line="240" w:lineRule="auto"/>
+        <w:jc w:val="left"/>
+        <w:rPr>
+          <w:highlight w:val="white"/>
+        </w:rPr>
+      </w:pPr>
+      <w:r>
+        <w:rPr>
+          <w:highlight w:val="white"/>
+        </w:rPr>
+        <w:t xml:space="preserve">PMI – PROJECT MANAGEMENT INSTITUTE. </w:t>
+      </w:r>
+      <w:r>
+        <w:rPr>
+          <w:b/>
+          <w:highlight w:val="white"/>
+        </w:rPr>
+        <w:t>Guia PMBOK – Um Guia do Conjunto de Conhecimentos em Gerenciamento de Projetos.</w:t>
+      </w:r>
+      <w:r>
+        <w:rPr>
+          <w:highlight w:val="white"/>
+        </w:rPr>
+        <w:t xml:space="preserve"> 7. ed. Newtown Square: PMI, 2021.</w:t>
+      </w:r>
+    </w:p>
+    <w:p>
+      <w:pPr>
+        <w:spacing w:before="240" w:after="240" w:line="240" w:lineRule="auto"/>
+        <w:jc w:val="left"/>
+        <w:rPr>
+          <w:highlight w:val="white"/>
+        </w:rPr>
+      </w:pPr>
+      <w:r>
+        <w:rPr>
+          <w:highlight w:val="white"/>
+        </w:rPr>
+        <w:t xml:space="preserve">PROJECT MANAGEMENT INSTITUTE (PMI). </w:t>
+      </w:r>
+      <w:proofErr w:type="spellStart"/>
+      <w:r>
+        <w:rPr>
+          <w:b/>
+          <w:highlight w:val="white"/>
+        </w:rPr>
+        <w:t>Agile</w:t>
       </w:r>
       <w:proofErr w:type="spellEnd"/>
       <w:r>
@@ -13571,23 +13100,23 @@
           <w:b/>
           <w:highlight w:val="white"/>
         </w:rPr>
-        <w:t>with</w:t>
-      </w:r>
-      <w:proofErr w:type="spellEnd"/>
-      <w:r>
-        <w:rPr>
-          <w:b/>
-          <w:highlight w:val="white"/>
-        </w:rPr>
-        <w:t xml:space="preserve"> Design </w:t>
-      </w:r>
-      <w:proofErr w:type="spellStart"/>
-      <w:r>
-        <w:rPr>
-          <w:b/>
-          <w:highlight w:val="white"/>
-        </w:rPr>
-        <w:t>Thinking</w:t>
+        <w:t>Practice</w:t>
+      </w:r>
+      <w:proofErr w:type="spellEnd"/>
+      <w:r>
+        <w:rPr>
+          <w:b/>
+          <w:highlight w:val="white"/>
+        </w:rPr>
+        <w:t xml:space="preserve"> </w:t>
+      </w:r>
+      <w:proofErr w:type="spellStart"/>
+      <w:r>
+        <w:rPr>
+          <w:b/>
+          <w:highlight w:val="white"/>
+        </w:rPr>
+        <w:t>Guide</w:t>
       </w:r>
       <w:proofErr w:type="spellEnd"/>
       <w:r>
@@ -13601,47 +13130,208 @@
         <w:rPr>
           <w:highlight w:val="white"/>
         </w:rPr>
-        <w:t xml:space="preserve"> In: </w:t>
+        <w:t xml:space="preserve"> PMI, 2021.</w:t>
+      </w:r>
+    </w:p>
+    <w:p>
+      <w:pPr>
+        <w:spacing w:before="240" w:after="240" w:line="240" w:lineRule="auto"/>
+        <w:jc w:val="left"/>
+        <w:rPr>
+          <w:highlight w:val="white"/>
+        </w:rPr>
+      </w:pPr>
+      <w:r>
+        <w:rPr>
+          <w:highlight w:val="white"/>
+        </w:rPr>
+        <w:t xml:space="preserve">PRESSMAN, Roger S.; MAXIM, Bruce R. </w:t>
+      </w:r>
+      <w:r>
+        <w:rPr>
+          <w:b/>
+          <w:highlight w:val="white"/>
+        </w:rPr>
+        <w:t>Engenharia de Software: uma abordagem profissional.</w:t>
+      </w:r>
+      <w:r>
+        <w:rPr>
+          <w:highlight w:val="white"/>
+        </w:rPr>
+        <w:t xml:space="preserve"> 9. ed. AMGH, 2021.</w:t>
+      </w:r>
+    </w:p>
+    <w:p>
+      <w:pPr>
+        <w:spacing w:before="240" w:after="240" w:line="240" w:lineRule="auto"/>
+        <w:jc w:val="left"/>
+        <w:rPr>
+          <w:highlight w:val="white"/>
+        </w:rPr>
+      </w:pPr>
+      <w:r>
+        <w:rPr>
+          <w:highlight w:val="white"/>
+        </w:rPr>
+        <w:t xml:space="preserve">PRESSMAN, R. S. </w:t>
+      </w:r>
+      <w:r>
+        <w:rPr>
+          <w:b/>
+          <w:highlight w:val="white"/>
+        </w:rPr>
+        <w:t>Engenharia de Software: uma abordagem profissional.</w:t>
+      </w:r>
+      <w:r>
+        <w:rPr>
+          <w:highlight w:val="white"/>
+        </w:rPr>
+        <w:t xml:space="preserve"> 6. ed. São Paulo: McGraw-Hill, 2015.</w:t>
+      </w:r>
+    </w:p>
+    <w:p>
+      <w:pPr>
+        <w:spacing w:before="240" w:after="240" w:line="240" w:lineRule="auto"/>
+        <w:jc w:val="left"/>
+        <w:rPr>
+          <w:highlight w:val="white"/>
+        </w:rPr>
+      </w:pPr>
+      <w:r>
+        <w:rPr>
+          <w:highlight w:val="white"/>
+        </w:rPr>
+        <w:t xml:space="preserve">RIGBY, </w:t>
+      </w:r>
+      <w:proofErr w:type="spellStart"/>
+      <w:r>
+        <w:rPr>
+          <w:highlight w:val="white"/>
+        </w:rPr>
+        <w:t>Darrell</w:t>
+      </w:r>
+      <w:proofErr w:type="spellEnd"/>
+      <w:r>
+        <w:rPr>
+          <w:highlight w:val="white"/>
+        </w:rPr>
+        <w:t xml:space="preserve"> K.; SUTHERLAND, Jeff; TAKEUCHI, </w:t>
+      </w:r>
+      <w:proofErr w:type="spellStart"/>
+      <w:r>
+        <w:rPr>
+          <w:highlight w:val="white"/>
+        </w:rPr>
+        <w:t>Hirotaka</w:t>
+      </w:r>
+      <w:proofErr w:type="spellEnd"/>
+      <w:r>
+        <w:rPr>
+          <w:highlight w:val="white"/>
+        </w:rPr>
+        <w:t xml:space="preserve">. </w:t>
+      </w:r>
+      <w:proofErr w:type="spellStart"/>
+      <w:r>
+        <w:rPr>
+          <w:b/>
+          <w:highlight w:val="white"/>
+        </w:rPr>
+        <w:t>Embracing</w:t>
+      </w:r>
+      <w:proofErr w:type="spellEnd"/>
+      <w:r>
+        <w:rPr>
+          <w:b/>
+          <w:highlight w:val="white"/>
+        </w:rPr>
+        <w:t xml:space="preserve"> </w:t>
+      </w:r>
+      <w:proofErr w:type="spellStart"/>
+      <w:r>
+        <w:rPr>
+          <w:b/>
+          <w:highlight w:val="white"/>
+        </w:rPr>
+        <w:t>Agile</w:t>
+      </w:r>
+      <w:proofErr w:type="spellEnd"/>
+      <w:r>
+        <w:rPr>
+          <w:b/>
+          <w:highlight w:val="white"/>
+        </w:rPr>
+        <w:t>.</w:t>
+      </w:r>
+      <w:r>
+        <w:rPr>
+          <w:highlight w:val="white"/>
+        </w:rPr>
+        <w:t xml:space="preserve"> </w:t>
       </w:r>
       <w:r>
         <w:rPr>
           <w:i/>
           <w:highlight w:val="white"/>
         </w:rPr>
-        <w:t>INTERNATIONAL CONFERENCE ON APPLIED INNOVATIONS IN IT</w:t>
-      </w:r>
-      <w:r>
-        <w:rPr>
-          <w:highlight w:val="white"/>
-        </w:rPr>
-        <w:t xml:space="preserve">, 5., 2017, </w:t>
-      </w:r>
-      <w:proofErr w:type="spellStart"/>
-      <w:r>
-        <w:rPr>
-          <w:highlight w:val="white"/>
-        </w:rPr>
-        <w:t>Köthen</w:t>
-      </w:r>
-      <w:proofErr w:type="spellEnd"/>
-      <w:r>
-        <w:rPr>
-          <w:highlight w:val="white"/>
-        </w:rPr>
-        <w:t xml:space="preserve">. </w:t>
-      </w:r>
-      <w:proofErr w:type="spellStart"/>
-      <w:r>
-        <w:rPr>
-          <w:i/>
-          <w:highlight w:val="white"/>
-        </w:rPr>
-        <w:t>Proceedings</w:t>
-      </w:r>
-      <w:proofErr w:type="spellEnd"/>
-      <w:r>
-        <w:rPr>
-          <w:i/>
+        <w:t>Harvard Business Review</w:t>
+      </w:r>
+      <w:r>
+        <w:rPr>
+          <w:highlight w:val="white"/>
+        </w:rPr>
+        <w:t>, v. 94, n. 5, p. 40–50, 2016.</w:t>
+      </w:r>
+    </w:p>
+    <w:p>
+      <w:pPr>
+        <w:spacing w:before="240" w:after="240" w:line="240" w:lineRule="auto"/>
+        <w:jc w:val="left"/>
+        <w:rPr>
+          <w:highlight w:val="white"/>
+        </w:rPr>
+      </w:pPr>
+      <w:r>
+        <w:rPr>
+          <w:highlight w:val="white"/>
+        </w:rPr>
+        <w:t xml:space="preserve">SCHWABER, Ken; SUTHERLAND, Jeff. </w:t>
+      </w:r>
+      <w:r>
+        <w:rPr>
+          <w:b/>
+          <w:highlight w:val="white"/>
+        </w:rPr>
+        <w:t xml:space="preserve">The Scrum </w:t>
+      </w:r>
+      <w:proofErr w:type="spellStart"/>
+      <w:r>
+        <w:rPr>
+          <w:b/>
+          <w:highlight w:val="white"/>
+        </w:rPr>
+        <w:t>Guide</w:t>
+      </w:r>
+      <w:proofErr w:type="spellEnd"/>
+      <w:r>
+        <w:rPr>
+          <w:b/>
+          <w:highlight w:val="white"/>
+        </w:rPr>
+        <w:t xml:space="preserve">: The </w:t>
+      </w:r>
+      <w:proofErr w:type="spellStart"/>
+      <w:r>
+        <w:rPr>
+          <w:b/>
+          <w:highlight w:val="white"/>
+        </w:rPr>
+        <w:t>Definitive</w:t>
+      </w:r>
+      <w:proofErr w:type="spellEnd"/>
+      <w:r>
+        <w:rPr>
+          <w:b/>
           <w:highlight w:val="white"/>
         </w:rPr>
         <w:t xml:space="preserve"> </w:t>
@@ -13649,7 +13339,55 @@
       <w:proofErr w:type="spellStart"/>
       <w:r>
         <w:rPr>
-          <w:i/>
+          <w:b/>
+          <w:highlight w:val="white"/>
+        </w:rPr>
+        <w:t>Guide</w:t>
+      </w:r>
+      <w:proofErr w:type="spellEnd"/>
+      <w:r>
+        <w:rPr>
+          <w:b/>
+          <w:highlight w:val="white"/>
+        </w:rPr>
+        <w:t xml:space="preserve"> </w:t>
+      </w:r>
+      <w:proofErr w:type="spellStart"/>
+      <w:r>
+        <w:rPr>
+          <w:b/>
+          <w:highlight w:val="white"/>
+        </w:rPr>
+        <w:t>to</w:t>
+      </w:r>
+      <w:proofErr w:type="spellEnd"/>
+      <w:r>
+        <w:rPr>
+          <w:b/>
+          <w:highlight w:val="white"/>
+        </w:rPr>
+        <w:t xml:space="preserve"> Scrum: The </w:t>
+      </w:r>
+      <w:proofErr w:type="spellStart"/>
+      <w:r>
+        <w:rPr>
+          <w:b/>
+          <w:highlight w:val="white"/>
+        </w:rPr>
+        <w:t>Rules</w:t>
+      </w:r>
+      <w:proofErr w:type="spellEnd"/>
+      <w:r>
+        <w:rPr>
+          <w:b/>
+          <w:highlight w:val="white"/>
+        </w:rPr>
+        <w:t xml:space="preserve"> </w:t>
+      </w:r>
+      <w:proofErr w:type="spellStart"/>
+      <w:r>
+        <w:rPr>
+          <w:b/>
           <w:highlight w:val="white"/>
         </w:rPr>
         <w:t>of</w:t>
@@ -13657,15 +13395,16 @@
       <w:proofErr w:type="spellEnd"/>
       <w:r>
         <w:rPr>
-          <w:i/>
+          <w:b/>
           <w:highlight w:val="white"/>
         </w:rPr>
         <w:t xml:space="preserve"> </w:t>
       </w:r>
       <w:proofErr w:type="spellStart"/>
-      <w:r>
-        <w:rPr>
-          <w:i/>
+      <w:proofErr w:type="gramStart"/>
+      <w:r>
+        <w:rPr>
+          <w:b/>
           <w:highlight w:val="white"/>
         </w:rPr>
         <w:t>the</w:t>
@@ -13673,150 +13412,24 @@
       <w:proofErr w:type="spellEnd"/>
       <w:r>
         <w:rPr>
-          <w:i/>
-          <w:highlight w:val="white"/>
-        </w:rPr>
-        <w:t xml:space="preserve"> 5th </w:t>
-      </w:r>
-      <w:proofErr w:type="spellStart"/>
-      <w:r>
-        <w:rPr>
-          <w:i/>
-          <w:highlight w:val="white"/>
-        </w:rPr>
-        <w:t>International</w:t>
-      </w:r>
-      <w:proofErr w:type="spellEnd"/>
-      <w:r>
-        <w:rPr>
-          <w:i/>
-          <w:highlight w:val="white"/>
-        </w:rPr>
-        <w:t xml:space="preserve"> </w:t>
-      </w:r>
-      <w:proofErr w:type="spellStart"/>
-      <w:r>
-        <w:rPr>
-          <w:i/>
-          <w:highlight w:val="white"/>
-        </w:rPr>
-        <w:t>Conference</w:t>
-      </w:r>
-      <w:proofErr w:type="spellEnd"/>
-      <w:r>
-        <w:rPr>
-          <w:i/>
-          <w:highlight w:val="white"/>
-        </w:rPr>
-        <w:t xml:space="preserve"> </w:t>
-      </w:r>
-      <w:proofErr w:type="spellStart"/>
-      <w:r>
-        <w:rPr>
-          <w:i/>
-          <w:highlight w:val="white"/>
-        </w:rPr>
-        <w:t>on</w:t>
-      </w:r>
-      <w:proofErr w:type="spellEnd"/>
-      <w:r>
-        <w:rPr>
-          <w:i/>
-          <w:highlight w:val="white"/>
-        </w:rPr>
-        <w:t xml:space="preserve"> Applied </w:t>
-      </w:r>
-      <w:proofErr w:type="spellStart"/>
-      <w:r>
-        <w:rPr>
-          <w:i/>
-          <w:highlight w:val="white"/>
-        </w:rPr>
-        <w:t>Innovations</w:t>
-      </w:r>
-      <w:proofErr w:type="spellEnd"/>
-      <w:r>
-        <w:rPr>
-          <w:i/>
-          <w:highlight w:val="white"/>
-        </w:rPr>
-        <w:t xml:space="preserve"> in IT.</w:t>
-      </w:r>
-      <w:r>
-        <w:rPr>
-          <w:highlight w:val="white"/>
-        </w:rPr>
-        <w:t xml:space="preserve"> </w:t>
-      </w:r>
-      <w:proofErr w:type="spellStart"/>
-      <w:r>
-        <w:rPr>
-          <w:highlight w:val="white"/>
-        </w:rPr>
-        <w:t>Köthen</w:t>
-      </w:r>
-      <w:proofErr w:type="spellEnd"/>
-      <w:r>
-        <w:rPr>
-          <w:highlight w:val="white"/>
-        </w:rPr>
-        <w:t xml:space="preserve">: </w:t>
-      </w:r>
-      <w:proofErr w:type="spellStart"/>
-      <w:r>
-        <w:rPr>
-          <w:highlight w:val="white"/>
-        </w:rPr>
-        <w:t>Anhalt</w:t>
-      </w:r>
-      <w:proofErr w:type="spellEnd"/>
-      <w:r>
-        <w:rPr>
-          <w:highlight w:val="white"/>
-        </w:rPr>
-        <w:t xml:space="preserve"> </w:t>
-      </w:r>
-      <w:proofErr w:type="spellStart"/>
-      <w:r>
-        <w:rPr>
-          <w:highlight w:val="white"/>
-        </w:rPr>
-        <w:t>University</w:t>
-      </w:r>
-      <w:proofErr w:type="spellEnd"/>
-      <w:r>
-        <w:rPr>
-          <w:highlight w:val="white"/>
-        </w:rPr>
-        <w:t xml:space="preserve"> </w:t>
-      </w:r>
-      <w:proofErr w:type="spellStart"/>
-      <w:r>
-        <w:rPr>
-          <w:highlight w:val="white"/>
-        </w:rPr>
-        <w:t>of</w:t>
-      </w:r>
-      <w:proofErr w:type="spellEnd"/>
-      <w:r>
-        <w:rPr>
-          <w:highlight w:val="white"/>
-        </w:rPr>
-        <w:t xml:space="preserve"> Applied </w:t>
-      </w:r>
-      <w:proofErr w:type="spellStart"/>
-      <w:r>
-        <w:rPr>
-          <w:highlight w:val="white"/>
-        </w:rPr>
-        <w:t>Sciences</w:t>
-      </w:r>
-      <w:proofErr w:type="spellEnd"/>
-      <w:r>
-        <w:rPr>
-          <w:highlight w:val="white"/>
-        </w:rPr>
-        <w:t>, 2017. p. 51–55. Disponível em:</w:t>
+          <w:b/>
+          <w:highlight w:val="white"/>
+        </w:rPr>
+        <w:t xml:space="preserve"> Game</w:t>
+      </w:r>
+      <w:proofErr w:type="gramEnd"/>
+      <w:r>
+        <w:rPr>
+          <w:b/>
+          <w:highlight w:val="white"/>
+        </w:rPr>
+        <w:t>.</w:t>
+      </w:r>
+      <w:r>
+        <w:rPr>
+          <w:highlight w:val="white"/>
+        </w:rPr>
+        <w:t xml:space="preserve"> Scrum.org, 2020. Disponível em:</w:t>
       </w:r>
       <w:hyperlink r:id="rId29">
         <w:r>
@@ -13833,14 +13446,14 @@
             <w:highlight w:val="white"/>
             <w:u w:val="single"/>
           </w:rPr>
-          <w:t>https://www.inf.hs-anhalt.de/iaii/</w:t>
+          <w:t>https://scrumguides.org</w:t>
         </w:r>
       </w:hyperlink>
       <w:r>
         <w:rPr>
           <w:highlight w:val="white"/>
         </w:rPr>
-        <w:t>. Acesso em: 1 nov. 2025.</w:t>
+        <w:t>. Acesso em: 10 jun. 2025.</w:t>
       </w:r>
     </w:p>
     <w:p>
@@ -13855,50 +13468,202 @@
         <w:rPr>
           <w:highlight w:val="white"/>
         </w:rPr>
-        <w:t xml:space="preserve">TELES, V. M. </w:t>
-      </w:r>
-      <w:r>
-        <w:rPr>
-          <w:b/>
-          <w:highlight w:val="white"/>
-        </w:rPr>
-        <w:t xml:space="preserve">Extreme </w:t>
-      </w:r>
-      <w:proofErr w:type="spellStart"/>
-      <w:r>
-        <w:rPr>
-          <w:b/>
-          <w:highlight w:val="white"/>
-        </w:rPr>
-        <w:t>Programming</w:t>
-      </w:r>
-      <w:proofErr w:type="spellEnd"/>
-      <w:r>
-        <w:rPr>
-          <w:b/>
-          <w:highlight w:val="white"/>
-        </w:rPr>
-        <w:t>: aprenda como encantar seus usuários desenvolvendo software com agilidade e alta qualidade.</w:t>
-      </w:r>
-      <w:r>
-        <w:rPr>
-          <w:highlight w:val="white"/>
-        </w:rPr>
-        <w:t xml:space="preserve"> 2. ed. São Paulo: </w:t>
-      </w:r>
-      <w:proofErr w:type="spellStart"/>
-      <w:r>
-        <w:rPr>
-          <w:highlight w:val="white"/>
-        </w:rPr>
-        <w:t>Novatec</w:t>
-      </w:r>
-      <w:proofErr w:type="spellEnd"/>
-      <w:r>
-        <w:rPr>
-          <w:highlight w:val="white"/>
-        </w:rPr>
-        <w:t>, 2014.</w:t>
+        <w:t xml:space="preserve">SERRADOR, Pedro; PINTO, Jeffrey K. </w:t>
+      </w:r>
+      <w:r>
+        <w:rPr>
+          <w:b/>
+          <w:highlight w:val="white"/>
+        </w:rPr>
+        <w:t xml:space="preserve">Does </w:t>
+      </w:r>
+      <w:proofErr w:type="spellStart"/>
+      <w:r>
+        <w:rPr>
+          <w:b/>
+          <w:highlight w:val="white"/>
+        </w:rPr>
+        <w:t>Agile</w:t>
+      </w:r>
+      <w:proofErr w:type="spellEnd"/>
+      <w:r>
+        <w:rPr>
+          <w:b/>
+          <w:highlight w:val="white"/>
+        </w:rPr>
+        <w:t xml:space="preserve"> </w:t>
+      </w:r>
+      <w:proofErr w:type="spellStart"/>
+      <w:r>
+        <w:rPr>
+          <w:b/>
+          <w:highlight w:val="white"/>
+        </w:rPr>
+        <w:t>work</w:t>
+      </w:r>
+      <w:proofErr w:type="spellEnd"/>
+      <w:r>
+        <w:rPr>
+          <w:b/>
+          <w:highlight w:val="white"/>
+        </w:rPr>
+        <w:t xml:space="preserve">? A </w:t>
+      </w:r>
+      <w:proofErr w:type="spellStart"/>
+      <w:r>
+        <w:rPr>
+          <w:b/>
+          <w:highlight w:val="white"/>
+        </w:rPr>
+        <w:t>quantitative</w:t>
+      </w:r>
+      <w:proofErr w:type="spellEnd"/>
+      <w:r>
+        <w:rPr>
+          <w:b/>
+          <w:highlight w:val="white"/>
+        </w:rPr>
+        <w:t xml:space="preserve"> </w:t>
+      </w:r>
+      <w:proofErr w:type="spellStart"/>
+      <w:r>
+        <w:rPr>
+          <w:b/>
+          <w:highlight w:val="white"/>
+        </w:rPr>
+        <w:t>analysis</w:t>
+      </w:r>
+      <w:proofErr w:type="spellEnd"/>
+      <w:r>
+        <w:rPr>
+          <w:b/>
+          <w:highlight w:val="white"/>
+        </w:rPr>
+        <w:t xml:space="preserve"> </w:t>
+      </w:r>
+      <w:proofErr w:type="spellStart"/>
+      <w:r>
+        <w:rPr>
+          <w:b/>
+          <w:highlight w:val="white"/>
+        </w:rPr>
+        <w:t>of</w:t>
+      </w:r>
+      <w:proofErr w:type="spellEnd"/>
+      <w:r>
+        <w:rPr>
+          <w:b/>
+          <w:highlight w:val="white"/>
+        </w:rPr>
+        <w:t xml:space="preserve"> </w:t>
+      </w:r>
+      <w:proofErr w:type="spellStart"/>
+      <w:r>
+        <w:rPr>
+          <w:b/>
+          <w:highlight w:val="white"/>
+        </w:rPr>
+        <w:t>agile</w:t>
+      </w:r>
+      <w:proofErr w:type="spellEnd"/>
+      <w:r>
+        <w:rPr>
+          <w:b/>
+          <w:highlight w:val="white"/>
+        </w:rPr>
+        <w:t xml:space="preserve"> </w:t>
+      </w:r>
+      <w:proofErr w:type="spellStart"/>
+      <w:r>
+        <w:rPr>
+          <w:b/>
+          <w:highlight w:val="white"/>
+        </w:rPr>
+        <w:t>project</w:t>
+      </w:r>
+      <w:proofErr w:type="spellEnd"/>
+      <w:r>
+        <w:rPr>
+          <w:b/>
+          <w:highlight w:val="white"/>
+        </w:rPr>
+        <w:t xml:space="preserve"> </w:t>
+      </w:r>
+      <w:proofErr w:type="spellStart"/>
+      <w:r>
+        <w:rPr>
+          <w:b/>
+          <w:highlight w:val="white"/>
+        </w:rPr>
+        <w:t>success</w:t>
+      </w:r>
+      <w:proofErr w:type="spellEnd"/>
+      <w:r>
+        <w:rPr>
+          <w:b/>
+          <w:highlight w:val="white"/>
+        </w:rPr>
+        <w:t>.</w:t>
+      </w:r>
+      <w:r>
+        <w:rPr>
+          <w:highlight w:val="white"/>
+        </w:rPr>
+        <w:t xml:space="preserve"> </w:t>
+      </w:r>
+      <w:proofErr w:type="spellStart"/>
+      <w:r>
+        <w:rPr>
+          <w:i/>
+          <w:highlight w:val="white"/>
+        </w:rPr>
+        <w:t>International</w:t>
+      </w:r>
+      <w:proofErr w:type="spellEnd"/>
+      <w:r>
+        <w:rPr>
+          <w:i/>
+          <w:highlight w:val="white"/>
+        </w:rPr>
+        <w:t xml:space="preserve"> </w:t>
+      </w:r>
+      <w:proofErr w:type="spellStart"/>
+      <w:r>
+        <w:rPr>
+          <w:i/>
+          <w:highlight w:val="white"/>
+        </w:rPr>
+        <w:t>Journal</w:t>
+      </w:r>
+      <w:proofErr w:type="spellEnd"/>
+      <w:r>
+        <w:rPr>
+          <w:i/>
+          <w:highlight w:val="white"/>
+        </w:rPr>
+        <w:t xml:space="preserve"> </w:t>
+      </w:r>
+      <w:proofErr w:type="spellStart"/>
+      <w:r>
+        <w:rPr>
+          <w:i/>
+          <w:highlight w:val="white"/>
+        </w:rPr>
+        <w:t>of</w:t>
+      </w:r>
+      <w:proofErr w:type="spellEnd"/>
+      <w:r>
+        <w:rPr>
+          <w:i/>
+          <w:highlight w:val="white"/>
+        </w:rPr>
+        <w:t xml:space="preserve"> Project Management</w:t>
+      </w:r>
+      <w:r>
+        <w:rPr>
+          <w:highlight w:val="white"/>
+        </w:rPr>
+        <w:t>, v. 33, n. 5, p. 1040–1051, 2015.</w:t>
       </w:r>
     </w:p>
     <w:p>
@@ -13913,111 +13678,34 @@
         <w:rPr>
           <w:highlight w:val="white"/>
         </w:rPr>
-        <w:lastRenderedPageBreak/>
-        <w:t xml:space="preserve">VARGAS, R. V. </w:t>
-      </w:r>
-      <w:r>
-        <w:rPr>
-          <w:b/>
-          <w:highlight w:val="white"/>
-        </w:rPr>
-        <w:t>Manual prático do plano de projeto.</w:t>
-      </w:r>
-      <w:r>
-        <w:rPr>
-          <w:highlight w:val="white"/>
-        </w:rPr>
-        <w:t xml:space="preserve"> 12. ed. Rio de Janeiro: </w:t>
-      </w:r>
-      <w:proofErr w:type="spellStart"/>
-      <w:r>
-        <w:rPr>
-          <w:highlight w:val="white"/>
-        </w:rPr>
-        <w:t>Brasport</w:t>
-      </w:r>
-      <w:proofErr w:type="spellEnd"/>
-      <w:r>
-        <w:rPr>
-          <w:highlight w:val="white"/>
-        </w:rPr>
-        <w:t>, 2018.</w:t>
-      </w:r>
-    </w:p>
-    <w:p>
-      <w:pPr>
-        <w:spacing w:before="240" w:after="240" w:line="240" w:lineRule="auto"/>
-        <w:jc w:val="left"/>
-        <w:rPr>
-          <w:highlight w:val="white"/>
-        </w:rPr>
-      </w:pPr>
-      <w:r>
-        <w:rPr>
-          <w:highlight w:val="white"/>
-        </w:rPr>
-        <w:t xml:space="preserve">VERSIONONE. </w:t>
-      </w:r>
-      <w:r>
-        <w:rPr>
-          <w:b/>
-          <w:highlight w:val="white"/>
-        </w:rPr>
-        <w:t xml:space="preserve">14th </w:t>
-      </w:r>
-      <w:proofErr w:type="spellStart"/>
-      <w:r>
-        <w:rPr>
-          <w:b/>
-          <w:highlight w:val="white"/>
-        </w:rPr>
-        <w:t>State</w:t>
-      </w:r>
-      <w:proofErr w:type="spellEnd"/>
-      <w:r>
-        <w:rPr>
-          <w:b/>
-          <w:highlight w:val="white"/>
-        </w:rPr>
-        <w:t xml:space="preserve"> </w:t>
-      </w:r>
-      <w:proofErr w:type="spellStart"/>
-      <w:r>
-        <w:rPr>
-          <w:b/>
-          <w:highlight w:val="white"/>
-        </w:rPr>
-        <w:t>of</w:t>
-      </w:r>
-      <w:proofErr w:type="spellEnd"/>
-      <w:r>
-        <w:rPr>
-          <w:b/>
-          <w:highlight w:val="white"/>
-        </w:rPr>
-        <w:t xml:space="preserve"> </w:t>
-      </w:r>
-      <w:proofErr w:type="spellStart"/>
-      <w:r>
-        <w:rPr>
-          <w:b/>
-          <w:highlight w:val="white"/>
-        </w:rPr>
-        <w:t>Agile</w:t>
-      </w:r>
-      <w:proofErr w:type="spellEnd"/>
-      <w:r>
-        <w:rPr>
-          <w:b/>
-          <w:highlight w:val="white"/>
-        </w:rPr>
-        <w:t xml:space="preserve"> Report.</w:t>
-      </w:r>
-      <w:r>
-        <w:rPr>
-          <w:highlight w:val="white"/>
-        </w:rPr>
-        <w:t xml:space="preserve"> Digital.ai, 2020. Disponível em:</w:t>
+        <w:t xml:space="preserve">SILVA, </w:t>
+      </w:r>
+      <w:proofErr w:type="spellStart"/>
+      <w:r>
+        <w:rPr>
+          <w:highlight w:val="white"/>
+        </w:rPr>
+        <w:t>Cláidson</w:t>
+      </w:r>
+      <w:proofErr w:type="spellEnd"/>
+      <w:r>
+        <w:rPr>
+          <w:highlight w:val="white"/>
+        </w:rPr>
+        <w:t xml:space="preserve"> Eustáquio et al. </w:t>
+      </w:r>
+      <w:r>
+        <w:rPr>
+          <w:b/>
+          <w:highlight w:val="white"/>
+        </w:rPr>
+        <w:t>Metodologias ágeis na gestão de projetos do setor público.</w:t>
+      </w:r>
+      <w:r>
+        <w:rPr>
+          <w:highlight w:val="white"/>
+        </w:rPr>
+        <w:t xml:space="preserve"> 2020. Disponível em:</w:t>
       </w:r>
       <w:hyperlink r:id="rId31">
         <w:r>
@@ -14034,6 +13722,660 @@
             <w:highlight w:val="white"/>
             <w:u w:val="single"/>
           </w:rPr>
+          <w:t>http://repositorio.ufu.br/handle/123456789/29257</w:t>
+        </w:r>
+      </w:hyperlink>
+      <w:r>
+        <w:rPr>
+          <w:highlight w:val="white"/>
+        </w:rPr>
+        <w:t>. Acesso em: 1 nov. 2025.</w:t>
+      </w:r>
+    </w:p>
+    <w:p>
+      <w:pPr>
+        <w:spacing w:before="240" w:after="240" w:line="240" w:lineRule="auto"/>
+        <w:jc w:val="left"/>
+        <w:rPr>
+          <w:highlight w:val="white"/>
+        </w:rPr>
+      </w:pPr>
+      <w:r>
+        <w:rPr>
+          <w:highlight w:val="white"/>
+        </w:rPr>
+        <w:t xml:space="preserve">SILVA, Ricardo; SILVA, Ana. </w:t>
+      </w:r>
+      <w:r>
+        <w:rPr>
+          <w:b/>
+          <w:highlight w:val="white"/>
+        </w:rPr>
+        <w:t>Cultura organizacional e adoção de metodologias ágeis: desafios e oportunidades.</w:t>
+      </w:r>
+      <w:r>
+        <w:rPr>
+          <w:highlight w:val="white"/>
+        </w:rPr>
+        <w:t xml:space="preserve"> </w:t>
+      </w:r>
+      <w:r>
+        <w:rPr>
+          <w:i/>
+          <w:highlight w:val="white"/>
+        </w:rPr>
+        <w:t>Revista de Gestão e Tecnologia</w:t>
+      </w:r>
+      <w:r>
+        <w:rPr>
+          <w:highlight w:val="white"/>
+        </w:rPr>
+        <w:t>, v. 10, n. 1, p. 22–35, 2020.</w:t>
+      </w:r>
+    </w:p>
+    <w:p>
+      <w:pPr>
+        <w:spacing w:before="240" w:after="240" w:line="240" w:lineRule="auto"/>
+        <w:jc w:val="left"/>
+        <w:rPr>
+          <w:highlight w:val="white"/>
+        </w:rPr>
+      </w:pPr>
+      <w:r>
+        <w:rPr>
+          <w:highlight w:val="white"/>
+        </w:rPr>
+        <w:t xml:space="preserve">SOMMERVILLE, I. </w:t>
+      </w:r>
+      <w:r>
+        <w:rPr>
+          <w:b/>
+          <w:highlight w:val="white"/>
+        </w:rPr>
+        <w:t>Engenharia de Software.</w:t>
+      </w:r>
+      <w:r>
+        <w:rPr>
+          <w:highlight w:val="white"/>
+        </w:rPr>
+        <w:t xml:space="preserve"> 9. ed. São Paulo: Pearson Addison Wesley, 2011.</w:t>
+      </w:r>
+    </w:p>
+    <w:p>
+      <w:pPr>
+        <w:spacing w:before="240" w:after="240" w:line="240" w:lineRule="auto"/>
+        <w:jc w:val="left"/>
+        <w:rPr>
+          <w:highlight w:val="white"/>
+        </w:rPr>
+      </w:pPr>
+      <w:r>
+        <w:rPr>
+          <w:highlight w:val="white"/>
+        </w:rPr>
+        <w:t xml:space="preserve">SOMMERVILLE, Ian. </w:t>
+      </w:r>
+      <w:r>
+        <w:rPr>
+          <w:b/>
+          <w:highlight w:val="white"/>
+        </w:rPr>
+        <w:t>Engenharia de Software.</w:t>
+      </w:r>
+      <w:r>
+        <w:rPr>
+          <w:highlight w:val="white"/>
+        </w:rPr>
+        <w:t xml:space="preserve"> 10. ed. Pearson, 2019.</w:t>
+      </w:r>
+    </w:p>
+    <w:p>
+      <w:pPr>
+        <w:spacing w:before="240" w:after="240" w:line="240" w:lineRule="auto"/>
+        <w:jc w:val="left"/>
+        <w:rPr>
+          <w:highlight w:val="white"/>
+        </w:rPr>
+      </w:pPr>
+      <w:r>
+        <w:rPr>
+          <w:highlight w:val="white"/>
+        </w:rPr>
+        <w:t xml:space="preserve">STEINKE, G. H.; AL-DEEN, M. S.; LABRIE, R. C. </w:t>
+      </w:r>
+      <w:proofErr w:type="spellStart"/>
+      <w:r>
+        <w:rPr>
+          <w:b/>
+          <w:highlight w:val="white"/>
+        </w:rPr>
+        <w:t>Innovating</w:t>
+      </w:r>
+      <w:proofErr w:type="spellEnd"/>
+      <w:r>
+        <w:rPr>
+          <w:b/>
+          <w:highlight w:val="white"/>
+        </w:rPr>
+        <w:t xml:space="preserve"> </w:t>
+      </w:r>
+      <w:proofErr w:type="spellStart"/>
+      <w:r>
+        <w:rPr>
+          <w:b/>
+          <w:highlight w:val="white"/>
+        </w:rPr>
+        <w:t>Information</w:t>
+      </w:r>
+      <w:proofErr w:type="spellEnd"/>
+      <w:r>
+        <w:rPr>
+          <w:b/>
+          <w:highlight w:val="white"/>
+        </w:rPr>
+        <w:t xml:space="preserve"> System </w:t>
+      </w:r>
+      <w:proofErr w:type="spellStart"/>
+      <w:r>
+        <w:rPr>
+          <w:b/>
+          <w:highlight w:val="white"/>
+        </w:rPr>
+        <w:t>Development</w:t>
+      </w:r>
+      <w:proofErr w:type="spellEnd"/>
+      <w:r>
+        <w:rPr>
+          <w:b/>
+          <w:highlight w:val="white"/>
+        </w:rPr>
+        <w:t xml:space="preserve"> </w:t>
+      </w:r>
+      <w:proofErr w:type="spellStart"/>
+      <w:r>
+        <w:rPr>
+          <w:b/>
+          <w:highlight w:val="white"/>
+        </w:rPr>
+        <w:t>Methodologies</w:t>
+      </w:r>
+      <w:proofErr w:type="spellEnd"/>
+      <w:r>
+        <w:rPr>
+          <w:b/>
+          <w:highlight w:val="white"/>
+        </w:rPr>
+        <w:t xml:space="preserve"> </w:t>
+      </w:r>
+      <w:proofErr w:type="spellStart"/>
+      <w:r>
+        <w:rPr>
+          <w:b/>
+          <w:highlight w:val="white"/>
+        </w:rPr>
+        <w:t>with</w:t>
+      </w:r>
+      <w:proofErr w:type="spellEnd"/>
+      <w:r>
+        <w:rPr>
+          <w:b/>
+          <w:highlight w:val="white"/>
+        </w:rPr>
+        <w:t xml:space="preserve"> Design </w:t>
+      </w:r>
+      <w:proofErr w:type="spellStart"/>
+      <w:r>
+        <w:rPr>
+          <w:b/>
+          <w:highlight w:val="white"/>
+        </w:rPr>
+        <w:t>Thinking</w:t>
+      </w:r>
+      <w:proofErr w:type="spellEnd"/>
+      <w:r>
+        <w:rPr>
+          <w:b/>
+          <w:highlight w:val="white"/>
+        </w:rPr>
+        <w:t>.</w:t>
+      </w:r>
+      <w:r>
+        <w:rPr>
+          <w:highlight w:val="white"/>
+        </w:rPr>
+        <w:t xml:space="preserve"> In: </w:t>
+      </w:r>
+      <w:r>
+        <w:rPr>
+          <w:i/>
+          <w:highlight w:val="white"/>
+        </w:rPr>
+        <w:t>INTERNATIONAL CONFERENCE ON APPLIED INNOVATIONS IN IT</w:t>
+      </w:r>
+      <w:r>
+        <w:rPr>
+          <w:highlight w:val="white"/>
+        </w:rPr>
+        <w:t xml:space="preserve">, 5., 2017, </w:t>
+      </w:r>
+      <w:proofErr w:type="spellStart"/>
+      <w:r>
+        <w:rPr>
+          <w:highlight w:val="white"/>
+        </w:rPr>
+        <w:t>Köthen</w:t>
+      </w:r>
+      <w:proofErr w:type="spellEnd"/>
+      <w:r>
+        <w:rPr>
+          <w:highlight w:val="white"/>
+        </w:rPr>
+        <w:t xml:space="preserve">. </w:t>
+      </w:r>
+      <w:proofErr w:type="spellStart"/>
+      <w:r>
+        <w:rPr>
+          <w:i/>
+          <w:highlight w:val="white"/>
+        </w:rPr>
+        <w:t>Proceedings</w:t>
+      </w:r>
+      <w:proofErr w:type="spellEnd"/>
+      <w:r>
+        <w:rPr>
+          <w:i/>
+          <w:highlight w:val="white"/>
+        </w:rPr>
+        <w:t xml:space="preserve"> </w:t>
+      </w:r>
+      <w:proofErr w:type="spellStart"/>
+      <w:r>
+        <w:rPr>
+          <w:i/>
+          <w:highlight w:val="white"/>
+        </w:rPr>
+        <w:t>of</w:t>
+      </w:r>
+      <w:proofErr w:type="spellEnd"/>
+      <w:r>
+        <w:rPr>
+          <w:i/>
+          <w:highlight w:val="white"/>
+        </w:rPr>
+        <w:t xml:space="preserve"> </w:t>
+      </w:r>
+      <w:proofErr w:type="spellStart"/>
+      <w:r>
+        <w:rPr>
+          <w:i/>
+          <w:highlight w:val="white"/>
+        </w:rPr>
+        <w:t>the</w:t>
+      </w:r>
+      <w:proofErr w:type="spellEnd"/>
+      <w:r>
+        <w:rPr>
+          <w:i/>
+          <w:highlight w:val="white"/>
+        </w:rPr>
+        <w:t xml:space="preserve"> 5th </w:t>
+      </w:r>
+      <w:proofErr w:type="spellStart"/>
+      <w:r>
+        <w:rPr>
+          <w:i/>
+          <w:highlight w:val="white"/>
+        </w:rPr>
+        <w:t>International</w:t>
+      </w:r>
+      <w:proofErr w:type="spellEnd"/>
+      <w:r>
+        <w:rPr>
+          <w:i/>
+          <w:highlight w:val="white"/>
+        </w:rPr>
+        <w:t xml:space="preserve"> </w:t>
+      </w:r>
+      <w:proofErr w:type="spellStart"/>
+      <w:r>
+        <w:rPr>
+          <w:i/>
+          <w:highlight w:val="white"/>
+        </w:rPr>
+        <w:t>Conference</w:t>
+      </w:r>
+      <w:proofErr w:type="spellEnd"/>
+      <w:r>
+        <w:rPr>
+          <w:i/>
+          <w:highlight w:val="white"/>
+        </w:rPr>
+        <w:t xml:space="preserve"> </w:t>
+      </w:r>
+      <w:proofErr w:type="spellStart"/>
+      <w:r>
+        <w:rPr>
+          <w:i/>
+          <w:highlight w:val="white"/>
+        </w:rPr>
+        <w:t>on</w:t>
+      </w:r>
+      <w:proofErr w:type="spellEnd"/>
+      <w:r>
+        <w:rPr>
+          <w:i/>
+          <w:highlight w:val="white"/>
+        </w:rPr>
+        <w:t xml:space="preserve"> Applied </w:t>
+      </w:r>
+      <w:proofErr w:type="spellStart"/>
+      <w:r>
+        <w:rPr>
+          <w:i/>
+          <w:highlight w:val="white"/>
+        </w:rPr>
+        <w:t>Innovations</w:t>
+      </w:r>
+      <w:proofErr w:type="spellEnd"/>
+      <w:r>
+        <w:rPr>
+          <w:i/>
+          <w:highlight w:val="white"/>
+        </w:rPr>
+        <w:t xml:space="preserve"> in IT.</w:t>
+      </w:r>
+      <w:r>
+        <w:rPr>
+          <w:highlight w:val="white"/>
+        </w:rPr>
+        <w:t xml:space="preserve"> </w:t>
+      </w:r>
+      <w:proofErr w:type="spellStart"/>
+      <w:r>
+        <w:rPr>
+          <w:highlight w:val="white"/>
+        </w:rPr>
+        <w:t>Köthen</w:t>
+      </w:r>
+      <w:proofErr w:type="spellEnd"/>
+      <w:r>
+        <w:rPr>
+          <w:highlight w:val="white"/>
+        </w:rPr>
+        <w:t xml:space="preserve">: </w:t>
+      </w:r>
+      <w:proofErr w:type="spellStart"/>
+      <w:r>
+        <w:rPr>
+          <w:highlight w:val="white"/>
+        </w:rPr>
+        <w:t>Anhalt</w:t>
+      </w:r>
+      <w:proofErr w:type="spellEnd"/>
+      <w:r>
+        <w:rPr>
+          <w:highlight w:val="white"/>
+        </w:rPr>
+        <w:t xml:space="preserve"> </w:t>
+      </w:r>
+      <w:proofErr w:type="spellStart"/>
+      <w:r>
+        <w:rPr>
+          <w:highlight w:val="white"/>
+        </w:rPr>
+        <w:t>University</w:t>
+      </w:r>
+      <w:proofErr w:type="spellEnd"/>
+      <w:r>
+        <w:rPr>
+          <w:highlight w:val="white"/>
+        </w:rPr>
+        <w:t xml:space="preserve"> </w:t>
+      </w:r>
+      <w:proofErr w:type="spellStart"/>
+      <w:r>
+        <w:rPr>
+          <w:highlight w:val="white"/>
+        </w:rPr>
+        <w:t>of</w:t>
+      </w:r>
+      <w:proofErr w:type="spellEnd"/>
+      <w:r>
+        <w:rPr>
+          <w:highlight w:val="white"/>
+        </w:rPr>
+        <w:t xml:space="preserve"> Applied </w:t>
+      </w:r>
+      <w:proofErr w:type="spellStart"/>
+      <w:r>
+        <w:rPr>
+          <w:highlight w:val="white"/>
+        </w:rPr>
+        <w:t>Sciences</w:t>
+      </w:r>
+      <w:proofErr w:type="spellEnd"/>
+      <w:r>
+        <w:rPr>
+          <w:highlight w:val="white"/>
+        </w:rPr>
+        <w:t>, 2017. p. 51–55. Disponível em:</w:t>
+      </w:r>
+      <w:hyperlink r:id="rId33">
+        <w:r>
+          <w:rPr>
+            <w:highlight w:val="white"/>
+          </w:rPr>
+          <w:t xml:space="preserve"> </w:t>
+        </w:r>
+      </w:hyperlink>
+      <w:hyperlink r:id="rId34">
+        <w:r>
+          <w:rPr>
+            <w:color w:val="1155CC"/>
+            <w:highlight w:val="white"/>
+            <w:u w:val="single"/>
+          </w:rPr>
+          <w:t>https://www.inf.hs-anhalt.de/iaii/</w:t>
+        </w:r>
+      </w:hyperlink>
+      <w:r>
+        <w:rPr>
+          <w:highlight w:val="white"/>
+        </w:rPr>
+        <w:t>. Acesso em: 1 nov. 2025.</w:t>
+      </w:r>
+    </w:p>
+    <w:p>
+      <w:pPr>
+        <w:spacing w:before="240" w:after="240" w:line="240" w:lineRule="auto"/>
+        <w:jc w:val="left"/>
+        <w:rPr>
+          <w:highlight w:val="white"/>
+        </w:rPr>
+      </w:pPr>
+      <w:r>
+        <w:rPr>
+          <w:highlight w:val="white"/>
+        </w:rPr>
+        <w:t xml:space="preserve">TELES, V. M. </w:t>
+      </w:r>
+      <w:r>
+        <w:rPr>
+          <w:b/>
+          <w:highlight w:val="white"/>
+        </w:rPr>
+        <w:t xml:space="preserve">Extreme </w:t>
+      </w:r>
+      <w:proofErr w:type="spellStart"/>
+      <w:r>
+        <w:rPr>
+          <w:b/>
+          <w:highlight w:val="white"/>
+        </w:rPr>
+        <w:t>Programming</w:t>
+      </w:r>
+      <w:proofErr w:type="spellEnd"/>
+      <w:r>
+        <w:rPr>
+          <w:b/>
+          <w:highlight w:val="white"/>
+        </w:rPr>
+        <w:t>: aprenda como encantar seus usuários desenvolvendo software com agilidade e alta qualidade.</w:t>
+      </w:r>
+      <w:r>
+        <w:rPr>
+          <w:highlight w:val="white"/>
+        </w:rPr>
+        <w:t xml:space="preserve"> 2. ed. São Paulo: </w:t>
+      </w:r>
+      <w:proofErr w:type="spellStart"/>
+      <w:r>
+        <w:rPr>
+          <w:highlight w:val="white"/>
+        </w:rPr>
+        <w:t>Novatec</w:t>
+      </w:r>
+      <w:proofErr w:type="spellEnd"/>
+      <w:r>
+        <w:rPr>
+          <w:highlight w:val="white"/>
+        </w:rPr>
+        <w:t>, 2014.</w:t>
+      </w:r>
+    </w:p>
+    <w:p>
+      <w:pPr>
+        <w:spacing w:before="240" w:after="240" w:line="240" w:lineRule="auto"/>
+        <w:jc w:val="left"/>
+        <w:rPr>
+          <w:highlight w:val="white"/>
+        </w:rPr>
+      </w:pPr>
+      <w:r>
+        <w:rPr>
+          <w:highlight w:val="white"/>
+        </w:rPr>
+        <w:lastRenderedPageBreak/>
+        <w:t xml:space="preserve">VARGAS, R. V. </w:t>
+      </w:r>
+      <w:r>
+        <w:rPr>
+          <w:b/>
+          <w:highlight w:val="white"/>
+        </w:rPr>
+        <w:t>Manual prático do plano de projeto.</w:t>
+      </w:r>
+      <w:r>
+        <w:rPr>
+          <w:highlight w:val="white"/>
+        </w:rPr>
+        <w:t xml:space="preserve"> 12. ed. Rio de Janeiro: </w:t>
+      </w:r>
+      <w:proofErr w:type="spellStart"/>
+      <w:r>
+        <w:rPr>
+          <w:highlight w:val="white"/>
+        </w:rPr>
+        <w:t>Brasport</w:t>
+      </w:r>
+      <w:proofErr w:type="spellEnd"/>
+      <w:r>
+        <w:rPr>
+          <w:highlight w:val="white"/>
+        </w:rPr>
+        <w:t>, 2018.</w:t>
+      </w:r>
+    </w:p>
+    <w:p>
+      <w:pPr>
+        <w:spacing w:before="240" w:after="240" w:line="240" w:lineRule="auto"/>
+        <w:jc w:val="left"/>
+        <w:rPr>
+          <w:highlight w:val="white"/>
+        </w:rPr>
+      </w:pPr>
+      <w:r>
+        <w:rPr>
+          <w:highlight w:val="white"/>
+        </w:rPr>
+        <w:t xml:space="preserve">VERSIONONE. </w:t>
+      </w:r>
+      <w:r>
+        <w:rPr>
+          <w:b/>
+          <w:highlight w:val="white"/>
+        </w:rPr>
+        <w:t xml:space="preserve">14th </w:t>
+      </w:r>
+      <w:proofErr w:type="spellStart"/>
+      <w:r>
+        <w:rPr>
+          <w:b/>
+          <w:highlight w:val="white"/>
+        </w:rPr>
+        <w:t>State</w:t>
+      </w:r>
+      <w:proofErr w:type="spellEnd"/>
+      <w:r>
+        <w:rPr>
+          <w:b/>
+          <w:highlight w:val="white"/>
+        </w:rPr>
+        <w:t xml:space="preserve"> </w:t>
+      </w:r>
+      <w:proofErr w:type="spellStart"/>
+      <w:r>
+        <w:rPr>
+          <w:b/>
+          <w:highlight w:val="white"/>
+        </w:rPr>
+        <w:t>of</w:t>
+      </w:r>
+      <w:proofErr w:type="spellEnd"/>
+      <w:r>
+        <w:rPr>
+          <w:b/>
+          <w:highlight w:val="white"/>
+        </w:rPr>
+        <w:t xml:space="preserve"> </w:t>
+      </w:r>
+      <w:proofErr w:type="spellStart"/>
+      <w:r>
+        <w:rPr>
+          <w:b/>
+          <w:highlight w:val="white"/>
+        </w:rPr>
+        <w:t>Agile</w:t>
+      </w:r>
+      <w:proofErr w:type="spellEnd"/>
+      <w:r>
+        <w:rPr>
+          <w:b/>
+          <w:highlight w:val="white"/>
+        </w:rPr>
+        <w:t xml:space="preserve"> Report.</w:t>
+      </w:r>
+      <w:r>
+        <w:rPr>
+          <w:highlight w:val="white"/>
+        </w:rPr>
+        <w:t xml:space="preserve"> Digital.ai, 2020. Disponível em:</w:t>
+      </w:r>
+      <w:hyperlink r:id="rId35">
+        <w:r>
+          <w:rPr>
+            <w:highlight w:val="white"/>
+          </w:rPr>
+          <w:t xml:space="preserve"> </w:t>
+        </w:r>
+      </w:hyperlink>
+      <w:hyperlink r:id="rId36">
+        <w:r>
+          <w:rPr>
+            <w:color w:val="1155CC"/>
+            <w:highlight w:val="white"/>
+            <w:u w:val="single"/>
+          </w:rPr>
           <w:t>https://stateofagile.com/</w:t>
         </w:r>
       </w:hyperlink>
@@ -14070,7 +14412,7 @@
       </w:pPr>
     </w:p>
     <w:sectPr>
-      <w:footerReference w:type="default" r:id="rId33"/>
+      <w:footerReference w:type="default" r:id="rId37"/>
       <w:pgSz w:w="11906" w:h="16838"/>
       <w:pgMar w:top="1701" w:right="1134" w:bottom="1134" w:left="1701" w:header="709" w:footer="709" w:gutter="0"/>
       <w:pgNumType w:start="1"/>
@@ -17541,28 +17883,28 @@
 </file>
 
 <file path=customXml/item1.xml><?xml version="1.0" encoding="utf-8"?>
-<b:Sources xmlns:b="http://schemas.openxmlformats.org/officeDocument/2006/bibliography" xmlns="http://schemas.openxmlformats.org/officeDocument/2006/bibliography" SelectedStyle="\ABNT_Author.XSL" StyleName="ABNT NBR 14724:2025 - Author" Version="4"/>
-</file>
-
-<file path=customXml/item2.xml><?xml version="1.0" encoding="utf-8"?>
 <go:gDocsCustomXmlDataStorage xmlns:go="http://customooxmlschemas.google.com/" xmlns:r="http://schemas.openxmlformats.org/officeDocument/2006/relationships" uri="GoogleDocsCustomDataVersion2">
   <go:docsCustomData xmlns:go="http://customooxmlschemas.google.com/" roundtripDataSignature="AMtx7mjSkFlK0sWOq18sz39DEPi+Ib8sFA==">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</go:docsCustomData>
 </go:gDocsCustomXmlDataStorage>
 </file>
 
-<file path=customXml/itemProps1.xml><?xml version="1.0" encoding="utf-8"?>
-<ds:datastoreItem xmlns:ds="http://schemas.openxmlformats.org/officeDocument/2006/customXml" ds:itemID="{212291A1-186C-4A34-BE73-73619F0528A6}">
-  <ds:schemaRefs>
-    <ds:schemaRef ds:uri="http://schemas.openxmlformats.org/officeDocument/2006/bibliography"/>
-  </ds:schemaRefs>
-</ds:datastoreItem>
+<file path=customXml/item2.xml><?xml version="1.0" encoding="utf-8"?>
+<b:Sources xmlns:b="http://schemas.openxmlformats.org/officeDocument/2006/bibliography" xmlns="http://schemas.openxmlformats.org/officeDocument/2006/bibliography" SelectedStyle="\ABNT_Author.XSL" StyleName="ABNT NBR 14724:2025 - Author" Version="4"/>
 </file>
 
-<file path=customXml/itemProps2.xml><?xml version="1.0" encoding="utf-8"?>
+<file path=customXml/itemProps1.xml><?xml version="1.0" encoding="utf-8"?>
 <ds:datastoreItem xmlns:ds="http://schemas.openxmlformats.org/officeDocument/2006/customXml" ds:itemID="{11111111-1234-1234-1234-123412341234}">
   <ds:schemaRefs>
     <ds:schemaRef ds:uri="http://customooxmlschemas.google.com/"/>
     <ds:schemaRef ds:uri="http://schemas.openxmlformats.org/officeDocument/2006/relationships"/>
   </ds:schemaRefs>
 </ds:datastoreItem>
+</file>
+
+<file path=customXml/itemProps2.xml><?xml version="1.0" encoding="utf-8"?>
+<ds:datastoreItem xmlns:ds="http://schemas.openxmlformats.org/officeDocument/2006/customXml" ds:itemID="{212291A1-186C-4A34-BE73-73619F0528A6}">
+  <ds:schemaRefs>
+    <ds:schemaRef ds:uri="http://schemas.openxmlformats.org/officeDocument/2006/bibliography"/>
+  </ds:schemaRefs>
+</ds:datastoreItem>
 </file>
--- a/Pre projeto - TCC.docx
+++ b/Pre projeto - TCC.docx
@@ -116,7 +116,15 @@
           <w:sz w:val="28"/>
           <w:szCs w:val="28"/>
         </w:rPr>
-        <w:t>Renato de Souza Ribeiro</w:t>
+        <w:t xml:space="preserve">Renato de Souza </w:t>
+      </w:r>
+      <w:r>
+        <w:rPr>
+          <w:rFonts w:ascii="Times New Roman" w:eastAsia="Times New Roman" w:hAnsi="Times New Roman" w:cs="Times New Roman"/>
+          <w:sz w:val="28"/>
+          <w:szCs w:val="28"/>
+        </w:rPr>
+        <w:t>Ribeiro</w:t>
       </w:r>
     </w:p>
     <w:p>
@@ -867,23 +875,7 @@
     </w:p>
     <w:p>
       <w:r>
-        <w:t xml:space="preserve">Em um cenário caracterizado por constantes mudanças, alta competitividade e necessidade de inovação, as metodologias ágeis surgem como alternativa aos modelos tradicionais de gestão, proporcionando maior flexibilidade, adaptação e entrega contínua de valor ao cliente. A pesquisa aborda conceitos fundamentais de gerenciamento de projetos, ciclo de vida, modelos de desenvolvimento e o surgimento das abordagens ágeis, com destaque para frameworks como Scrum, </w:t>
-      </w:r>
-      <w:proofErr w:type="spellStart"/>
-      <w:r>
-        <w:t>Kanban</w:t>
-      </w:r>
-      <w:proofErr w:type="spellEnd"/>
-      <w:r>
-        <w:t xml:space="preserve"> e Extreme </w:t>
-      </w:r>
-      <w:proofErr w:type="spellStart"/>
-      <w:r>
-        <w:t>Programming</w:t>
-      </w:r>
-      <w:proofErr w:type="spellEnd"/>
-      <w:r>
-        <w:t xml:space="preserve"> (XP). Além disso, discute a aplicabilidade dessas metodologias, seus benefícios, desafios e métricas utilizadas para avaliação de desempenho. Metodologicamente, trata-se de uma pesquisa exploratória, descritiva e qualitativa, desenvolvida por meio de revisão bibliográfica e análise de conteúdo. Como resultado esperado, pretende-se propor um guia prático que auxilie na seleção do método ágil mais adequado, contribuindo para a melhoria da eficiência e da qualidade na gestão de projetos de software.</w:t>
+        <w:t>Em um cenário caracterizado por constantes mudanças, alta competitividade e necessidade de inovação, as metodologias ágeis surgem como alternativa aos modelos tradicionais de gestão, proporcionando maior flexibilidade, adaptação e entrega contínua de valor ao cliente. A pesquisa aborda conceitos fundamentais de gerenciamento de projetos, ciclo de vida, modelos de desenvolvimento e o surgimento das abordagens ágeis, com destaque para frameworks como Scrum, Kanban e Extreme Programming (XP). Além disso, discute a aplicabilidade dessas metodologias, seus benefícios, desafios e métricas utilizadas para avaliação de desempenho. Metodologicamente, trata-se de uma pesquisa exploratória, descritiva e qualitativa, desenvolvida por meio de revisão bibliográfica e análise de conteúdo. Como resultado esperado, pretende-se propor um guia prático que auxilie na seleção do método ágil mais adequado, contribuindo para a melhoria da eficiência e da qualidade na gestão de projetos de software.</w:t>
       </w:r>
     </w:p>
     <w:p/>
@@ -896,15 +888,7 @@
         <w:t>Palavras-chaves</w:t>
       </w:r>
       <w:r>
-        <w:t xml:space="preserve">: Métodos ágeis; Gerenciamento de projetos; Scrum; </w:t>
-      </w:r>
-      <w:proofErr w:type="spellStart"/>
-      <w:r>
-        <w:t>Kanban</w:t>
-      </w:r>
-      <w:proofErr w:type="spellEnd"/>
-      <w:r>
-        <w:t>; Engenharia de software.</w:t>
+        <w:t>: Métodos ágeis; Gerenciamento de projetos; Scrum; Kanban; Engenharia de software.</w:t>
       </w:r>
     </w:p>
     <w:p>
@@ -962,815 +946,7 @@
     <w:p/>
     <w:p>
       <w:r>
-        <w:t xml:space="preserve">In a </w:t>
-      </w:r>
-      <w:proofErr w:type="spellStart"/>
-      <w:r>
-        <w:t>context</w:t>
-      </w:r>
-      <w:proofErr w:type="spellEnd"/>
-      <w:r>
-        <w:t xml:space="preserve"> </w:t>
-      </w:r>
-      <w:proofErr w:type="spellStart"/>
-      <w:r>
-        <w:t>characterized</w:t>
-      </w:r>
-      <w:proofErr w:type="spellEnd"/>
-      <w:r>
-        <w:t xml:space="preserve"> </w:t>
-      </w:r>
-      <w:proofErr w:type="spellStart"/>
-      <w:r>
-        <w:t>by</w:t>
-      </w:r>
-      <w:proofErr w:type="spellEnd"/>
-      <w:r>
-        <w:t xml:space="preserve"> </w:t>
-      </w:r>
-      <w:proofErr w:type="spellStart"/>
-      <w:r>
-        <w:t>constant</w:t>
-      </w:r>
-      <w:proofErr w:type="spellEnd"/>
-      <w:r>
-        <w:t xml:space="preserve"> </w:t>
-      </w:r>
-      <w:proofErr w:type="spellStart"/>
-      <w:r>
-        <w:t>changes</w:t>
-      </w:r>
-      <w:proofErr w:type="spellEnd"/>
-      <w:r>
-        <w:t xml:space="preserve">, high </w:t>
-      </w:r>
-      <w:proofErr w:type="spellStart"/>
-      <w:r>
-        <w:t>competitiveness</w:t>
-      </w:r>
-      <w:proofErr w:type="spellEnd"/>
-      <w:r>
-        <w:t xml:space="preserve">, </w:t>
-      </w:r>
-      <w:proofErr w:type="spellStart"/>
-      <w:r>
-        <w:t>and</w:t>
-      </w:r>
-      <w:proofErr w:type="spellEnd"/>
-      <w:r>
-        <w:t xml:space="preserve"> </w:t>
-      </w:r>
-      <w:proofErr w:type="spellStart"/>
-      <w:r>
-        <w:t>the</w:t>
-      </w:r>
-      <w:proofErr w:type="spellEnd"/>
-      <w:r>
-        <w:t xml:space="preserve"> </w:t>
-      </w:r>
-      <w:proofErr w:type="spellStart"/>
-      <w:r>
-        <w:t>need</w:t>
-      </w:r>
-      <w:proofErr w:type="spellEnd"/>
-      <w:r>
-        <w:t xml:space="preserve"> for </w:t>
-      </w:r>
-      <w:proofErr w:type="spellStart"/>
-      <w:r>
-        <w:t>innovation</w:t>
-      </w:r>
-      <w:proofErr w:type="spellEnd"/>
-      <w:r>
-        <w:t xml:space="preserve">, </w:t>
-      </w:r>
-      <w:proofErr w:type="spellStart"/>
-      <w:r>
-        <w:t>agile</w:t>
-      </w:r>
-      <w:proofErr w:type="spellEnd"/>
-      <w:r>
-        <w:t xml:space="preserve"> </w:t>
-      </w:r>
-      <w:proofErr w:type="spellStart"/>
-      <w:r>
-        <w:t>methodologies</w:t>
-      </w:r>
-      <w:proofErr w:type="spellEnd"/>
-      <w:r>
-        <w:t xml:space="preserve"> emerge as </w:t>
-      </w:r>
-      <w:proofErr w:type="spellStart"/>
-      <w:r>
-        <w:t>an</w:t>
-      </w:r>
-      <w:proofErr w:type="spellEnd"/>
-      <w:r>
-        <w:t xml:space="preserve"> </w:t>
-      </w:r>
-      <w:proofErr w:type="spellStart"/>
-      <w:r>
-        <w:t>alternative</w:t>
-      </w:r>
-      <w:proofErr w:type="spellEnd"/>
-      <w:r>
-        <w:t xml:space="preserve"> </w:t>
-      </w:r>
-      <w:proofErr w:type="spellStart"/>
-      <w:r>
-        <w:t>to</w:t>
-      </w:r>
-      <w:proofErr w:type="spellEnd"/>
-      <w:r>
-        <w:t xml:space="preserve"> </w:t>
-      </w:r>
-      <w:proofErr w:type="spellStart"/>
-      <w:r>
-        <w:t>traditional</w:t>
-      </w:r>
-      <w:proofErr w:type="spellEnd"/>
-      <w:r>
-        <w:t xml:space="preserve"> management models, </w:t>
-      </w:r>
-      <w:proofErr w:type="spellStart"/>
-      <w:r>
-        <w:t>providing</w:t>
-      </w:r>
-      <w:proofErr w:type="spellEnd"/>
-      <w:r>
-        <w:t xml:space="preserve"> </w:t>
-      </w:r>
-      <w:proofErr w:type="spellStart"/>
-      <w:r>
-        <w:t>greater</w:t>
-      </w:r>
-      <w:proofErr w:type="spellEnd"/>
-      <w:r>
-        <w:t xml:space="preserve"> </w:t>
-      </w:r>
-      <w:proofErr w:type="spellStart"/>
-      <w:r>
-        <w:t>flexibility</w:t>
-      </w:r>
-      <w:proofErr w:type="spellEnd"/>
-      <w:r>
-        <w:t xml:space="preserve">, </w:t>
-      </w:r>
-      <w:proofErr w:type="spellStart"/>
-      <w:r>
-        <w:t>adaptability</w:t>
-      </w:r>
-      <w:proofErr w:type="spellEnd"/>
-      <w:r>
-        <w:t xml:space="preserve">, </w:t>
-      </w:r>
-      <w:proofErr w:type="spellStart"/>
-      <w:r>
-        <w:t>and</w:t>
-      </w:r>
-      <w:proofErr w:type="spellEnd"/>
-      <w:r>
-        <w:t xml:space="preserve"> </w:t>
-      </w:r>
-      <w:proofErr w:type="spellStart"/>
-      <w:r>
-        <w:t>continuous</w:t>
-      </w:r>
-      <w:proofErr w:type="spellEnd"/>
-      <w:r>
-        <w:t xml:space="preserve"> delivery </w:t>
-      </w:r>
-      <w:proofErr w:type="spellStart"/>
-      <w:r>
-        <w:t>of</w:t>
-      </w:r>
-      <w:proofErr w:type="spellEnd"/>
-      <w:r>
-        <w:t xml:space="preserve"> </w:t>
-      </w:r>
-      <w:proofErr w:type="spellStart"/>
-      <w:r>
-        <w:t>value</w:t>
-      </w:r>
-      <w:proofErr w:type="spellEnd"/>
-      <w:r>
-        <w:t xml:space="preserve"> </w:t>
-      </w:r>
-      <w:proofErr w:type="spellStart"/>
-      <w:r>
-        <w:t>to</w:t>
-      </w:r>
-      <w:proofErr w:type="spellEnd"/>
-      <w:r>
-        <w:t xml:space="preserve"> </w:t>
-      </w:r>
-      <w:proofErr w:type="spellStart"/>
-      <w:r>
-        <w:t>the</w:t>
-      </w:r>
-      <w:proofErr w:type="spellEnd"/>
-      <w:r>
-        <w:t xml:space="preserve"> </w:t>
-      </w:r>
-      <w:proofErr w:type="spellStart"/>
-      <w:r>
-        <w:t>customer</w:t>
-      </w:r>
-      <w:proofErr w:type="spellEnd"/>
-      <w:r>
-        <w:t xml:space="preserve">. The </w:t>
-      </w:r>
-      <w:proofErr w:type="spellStart"/>
-      <w:r>
-        <w:t>study</w:t>
-      </w:r>
-      <w:proofErr w:type="spellEnd"/>
-      <w:r>
-        <w:t xml:space="preserve"> </w:t>
-      </w:r>
-      <w:proofErr w:type="spellStart"/>
-      <w:r>
-        <w:t>addresses</w:t>
-      </w:r>
-      <w:proofErr w:type="spellEnd"/>
-      <w:r>
-        <w:t xml:space="preserve"> fundamental </w:t>
-      </w:r>
-      <w:proofErr w:type="spellStart"/>
-      <w:r>
-        <w:t>concepts</w:t>
-      </w:r>
-      <w:proofErr w:type="spellEnd"/>
-      <w:r>
-        <w:t xml:space="preserve"> </w:t>
-      </w:r>
-      <w:proofErr w:type="spellStart"/>
-      <w:r>
-        <w:t>of</w:t>
-      </w:r>
-      <w:proofErr w:type="spellEnd"/>
-      <w:r>
-        <w:t xml:space="preserve"> </w:t>
-      </w:r>
-      <w:proofErr w:type="spellStart"/>
-      <w:r>
-        <w:t>project</w:t>
-      </w:r>
-      <w:proofErr w:type="spellEnd"/>
-      <w:r>
-        <w:t xml:space="preserve"> management, </w:t>
-      </w:r>
-      <w:proofErr w:type="spellStart"/>
-      <w:r>
-        <w:t>project</w:t>
-      </w:r>
-      <w:proofErr w:type="spellEnd"/>
-      <w:r>
-        <w:t xml:space="preserve"> </w:t>
-      </w:r>
-      <w:proofErr w:type="spellStart"/>
-      <w:r>
-        <w:t>life</w:t>
-      </w:r>
-      <w:proofErr w:type="spellEnd"/>
-      <w:r>
-        <w:t xml:space="preserve"> </w:t>
-      </w:r>
-      <w:proofErr w:type="spellStart"/>
-      <w:r>
-        <w:t>cycle</w:t>
-      </w:r>
-      <w:proofErr w:type="spellEnd"/>
-      <w:r>
-        <w:t xml:space="preserve">, </w:t>
-      </w:r>
-      <w:proofErr w:type="spellStart"/>
-      <w:r>
-        <w:t>development</w:t>
-      </w:r>
-      <w:proofErr w:type="spellEnd"/>
-      <w:r>
-        <w:t xml:space="preserve"> models, </w:t>
-      </w:r>
-      <w:proofErr w:type="spellStart"/>
-      <w:r>
-        <w:t>and</w:t>
-      </w:r>
-      <w:proofErr w:type="spellEnd"/>
-      <w:r>
-        <w:t xml:space="preserve"> </w:t>
-      </w:r>
-      <w:proofErr w:type="spellStart"/>
-      <w:r>
-        <w:t>the</w:t>
-      </w:r>
-      <w:proofErr w:type="spellEnd"/>
-      <w:r>
-        <w:t xml:space="preserve"> </w:t>
-      </w:r>
-      <w:proofErr w:type="spellStart"/>
-      <w:r>
-        <w:t>emergence</w:t>
-      </w:r>
-      <w:proofErr w:type="spellEnd"/>
-      <w:r>
-        <w:t xml:space="preserve"> </w:t>
-      </w:r>
-      <w:proofErr w:type="spellStart"/>
-      <w:r>
-        <w:t>of</w:t>
-      </w:r>
-      <w:proofErr w:type="spellEnd"/>
-      <w:r>
-        <w:t xml:space="preserve"> </w:t>
-      </w:r>
-      <w:proofErr w:type="spellStart"/>
-      <w:r>
-        <w:t>agile</w:t>
-      </w:r>
-      <w:proofErr w:type="spellEnd"/>
-      <w:r>
-        <w:t xml:space="preserve"> approaches, </w:t>
-      </w:r>
-      <w:proofErr w:type="spellStart"/>
-      <w:r>
-        <w:t>highlighting</w:t>
-      </w:r>
-      <w:proofErr w:type="spellEnd"/>
-      <w:r>
-        <w:t xml:space="preserve"> frameworks </w:t>
-      </w:r>
-      <w:proofErr w:type="spellStart"/>
-      <w:r>
-        <w:t>such</w:t>
-      </w:r>
-      <w:proofErr w:type="spellEnd"/>
-      <w:r>
-        <w:t xml:space="preserve"> as Scrum, </w:t>
-      </w:r>
-      <w:proofErr w:type="spellStart"/>
-      <w:r>
-        <w:t>Kanban</w:t>
-      </w:r>
-      <w:proofErr w:type="spellEnd"/>
-      <w:r>
-        <w:t xml:space="preserve">, </w:t>
-      </w:r>
-      <w:proofErr w:type="spellStart"/>
-      <w:r>
-        <w:t>and</w:t>
-      </w:r>
-      <w:proofErr w:type="spellEnd"/>
-      <w:r>
-        <w:t xml:space="preserve"> Extreme </w:t>
-      </w:r>
-      <w:proofErr w:type="spellStart"/>
-      <w:r>
-        <w:t>Programming</w:t>
-      </w:r>
-      <w:proofErr w:type="spellEnd"/>
-      <w:r>
-        <w:t xml:space="preserve"> (XP). </w:t>
-      </w:r>
-      <w:proofErr w:type="spellStart"/>
-      <w:r>
-        <w:t>Furthermore</w:t>
-      </w:r>
-      <w:proofErr w:type="spellEnd"/>
-      <w:r>
-        <w:t xml:space="preserve">, it </w:t>
-      </w:r>
-      <w:proofErr w:type="spellStart"/>
-      <w:r>
-        <w:t>discusses</w:t>
-      </w:r>
-      <w:proofErr w:type="spellEnd"/>
-      <w:r>
-        <w:t xml:space="preserve"> </w:t>
-      </w:r>
-      <w:proofErr w:type="spellStart"/>
-      <w:r>
-        <w:t>the</w:t>
-      </w:r>
-      <w:proofErr w:type="spellEnd"/>
-      <w:r>
-        <w:t xml:space="preserve"> </w:t>
-      </w:r>
-      <w:proofErr w:type="spellStart"/>
-      <w:r>
-        <w:t>applicability</w:t>
-      </w:r>
-      <w:proofErr w:type="spellEnd"/>
-      <w:r>
-        <w:t xml:space="preserve"> </w:t>
-      </w:r>
-      <w:proofErr w:type="spellStart"/>
-      <w:r>
-        <w:t>of</w:t>
-      </w:r>
-      <w:proofErr w:type="spellEnd"/>
-      <w:r>
-        <w:t xml:space="preserve"> </w:t>
-      </w:r>
-      <w:proofErr w:type="spellStart"/>
-      <w:r>
-        <w:t>these</w:t>
-      </w:r>
-      <w:proofErr w:type="spellEnd"/>
-      <w:r>
-        <w:t xml:space="preserve"> </w:t>
-      </w:r>
-      <w:proofErr w:type="spellStart"/>
-      <w:r>
-        <w:t>methodologies</w:t>
-      </w:r>
-      <w:proofErr w:type="spellEnd"/>
-      <w:r>
-        <w:t xml:space="preserve">, </w:t>
-      </w:r>
-      <w:proofErr w:type="spellStart"/>
-      <w:r>
-        <w:t>their</w:t>
-      </w:r>
-      <w:proofErr w:type="spellEnd"/>
-      <w:r>
-        <w:t xml:space="preserve"> </w:t>
-      </w:r>
-      <w:proofErr w:type="spellStart"/>
-      <w:r>
-        <w:t>benefits</w:t>
-      </w:r>
-      <w:proofErr w:type="spellEnd"/>
-      <w:r>
-        <w:t xml:space="preserve">, </w:t>
-      </w:r>
-      <w:proofErr w:type="spellStart"/>
-      <w:r>
-        <w:t>challenges</w:t>
-      </w:r>
-      <w:proofErr w:type="spellEnd"/>
-      <w:r>
-        <w:t xml:space="preserve">, </w:t>
-      </w:r>
-      <w:proofErr w:type="spellStart"/>
-      <w:r>
-        <w:t>and</w:t>
-      </w:r>
-      <w:proofErr w:type="spellEnd"/>
-      <w:r>
-        <w:t xml:space="preserve"> performance </w:t>
-      </w:r>
-      <w:proofErr w:type="spellStart"/>
-      <w:r>
-        <w:t>evaluation</w:t>
-      </w:r>
-      <w:proofErr w:type="spellEnd"/>
-      <w:r>
-        <w:t xml:space="preserve"> </w:t>
-      </w:r>
-      <w:proofErr w:type="spellStart"/>
-      <w:r>
-        <w:t>metrics</w:t>
-      </w:r>
-      <w:proofErr w:type="spellEnd"/>
-      <w:r>
-        <w:t xml:space="preserve">. </w:t>
-      </w:r>
-      <w:proofErr w:type="spellStart"/>
-      <w:r>
-        <w:t>Methodologically</w:t>
-      </w:r>
-      <w:proofErr w:type="spellEnd"/>
-      <w:r>
-        <w:t xml:space="preserve">, </w:t>
-      </w:r>
-      <w:proofErr w:type="spellStart"/>
-      <w:r>
-        <w:t>this</w:t>
-      </w:r>
-      <w:proofErr w:type="spellEnd"/>
-      <w:r>
-        <w:t xml:space="preserve"> </w:t>
-      </w:r>
-      <w:proofErr w:type="spellStart"/>
-      <w:r>
-        <w:t>is</w:t>
-      </w:r>
-      <w:proofErr w:type="spellEnd"/>
-      <w:r>
-        <w:t xml:space="preserve"> </w:t>
-      </w:r>
-      <w:proofErr w:type="spellStart"/>
-      <w:r>
-        <w:t>an</w:t>
-      </w:r>
-      <w:proofErr w:type="spellEnd"/>
-      <w:r>
-        <w:t xml:space="preserve"> </w:t>
-      </w:r>
-      <w:proofErr w:type="spellStart"/>
-      <w:r>
-        <w:t>exploratory</w:t>
-      </w:r>
-      <w:proofErr w:type="spellEnd"/>
-      <w:r>
-        <w:t xml:space="preserve">, </w:t>
-      </w:r>
-      <w:proofErr w:type="spellStart"/>
-      <w:r>
-        <w:t>descriptive</w:t>
-      </w:r>
-      <w:proofErr w:type="spellEnd"/>
-      <w:r>
-        <w:t xml:space="preserve">, </w:t>
-      </w:r>
-      <w:proofErr w:type="spellStart"/>
-      <w:r>
-        <w:t>and</w:t>
-      </w:r>
-      <w:proofErr w:type="spellEnd"/>
-      <w:r>
-        <w:t xml:space="preserve"> </w:t>
-      </w:r>
-      <w:proofErr w:type="spellStart"/>
-      <w:r>
-        <w:t>qualitative</w:t>
-      </w:r>
-      <w:proofErr w:type="spellEnd"/>
-      <w:r>
-        <w:t xml:space="preserve"> </w:t>
-      </w:r>
-      <w:proofErr w:type="spellStart"/>
-      <w:r>
-        <w:t>research</w:t>
-      </w:r>
-      <w:proofErr w:type="spellEnd"/>
-      <w:r>
-        <w:t xml:space="preserve"> </w:t>
-      </w:r>
-      <w:proofErr w:type="spellStart"/>
-      <w:r>
-        <w:t>based</w:t>
-      </w:r>
-      <w:proofErr w:type="spellEnd"/>
-      <w:r>
-        <w:t xml:space="preserve"> </w:t>
-      </w:r>
-      <w:proofErr w:type="spellStart"/>
-      <w:r>
-        <w:t>on</w:t>
-      </w:r>
-      <w:proofErr w:type="spellEnd"/>
-      <w:r>
-        <w:t xml:space="preserve"> a </w:t>
-      </w:r>
-      <w:proofErr w:type="spellStart"/>
-      <w:r>
-        <w:t>literature</w:t>
-      </w:r>
-      <w:proofErr w:type="spellEnd"/>
-      <w:r>
-        <w:t xml:space="preserve"> review </w:t>
-      </w:r>
-      <w:proofErr w:type="spellStart"/>
-      <w:r>
-        <w:t>and</w:t>
-      </w:r>
-      <w:proofErr w:type="spellEnd"/>
-      <w:r>
-        <w:t xml:space="preserve"> </w:t>
-      </w:r>
-      <w:proofErr w:type="spellStart"/>
-      <w:r>
-        <w:t>content</w:t>
-      </w:r>
-      <w:proofErr w:type="spellEnd"/>
-      <w:r>
-        <w:t xml:space="preserve"> </w:t>
-      </w:r>
-      <w:proofErr w:type="spellStart"/>
-      <w:r>
-        <w:t>analysis</w:t>
-      </w:r>
-      <w:proofErr w:type="spellEnd"/>
-      <w:r>
-        <w:t xml:space="preserve">. As </w:t>
-      </w:r>
-      <w:proofErr w:type="spellStart"/>
-      <w:r>
-        <w:t>an</w:t>
-      </w:r>
-      <w:proofErr w:type="spellEnd"/>
-      <w:r>
-        <w:t xml:space="preserve"> </w:t>
-      </w:r>
-      <w:proofErr w:type="spellStart"/>
-      <w:r>
-        <w:t>expected</w:t>
-      </w:r>
-      <w:proofErr w:type="spellEnd"/>
-      <w:r>
-        <w:t xml:space="preserve"> </w:t>
-      </w:r>
-      <w:proofErr w:type="spellStart"/>
-      <w:r>
-        <w:t>result</w:t>
-      </w:r>
-      <w:proofErr w:type="spellEnd"/>
-      <w:r>
-        <w:t xml:space="preserve">, </w:t>
-      </w:r>
-      <w:proofErr w:type="spellStart"/>
-      <w:r>
-        <w:t>the</w:t>
-      </w:r>
-      <w:proofErr w:type="spellEnd"/>
-      <w:r>
-        <w:t xml:space="preserve"> </w:t>
-      </w:r>
-      <w:proofErr w:type="spellStart"/>
-      <w:r>
-        <w:t>study</w:t>
-      </w:r>
-      <w:proofErr w:type="spellEnd"/>
-      <w:r>
-        <w:t xml:space="preserve"> </w:t>
-      </w:r>
-      <w:proofErr w:type="spellStart"/>
-      <w:r>
-        <w:t>aims</w:t>
-      </w:r>
-      <w:proofErr w:type="spellEnd"/>
-      <w:r>
-        <w:t xml:space="preserve"> </w:t>
-      </w:r>
-      <w:proofErr w:type="spellStart"/>
-      <w:r>
-        <w:t>to</w:t>
-      </w:r>
-      <w:proofErr w:type="spellEnd"/>
-      <w:r>
-        <w:t xml:space="preserve"> </w:t>
-      </w:r>
-      <w:proofErr w:type="spellStart"/>
-      <w:r>
-        <w:t>propose</w:t>
-      </w:r>
-      <w:proofErr w:type="spellEnd"/>
-      <w:r>
-        <w:t xml:space="preserve"> a </w:t>
-      </w:r>
-      <w:proofErr w:type="spellStart"/>
-      <w:r>
-        <w:t>practical</w:t>
-      </w:r>
-      <w:proofErr w:type="spellEnd"/>
-      <w:r>
-        <w:t xml:space="preserve"> </w:t>
-      </w:r>
-      <w:proofErr w:type="spellStart"/>
-      <w:r>
-        <w:t>guide</w:t>
-      </w:r>
-      <w:proofErr w:type="spellEnd"/>
-      <w:r>
-        <w:t xml:space="preserve"> </w:t>
-      </w:r>
-      <w:proofErr w:type="spellStart"/>
-      <w:r>
-        <w:t>to</w:t>
-      </w:r>
-      <w:proofErr w:type="spellEnd"/>
-      <w:r>
-        <w:t xml:space="preserve"> </w:t>
-      </w:r>
-      <w:proofErr w:type="spellStart"/>
-      <w:r>
-        <w:t>support</w:t>
-      </w:r>
-      <w:proofErr w:type="spellEnd"/>
-      <w:r>
-        <w:t xml:space="preserve"> </w:t>
-      </w:r>
-      <w:proofErr w:type="spellStart"/>
-      <w:r>
-        <w:t>the</w:t>
-      </w:r>
-      <w:proofErr w:type="spellEnd"/>
-      <w:r>
-        <w:t xml:space="preserve"> </w:t>
-      </w:r>
-      <w:proofErr w:type="spellStart"/>
-      <w:r>
-        <w:t>selection</w:t>
-      </w:r>
-      <w:proofErr w:type="spellEnd"/>
-      <w:r>
-        <w:t xml:space="preserve"> </w:t>
-      </w:r>
-      <w:proofErr w:type="spellStart"/>
-      <w:r>
-        <w:t>of</w:t>
-      </w:r>
-      <w:proofErr w:type="spellEnd"/>
-      <w:r>
-        <w:t xml:space="preserve"> </w:t>
-      </w:r>
-      <w:proofErr w:type="spellStart"/>
-      <w:r>
-        <w:t>the</w:t>
-      </w:r>
-      <w:proofErr w:type="spellEnd"/>
-      <w:r>
-        <w:t xml:space="preserve"> </w:t>
-      </w:r>
-      <w:proofErr w:type="spellStart"/>
-      <w:r>
-        <w:t>most</w:t>
-      </w:r>
-      <w:proofErr w:type="spellEnd"/>
-      <w:r>
-        <w:t xml:space="preserve"> </w:t>
-      </w:r>
-      <w:proofErr w:type="spellStart"/>
-      <w:r>
-        <w:t>appropriate</w:t>
-      </w:r>
-      <w:proofErr w:type="spellEnd"/>
-      <w:r>
-        <w:t xml:space="preserve"> </w:t>
-      </w:r>
-      <w:proofErr w:type="spellStart"/>
-      <w:r>
-        <w:t>agile</w:t>
-      </w:r>
-      <w:proofErr w:type="spellEnd"/>
-      <w:r>
-        <w:t xml:space="preserve"> </w:t>
-      </w:r>
-      <w:proofErr w:type="spellStart"/>
-      <w:r>
-        <w:t>method</w:t>
-      </w:r>
-      <w:proofErr w:type="spellEnd"/>
-      <w:r>
-        <w:t xml:space="preserve">, </w:t>
-      </w:r>
-      <w:proofErr w:type="spellStart"/>
-      <w:r>
-        <w:t>contributing</w:t>
-      </w:r>
-      <w:proofErr w:type="spellEnd"/>
-      <w:r>
-        <w:t xml:space="preserve"> </w:t>
-      </w:r>
-      <w:proofErr w:type="spellStart"/>
-      <w:r>
-        <w:t>to</w:t>
-      </w:r>
-      <w:proofErr w:type="spellEnd"/>
-      <w:r>
-        <w:t xml:space="preserve"> </w:t>
-      </w:r>
-      <w:proofErr w:type="spellStart"/>
-      <w:r>
-        <w:t>improved</w:t>
-      </w:r>
-      <w:proofErr w:type="spellEnd"/>
-      <w:r>
-        <w:t xml:space="preserve"> </w:t>
-      </w:r>
-      <w:proofErr w:type="spellStart"/>
-      <w:r>
-        <w:t>efficiency</w:t>
-      </w:r>
-      <w:proofErr w:type="spellEnd"/>
-      <w:r>
-        <w:t xml:space="preserve"> </w:t>
-      </w:r>
-      <w:proofErr w:type="spellStart"/>
-      <w:r>
-        <w:t>and</w:t>
-      </w:r>
-      <w:proofErr w:type="spellEnd"/>
-      <w:r>
-        <w:t xml:space="preserve"> </w:t>
-      </w:r>
-      <w:proofErr w:type="spellStart"/>
-      <w:r>
-        <w:t>quality</w:t>
-      </w:r>
-      <w:proofErr w:type="spellEnd"/>
-      <w:r>
-        <w:t xml:space="preserve"> in software </w:t>
-      </w:r>
-      <w:proofErr w:type="spellStart"/>
-      <w:r>
-        <w:t>project</w:t>
-      </w:r>
-      <w:proofErr w:type="spellEnd"/>
-      <w:r>
-        <w:t xml:space="preserve"> management.</w:t>
+        <w:t>In a context characterized by constant changes, high competitiveness, and the need for innovation, agile methodologies emerge as an alternative to traditional management models, providing greater flexibility, adaptability, and continuous delivery of value to the customer. The study addresses fundamental concepts of project management, project life cycle, development models, and the emergence of agile approaches, highlighting frameworks such as Scrum, Kanban, and Extreme Programming (XP). Furthermore, it discusses the applicability of these methodologies, their benefits, challenges, and performance evaluation metrics. Methodologically, this is an exploratory, descriptive, and qualitative research based on a literature review and content analysis. As an expected result, the study aims to propose a practical guide to support the selection of the most appropriate agile method, contributing to improved efficiency and quality in software project management.</w:t>
       </w:r>
     </w:p>
     <w:p/>
@@ -1790,39 +966,7 @@
         <w:t>Keywords:</w:t>
       </w:r>
       <w:r>
-        <w:t xml:space="preserve"> </w:t>
-      </w:r>
-      <w:proofErr w:type="spellStart"/>
-      <w:r>
-        <w:t>Agile</w:t>
-      </w:r>
-      <w:proofErr w:type="spellEnd"/>
-      <w:r>
-        <w:t xml:space="preserve"> </w:t>
-      </w:r>
-      <w:proofErr w:type="spellStart"/>
-      <w:r>
-        <w:t>methods</w:t>
-      </w:r>
-      <w:proofErr w:type="spellEnd"/>
-      <w:r>
-        <w:t xml:space="preserve">; Project management; Scrum; </w:t>
-      </w:r>
-      <w:proofErr w:type="spellStart"/>
-      <w:r>
-        <w:t>Kanban</w:t>
-      </w:r>
-      <w:proofErr w:type="spellEnd"/>
-      <w:r>
-        <w:t xml:space="preserve">; Software </w:t>
-      </w:r>
-      <w:proofErr w:type="spellStart"/>
-      <w:r>
-        <w:t>engineerin</w:t>
-      </w:r>
-      <w:proofErr w:type="spellEnd"/>
-      <w:r>
-        <w:t>.</w:t>
+        <w:t xml:space="preserve"> Agile methods; Project management; Scrum; Kanban; Software engineerin.</w:t>
       </w:r>
     </w:p>
     <w:p>
@@ -2754,15 +1898,7 @@
         <w:tab/>
       </w:r>
       <w:r>
-        <w:t xml:space="preserve">Feature </w:t>
-      </w:r>
-      <w:proofErr w:type="spellStart"/>
-      <w:r>
-        <w:t>Driven</w:t>
-      </w:r>
-      <w:proofErr w:type="spellEnd"/>
-      <w:r>
-        <w:t xml:space="preserve"> Development</w:t>
+        <w:t>Feature Driven Development</w:t>
       </w:r>
     </w:p>
     <w:p>
@@ -2776,13 +1912,8 @@
       <w:r>
         <w:tab/>
       </w:r>
-      <w:proofErr w:type="spellStart"/>
-      <w:r>
-        <w:t>Networked</w:t>
-      </w:r>
-      <w:proofErr w:type="spellEnd"/>
-      <w:r>
-        <w:t xml:space="preserve"> Control Systems</w:t>
+      <w:r>
+        <w:t>Networked Control Systems</w:t>
       </w:r>
     </w:p>
     <w:p>
@@ -2797,21 +1928,8 @@
         <w:tab/>
       </w:r>
       <w:r>
-        <w:t xml:space="preserve">Project Management Body </w:t>
-      </w:r>
-      <w:proofErr w:type="spellStart"/>
-      <w:r>
-        <w:t>of</w:t>
-      </w:r>
-      <w:proofErr w:type="spellEnd"/>
-      <w:r>
-        <w:t xml:space="preserve"> </w:t>
-      </w:r>
-      <w:proofErr w:type="spellStart"/>
-      <w:r>
-        <w:t>Knowledge</w:t>
-      </w:r>
-      <w:proofErr w:type="spellEnd"/>
+        <w:t>Project Management Body of Knowledge</w:t>
+      </w:r>
     </w:p>
     <w:p>
       <w:r>
@@ -2825,13 +1943,8 @@
         <w:tab/>
       </w:r>
       <w:r>
-        <w:t xml:space="preserve">Project Management </w:t>
-      </w:r>
-      <w:proofErr w:type="spellStart"/>
-      <w:r>
-        <w:t>Institute</w:t>
-      </w:r>
-      <w:proofErr w:type="spellEnd"/>
+        <w:t>Project Management Institute</w:t>
+      </w:r>
     </w:p>
     <w:p>
       <w:r>
@@ -2844,19 +1957,9 @@
       <w:r>
         <w:tab/>
       </w:r>
-      <w:proofErr w:type="spellStart"/>
-      <w:r>
-        <w:t>Rapid</w:t>
-      </w:r>
-      <w:proofErr w:type="spellEnd"/>
-      <w:r>
-        <w:t xml:space="preserve"> Application </w:t>
-      </w:r>
-      <w:proofErr w:type="spellStart"/>
-      <w:r>
-        <w:t>Development</w:t>
-      </w:r>
-      <w:proofErr w:type="spellEnd"/>
+      <w:r>
+        <w:t>Rapid Application Development</w:t>
+      </w:r>
     </w:p>
     <w:p>
       <w:r>
@@ -2869,19 +1972,9 @@
       <w:r>
         <w:tab/>
       </w:r>
-      <w:proofErr w:type="spellStart"/>
-      <w:r>
-        <w:t>Rapid</w:t>
-      </w:r>
-      <w:proofErr w:type="spellEnd"/>
-      <w:r>
-        <w:t xml:space="preserve"> Control </w:t>
-      </w:r>
-      <w:proofErr w:type="spellStart"/>
-      <w:r>
-        <w:t>Prototyping</w:t>
-      </w:r>
-      <w:proofErr w:type="spellEnd"/>
+      <w:r>
+        <w:t>Rapid Control Prototyping</w:t>
+      </w:r>
     </w:p>
     <w:p>
       <w:r>
@@ -2895,15 +1988,7 @@
         <w:tab/>
       </w:r>
       <w:r>
-        <w:t>Test-</w:t>
-      </w:r>
-      <w:proofErr w:type="spellStart"/>
-      <w:r>
-        <w:t>Driven</w:t>
-      </w:r>
-      <w:proofErr w:type="spellEnd"/>
-      <w:r>
-        <w:t xml:space="preserve"> Development</w:t>
+        <w:t>Test-Driven Development</w:t>
       </w:r>
     </w:p>
     <w:p>
@@ -2917,13 +2002,8 @@
       <w:r>
         <w:tab/>
       </w:r>
-      <w:proofErr w:type="spellStart"/>
-      <w:r>
-        <w:t>Unified</w:t>
-      </w:r>
-      <w:proofErr w:type="spellEnd"/>
-      <w:r>
-        <w:t xml:space="preserve"> Modeling Language</w:t>
+      <w:r>
+        <w:t>Unified Modeling Language</w:t>
       </w:r>
     </w:p>
     <w:p>
@@ -2943,13 +2023,8 @@
         <w:tab/>
       </w:r>
       <w:r>
-        <w:t xml:space="preserve">Extreme </w:t>
-      </w:r>
-      <w:proofErr w:type="spellStart"/>
-      <w:r>
-        <w:t>Programming</w:t>
-      </w:r>
-      <w:proofErr w:type="spellEnd"/>
+        <w:t>Extreme Programming</w:t>
+      </w:r>
     </w:p>
     <w:p>
       <w:pPr>
@@ -5171,14 +4246,7 @@
       </w:pPr>
       <w:r>
         <w:tab/>
-      </w:r>
-      <w:proofErr w:type="spellStart"/>
-      <w:r>
-        <w:t>Highsmith</w:t>
-      </w:r>
-      <w:proofErr w:type="spellEnd"/>
-      <w:r>
-        <w:t xml:space="preserve"> (2010) ressalta que o sucesso na implementação de métodos ágeis vai além de seguir processos e usar ferramentas, é preciso uma mudança de mentalidade em toda a equipe, incluindo gestores e </w:t>
+        <w:t xml:space="preserve">Highsmith (2010) ressalta que o sucesso na implementação de métodos ágeis vai além de seguir processos e usar ferramentas, é preciso uma mudança de mentalidade em toda a equipe, incluindo gestores e </w:t>
       </w:r>
       <w:r>
         <w:rPr>
@@ -5214,49 +4282,17 @@
           <w:i/>
           <w:iCs/>
         </w:rPr>
-        <w:t xml:space="preserve">Scrum, </w:t>
-      </w:r>
-      <w:proofErr w:type="spellStart"/>
+        <w:t xml:space="preserve">Scrum, Kanban </w:t>
+      </w:r>
+      <w:r>
+        <w:t>e</w:t>
+      </w:r>
       <w:r>
         <w:rPr>
           <w:i/>
           <w:iCs/>
         </w:rPr>
-        <w:t>Kanban</w:t>
-      </w:r>
-      <w:proofErr w:type="spellEnd"/>
-      <w:r>
-        <w:rPr>
-          <w:i/>
-          <w:iCs/>
-        </w:rPr>
-        <w:t xml:space="preserve"> </w:t>
-      </w:r>
-      <w:r>
-        <w:t>e</w:t>
-      </w:r>
-      <w:r>
-        <w:rPr>
-          <w:i/>
-          <w:iCs/>
-        </w:rPr>
-        <w:t xml:space="preserve"> Extreme </w:t>
-      </w:r>
-      <w:proofErr w:type="spellStart"/>
-      <w:r>
-        <w:rPr>
-          <w:i/>
-          <w:iCs/>
-        </w:rPr>
-        <w:t>Programming</w:t>
-      </w:r>
-      <w:proofErr w:type="spellEnd"/>
-      <w:r>
-        <w:rPr>
-          <w:i/>
-          <w:iCs/>
-        </w:rPr>
-        <w:t xml:space="preserve"> (XP) </w:t>
+        <w:t xml:space="preserve"> Extreme Programming (XP) </w:t>
       </w:r>
       <w:r>
         <w:t>ganharam força por atenderem as necessidades de entregas contínuas, maior colaboração e adaptação a mudanças.</w:t>
@@ -5268,15 +4304,7 @@
       </w:pPr>
       <w:r>
         <w:tab/>
-        <w:t>Mesmo com a crescente adoção das metodologias ágeis (</w:t>
-      </w:r>
-      <w:proofErr w:type="spellStart"/>
-      <w:r>
-        <w:t>agile</w:t>
-      </w:r>
-      <w:proofErr w:type="spellEnd"/>
-      <w:r>
-        <w:t>) pela indústria de software, ainda há, relativamente, poucos trabalhos práticos que sistematizam e comparem os métodos, técnicas e ferramentas empregadas na indústria. Além de avaliar os impactos reais na produtividade e qualidade dos projetos e produtos. Isso tem contribuído para que muitas empresas resistem à adoção de metodologias ágeis, por enxergarem benefícios limitados na implementação efetiva destas.</w:t>
+        <w:t>Mesmo com a crescente adoção das metodologias ágeis (agile) pela indústria de software, ainda há, relativamente, poucos trabalhos práticos que sistematizam e comparem os métodos, técnicas e ferramentas empregadas na indústria. Além de avaliar os impactos reais na produtividade e qualidade dos projetos e produtos. Isso tem contribuído para que muitas empresas resistem à adoção de metodologias ágeis, por enxergarem benefícios limitados na implementação efetiva destas.</w:t>
       </w:r>
     </w:p>
     <w:p>
@@ -5285,15 +4313,7 @@
       </w:pPr>
       <w:r>
         <w:tab/>
-        <w:t xml:space="preserve">Um relatório da </w:t>
-      </w:r>
-      <w:proofErr w:type="spellStart"/>
-      <w:r>
-        <w:t>VersionOne</w:t>
-      </w:r>
-      <w:proofErr w:type="spellEnd"/>
-      <w:r>
-        <w:t xml:space="preserve"> (2020) aponta que os principais obstáculos na adoção de métodos ágeis nas empresas se referem a </w:t>
+        <w:t xml:space="preserve">Um relatório da VersionOne (2020) aponta que os principais obstáculos na adoção de métodos ágeis nas empresas se referem a </w:t>
       </w:r>
       <w:r>
         <w:rPr>
@@ -5423,39 +4443,7 @@
           <w:i/>
           <w:iCs/>
         </w:rPr>
-        <w:t xml:space="preserve">Scrum, </w:t>
-      </w:r>
-      <w:proofErr w:type="spellStart"/>
-      <w:r>
-        <w:rPr>
-          <w:i/>
-          <w:iCs/>
-        </w:rPr>
-        <w:t>Kanban</w:t>
-      </w:r>
-      <w:proofErr w:type="spellEnd"/>
-      <w:r>
-        <w:rPr>
-          <w:i/>
-          <w:iCs/>
-        </w:rPr>
-        <w:t xml:space="preserve"> e Extreme </w:t>
-      </w:r>
-      <w:proofErr w:type="spellStart"/>
-      <w:r>
-        <w:rPr>
-          <w:i/>
-          <w:iCs/>
-        </w:rPr>
-        <w:t>Programming</w:t>
-      </w:r>
-      <w:proofErr w:type="spellEnd"/>
-      <w:r>
-        <w:rPr>
-          <w:i/>
-          <w:iCs/>
-        </w:rPr>
-        <w:t xml:space="preserve"> (XP)</w:t>
+        <w:t>Scrum, Kanban e Extreme Programming (XP)</w:t>
       </w:r>
       <w:r>
         <w:t>, destacando seus fundamentos, práticas e contextos de aplicação.</w:t>
@@ -5547,7 +4535,6 @@
       <w:r>
         <w:t xml:space="preserve">, </w:t>
       </w:r>
-      <w:proofErr w:type="spellStart"/>
       <w:r>
         <w:rPr>
           <w:i/>
@@ -5555,17 +4542,8 @@
         </w:rPr>
         <w:t>Kanban</w:t>
       </w:r>
-      <w:proofErr w:type="spellEnd"/>
-      <w:r>
-        <w:t xml:space="preserve"> e Extreme </w:t>
-      </w:r>
-      <w:proofErr w:type="spellStart"/>
-      <w:r>
-        <w:t>Programming</w:t>
-      </w:r>
-      <w:proofErr w:type="spellEnd"/>
-      <w:r>
-        <w:t xml:space="preserve"> (XP). Além disso, são analisadas as métricas utilizadas na avaliação de desempenho em ambientes ágeis, evidenciando sua importância para a melhoria contínua dos processos.</w:t>
+      <w:r>
+        <w:t xml:space="preserve"> e Extreme Programming (XP). Além disso, são analisadas as métricas utilizadas na avaliação de desempenho em ambientes ágeis, evidenciando sua importância para a melhoria contínua dos processos.</w:t>
       </w:r>
     </w:p>
     <w:p>
@@ -5616,17 +4594,8 @@
           <w:i/>
           <w:iCs/>
         </w:rPr>
-        <w:t xml:space="preserve">Project Management </w:t>
-      </w:r>
-      <w:proofErr w:type="spellStart"/>
-      <w:r>
-        <w:rPr>
-          <w:i/>
-          <w:iCs/>
-        </w:rPr>
-        <w:t>Institute</w:t>
-      </w:r>
-      <w:proofErr w:type="spellEnd"/>
+        <w:t>Project Management Institute</w:t>
+      </w:r>
       <w:r>
         <w:t xml:space="preserve"> (PMI), ressalta duas características centrais: temporalidade (início e fim determinados) e unicidade (resultados específicos que diferem de operações rotineiras) (PMI, 2021). Nesse sentido, o gerenciamento de projetos surge como a aplicação estruturada de conhecimentos, habilidades, ferramentas e técnicas às atividades do projeto, visando atender aos requisitos previamente definidos.</w:t>
       </w:r>
@@ -5640,15 +4609,7 @@
       </w:pPr>
       <w:r>
         <w:tab/>
-        <w:t xml:space="preserve">Segundo </w:t>
-      </w:r>
-      <w:proofErr w:type="spellStart"/>
-      <w:r>
-        <w:t>Kerzner</w:t>
-      </w:r>
-      <w:proofErr w:type="spellEnd"/>
-      <w:r>
-        <w:t xml:space="preserve"> (2017), gerenciamento de projetos representa “o planejamento, a organização, a direção e o controle dos recursos da empresa por um período relativamente curto de tempo, para estabelecer objetivos previamente </w:t>
+        <w:t xml:space="preserve">Segundo Kerzner (2017), gerenciamento de projetos representa “o planejamento, a organização, a direção e o controle dos recursos da empresa por um período relativamente curto de tempo, para estabelecer objetivos previamente </w:t>
       </w:r>
       <w:r>
         <w:lastRenderedPageBreak/>
@@ -5707,47 +4668,7 @@
           <w:szCs w:val="20"/>
           <w:highlight w:val="white"/>
         </w:rPr>
-        <w:t xml:space="preserve">A aplicação dos conceitos de Gerenciamento de Projetos deve ser precedida do entendimento completo do que é um projeto. Inúmeras definições podem ser encontradas na bibliografia especializada, mas a definição mais simples e aceita mundialmente foi proposta pelo Project management body </w:t>
-      </w:r>
-      <w:proofErr w:type="spellStart"/>
-      <w:r>
-        <w:rPr>
-          <w:color w:val="000000"/>
-          <w:sz w:val="20"/>
-          <w:szCs w:val="20"/>
-          <w:highlight w:val="white"/>
-        </w:rPr>
-        <w:t>of</w:t>
-      </w:r>
-      <w:proofErr w:type="spellEnd"/>
-      <w:r>
-        <w:rPr>
-          <w:color w:val="000000"/>
-          <w:sz w:val="20"/>
-          <w:szCs w:val="20"/>
-          <w:highlight w:val="white"/>
-        </w:rPr>
-        <w:t xml:space="preserve"> </w:t>
-      </w:r>
-      <w:proofErr w:type="spellStart"/>
-      <w:r>
-        <w:rPr>
-          <w:color w:val="000000"/>
-          <w:sz w:val="20"/>
-          <w:szCs w:val="20"/>
-          <w:highlight w:val="white"/>
-        </w:rPr>
-        <w:t>knowledge</w:t>
-      </w:r>
-      <w:proofErr w:type="spellEnd"/>
-      <w:r>
-        <w:rPr>
-          <w:color w:val="000000"/>
-          <w:sz w:val="20"/>
-          <w:szCs w:val="20"/>
-          <w:highlight w:val="white"/>
-        </w:rPr>
-        <w:t xml:space="preserve"> (PMBOK); em português, Guia do conjunto de conhecimentos em Gerenciamento de Projetos (Guia PMBOK): “esforço temporário empreendido para criar um produto, serviço ou resultado exclusivo” (PMI, 2008). Assim, um projeto é qualquer atividade com início, meio e fim e cujo resultado deve ser único.</w:t>
+        <w:t>A aplicação dos conceitos de Gerenciamento de Projetos deve ser precedida do entendimento completo do que é um projeto. Inúmeras definições podem ser encontradas na bibliografia especializada, mas a definição mais simples e aceita mundialmente foi proposta pelo Project management body of knowledge (PMBOK); em português, Guia do conjunto de conhecimentos em Gerenciamento de Projetos (Guia PMBOK): “esforço temporário empreendido para criar um produto, serviço ou resultado exclusivo” (PMI, 2008). Assim, um projeto é qualquer atividade com início, meio e fim e cujo resultado deve ser único.</w:t>
       </w:r>
     </w:p>
     <w:p>
@@ -5767,23 +4688,7 @@
       </w:pPr>
       <w:r>
         <w:tab/>
-        <w:t xml:space="preserve">De acordo com </w:t>
-      </w:r>
-      <w:proofErr w:type="spellStart"/>
-      <w:r>
-        <w:t>Dinsmore</w:t>
-      </w:r>
-      <w:proofErr w:type="spellEnd"/>
-      <w:r>
-        <w:t xml:space="preserve"> e </w:t>
-      </w:r>
-      <w:proofErr w:type="spellStart"/>
-      <w:r>
-        <w:t>Cabanis-Brewin</w:t>
-      </w:r>
-      <w:proofErr w:type="spellEnd"/>
-      <w:r>
-        <w:t xml:space="preserve"> (2009), projetos são atividades que estão relacionadas entre si e produzem entregas por meio da aplicação de técnicas, ferramentas e recursos qualificados. Nesse sentido, um projeto não deve ser entendido apenas como um conjunto de tarefas isoladas, mas como um esforço temporário, estruturado e planejado, que busca alcançar objetivos específicos dentro de prazos, custos e qualidade previamente estabelecidos. Nesta perspectiva, a definição de projeto transcende a mera execução de atividades operacionais, pois abrange também aspectos estratégicos, como inovação, alinhamento com metas institucionais e capacidade de adaptação a contextos dinâmicos e competitivos.</w:t>
+        <w:t>De acordo com Dinsmore e Cabanis-Brewin (2009), projetos são atividades que estão relacionadas entre si e produzem entregas por meio da aplicação de técnicas, ferramentas e recursos qualificados. Nesse sentido, um projeto não deve ser entendido apenas como um conjunto de tarefas isoladas, mas como um esforço temporário, estruturado e planejado, que busca alcançar objetivos específicos dentro de prazos, custos e qualidade previamente estabelecidos. Nesta perspectiva, a definição de projeto transcende a mera execução de atividades operacionais, pois abrange também aspectos estratégicos, como inovação, alinhamento com metas institucionais e capacidade de adaptação a contextos dinâmicos e competitivos.</w:t>
       </w:r>
     </w:p>
     <w:p>
@@ -5798,34 +4703,7 @@
           <w:highlight w:val="white"/>
         </w:rPr>
         <w:tab/>
-      </w:r>
-      <w:proofErr w:type="spellStart"/>
-      <w:r>
-        <w:rPr>
-          <w:highlight w:val="white"/>
-        </w:rPr>
-        <w:t>Kerzner</w:t>
-      </w:r>
-      <w:proofErr w:type="spellEnd"/>
-      <w:r>
-        <w:rPr>
-          <w:highlight w:val="white"/>
-        </w:rPr>
-        <w:t xml:space="preserve"> (2017) afirma que projetos são </w:t>
-      </w:r>
-      <w:proofErr w:type="spellStart"/>
-      <w:r>
-        <w:rPr>
-          <w:highlight w:val="white"/>
-        </w:rPr>
-        <w:t>empreendimentos</w:t>
-      </w:r>
-      <w:proofErr w:type="spellEnd"/>
-      <w:r>
-        <w:rPr>
-          <w:highlight w:val="white"/>
-        </w:rPr>
-        <w:t xml:space="preserve"> complexos que exigem integração entre diferentes áreas do conhecimento, sendo fundamentais para a inovação e a competitividade das organizações. Para o autor, o gerenciamento de projetos deve ser visto como uma disciplina que, além de buscar eficiência nos processos, promove eficácia estratégica ao alinhar os resultados obtidos às metas organizacionais. </w:t>
+        <w:t xml:space="preserve">Kerzner (2017) afirma que projetos são empreendimentos complexos que exigem integração entre diferentes áreas do conhecimento, sendo fundamentais para a inovação e a competitividade das organizações. Para o autor, o gerenciamento de projetos deve ser visto como uma disciplina que, além de buscar eficiência nos processos, promove eficácia estratégica ao alinhar os resultados obtidos às metas organizacionais. </w:t>
       </w:r>
     </w:p>
     <w:p>
@@ -5916,23 +4794,7 @@
           <w:color w:val="0F1115"/>
           <w:highlight w:val="white"/>
         </w:rPr>
-        <w:t xml:space="preserve">Projetos médios e grandes são </w:t>
-      </w:r>
-      <w:proofErr w:type="spellStart"/>
-      <w:r>
-        <w:rPr>
-          <w:color w:val="0F1115"/>
-          <w:highlight w:val="white"/>
-        </w:rPr>
-        <w:t>empreendimentos</w:t>
-      </w:r>
-      <w:proofErr w:type="spellEnd"/>
-      <w:r>
-        <w:rPr>
-          <w:color w:val="0F1115"/>
-          <w:highlight w:val="white"/>
-        </w:rPr>
-        <w:t xml:space="preserve"> complexos que precisam ser gerenciados por meio de um conjunto de atividades organizadas e estruturadas que possibilitem planejar, executar, monitorar e encerra</w:t>
+        <w:t>Projetos médios e grandes são empreendimentos complexos que precisam ser gerenciados por meio de um conjunto de atividades organizadas e estruturadas que possibilitem planejar, executar, monitorar e encerra</w:t>
       </w:r>
       <w:r>
         <w:rPr>
@@ -6294,23 +5156,7 @@
           <w:color w:val="000000"/>
           <w:highlight w:val="white"/>
         </w:rPr>
-        <w:t xml:space="preserve">: essa fase é responsável por autorizar formalmente o projeto e definir sua justificativa, objetivos e partes interessadas. Segundo </w:t>
-      </w:r>
-      <w:proofErr w:type="spellStart"/>
-      <w:r>
-        <w:rPr>
-          <w:color w:val="000000"/>
-          <w:highlight w:val="white"/>
-        </w:rPr>
-        <w:t>Kerzner</w:t>
-      </w:r>
-      <w:proofErr w:type="spellEnd"/>
-      <w:r>
-        <w:rPr>
-          <w:color w:val="000000"/>
-          <w:highlight w:val="white"/>
-        </w:rPr>
-        <w:t xml:space="preserve"> (2017), é nessa etapa que ocorre a identificação da viabilidade técnica e econômica, estabelecendo-se a primeira linha de base para o empreendimento. Já o planejamento constitui uma das fases mais críticas, pois envolve a definição do escopo, a decomposição das entregas em atividades, a estimativa de recursos, custos e prazos, além da identificação de riscos. De acordo com Vargas (2018), o planejamento é fundamental para reduzir incertezas e alinhar expectativas entre os stakeholders, servindo como guia para toda a execução;</w:t>
+        <w:t>: essa fase é responsável por autorizar formalmente o projeto e definir sua justificativa, objetivos e partes interessadas. Segundo Kerzner (2017), é nessa etapa que ocorre a identificação da viabilidade técnica e econômica, estabelecendo-se a primeira linha de base para o empreendimento. Já o planejamento constitui uma das fases mais críticas, pois envolve a definição do escopo, a decomposição das entregas em atividades, a estimativa de recursos, custos e prazos, além da identificação de riscos. De acordo com Vargas (2018), o planejamento é fundamental para reduzir incertezas e alinhar expectativas entre os stakeholders, servindo como guia para toda a execução;</w:t>
       </w:r>
     </w:p>
     <w:p>
@@ -6396,21 +5242,7 @@
         <w:rPr>
           <w:highlight w:val="white"/>
         </w:rPr>
-        <w:t xml:space="preserve">refere-se ao acompanhamento sistemático do progresso do projeto, com o objetivo de verificar se as atividades estão sendo executadas conforme o planejamento estabelecido. Essa fase envolve a coleta, análise e reporte de informações relacionadas ao desempenho, como prazo, custo, escopo e qualidade. De acordo com o Guia PMBOK (2017), o monitoramento e controle permitem identificar variações em relação à linha de base do projeto, possibilitando a implementação de ações corretivas e preventivas de forma oportuna. Além disso, essa etapa contribui para a tomada de decisões gerenciais mais assertivas, garantindo que os objetivos do projeto sejam alcançados dentro dos parâmetros definidos. Para Harold </w:t>
-      </w:r>
-      <w:proofErr w:type="spellStart"/>
-      <w:r>
-        <w:rPr>
-          <w:highlight w:val="white"/>
-        </w:rPr>
-        <w:t>Kerzner</w:t>
-      </w:r>
-      <w:proofErr w:type="spellEnd"/>
-      <w:r>
-        <w:rPr>
-          <w:highlight w:val="white"/>
-        </w:rPr>
-        <w:t xml:space="preserve"> (2017), o controle eficaz do projeto depende de indicadores de desempenho bem definidos e de uma comunicação contínua entre os stakeholders, assegurando transparência e alinhamento ao longo de todo o ciclo de vida.</w:t>
+        <w:t>refere-se ao acompanhamento sistemático do progresso do projeto, com o objetivo de verificar se as atividades estão sendo executadas conforme o planejamento estabelecido. Essa fase envolve a coleta, análise e reporte de informações relacionadas ao desempenho, como prazo, custo, escopo e qualidade. De acordo com o Guia PMBOK (2017), o monitoramento e controle permitem identificar variações em relação à linha de base do projeto, possibilitando a implementação de ações corretivas e preventivas de forma oportuna. Além disso, essa etapa contribui para a tomada de decisões gerenciais mais assertivas, garantindo que os objetivos do projeto sejam alcançados dentro dos parâmetros definidos. Para Harold Kerzner (2017), o controle eficaz do projeto depende de indicadores de desempenho bem definidos e de uma comunicação contínua entre os stakeholders, assegurando transparência e alinhamento ao longo de todo o ciclo de vida.</w:t>
       </w:r>
     </w:p>
     <w:p>
@@ -6446,39 +5278,7 @@
           <w:color w:val="000000"/>
           <w:highlight w:val="white"/>
         </w:rPr>
-        <w:t xml:space="preserve">: consiste na formalização da conclusão do projeto ou de uma de suas fases. Essa etapa compreende a aceitação das entregas pelo cliente, a liberação de recursos e a documentação das lições aprendidas. Conforme </w:t>
-      </w:r>
-      <w:proofErr w:type="spellStart"/>
-      <w:r>
-        <w:rPr>
-          <w:color w:val="000000"/>
-          <w:highlight w:val="white"/>
-        </w:rPr>
-        <w:t>Dinsmore</w:t>
-      </w:r>
-      <w:proofErr w:type="spellEnd"/>
-      <w:r>
-        <w:rPr>
-          <w:color w:val="000000"/>
-          <w:highlight w:val="white"/>
-        </w:rPr>
-        <w:t xml:space="preserve"> e </w:t>
-      </w:r>
-      <w:proofErr w:type="spellStart"/>
-      <w:r>
-        <w:rPr>
-          <w:color w:val="000000"/>
-          <w:highlight w:val="white"/>
-        </w:rPr>
-        <w:t>Cabanis-Brewin</w:t>
-      </w:r>
-      <w:proofErr w:type="spellEnd"/>
-      <w:r>
-        <w:rPr>
-          <w:color w:val="000000"/>
-          <w:highlight w:val="white"/>
-        </w:rPr>
-        <w:t xml:space="preserve"> (2009), o encerramento é essencial para a consolidação do conhecimento organizacional e para o aprimoramento contínuo das práticas de gerenciamento de projetos.</w:t>
+        <w:t>: consiste na formalização da conclusão do projeto ou de uma de suas fases. Essa etapa compreende a aceitação das entregas pelo cliente, a liberação de recursos e a documentação das lições aprendidas. Conforme Dinsmore e Cabanis-Brewin (2009), o encerramento é essencial para a consolidação do conhecimento organizacional e para o aprimoramento contínuo das práticas de gerenciamento de projetos.</w:t>
       </w:r>
     </w:p>
     <w:p>
@@ -7021,69 +5821,48 @@
           <w:i/>
           <w:iCs/>
         </w:rPr>
-        <w:t xml:space="preserve">Extreme </w:t>
-      </w:r>
-      <w:proofErr w:type="spellStart"/>
+        <w:t>Extreme Programming</w:t>
+      </w:r>
+      <w:r>
+        <w:t xml:space="preserve"> (XP) e o </w:t>
+      </w:r>
       <w:r>
         <w:rPr>
           <w:i/>
           <w:iCs/>
         </w:rPr>
-        <w:t>Programming</w:t>
-      </w:r>
-      <w:proofErr w:type="spellEnd"/>
-      <w:r>
-        <w:t xml:space="preserve"> (XP) e o </w:t>
-      </w:r>
-      <w:proofErr w:type="spellStart"/>
+        <w:t>Kanban</w:t>
+      </w:r>
+      <w:r>
+        <w:t xml:space="preserve">. O </w:t>
+      </w:r>
       <w:r>
         <w:rPr>
           <w:i/>
           <w:iCs/>
         </w:rPr>
-        <w:t>Kanban</w:t>
-      </w:r>
-      <w:proofErr w:type="spellEnd"/>
-      <w:r>
-        <w:t xml:space="preserve">. O </w:t>
+        <w:t>Scrum</w:t>
+      </w:r>
+      <w:r>
+        <w:t xml:space="preserve">, segundo Schwaber e Sutherland (2020), é um </w:t>
       </w:r>
       <w:r>
         <w:rPr>
           <w:i/>
           <w:iCs/>
         </w:rPr>
-        <w:t>Scrum</w:t>
-      </w:r>
-      <w:r>
-        <w:t xml:space="preserve">, segundo </w:t>
-      </w:r>
-      <w:proofErr w:type="spellStart"/>
-      <w:r>
-        <w:t>Schwaber</w:t>
-      </w:r>
-      <w:proofErr w:type="spellEnd"/>
-      <w:r>
-        <w:t xml:space="preserve"> e Sutherland (2020), é um </w:t>
+        <w:t>framework</w:t>
+      </w:r>
+      <w:r>
+        <w:t xml:space="preserve"> empírico baseado em papéis, eventos e artefatos que promovem transparência, inspeção e adaptação. O XP, por sua vez, foca na qualidade do código e nas boas práticas de desenvolvimento, como integração contínua, refatoração e programação em par. Já o </w:t>
       </w:r>
       <w:r>
         <w:rPr>
           <w:i/>
           <w:iCs/>
         </w:rPr>
-        <w:t>framework</w:t>
-      </w:r>
-      <w:r>
-        <w:t xml:space="preserve"> empírico baseado em papéis, eventos e artefatos que promovem transparência, inspeção e adaptação. O XP, por sua vez, foca na qualidade do código e nas boas práticas de desenvolvimento, como integração contínua, refatoração e programação em par. Já o </w:t>
-      </w:r>
-      <w:proofErr w:type="spellStart"/>
-      <w:r>
-        <w:rPr>
-          <w:i/>
-          <w:iCs/>
-        </w:rPr>
         <w:t>Kanban</w:t>
       </w:r>
-      <w:proofErr w:type="spellEnd"/>
       <w:r>
         <w:t xml:space="preserve"> enfatiza o controle visual do fluxo de trabalho, permitindo otimizar a eficiência do processo e identificar gargalos operacionais.</w:t>
       </w:r>
@@ -7288,15 +6067,7 @@
       </w:pPr>
       <w:r>
         <w:tab/>
-        <w:t xml:space="preserve">Para </w:t>
-      </w:r>
-      <w:proofErr w:type="spellStart"/>
-      <w:r>
-        <w:t>Highsmith</w:t>
-      </w:r>
-      <w:proofErr w:type="spellEnd"/>
-      <w:r>
-        <w:t xml:space="preserve"> (2013), o Manifesto Ágil foi um marco que redefiniu a forma como o desenvolvimento de software é compreendido, deslocando o foco da previsão para a adaptação.</w:t>
+        <w:t>Para Highsmith (2013), o Manifesto Ágil foi um marco que redefiniu a forma como o desenvolvimento de software é compreendido, deslocando o foco da previsão para a adaptação.</w:t>
       </w:r>
     </w:p>
     <w:p>
@@ -7745,23 +6516,7 @@
         <w:spacing w:before="200" w:after="200"/>
       </w:pPr>
       <w:r>
-        <w:t xml:space="preserve">Na gestão de projetos, as metodologias ágeis destacam-se por adotar um modelo de desenvolvimento onde entregas incrementais e contínuas são associadas </w:t>
-      </w:r>
-      <w:proofErr w:type="gramStart"/>
-      <w:r>
-        <w:t>à</w:t>
-      </w:r>
-      <w:proofErr w:type="gramEnd"/>
-      <w:r>
-        <w:t xml:space="preserve"> fases sequenciais pré-definidas (</w:t>
-      </w:r>
-      <w:proofErr w:type="spellStart"/>
-      <w:r>
-        <w:t>Steink</w:t>
-      </w:r>
-      <w:proofErr w:type="spellEnd"/>
-      <w:r>
-        <w:t xml:space="preserve"> et al., 2017). </w:t>
+        <w:t xml:space="preserve">Na gestão de projetos, as metodologias ágeis destacam-se por adotar um modelo de desenvolvimento onde entregas incrementais e contínuas são associadas à fases sequenciais pré-definidas (Steink et al., 2017). </w:t>
       </w:r>
     </w:p>
     <w:p>
@@ -7819,165 +6574,89 @@
           <w:i/>
           <w:iCs/>
         </w:rPr>
-        <w:t xml:space="preserve">Scrum, o Extreme </w:t>
-      </w:r>
-      <w:proofErr w:type="spellStart"/>
+        <w:t>Scrum, o Extreme Programming</w:t>
+      </w:r>
+      <w:r>
+        <w:t xml:space="preserve"> (XP), o </w:t>
+      </w:r>
       <w:r>
         <w:rPr>
           <w:i/>
           <w:iCs/>
         </w:rPr>
-        <w:t>Programming</w:t>
-      </w:r>
-      <w:proofErr w:type="spellEnd"/>
-      <w:r>
-        <w:t xml:space="preserve"> (XP), o </w:t>
-      </w:r>
-      <w:proofErr w:type="spellStart"/>
+        <w:t>Kanban</w:t>
+      </w:r>
+      <w:r>
+        <w:t xml:space="preserve">, o </w:t>
+      </w:r>
       <w:r>
         <w:rPr>
           <w:i/>
           <w:iCs/>
         </w:rPr>
-        <w:t>Kanban</w:t>
-      </w:r>
-      <w:proofErr w:type="spellEnd"/>
-      <w:r>
-        <w:t xml:space="preserve">, o </w:t>
+        <w:t>Feature Driven Development</w:t>
+      </w:r>
+      <w:r>
+        <w:t xml:space="preserve"> (FDD) e o Rapid Application Development (RAD) (De Oliveira, 2020).</w:t>
+      </w:r>
+    </w:p>
+    <w:p>
+      <w:pPr>
+        <w:spacing w:before="200" w:after="200"/>
+        <w:rPr>
+          <w:b/>
+          <w:bCs/>
+        </w:rPr>
+      </w:pPr>
+    </w:p>
+    <w:p>
+      <w:pPr>
+        <w:spacing w:before="200" w:after="200"/>
+      </w:pPr>
+      <w:r>
+        <w:rPr>
+          <w:b/>
+          <w:bCs/>
+        </w:rPr>
+        <w:t>Scrum</w:t>
+      </w:r>
+    </w:p>
+    <w:p>
+      <w:pPr>
+        <w:spacing w:before="200" w:after="200"/>
+      </w:pPr>
+      <w:r>
+        <w:t xml:space="preserve">O </w:t>
       </w:r>
       <w:r>
         <w:rPr>
           <w:i/>
           <w:iCs/>
         </w:rPr>
-        <w:t xml:space="preserve">Feature </w:t>
-      </w:r>
-      <w:proofErr w:type="spellStart"/>
+        <w:t>Scrum</w:t>
+      </w:r>
+      <w:r>
+        <w:t xml:space="preserve"> pode ser visto como um método de gerenciamento de projetos ágeis. Criado por Schwaber e Sutherland (2017) para estruturar o processo de desenvolvimento em iterações chamadas </w:t>
+      </w:r>
       <w:r>
         <w:rPr>
           <w:i/>
           <w:iCs/>
         </w:rPr>
-        <w:t>Driven</w:t>
-      </w:r>
-      <w:proofErr w:type="spellEnd"/>
+        <w:t>sprints</w:t>
+      </w:r>
+      <w:r>
+        <w:t xml:space="preserve">, com duração média de duas a quatro semanas. Como apresentado na Figura 3, cada </w:t>
+      </w:r>
       <w:r>
         <w:rPr>
           <w:i/>
           <w:iCs/>
         </w:rPr>
-        <w:t xml:space="preserve"> </w:t>
-      </w:r>
-      <w:proofErr w:type="spellStart"/>
-      <w:r>
-        <w:rPr>
-          <w:i/>
-          <w:iCs/>
-        </w:rPr>
-        <w:t>Development</w:t>
-      </w:r>
-      <w:proofErr w:type="spellEnd"/>
-      <w:r>
-        <w:t xml:space="preserve"> (FDD) e o </w:t>
-      </w:r>
-      <w:proofErr w:type="spellStart"/>
-      <w:r>
-        <w:t>Rapid</w:t>
-      </w:r>
-      <w:proofErr w:type="spellEnd"/>
-      <w:r>
-        <w:t xml:space="preserve"> </w:t>
-      </w:r>
-      <w:proofErr w:type="spellStart"/>
-      <w:r>
-        <w:t>Application</w:t>
-      </w:r>
-      <w:proofErr w:type="spellEnd"/>
-      <w:r>
-        <w:t xml:space="preserve"> </w:t>
-      </w:r>
-      <w:proofErr w:type="spellStart"/>
-      <w:r>
-        <w:t>Development</w:t>
-      </w:r>
-      <w:proofErr w:type="spellEnd"/>
-      <w:r>
-        <w:t xml:space="preserve"> (RAD) (De Oliveira, 2020).</w:t>
-      </w:r>
-    </w:p>
-    <w:p>
-      <w:pPr>
-        <w:spacing w:before="200" w:after="200"/>
-        <w:rPr>
-          <w:b/>
-          <w:bCs/>
-        </w:rPr>
-      </w:pPr>
-    </w:p>
-    <w:p>
-      <w:pPr>
-        <w:spacing w:before="200" w:after="200"/>
-      </w:pPr>
-      <w:r>
-        <w:rPr>
-          <w:b/>
-          <w:bCs/>
-        </w:rPr>
-        <w:t>Scrum</w:t>
-      </w:r>
-    </w:p>
-    <w:p>
-      <w:pPr>
-        <w:spacing w:before="200" w:after="200"/>
-      </w:pPr>
-      <w:r>
-        <w:t xml:space="preserve">O </w:t>
-      </w:r>
-      <w:r>
-        <w:rPr>
-          <w:i/>
-          <w:iCs/>
-        </w:rPr>
-        <w:t>Scrum</w:t>
-      </w:r>
-      <w:r>
-        <w:t xml:space="preserve"> pode ser visto como um método de gerenciamento de projetos ágeis. Criado por </w:t>
-      </w:r>
-      <w:proofErr w:type="spellStart"/>
-      <w:r>
-        <w:t>Schwaber</w:t>
-      </w:r>
-      <w:proofErr w:type="spellEnd"/>
-      <w:r>
-        <w:t xml:space="preserve"> e Sutherland (2017) para estruturar o processo de desenvolvimento em iterações chamadas </w:t>
-      </w:r>
-      <w:r>
-        <w:rPr>
-          <w:i/>
-          <w:iCs/>
-        </w:rPr>
-        <w:t>sprints</w:t>
-      </w:r>
-      <w:r>
-        <w:t xml:space="preserve">, com duração média de duas a quatro semanas. Como apresentado na Figura 3, cada </w:t>
-      </w:r>
-      <w:r>
-        <w:rPr>
-          <w:i/>
-          <w:iCs/>
-        </w:rPr>
         <w:t>sprint</w:t>
       </w:r>
       <w:r>
-        <w:t xml:space="preserve"> resulta em uma entrega utilizável do produto. Geralmente, </w:t>
-      </w:r>
-      <w:proofErr w:type="spellStart"/>
-      <w:r>
-        <w:t>scrum</w:t>
-      </w:r>
-      <w:proofErr w:type="spellEnd"/>
-      <w:r>
-        <w:t xml:space="preserve"> é visto como um framework voltado ao desenvolvimento, entrega e manutenção de produtos complexos, estruturando-se a partir de papéis, eventos e </w:t>
+        <w:t xml:space="preserve"> resulta em uma entrega utilizável do produto. Geralmente, scrum é visto como um framework voltado ao desenvolvimento, entrega e manutenção de produtos complexos, estruturando-se a partir de papéis, eventos e </w:t>
       </w:r>
       <w:r>
         <w:lastRenderedPageBreak/>
@@ -8147,7 +6826,7 @@
           <w:noProof/>
         </w:rPr>
         <w:drawing>
-          <wp:inline distT="0" distB="0" distL="0" distR="0" wp14:anchorId="38D19BD8" wp14:editId="247716FD">
+          <wp:inline distT="0" distB="0" distL="0" distR="0" wp14:anchorId="38D19BD8" wp14:editId="48A85F85">
             <wp:extent cx="4546600" cy="2286635"/>
             <wp:effectExtent l="0" t="0" r="0" b="0"/>
             <wp:docPr id="1334454403" name="image3.png"/>
@@ -8220,23 +6899,7 @@
         <w:t xml:space="preserve">Scrum </w:t>
       </w:r>
       <w:r>
-        <w:t xml:space="preserve">são o </w:t>
-      </w:r>
-      <w:proofErr w:type="spellStart"/>
-      <w:r>
-        <w:t>Product</w:t>
-      </w:r>
-      <w:proofErr w:type="spellEnd"/>
-      <w:r>
-        <w:t xml:space="preserve"> </w:t>
-      </w:r>
-      <w:proofErr w:type="spellStart"/>
-      <w:r>
-        <w:t>Owner</w:t>
-      </w:r>
-      <w:proofErr w:type="spellEnd"/>
-      <w:r>
-        <w:t xml:space="preserve">, responsável pelo </w:t>
+        <w:t xml:space="preserve">são o Product Owner, responsável pelo </w:t>
       </w:r>
       <w:r>
         <w:rPr>
@@ -8256,15 +6919,7 @@
         <w:t>Scrum Master</w:t>
       </w:r>
       <w:r>
-        <w:t xml:space="preserve">, que atua como facilitador do processo; e o Time de Desenvolvimento, que executa as tarefas planejadas. Segundo </w:t>
-      </w:r>
-      <w:proofErr w:type="spellStart"/>
-      <w:r>
-        <w:t>Schwaber</w:t>
-      </w:r>
-      <w:proofErr w:type="spellEnd"/>
-      <w:r>
-        <w:t xml:space="preserve"> e Sutherland (2020), o </w:t>
+        <w:t xml:space="preserve">, que atua como facilitador do processo; e o Time de Desenvolvimento, que executa as tarefas planejadas. Segundo Schwaber e Sutherland (2020), o </w:t>
       </w:r>
       <w:r>
         <w:rPr>
@@ -8304,19 +6959,8 @@
           <w:i/>
           <w:iCs/>
         </w:rPr>
-        <w:t xml:space="preserve">Extreme </w:t>
-      </w:r>
-      <w:proofErr w:type="spellStart"/>
-      <w:r>
-        <w:rPr>
-          <w:b/>
-          <w:bCs/>
-          <w:i/>
-          <w:iCs/>
-        </w:rPr>
-        <w:t>Programming</w:t>
-      </w:r>
-      <w:proofErr w:type="spellEnd"/>
+        <w:t>Extreme Programming</w:t>
+      </w:r>
       <w:r>
         <w:rPr>
           <w:b/>
@@ -8365,17 +7009,8 @@
           <w:i/>
           <w:iCs/>
         </w:rPr>
-        <w:t xml:space="preserve">Extreme </w:t>
-      </w:r>
-      <w:proofErr w:type="spellStart"/>
-      <w:r>
-        <w:rPr>
-          <w:i/>
-          <w:iCs/>
-        </w:rPr>
-        <w:t>Programming</w:t>
-      </w:r>
-      <w:proofErr w:type="spellEnd"/>
+        <w:t>Extreme Programming</w:t>
+      </w:r>
       <w:r>
         <w:t xml:space="preserve"> (XP)</w:t>
       </w:r>
@@ -8503,7 +7138,6 @@
           <w:bCs/>
         </w:rPr>
       </w:pPr>
-      <w:proofErr w:type="spellStart"/>
       <w:r>
         <w:rPr>
           <w:b/>
@@ -8513,7 +7147,6 @@
         </w:rPr>
         <w:t>Kanban</w:t>
       </w:r>
-      <w:proofErr w:type="spellEnd"/>
       <w:r>
         <w:rPr>
           <w:b/>
@@ -8529,7 +7162,6 @@
       <w:r>
         <w:t xml:space="preserve">O </w:t>
       </w:r>
-      <w:proofErr w:type="spellStart"/>
       <w:r>
         <w:rPr>
           <w:i/>
@@ -8537,7 +7169,6 @@
         </w:rPr>
         <w:t>Kanban</w:t>
       </w:r>
-      <w:proofErr w:type="spellEnd"/>
       <w:r>
         <w:t xml:space="preserve"> é um método oriundo do sistema de produção da Toyota adaptado para o desenvolvimento de </w:t>
       </w:r>
@@ -8551,59 +7182,32 @@
       <w:r>
         <w:t xml:space="preserve"> por David Anderson (2010). Seu principal objetivo é visualizar o fluxo de trabalho e otimizar o processo de entrega, limitando o número de tarefas em andamento (</w:t>
       </w:r>
-      <w:proofErr w:type="spellStart"/>
       <w:r>
         <w:rPr>
           <w:i/>
           <w:iCs/>
         </w:rPr>
-        <w:t>Work</w:t>
-      </w:r>
-      <w:proofErr w:type="spellEnd"/>
+        <w:t xml:space="preserve">Work in Progress </w:t>
+      </w:r>
+      <w:r>
+        <w:t>– WIP).</w:t>
+      </w:r>
+    </w:p>
+    <w:p>
+      <w:pPr>
+        <w:spacing w:before="200" w:after="200"/>
+      </w:pPr>
+      <w:r>
+        <w:tab/>
+        <w:t xml:space="preserve">A técnica se baseia em um quadro visual, como apresentado na Figura 5, geralmente dividido em colunas que representam as etapas do processo (por exemplo: “A Fazer”, “Em Progresso”, “Concluído”). De acordo com Anderson (2010), o </w:t>
+      </w:r>
       <w:r>
         <w:rPr>
           <w:i/>
           <w:iCs/>
         </w:rPr>
-        <w:t xml:space="preserve"> in </w:t>
-      </w:r>
-      <w:proofErr w:type="spellStart"/>
-      <w:r>
-        <w:rPr>
-          <w:i/>
-          <w:iCs/>
-        </w:rPr>
-        <w:t>Progress</w:t>
-      </w:r>
-      <w:proofErr w:type="spellEnd"/>
-      <w:r>
-        <w:rPr>
-          <w:i/>
-          <w:iCs/>
-        </w:rPr>
-        <w:t xml:space="preserve"> </w:t>
-      </w:r>
-      <w:r>
-        <w:t>– WIP).</w:t>
-      </w:r>
-    </w:p>
-    <w:p>
-      <w:pPr>
-        <w:spacing w:before="200" w:after="200"/>
-      </w:pPr>
-      <w:r>
-        <w:tab/>
-        <w:t xml:space="preserve">A técnica se baseia em um quadro visual, como apresentado na Figura 5, geralmente dividido em colunas que representam as etapas do processo (por exemplo: “A Fazer”, “Em Progresso”, “Concluído”). De acordo com Anderson (2010), o </w:t>
-      </w:r>
-      <w:proofErr w:type="spellStart"/>
-      <w:r>
-        <w:rPr>
-          <w:i/>
-          <w:iCs/>
-        </w:rPr>
         <w:t>Kanban</w:t>
       </w:r>
-      <w:proofErr w:type="spellEnd"/>
       <w:r>
         <w:t xml:space="preserve"> auxilia as equipes a identificar gargalos e melhorar continuamente o fluxo de trabalho, promovendo eficiência e previsibilidade.</w:t>
       </w:r>
@@ -8627,15 +7231,7 @@
         </w:r>
       </w:fldSimple>
       <w:r>
-        <w:t xml:space="preserve">: Metodologia </w:t>
-      </w:r>
-      <w:proofErr w:type="spellStart"/>
-      <w:r>
-        <w:t>Kanban</w:t>
-      </w:r>
-      <w:proofErr w:type="spellEnd"/>
-      <w:r>
-        <w:t>.</w:t>
+        <w:t>: Metodologia Kanban.</w:t>
       </w:r>
       <w:bookmarkEnd w:id="30"/>
     </w:p>
@@ -8748,79 +7344,31 @@
           <w:i/>
           <w:iCs/>
         </w:rPr>
-        <w:t xml:space="preserve">Feature </w:t>
-      </w:r>
-      <w:proofErr w:type="spellStart"/>
-      <w:r>
+        <w:t xml:space="preserve">Feature Driven Development (FDD) </w:t>
+      </w:r>
+    </w:p>
+    <w:p>
+      <w:pPr>
+        <w:spacing w:before="200" w:after="200"/>
         <w:rPr>
           <w:b/>
           <w:bCs/>
           <w:i/>
           <w:iCs/>
         </w:rPr>
-        <w:t>Driven</w:t>
-      </w:r>
-      <w:proofErr w:type="spellEnd"/>
-      <w:r>
-        <w:rPr>
-          <w:b/>
-          <w:bCs/>
+      </w:pPr>
+      <w:r>
+        <w:t>O FDD</w:t>
+      </w:r>
+      <w:r>
+        <w:rPr>
           <w:i/>
           <w:iCs/>
         </w:rPr>
-        <w:t xml:space="preserve"> </w:t>
-      </w:r>
-      <w:proofErr w:type="spellStart"/>
-      <w:r>
-        <w:rPr>
-          <w:b/>
-          <w:bCs/>
-          <w:i/>
-          <w:iCs/>
-        </w:rPr>
-        <w:t>Development</w:t>
-      </w:r>
-      <w:proofErr w:type="spellEnd"/>
-      <w:r>
-        <w:rPr>
-          <w:b/>
-          <w:bCs/>
-          <w:i/>
-          <w:iCs/>
-        </w:rPr>
-        <w:t xml:space="preserve"> (FDD) </w:t>
-      </w:r>
-    </w:p>
-    <w:p>
-      <w:pPr>
-        <w:spacing w:before="200" w:after="200"/>
-        <w:rPr>
-          <w:b/>
-          <w:bCs/>
-          <w:i/>
-          <w:iCs/>
-        </w:rPr>
-      </w:pPr>
-      <w:r>
-        <w:t>O FDD</w:t>
-      </w:r>
-      <w:r>
-        <w:rPr>
-          <w:i/>
-          <w:iCs/>
-        </w:rPr>
         <w:t>,</w:t>
       </w:r>
       <w:r>
-        <w:t xml:space="preserve"> desenvolvido por Jeff De Luca e Peter </w:t>
-      </w:r>
-      <w:proofErr w:type="spellStart"/>
-      <w:r>
-        <w:t>Coad</w:t>
-      </w:r>
-      <w:proofErr w:type="spellEnd"/>
-      <w:r>
-        <w:t xml:space="preserve"> em 1997, é um método ágil baseado em modelagem orientada a objetos e no desenvolvimento por funcionalidades. Como apresentado na Figura 6, cada funcionalidade é planejada, projetada e implementada de forma incremental e iterativa.</w:t>
+        <w:t xml:space="preserve"> desenvolvido por Jeff De Luca e Peter Coad em 1997, é um método ágil baseado em modelagem orientada a objetos e no desenvolvimento por funcionalidades. Como apresentado na Figura 6, cada funcionalidade é planejada, projetada e implementada de forma incremental e iterativa.</w:t>
       </w:r>
     </w:p>
     <w:p>
@@ -8924,15 +7472,7 @@
       <w:r>
         <w:lastRenderedPageBreak/>
         <w:tab/>
-        <w:t xml:space="preserve">Conforme </w:t>
-      </w:r>
-      <w:proofErr w:type="spellStart"/>
-      <w:r>
-        <w:t>Coad</w:t>
-      </w:r>
-      <w:proofErr w:type="spellEnd"/>
-      <w:r>
-        <w:t>, De Luca e Lefebvre (1999), o FDD é composto por cinco etapas principais: desenvolver um modelo geral, criar uma lista de funcionalidades, planejar por funcionalidade, projetar por funcionalidade, construir por funcionalidade. FDD é especialmente aplicável em projetos de grande escala, nos quais há necessidade de manter controle e previsibilidade sem perder a adaptabilidade.</w:t>
+        <w:t>Conforme Coad, De Luca e Lefebvre (1999), o FDD é composto por cinco etapas principais: desenvolver um modelo geral, criar uma lista de funcionalidades, planejar por funcionalidade, projetar por funcionalidade, construir por funcionalidade. FDD é especialmente aplicável em projetos de grande escala, nos quais há necessidade de manter controle e previsibilidade sem perder a adaptabilidade.</w:t>
       </w:r>
     </w:p>
     <w:p>
@@ -8951,7 +7491,6 @@
           <w:bCs/>
         </w:rPr>
       </w:pPr>
-      <w:proofErr w:type="spellStart"/>
       <w:r>
         <w:rPr>
           <w:b/>
@@ -8959,49 +7498,8 @@
           <w:i/>
           <w:iCs/>
         </w:rPr>
-        <w:t>Rapid</w:t>
-      </w:r>
-      <w:proofErr w:type="spellEnd"/>
-      <w:r>
-        <w:rPr>
-          <w:b/>
-          <w:bCs/>
-          <w:i/>
-          <w:iCs/>
-        </w:rPr>
-        <w:t xml:space="preserve"> </w:t>
-      </w:r>
-      <w:proofErr w:type="spellStart"/>
-      <w:r>
-        <w:rPr>
-          <w:b/>
-          <w:bCs/>
-          <w:i/>
-          <w:iCs/>
-        </w:rPr>
-        <w:t>Application</w:t>
-      </w:r>
-      <w:proofErr w:type="spellEnd"/>
-      <w:r>
-        <w:rPr>
-          <w:b/>
-          <w:bCs/>
-          <w:i/>
-          <w:iCs/>
-        </w:rPr>
-        <w:t xml:space="preserve"> </w:t>
-      </w:r>
-      <w:proofErr w:type="spellStart"/>
-      <w:r>
-        <w:rPr>
-          <w:b/>
-          <w:bCs/>
-          <w:i/>
-          <w:iCs/>
-        </w:rPr>
-        <w:t>Development</w:t>
-      </w:r>
-      <w:proofErr w:type="spellEnd"/>
+        <w:t>Rapid Application Development</w:t>
+      </w:r>
       <w:r>
         <w:rPr>
           <w:b/>
@@ -9200,15 +7698,7 @@
       </w:pPr>
       <w:r>
         <w:tab/>
-        <w:t xml:space="preserve">De acordo com </w:t>
-      </w:r>
-      <w:proofErr w:type="spellStart"/>
-      <w:r>
-        <w:t>Highsmith</w:t>
-      </w:r>
-      <w:proofErr w:type="spellEnd"/>
-      <w:r>
-        <w:t xml:space="preserve"> (2013), “a agilidade não é apenas um conjunto de práticas de desenvolvimento, mas uma mentalidade organizacional voltada à aprendizagem, colaboração e melhoria contínua” (p. 45). Assim, sua aplicabilidade ultrapassa o campo técnico, abrangendo também a gestão de equipes e a cultura organizacional.</w:t>
+        <w:t>De acordo com Highsmith (2013), “a agilidade não é apenas um conjunto de práticas de desenvolvimento, mas uma mentalidade organizacional voltada à aprendizagem, colaboração e melhoria contínua” (p. 45). Assim, sua aplicabilidade ultrapassa o campo técnico, abrangendo também a gestão de equipes e a cultura organizacional.</w:t>
       </w:r>
     </w:p>
     <w:p>
@@ -9229,7 +7719,6 @@
       <w:r>
         <w:t xml:space="preserve">, </w:t>
       </w:r>
-      <w:proofErr w:type="spellStart"/>
       <w:r>
         <w:rPr>
           <w:i/>
@@ -9237,7 +7726,6 @@
         </w:rPr>
         <w:t>Kanban</w:t>
       </w:r>
-      <w:proofErr w:type="spellEnd"/>
       <w:r>
         <w:t xml:space="preserve"> e </w:t>
       </w:r>
@@ -9246,313 +7734,207 @@
           <w:i/>
           <w:iCs/>
         </w:rPr>
-        <w:t xml:space="preserve">Extreme </w:t>
-      </w:r>
-      <w:proofErr w:type="spellStart"/>
+        <w:t>Extreme Programming</w:t>
+      </w:r>
+      <w:r>
+        <w:t xml:space="preserve">, apresentam características que os tornam aplicáveis a diferentes contextos. O </w:t>
+      </w:r>
       <w:r>
         <w:rPr>
           <w:i/>
           <w:iCs/>
         </w:rPr>
-        <w:t>Programming</w:t>
-      </w:r>
-      <w:proofErr w:type="spellEnd"/>
-      <w:r>
-        <w:t xml:space="preserve">, apresentam características que os tornam aplicáveis a diferentes contextos. O </w:t>
+        <w:t>Scrum</w:t>
+      </w:r>
+      <w:r>
+        <w:t xml:space="preserve">, por exemplo, é amplamente utilizado em projetos que requerem gestão iterativa e entregas frequentes, permitindo a reavaliação contínua das prioridades e o acompanhamento da evolução do produto (Schwaber; Sutherland, 2020). O </w:t>
       </w:r>
       <w:r>
         <w:rPr>
           <w:i/>
           <w:iCs/>
         </w:rPr>
-        <w:t>Scrum</w:t>
-      </w:r>
-      <w:r>
-        <w:t>, por exemplo, é amplamente utilizado em projetos que requerem gestão iterativa e entregas frequentes, permitindo a reavaliação contínua das prioridades e o acompanhamento da evolução do produto (</w:t>
-      </w:r>
-      <w:proofErr w:type="spellStart"/>
-      <w:r>
-        <w:t>Schwaber</w:t>
-      </w:r>
-      <w:proofErr w:type="spellEnd"/>
-      <w:r>
-        <w:t xml:space="preserve">; Sutherland, 2020). O </w:t>
-      </w:r>
-      <w:proofErr w:type="spellStart"/>
+        <w:t>Kanban</w:t>
+      </w:r>
+      <w:r>
+        <w:t xml:space="preserve">, por sua vez, é mais indicado em ambientes de fluxo contínuo de trabalho, nos quais é necessário monitorar o progresso das tarefas e evitar gargalos no processo (Anderson, 2010). Já o XP mostra-se altamente aplicável em projetos de software que </w:t>
+      </w:r>
+      <w:r>
+        <w:lastRenderedPageBreak/>
+        <w:t>demandam alta qualidade técnica e código sustentável, uma vez que enfatiza práticas como testes automatizados e refatoração contínua (Silva, 2020).</w:t>
+      </w:r>
+    </w:p>
+    <w:p>
+      <w:pPr>
+        <w:spacing w:before="200" w:after="200"/>
+      </w:pPr>
+      <w:r>
+        <w:tab/>
+        <w:t>Rigby, Sutherland e Takeuchi (2016) afirmam que “os métodos ágeis estão se tornando o novo modelo operacional para negócios globais, oferecendo maior capacidade de resposta e inovação em ambientes complexos”.</w:t>
+      </w:r>
+    </w:p>
+    <w:p>
+      <w:pPr>
+        <w:spacing w:before="200" w:after="200"/>
+      </w:pPr>
+      <w:r>
+        <w:tab/>
+      </w:r>
+      <w:r>
+        <w:tab/>
+        <w:t xml:space="preserve">No contexto educacional e de pesquisa em tecnologia, a aplicabilidade dos métodos ágeis também se destaca. Projetos acadêmicos e de desenvolvimento de sistemas em universidades vêm adotando </w:t>
+      </w:r>
       <w:r>
         <w:rPr>
           <w:i/>
           <w:iCs/>
         </w:rPr>
-        <w:t>Kanban</w:t>
-      </w:r>
-      <w:proofErr w:type="spellEnd"/>
-      <w:r>
-        <w:t xml:space="preserve">, por sua vez, é mais indicado em ambientes de fluxo contínuo de trabalho, nos quais é necessário monitorar o progresso das tarefas e evitar gargalos no processo (Anderson, 2010). Já o XP mostra-se altamente aplicável em projetos de software que </w:t>
-      </w:r>
-      <w:r>
-        <w:lastRenderedPageBreak/>
-        <w:t>demandam alta qualidade técnica e código sustentável, uma vez que enfatiza práticas como testes automatizados e refatoração contínua (Silva, 2020).</w:t>
-      </w:r>
-    </w:p>
-    <w:p>
-      <w:pPr>
-        <w:spacing w:before="200" w:after="200"/>
-      </w:pPr>
-      <w:r>
-        <w:tab/>
-      </w:r>
-      <w:proofErr w:type="spellStart"/>
-      <w:r>
-        <w:t>Rigby</w:t>
-      </w:r>
-      <w:proofErr w:type="spellEnd"/>
-      <w:r>
-        <w:t xml:space="preserve">, Sutherland e </w:t>
-      </w:r>
-      <w:proofErr w:type="spellStart"/>
-      <w:r>
-        <w:t>Takeuchi</w:t>
-      </w:r>
-      <w:proofErr w:type="spellEnd"/>
-      <w:r>
-        <w:t xml:space="preserve"> (2016) afirmam que “os métodos ágeis estão se tornando o novo modelo operacional para negócios globais, oferecendo maior capacidade de resposta e inovação em ambientes complexos”.</w:t>
-      </w:r>
-    </w:p>
-    <w:p>
-      <w:pPr>
-        <w:spacing w:before="200" w:after="200"/>
-      </w:pPr>
-      <w:r>
-        <w:tab/>
-      </w:r>
-      <w:r>
-        <w:tab/>
-        <w:t xml:space="preserve">No contexto educacional e de pesquisa em tecnologia, a aplicabilidade dos métodos ágeis também se destaca. Projetos acadêmicos e de desenvolvimento de sistemas em universidades vêm adotando </w:t>
+        <w:t xml:space="preserve">frameworks </w:t>
+      </w:r>
+      <w:r>
+        <w:t xml:space="preserve">como o </w:t>
       </w:r>
       <w:r>
         <w:rPr>
           <w:i/>
           <w:iCs/>
         </w:rPr>
-        <w:t xml:space="preserve">frameworks </w:t>
-      </w:r>
-      <w:r>
-        <w:t xml:space="preserve">como o </w:t>
+        <w:t xml:space="preserve">Scrum </w:t>
+      </w:r>
+      <w:r>
+        <w:t>para organizar etapas de pesquisa e desenvolvimento, facilitando o acompanhamento de resultados e a divisão de tarefas entre grupos (Pereira; Souza, 2021).</w:t>
+      </w:r>
+    </w:p>
+    <w:p>
+      <w:pPr>
+        <w:spacing w:before="200" w:after="200"/>
+        <w:rPr>
+          <w:sz w:val="22"/>
+          <w:szCs w:val="22"/>
+        </w:rPr>
+      </w:pPr>
+      <w:r>
+        <w:tab/>
+        <w:t>Por outro lado, a adoção de metodologias ágeis requer uma mudança cultural, na qual a autonomia dos times e a colaboração entre os membros são valorizadas. Sem esse alinhamento cultural, a agilidade pode se tornar apenas uma formalidade, sem gerar os benefícios esperados (Silva e Silva, 2020).</w:t>
+      </w:r>
+    </w:p>
+    <w:p>
+      <w:pPr>
+        <w:pStyle w:val="Ttulo2"/>
+      </w:pPr>
+      <w:bookmarkStart w:id="34" w:name="_Toc225874391"/>
+      <w:r>
+        <w:t>MÉTRICAS PARA AVALIAÇÃO DE MÉTODOS ÁGEIS</w:t>
+      </w:r>
+      <w:bookmarkEnd w:id="34"/>
+    </w:p>
+    <w:p>
+      <w:pPr>
+        <w:spacing w:before="200" w:after="200"/>
+      </w:pPr>
+      <w:r>
+        <w:t xml:space="preserve">As métricas para avaliação de métodos ágeis consistem em indicadores quantitativos e qualitativos utilizados para monitorar o desempenho, a eficiência e a qualidade dos processos de desenvolvimento de software em ambientes ágeis. </w:t>
+      </w:r>
+      <w:r>
+        <w:tab/>
+      </w:r>
+      <w:r>
+        <w:tab/>
+        <w:t xml:space="preserve">Essas métricas permitem analisar aspectos como produtividade da equipe, previsibilidade das entregas, qualidade do produto e valor gerado ao cliente, contribuindo para a melhoria contínua dos processos. Segundo Mike Cohn (2006), as métricas ágeis devem ser simples, relevantes e orientadas ao valor, destacando-se indicadores como </w:t>
       </w:r>
       <w:r>
         <w:rPr>
           <w:i/>
           <w:iCs/>
         </w:rPr>
-        <w:t xml:space="preserve">Scrum </w:t>
-      </w:r>
-      <w:r>
-        <w:t>para organizar etapas de pesquisa e desenvolvimento, facilitando o acompanhamento de resultados e a divisão de tarefas entre grupos (Pereira; Souza, 2021).</w:t>
-      </w:r>
-    </w:p>
-    <w:p>
-      <w:pPr>
-        <w:spacing w:before="200" w:after="200"/>
-        <w:rPr>
-          <w:sz w:val="22"/>
-          <w:szCs w:val="22"/>
-        </w:rPr>
-      </w:pPr>
-      <w:r>
-        <w:tab/>
-        <w:t>Por outro lado, a adoção de metodologias ágeis requer uma mudança cultural, na qual a autonomia dos times e a colaboração entre os membros são valorizadas. Sem esse alinhamento cultural, a agilidade pode se tornar apenas uma formalidade, sem gerar os benefícios esperados (Silva e Silva, 2020).</w:t>
-      </w:r>
-    </w:p>
-    <w:p>
-      <w:pPr>
-        <w:pStyle w:val="Ttulo2"/>
-      </w:pPr>
-      <w:bookmarkStart w:id="34" w:name="_Toc225874391"/>
-      <w:r>
-        <w:t>MÉTRICAS PARA AVALIAÇÃO DE MÉTODOS ÁGEIS</w:t>
-      </w:r>
-      <w:bookmarkEnd w:id="34"/>
-    </w:p>
-    <w:p>
-      <w:pPr>
-        <w:spacing w:before="200" w:after="200"/>
-      </w:pPr>
-      <w:r>
-        <w:t xml:space="preserve">As métricas para avaliação de métodos ágeis consistem em indicadores quantitativos e qualitativos utilizados para monitorar o desempenho, a eficiência e a qualidade dos processos de desenvolvimento de software em ambientes ágeis. </w:t>
-      </w:r>
-      <w:r>
-        <w:tab/>
-      </w:r>
-      <w:r>
-        <w:tab/>
-        <w:t xml:space="preserve">Essas métricas permitem analisar aspectos como produtividade da equipe, previsibilidade das entregas, qualidade do produto e valor gerado ao cliente, contribuindo para a melhoria contínua dos processos. Segundo Mike Cohn (2006), as métricas ágeis devem ser simples, relevantes e orientadas ao valor, destacando-se indicadores como </w:t>
-      </w:r>
-      <w:proofErr w:type="spellStart"/>
+        <w:t>velocity</w:t>
+      </w:r>
+      <w:r>
+        <w:t xml:space="preserve">, </w:t>
+      </w:r>
       <w:r>
         <w:rPr>
           <w:i/>
           <w:iCs/>
         </w:rPr>
-        <w:t>velocity</w:t>
-      </w:r>
-      <w:proofErr w:type="spellEnd"/>
-      <w:r>
-        <w:t xml:space="preserve">, </w:t>
+        <w:t>lead time</w:t>
+      </w:r>
+      <w:r>
+        <w:t xml:space="preserve"> e </w:t>
       </w:r>
       <w:r>
         <w:rPr>
           <w:i/>
           <w:iCs/>
         </w:rPr>
-        <w:t>lead time</w:t>
-      </w:r>
-      <w:r>
-        <w:t xml:space="preserve"> e </w:t>
-      </w:r>
-      <w:proofErr w:type="spellStart"/>
+        <w:t>burn-down charts</w:t>
+      </w:r>
+      <w:r>
+        <w:t>, que auxiliam na tomada de decisão e no acompanhamento do progresso das iterações.</w:t>
+      </w:r>
+      <w:r>
+        <w:tab/>
+        <w:t>Conforme Pressman e Maxim (2021), a adoção de métricas deve servir ao propósito de melhoria contínua, e não como instrumento de controle punitivo. Da mesma forma, Cohn (2005) enfatiza que “as métricas ágeis devem iluminar o caminho da equipe, e não o restringir”, defendendo seu uso como ferramenta de aprendizado e evolução.</w:t>
+      </w:r>
+    </w:p>
+    <w:p>
+      <w:pPr>
+        <w:spacing w:before="200" w:after="200"/>
+      </w:pPr>
+      <w:r>
+        <w:tab/>
+        <w:t xml:space="preserve">Entre as métricas mais utilizadas nas metodologias ágeis, destacam-se as </w:t>
+      </w:r>
+      <w:r>
+        <w:rPr>
+          <w:b/>
+          <w:bCs/>
+        </w:rPr>
+        <w:t>métricas de produtividade</w:t>
+      </w:r>
+      <w:r>
+        <w:t xml:space="preserve">: velocidade, o </w:t>
+      </w:r>
       <w:r>
         <w:rPr>
           <w:i/>
           <w:iCs/>
         </w:rPr>
-        <w:t>burn-down</w:t>
-      </w:r>
-      <w:proofErr w:type="spellEnd"/>
+        <w:t>lead time</w:t>
+      </w:r>
+      <w:r>
+        <w:t xml:space="preserve">, o </w:t>
+      </w:r>
       <w:r>
         <w:rPr>
           <w:i/>
           <w:iCs/>
         </w:rPr>
-        <w:t xml:space="preserve"> </w:t>
-      </w:r>
-      <w:proofErr w:type="spellStart"/>
+        <w:t>cycle time</w:t>
+      </w:r>
+      <w:r>
+        <w:t xml:space="preserve">, o </w:t>
+      </w:r>
       <w:r>
         <w:rPr>
           <w:i/>
           <w:iCs/>
         </w:rPr>
-        <w:t>charts</w:t>
-      </w:r>
-      <w:proofErr w:type="spellEnd"/>
-      <w:r>
-        <w:t>, que auxiliam na tomada de decisão e no acompanhamento do progresso das iterações.</w:t>
-      </w:r>
-      <w:r>
-        <w:tab/>
-        <w:t>Conforme Pressman e Maxim (2021), a adoção de métricas deve servir ao propósito de melhoria contínua, e não como instrumento de controle punitivo. Da mesma forma, Cohn (2005) enfatiza que “as métricas ágeis devem iluminar o caminho da equipe, e não o restringir”, defendendo seu uso como ferramenta de aprendizado e evolução.</w:t>
-      </w:r>
-    </w:p>
-    <w:p>
-      <w:pPr>
-        <w:spacing w:before="200" w:after="200"/>
-      </w:pPr>
-      <w:r>
-        <w:tab/>
-        <w:t xml:space="preserve">Entre as métricas mais utilizadas nas metodologias ágeis, destacam-se as </w:t>
-      </w:r>
-      <w:r>
-        <w:rPr>
-          <w:b/>
-          <w:bCs/>
-        </w:rPr>
-        <w:t>métricas de produtividade</w:t>
-      </w:r>
-      <w:r>
-        <w:t xml:space="preserve">: velocidade, o </w:t>
+        <w:t>burndown chart</w:t>
+      </w:r>
+      <w:r>
+        <w:t xml:space="preserve">, </w:t>
+      </w:r>
+      <w:r>
+        <w:lastRenderedPageBreak/>
+        <w:t xml:space="preserve">o </w:t>
       </w:r>
       <w:r>
         <w:rPr>
           <w:i/>
           <w:iCs/>
         </w:rPr>
-        <w:t>lead time</w:t>
-      </w:r>
-      <w:r>
-        <w:t xml:space="preserve">, o </w:t>
-      </w:r>
-      <w:proofErr w:type="spellStart"/>
-      <w:r>
-        <w:rPr>
-          <w:i/>
-          <w:iCs/>
-        </w:rPr>
-        <w:t>cycle</w:t>
-      </w:r>
-      <w:proofErr w:type="spellEnd"/>
-      <w:r>
-        <w:rPr>
-          <w:i/>
-          <w:iCs/>
-        </w:rPr>
-        <w:t xml:space="preserve"> time</w:t>
-      </w:r>
-      <w:r>
-        <w:t xml:space="preserve">, o </w:t>
-      </w:r>
-      <w:proofErr w:type="spellStart"/>
-      <w:r>
-        <w:rPr>
-          <w:i/>
-          <w:iCs/>
-        </w:rPr>
-        <w:t>burndown</w:t>
-      </w:r>
-      <w:proofErr w:type="spellEnd"/>
-      <w:r>
-        <w:rPr>
-          <w:i/>
-          <w:iCs/>
-        </w:rPr>
-        <w:t xml:space="preserve"> </w:t>
-      </w:r>
-      <w:proofErr w:type="spellStart"/>
-      <w:r>
-        <w:rPr>
-          <w:i/>
-          <w:iCs/>
-        </w:rPr>
-        <w:t>chart</w:t>
-      </w:r>
-      <w:proofErr w:type="spellEnd"/>
-      <w:r>
-        <w:t xml:space="preserve">, </w:t>
-      </w:r>
-      <w:r>
-        <w:lastRenderedPageBreak/>
-        <w:t xml:space="preserve">o </w:t>
-      </w:r>
-      <w:proofErr w:type="spellStart"/>
-      <w:r>
-        <w:rPr>
-          <w:i/>
-          <w:iCs/>
-        </w:rPr>
-        <w:t>Cumulative</w:t>
-      </w:r>
-      <w:proofErr w:type="spellEnd"/>
-      <w:r>
-        <w:rPr>
-          <w:i/>
-          <w:iCs/>
-        </w:rPr>
-        <w:t xml:space="preserve"> Flow </w:t>
-      </w:r>
-      <w:proofErr w:type="spellStart"/>
-      <w:r>
-        <w:rPr>
-          <w:i/>
-          <w:iCs/>
-        </w:rPr>
-        <w:t>Diagram</w:t>
-      </w:r>
-      <w:proofErr w:type="spellEnd"/>
-      <w:r>
-        <w:rPr>
-          <w:i/>
-          <w:iCs/>
-        </w:rPr>
-        <w:t xml:space="preserve"> </w:t>
+        <w:t xml:space="preserve">Cumulative Flow Diagram </w:t>
       </w:r>
       <w:r>
         <w:t xml:space="preserve">(CFD); e as </w:t>
@@ -9608,15 +7990,7 @@
         <w:spacing w:before="200" w:after="200"/>
       </w:pPr>
       <w:r>
-        <w:t xml:space="preserve">Representa a quantidade média de trabalho concluído pela equipe em cada iteração, geralmente medida em pontos de história (Cohn, 2005). Segundo </w:t>
-      </w:r>
-      <w:proofErr w:type="spellStart"/>
-      <w:r>
-        <w:t>Schwaber</w:t>
-      </w:r>
-      <w:proofErr w:type="spellEnd"/>
-      <w:r>
-        <w:t xml:space="preserve"> e Sutherland (2020), a velocidade permite prever a capacidade futura da equipe e planejar entregas realistas. O ideal é utilizá-la como métrica interna de evolução e previsibilidade.</w:t>
+        <w:t>Representa a quantidade média de trabalho concluído pela equipe em cada iteração, geralmente medida em pontos de história (Cohn, 2005). Segundo Schwaber e Sutherland (2020), a velocidade permite prever a capacidade futura da equipe e planejar entregas realistas. O ideal é utilizá-la como métrica interna de evolução e previsibilidade.</w:t>
       </w:r>
     </w:p>
     <w:p>
@@ -9652,7 +8026,6 @@
         </w:rPr>
         <w:t xml:space="preserve">e o </w:t>
       </w:r>
-      <w:proofErr w:type="spellStart"/>
       <w:r>
         <w:rPr>
           <w:b/>
@@ -9660,17 +8033,7 @@
           <w:i/>
           <w:iCs/>
         </w:rPr>
-        <w:t>cycle</w:t>
-      </w:r>
-      <w:proofErr w:type="spellEnd"/>
-      <w:r>
-        <w:rPr>
-          <w:b/>
-          <w:bCs/>
-          <w:i/>
-          <w:iCs/>
-        </w:rPr>
-        <w:t xml:space="preserve"> time</w:t>
+        <w:t>cycle time</w:t>
       </w:r>
       <w:r>
         <w:t xml:space="preserve"> </w:t>
@@ -9687,7 +8050,6 @@
       <w:r>
         <w:t xml:space="preserve">São métricas derivadas do </w:t>
       </w:r>
-      <w:proofErr w:type="spellStart"/>
       <w:r>
         <w:rPr>
           <w:i/>
@@ -9695,7 +8057,6 @@
         </w:rPr>
         <w:t>Kanban</w:t>
       </w:r>
-      <w:proofErr w:type="spellEnd"/>
       <w:r>
         <w:t xml:space="preserve">, utilizadas para medir o tempo de fluxo do trabalho. O </w:t>
       </w:r>
@@ -9709,21 +8070,12 @@
       <w:r>
         <w:t xml:space="preserve"> indica o tempo total entre a solicitação de uma tarefa e sua entrega ao cliente, enquanto o </w:t>
       </w:r>
-      <w:proofErr w:type="spellStart"/>
       <w:r>
         <w:rPr>
           <w:i/>
           <w:iCs/>
         </w:rPr>
-        <w:t>cycle</w:t>
-      </w:r>
-      <w:proofErr w:type="spellEnd"/>
-      <w:r>
-        <w:rPr>
-          <w:i/>
-          <w:iCs/>
-        </w:rPr>
-        <w:t xml:space="preserve"> time</w:t>
+        <w:t>cycle time</w:t>
       </w:r>
       <w:r>
         <w:t xml:space="preserve"> mede o tempo efetivo de execução da tarefa dentro do processo de desenvolvimento (Anderson, 2010).</w:t>
@@ -9750,7 +8102,6 @@
           <w:iCs/>
         </w:rPr>
       </w:pPr>
-      <w:proofErr w:type="spellStart"/>
       <w:r>
         <w:rPr>
           <w:b/>
@@ -9758,160 +8109,82 @@
           <w:i/>
           <w:iCs/>
         </w:rPr>
-        <w:t>Burndown</w:t>
-      </w:r>
-      <w:proofErr w:type="spellEnd"/>
-      <w:r>
+        <w:t>Burndown chart</w:t>
+      </w:r>
+    </w:p>
+    <w:p>
+      <w:pPr>
+        <w:spacing w:before="200" w:after="200"/>
+      </w:pPr>
+      <w:r>
+        <w:t xml:space="preserve">É uma ferramenta visual usada para monitorar o progresso das sprints no </w:t>
+      </w:r>
+      <w:r>
+        <w:rPr>
+          <w:i/>
+          <w:iCs/>
+        </w:rPr>
+        <w:t>Scrum</w:t>
+      </w:r>
+      <w:r>
+        <w:t>. Ele exibe a quantidade de trabalho restante ao longo do tempo, permitindo verificar se a equipe está no ritmo esperado para concluir as tarefas planejadas. De acordo com Schwaber e Sutherland (2020), o</w:t>
+      </w:r>
+      <w:r>
+        <w:rPr>
+          <w:i/>
+          <w:iCs/>
+        </w:rPr>
+        <w:t xml:space="preserve"> burndown chart</w:t>
+      </w:r>
+      <w:r>
+        <w:t xml:space="preserve"> promove transparência e visibilidade do andamento do projeto, além de facilitar a tomada de decisões rápidas diante de atrasos ou desvios.</w:t>
+      </w:r>
+    </w:p>
+    <w:p>
+      <w:pPr>
+        <w:spacing w:before="200" w:after="200"/>
         <w:rPr>
           <w:b/>
           <w:bCs/>
           <w:i/>
           <w:iCs/>
         </w:rPr>
-        <w:t xml:space="preserve"> </w:t>
-      </w:r>
-      <w:proofErr w:type="spellStart"/>
-      <w:r>
+      </w:pPr>
+    </w:p>
+    <w:p>
+      <w:pPr>
+        <w:spacing w:before="200" w:after="200"/>
         <w:rPr>
           <w:b/>
           <w:bCs/>
           <w:i/>
           <w:iCs/>
         </w:rPr>
-        <w:t>chart</w:t>
-      </w:r>
-      <w:proofErr w:type="spellEnd"/>
-    </w:p>
-    <w:p>
-      <w:pPr>
-        <w:spacing w:before="200" w:after="200"/>
-      </w:pPr>
-      <w:r>
-        <w:t xml:space="preserve">É uma ferramenta visual usada para monitorar o progresso das sprints no </w:t>
-      </w:r>
-      <w:r>
-        <w:rPr>
-          <w:i/>
-          <w:iCs/>
-        </w:rPr>
-        <w:t>Scrum</w:t>
-      </w:r>
-      <w:r>
-        <w:t xml:space="preserve">. Ele exibe a quantidade de trabalho restante ao longo do tempo, permitindo verificar se a equipe está no ritmo esperado para concluir as tarefas planejadas. De acordo com </w:t>
-      </w:r>
-      <w:proofErr w:type="spellStart"/>
-      <w:r>
-        <w:t>Schwaber</w:t>
-      </w:r>
-      <w:proofErr w:type="spellEnd"/>
-      <w:r>
-        <w:t xml:space="preserve"> e Sutherland (2020), o</w:t>
-      </w:r>
-      <w:r>
-        <w:rPr>
-          <w:i/>
-          <w:iCs/>
-        </w:rPr>
-        <w:t xml:space="preserve"> </w:t>
-      </w:r>
-      <w:proofErr w:type="spellStart"/>
-      <w:r>
-        <w:rPr>
-          <w:i/>
-          <w:iCs/>
-        </w:rPr>
-        <w:t>burndown</w:t>
-      </w:r>
-      <w:proofErr w:type="spellEnd"/>
-      <w:r>
-        <w:rPr>
-          <w:i/>
-          <w:iCs/>
-        </w:rPr>
-        <w:t xml:space="preserve"> </w:t>
-      </w:r>
-      <w:proofErr w:type="spellStart"/>
-      <w:r>
-        <w:rPr>
-          <w:i/>
-          <w:iCs/>
-        </w:rPr>
-        <w:t>chart</w:t>
-      </w:r>
-      <w:proofErr w:type="spellEnd"/>
-      <w:r>
-        <w:t xml:space="preserve"> promove transparência e visibilidade do andamento do projeto, além de facilitar a tomada de decisões rápidas diante de atrasos ou desvios.</w:t>
-      </w:r>
-    </w:p>
-    <w:p>
-      <w:pPr>
-        <w:spacing w:before="200" w:after="200"/>
+      </w:pPr>
+      <w:r>
         <w:rPr>
           <w:b/>
           <w:bCs/>
           <w:i/>
           <w:iCs/>
         </w:rPr>
-      </w:pPr>
+        <w:t>Cumulative Flow Diagram</w:t>
+      </w:r>
     </w:p>
     <w:p>
       <w:pPr>
         <w:spacing w:before="200" w:after="200"/>
-        <w:rPr>
-          <w:b/>
-          <w:bCs/>
+      </w:pPr>
+      <w:r>
+        <w:t xml:space="preserve">É uma métrica visual utilizada principalmente no </w:t>
+      </w:r>
+      <w:r>
+        <w:rPr>
           <w:i/>
           <w:iCs/>
         </w:rPr>
-      </w:pPr>
-      <w:proofErr w:type="spellStart"/>
-      <w:r>
-        <w:rPr>
-          <w:b/>
-          <w:bCs/>
-          <w:i/>
-          <w:iCs/>
-        </w:rPr>
-        <w:t>Cumulative</w:t>
-      </w:r>
-      <w:proofErr w:type="spellEnd"/>
-      <w:r>
-        <w:rPr>
-          <w:b/>
-          <w:bCs/>
-          <w:i/>
-          <w:iCs/>
-        </w:rPr>
-        <w:t xml:space="preserve"> Flow </w:t>
-      </w:r>
-      <w:proofErr w:type="spellStart"/>
-      <w:r>
-        <w:rPr>
-          <w:b/>
-          <w:bCs/>
-          <w:i/>
-          <w:iCs/>
-        </w:rPr>
-        <w:t>Diagram</w:t>
-      </w:r>
-      <w:proofErr w:type="spellEnd"/>
-    </w:p>
-    <w:p>
-      <w:pPr>
-        <w:spacing w:before="200" w:after="200"/>
-      </w:pPr>
-      <w:r>
-        <w:t xml:space="preserve">É uma métrica visual utilizada principalmente no </w:t>
-      </w:r>
-      <w:proofErr w:type="spellStart"/>
-      <w:r>
-        <w:rPr>
-          <w:i/>
-          <w:iCs/>
-        </w:rPr>
         <w:t>Kanban</w:t>
       </w:r>
-      <w:proofErr w:type="spellEnd"/>
       <w:r>
         <w:t>, que mostra a quantidade de tarefas em cada estágio do fluxo de trabalho (A Fazer, Em Progresso, Concluído). Conforme Anderson (2010), o CFD permite observar gargalos, acúmulo de tarefas e variações no ritmo de entrega, possibilitando uma análise mais ampla da estabilidade do processo. Essa métrica é especialmente útil para identificar pontos críticos e promover a melhoria contínua do fluxo.</w:t>
       </w:r>
@@ -10138,23 +8411,7 @@
       </w:pPr>
       <w:r>
         <w:tab/>
-        <w:t xml:space="preserve">Além das métricas citadas acima, outro aspecto essencial na avaliação dos métodos ágeis é a satisfação dos envolvidos, tanto da equipe de desenvolvimento quanto dos clientes. Segundo </w:t>
-      </w:r>
-      <w:proofErr w:type="spellStart"/>
-      <w:r>
-        <w:t>Rigby</w:t>
-      </w:r>
-      <w:proofErr w:type="spellEnd"/>
-      <w:r>
-        <w:t xml:space="preserve">, Sutherland e </w:t>
-      </w:r>
-      <w:proofErr w:type="spellStart"/>
-      <w:r>
-        <w:t>Takeuchi</w:t>
-      </w:r>
-      <w:proofErr w:type="spellEnd"/>
-      <w:r>
-        <w:t xml:space="preserve"> (2016), equipes satisfeitas tendem a apresentar maior engajamento, comunicação e inovação, impactando na qualidade do produto final.</w:t>
+        <w:t>Além das métricas citadas acima, outro aspecto essencial na avaliação dos métodos ágeis é a satisfação dos envolvidos, tanto da equipe de desenvolvimento quanto dos clientes. Segundo Rigby, Sutherland e Takeuchi (2016), equipes satisfeitas tendem a apresentar maior engajamento, comunicação e inovação, impactando na qualidade do produto final.</w:t>
       </w:r>
     </w:p>
     <w:p>
@@ -10202,15 +8459,7 @@
       </w:pPr>
       <w:r>
         <w:tab/>
-        <w:t xml:space="preserve">Nesse contexto, o gerenciamento de projetos ágeis pode ser compreendido como um conjunto de práticas iterativas e incrementais que visam entregar valor de forma contínua. Segundo Ken </w:t>
-      </w:r>
-      <w:proofErr w:type="spellStart"/>
-      <w:r>
-        <w:t>Schwaber</w:t>
-      </w:r>
-      <w:proofErr w:type="spellEnd"/>
-      <w:r>
-        <w:t xml:space="preserve"> e Jeff Sutherland (2020), no framework </w:t>
+        <w:t xml:space="preserve">Nesse contexto, o gerenciamento de projetos ágeis pode ser compreendido como um conjunto de práticas iterativas e incrementais que visam entregar valor de forma contínua. Segundo Ken Schwaber e Jeff Sutherland (2020), no framework </w:t>
       </w:r>
       <w:r>
         <w:rPr>
@@ -10236,15 +8485,7 @@
         <w:t xml:space="preserve"> </w:t>
       </w:r>
       <w:r>
-        <w:t xml:space="preserve">Além disso, o gerenciamento ágil enfatiza o papel das equipes auto-organizadas e multifuncionais. Para Henrik </w:t>
-      </w:r>
-      <w:proofErr w:type="spellStart"/>
-      <w:r>
-        <w:t>Kniberg</w:t>
-      </w:r>
-      <w:proofErr w:type="spellEnd"/>
-      <w:r>
-        <w:t xml:space="preserve"> (2015), equipes ágeis bem-sucedidas são aquelas capazes de tomar decisões rapidamente, aprender com os erros e ajustar suas práticas continuamente. Esse modelo reduz a dependência de estruturas hierárquicas rígidas e promove maior engajamento dos membros da equipe.</w:t>
+        <w:t>Além disso, o gerenciamento ágil enfatiza o papel das equipes auto-organizadas e multifuncionais. Para Henrik Kniberg (2015), equipes ágeis bem-sucedidas são aquelas capazes de tomar decisões rapidamente, aprender com os erros e ajustar suas práticas continuamente. Esse modelo reduz a dependência de estruturas hierárquicas rígidas e promove maior engajamento dos membros da equipe.</w:t>
       </w:r>
     </w:p>
     <w:p>
@@ -10286,110 +8527,68 @@
           <w:i/>
           <w:iCs/>
         </w:rPr>
-        <w:t xml:space="preserve">Project Management </w:t>
-      </w:r>
-      <w:proofErr w:type="spellStart"/>
+        <w:t>Project Management Institute</w:t>
+      </w:r>
+      <w:r>
+        <w:t xml:space="preserve"> (2017), a integração de práticas ágeis ao gerenciamento de projetos contribui para maior adaptabilidade, redução de riscos e aumento da eficiência organizacional.</w:t>
+      </w:r>
+    </w:p>
+    <w:p>
+      <w:pPr>
+        <w:pStyle w:val="Ttulo1"/>
+      </w:pPr>
+      <w:bookmarkStart w:id="38" w:name="_Toc225874395"/>
+      <w:r>
+        <w:lastRenderedPageBreak/>
+        <w:t>METODOLOGIA</w:t>
+      </w:r>
+      <w:bookmarkEnd w:id="38"/>
+    </w:p>
+    <w:p>
+      <w:pPr>
+        <w:spacing w:before="200" w:after="200"/>
+      </w:pPr>
+      <w:r>
+        <w:t>Esta pesquisa se caracteriza como exploratória, descritiva e qualitativa. O caráter exploratório se justifica pela busca em aprofundar a compreensão sobre o gerenciamento de projetos ágeis, tema que se encontra em constante evolução. A dimensão descritiva terá como objetivo identificar, classificar e apresentar os métodos, técnicas e ferramentas mais utilizados nesse contexto. Já a abordagem qualitativa será adequada por priorizar a análise interpretativa das informações que serão coletadas, permitindo compreender os significados e implicações práticas das metodologias ágeis.</w:t>
+      </w:r>
+    </w:p>
+    <w:p>
+      <w:pPr>
+        <w:spacing w:before="200" w:after="200"/>
+      </w:pPr>
+      <w:r>
+        <w:tab/>
+        <w:t xml:space="preserve">O estudo será desenvolvido por meio de pesquisa bibliográfica e documental, que será realizada a partir da análise de livros, artigos científicos, relatórios técnicos e publicações institucionais de entidades de referência em gerenciamento de projetos, como o </w:t>
+      </w:r>
       <w:r>
         <w:rPr>
           <w:i/>
           <w:iCs/>
         </w:rPr>
-        <w:t>Institute</w:t>
-      </w:r>
-      <w:proofErr w:type="spellEnd"/>
-      <w:r>
-        <w:t xml:space="preserve"> (2017), a integração de práticas ágeis ao gerenciamento de projetos contribui para maior adaptabilidade, redução de riscos e aumento da eficiência organizacional.</w:t>
-      </w:r>
-    </w:p>
-    <w:p>
-      <w:pPr>
-        <w:pStyle w:val="Ttulo1"/>
-      </w:pPr>
-      <w:bookmarkStart w:id="38" w:name="_Toc225874395"/>
-      <w:r>
-        <w:lastRenderedPageBreak/>
-        <w:t>METODOLOGIA</w:t>
-      </w:r>
-      <w:bookmarkEnd w:id="38"/>
-    </w:p>
-    <w:p>
-      <w:pPr>
-        <w:spacing w:before="200" w:after="200"/>
-      </w:pPr>
-      <w:r>
-        <w:t>Esta pesquisa se caracteriza como exploratória, descritiva e qualitativa. O caráter exploratório se justifica pela busca em aprofundar a compreensão sobre o gerenciamento de projetos ágeis, tema que se encontra em constante evolução. A dimensão descritiva terá como objetivo identificar, classificar e apresentar os métodos, técnicas e ferramentas mais utilizados nesse contexto. Já a abordagem qualitativa será adequada por priorizar a análise interpretativa das informações que serão coletadas, permitindo compreender os significados e implicações práticas das metodologias ágeis.</w:t>
-      </w:r>
-    </w:p>
-    <w:p>
-      <w:pPr>
-        <w:spacing w:before="200" w:after="200"/>
-      </w:pPr>
-      <w:r>
-        <w:tab/>
-        <w:t xml:space="preserve">O estudo será desenvolvido por meio de pesquisa bibliográfica e documental, que será realizada a partir da análise de livros, artigos científicos, relatórios técnicos e publicações institucionais de entidades de referência em gerenciamento de projetos, como o </w:t>
+        <w:t xml:space="preserve">Project Management Institute </w:t>
+      </w:r>
+      <w:r>
+        <w:t xml:space="preserve">(PMI), a </w:t>
       </w:r>
       <w:r>
         <w:rPr>
           <w:i/>
           <w:iCs/>
         </w:rPr>
-        <w:t xml:space="preserve">Project Management </w:t>
-      </w:r>
-      <w:proofErr w:type="spellStart"/>
+        <w:t>Scrum Alliance</w:t>
+      </w:r>
+      <w:r>
+        <w:t xml:space="preserve"> e a </w:t>
+      </w:r>
       <w:r>
         <w:rPr>
           <w:i/>
           <w:iCs/>
         </w:rPr>
-        <w:t>Institute</w:t>
-      </w:r>
-      <w:proofErr w:type="spellEnd"/>
-      <w:r>
-        <w:rPr>
-          <w:i/>
-          <w:iCs/>
-        </w:rPr>
-        <w:t xml:space="preserve"> </w:t>
-      </w:r>
-      <w:r>
-        <w:t xml:space="preserve">(PMI), a </w:t>
-      </w:r>
-      <w:r>
-        <w:rPr>
-          <w:i/>
-          <w:iCs/>
-        </w:rPr>
-        <w:t>Scrum Alliance</w:t>
-      </w:r>
-      <w:r>
-        <w:t xml:space="preserve"> e a </w:t>
-      </w:r>
-      <w:proofErr w:type="spellStart"/>
-      <w:r>
-        <w:rPr>
-          <w:i/>
-          <w:iCs/>
-        </w:rPr>
-        <w:t>Agile</w:t>
-      </w:r>
-      <w:proofErr w:type="spellEnd"/>
-      <w:r>
-        <w:rPr>
-          <w:i/>
-          <w:iCs/>
-        </w:rPr>
-        <w:t xml:space="preserve"> Alliance</w:t>
-      </w:r>
-      <w:r>
-        <w:t xml:space="preserve">. O levantamento será conduzido em bases de dados como Scopus, Web </w:t>
-      </w:r>
-      <w:proofErr w:type="spellStart"/>
-      <w:r>
-        <w:t>of</w:t>
-      </w:r>
-      <w:proofErr w:type="spellEnd"/>
-      <w:r>
-        <w:t xml:space="preserve"> Science, SciELO e Google Scholar, priorizando publicações entre 2015 e 2025, a fim de garantir atualidade e relevância.</w:t>
+        <w:t>Agile Alliance</w:t>
+      </w:r>
+      <w:r>
+        <w:t>. O levantamento será conduzido em bases de dados como Scopus, Web of Science, SciELO e Google Scholar, priorizando publicações entre 2015 e 2025, a fim de garantir atualidade e relevância.</w:t>
       </w:r>
     </w:p>
     <w:p>
@@ -10463,23 +8662,7 @@
           <w:i/>
           <w:iCs/>
         </w:rPr>
-        <w:t xml:space="preserve">Scrum, </w:t>
-      </w:r>
-      <w:proofErr w:type="spellStart"/>
-      <w:r>
-        <w:rPr>
-          <w:i/>
-          <w:iCs/>
-        </w:rPr>
-        <w:t>Kanban</w:t>
-      </w:r>
-      <w:proofErr w:type="spellEnd"/>
-      <w:r>
-        <w:rPr>
-          <w:i/>
-          <w:iCs/>
-        </w:rPr>
-        <w:t>, Lean</w:t>
+        <w:t>Scrum, Kanban, Lean</w:t>
       </w:r>
       <w:r>
         <w:t>, XP, entre outros) serão categorizados. Em seguida, serão sistematizadas as principais técnicas e ferramentas associadas a cada abordagem. Por fim, será realizada uma interpretação analítica, buscando identificar convergências, diferenças e tendências emergentes da literatura, de modo a evidenciar como tais práticas podem contribuir para maior flexibilidade, inovação e geração de valor em projetos contemporâneos.</w:t>
@@ -13678,91 +11861,7 @@
         <w:rPr>
           <w:highlight w:val="white"/>
         </w:rPr>
-        <w:t xml:space="preserve">ANDERSON, David J. </w:t>
-      </w:r>
-      <w:proofErr w:type="spellStart"/>
-      <w:r>
-        <w:rPr>
-          <w:highlight w:val="white"/>
-        </w:rPr>
-        <w:t>Kanban</w:t>
-      </w:r>
-      <w:proofErr w:type="spellEnd"/>
-      <w:r>
-        <w:rPr>
-          <w:highlight w:val="white"/>
-        </w:rPr>
-        <w:t xml:space="preserve">: </w:t>
-      </w:r>
-      <w:proofErr w:type="spellStart"/>
-      <w:r>
-        <w:rPr>
-          <w:highlight w:val="white"/>
-        </w:rPr>
-        <w:t>successful</w:t>
-      </w:r>
-      <w:proofErr w:type="spellEnd"/>
-      <w:r>
-        <w:rPr>
-          <w:highlight w:val="white"/>
-        </w:rPr>
-        <w:t xml:space="preserve"> </w:t>
-      </w:r>
-      <w:proofErr w:type="spellStart"/>
-      <w:r>
-        <w:rPr>
-          <w:highlight w:val="white"/>
-        </w:rPr>
-        <w:t>evolutionary</w:t>
-      </w:r>
-      <w:proofErr w:type="spellEnd"/>
-      <w:r>
-        <w:rPr>
-          <w:highlight w:val="white"/>
-        </w:rPr>
-        <w:t xml:space="preserve"> </w:t>
-      </w:r>
-      <w:proofErr w:type="spellStart"/>
-      <w:r>
-        <w:rPr>
-          <w:highlight w:val="white"/>
-        </w:rPr>
-        <w:t>change</w:t>
-      </w:r>
-      <w:proofErr w:type="spellEnd"/>
-      <w:r>
-        <w:rPr>
-          <w:highlight w:val="white"/>
-        </w:rPr>
-        <w:t xml:space="preserve"> for </w:t>
-      </w:r>
-      <w:proofErr w:type="spellStart"/>
-      <w:r>
-        <w:rPr>
-          <w:highlight w:val="white"/>
-        </w:rPr>
-        <w:t>your</w:t>
-      </w:r>
-      <w:proofErr w:type="spellEnd"/>
-      <w:r>
-        <w:rPr>
-          <w:highlight w:val="white"/>
-        </w:rPr>
-        <w:t xml:space="preserve"> </w:t>
-      </w:r>
-      <w:proofErr w:type="spellStart"/>
-      <w:r>
-        <w:rPr>
-          <w:highlight w:val="white"/>
-        </w:rPr>
-        <w:t>technology</w:t>
-      </w:r>
-      <w:proofErr w:type="spellEnd"/>
-      <w:r>
-        <w:rPr>
-          <w:highlight w:val="white"/>
-        </w:rPr>
-        <w:t xml:space="preserve"> business. Blue Hole Press, 2010.</w:t>
+        <w:t>ANDERSON, David J. Kanban: successful evolutionary change for your technology business. Blue Hole Press, 2010.</w:t>
       </w:r>
     </w:p>
     <w:p>
@@ -13825,49 +11924,7 @@
         <w:rPr>
           <w:highlight w:val="white"/>
         </w:rPr>
-        <w:t xml:space="preserve">BECK, Kent. Extreme </w:t>
-      </w:r>
-      <w:proofErr w:type="spellStart"/>
-      <w:r>
-        <w:rPr>
-          <w:highlight w:val="white"/>
-        </w:rPr>
-        <w:t>programming</w:t>
-      </w:r>
-      <w:proofErr w:type="spellEnd"/>
-      <w:r>
-        <w:rPr>
-          <w:highlight w:val="white"/>
-        </w:rPr>
-        <w:t xml:space="preserve"> </w:t>
-      </w:r>
-      <w:proofErr w:type="spellStart"/>
-      <w:r>
-        <w:rPr>
-          <w:highlight w:val="white"/>
-        </w:rPr>
-        <w:t>explained</w:t>
-      </w:r>
-      <w:proofErr w:type="spellEnd"/>
-      <w:r>
-        <w:rPr>
-          <w:highlight w:val="white"/>
-        </w:rPr>
-        <w:t xml:space="preserve">: embrace </w:t>
-      </w:r>
-      <w:proofErr w:type="spellStart"/>
-      <w:r>
-        <w:rPr>
-          <w:highlight w:val="white"/>
-        </w:rPr>
-        <w:t>change</w:t>
-      </w:r>
-      <w:proofErr w:type="spellEnd"/>
-      <w:r>
-        <w:rPr>
-          <w:highlight w:val="white"/>
-        </w:rPr>
-        <w:t>. Addison-Wesley, 2000.</w:t>
+        <w:t>BECK, Kent. Extreme programming explained: embrace change. Addison-Wesley, 2000.</w:t>
       </w:r>
     </w:p>
     <w:p>
@@ -13954,174 +12011,20 @@
         <w:rPr>
           <w:highlight w:val="white"/>
         </w:rPr>
-        <w:t xml:space="preserve">BOEHM, Barry. A </w:t>
-      </w:r>
-      <w:proofErr w:type="spellStart"/>
-      <w:r>
-        <w:rPr>
-          <w:highlight w:val="white"/>
-        </w:rPr>
-        <w:t>spiral</w:t>
-      </w:r>
-      <w:proofErr w:type="spellEnd"/>
-      <w:r>
-        <w:rPr>
-          <w:highlight w:val="white"/>
-        </w:rPr>
-        <w:t xml:space="preserve"> model </w:t>
-      </w:r>
-      <w:proofErr w:type="spellStart"/>
-      <w:r>
-        <w:rPr>
-          <w:highlight w:val="white"/>
-        </w:rPr>
-        <w:t>of</w:t>
-      </w:r>
-      <w:proofErr w:type="spellEnd"/>
-      <w:r>
-        <w:rPr>
-          <w:highlight w:val="white"/>
-        </w:rPr>
-        <w:t xml:space="preserve"> software </w:t>
-      </w:r>
-      <w:proofErr w:type="spellStart"/>
-      <w:r>
-        <w:rPr>
-          <w:highlight w:val="white"/>
-        </w:rPr>
-        <w:t>development</w:t>
-      </w:r>
-      <w:proofErr w:type="spellEnd"/>
-      <w:r>
-        <w:rPr>
-          <w:highlight w:val="white"/>
-        </w:rPr>
-        <w:t xml:space="preserve"> </w:t>
-      </w:r>
-      <w:proofErr w:type="spellStart"/>
-      <w:r>
-        <w:rPr>
-          <w:highlight w:val="white"/>
-        </w:rPr>
-        <w:t>and</w:t>
-      </w:r>
-      <w:proofErr w:type="spellEnd"/>
-      <w:r>
-        <w:rPr>
-          <w:highlight w:val="white"/>
-        </w:rPr>
-        <w:t xml:space="preserve"> </w:t>
-      </w:r>
-      <w:proofErr w:type="spellStart"/>
-      <w:r>
-        <w:rPr>
-          <w:highlight w:val="white"/>
-        </w:rPr>
-        <w:t>enhancement</w:t>
-      </w:r>
-      <w:proofErr w:type="spellEnd"/>
-      <w:r>
-        <w:rPr>
-          <w:highlight w:val="white"/>
-        </w:rPr>
-        <w:t>. IEEE Computer, v. 21, n. 5, p. 61–72, 1988.</w:t>
-      </w:r>
-    </w:p>
-    <w:p>
-      <w:pPr>
-        <w:rPr>
-          <w:highlight w:val="white"/>
-        </w:rPr>
-      </w:pPr>
-      <w:r>
-        <w:rPr>
-          <w:highlight w:val="white"/>
-        </w:rPr>
-        <w:t xml:space="preserve">BOEHM, Barry; TURNER, Richard. </w:t>
-      </w:r>
-      <w:proofErr w:type="spellStart"/>
-      <w:r>
-        <w:rPr>
-          <w:highlight w:val="white"/>
-        </w:rPr>
-        <w:t>Balancing</w:t>
-      </w:r>
-      <w:proofErr w:type="spellEnd"/>
-      <w:r>
-        <w:rPr>
-          <w:highlight w:val="white"/>
-        </w:rPr>
-        <w:t xml:space="preserve"> </w:t>
-      </w:r>
-      <w:proofErr w:type="spellStart"/>
-      <w:r>
-        <w:rPr>
-          <w:highlight w:val="white"/>
-        </w:rPr>
-        <w:t>agility</w:t>
-      </w:r>
-      <w:proofErr w:type="spellEnd"/>
-      <w:r>
-        <w:rPr>
-          <w:highlight w:val="white"/>
-        </w:rPr>
-        <w:t xml:space="preserve"> </w:t>
-      </w:r>
-      <w:proofErr w:type="spellStart"/>
-      <w:r>
-        <w:rPr>
-          <w:highlight w:val="white"/>
-        </w:rPr>
-        <w:t>and</w:t>
-      </w:r>
-      <w:proofErr w:type="spellEnd"/>
-      <w:r>
-        <w:rPr>
-          <w:highlight w:val="white"/>
-        </w:rPr>
-        <w:t xml:space="preserve"> discipline: a </w:t>
-      </w:r>
-      <w:proofErr w:type="spellStart"/>
-      <w:r>
-        <w:rPr>
-          <w:highlight w:val="white"/>
-        </w:rPr>
-        <w:t>guide</w:t>
-      </w:r>
-      <w:proofErr w:type="spellEnd"/>
-      <w:r>
-        <w:rPr>
-          <w:highlight w:val="white"/>
-        </w:rPr>
-        <w:t xml:space="preserve"> for </w:t>
-      </w:r>
-      <w:proofErr w:type="spellStart"/>
-      <w:r>
-        <w:rPr>
-          <w:highlight w:val="white"/>
-        </w:rPr>
-        <w:t>the</w:t>
-      </w:r>
-      <w:proofErr w:type="spellEnd"/>
-      <w:r>
-        <w:rPr>
-          <w:highlight w:val="white"/>
-        </w:rPr>
-        <w:t xml:space="preserve"> </w:t>
-      </w:r>
-      <w:proofErr w:type="spellStart"/>
-      <w:r>
-        <w:rPr>
-          <w:highlight w:val="white"/>
-        </w:rPr>
-        <w:t>perplexed</w:t>
-      </w:r>
-      <w:proofErr w:type="spellEnd"/>
-      <w:r>
-        <w:rPr>
-          <w:highlight w:val="white"/>
-        </w:rPr>
-        <w:t>. Boston: Addison-Wesley, 2003.</w:t>
+        <w:t>BOEHM, Barry. A spiral model of software development and enhancement. IEEE Computer, v. 21, n. 5, p. 61–72, 1988.</w:t>
+      </w:r>
+    </w:p>
+    <w:p>
+      <w:pPr>
+        <w:rPr>
+          <w:highlight w:val="white"/>
+        </w:rPr>
+      </w:pPr>
+      <w:r>
+        <w:rPr>
+          <w:highlight w:val="white"/>
+        </w:rPr>
+        <w:t>BOEHM, Barry; TURNER, Richard. Balancing agility and discipline: a guide for the perplexed. Boston: Addison-Wesley, 2003.</w:t>
       </w:r>
     </w:p>
     <w:p>
@@ -14185,174 +12088,20 @@
         <w:rPr>
           <w:highlight w:val="white"/>
         </w:rPr>
-        <w:t xml:space="preserve">COAD, Peter; DE LUCA, Jeff; LEFEBVRE, Eric. Java </w:t>
-      </w:r>
-      <w:proofErr w:type="spellStart"/>
-      <w:r>
-        <w:rPr>
-          <w:highlight w:val="white"/>
-        </w:rPr>
-        <w:t>modeling</w:t>
-      </w:r>
-      <w:proofErr w:type="spellEnd"/>
-      <w:r>
-        <w:rPr>
-          <w:highlight w:val="white"/>
-        </w:rPr>
-        <w:t xml:space="preserve"> in color </w:t>
-      </w:r>
-      <w:proofErr w:type="spellStart"/>
-      <w:r>
-        <w:rPr>
-          <w:highlight w:val="white"/>
-        </w:rPr>
-        <w:t>with</w:t>
-      </w:r>
-      <w:proofErr w:type="spellEnd"/>
-      <w:r>
-        <w:rPr>
-          <w:highlight w:val="white"/>
-        </w:rPr>
-        <w:t xml:space="preserve"> UML: </w:t>
-      </w:r>
-      <w:proofErr w:type="spellStart"/>
-      <w:r>
-        <w:rPr>
-          <w:highlight w:val="white"/>
-        </w:rPr>
-        <w:t>enterprise</w:t>
-      </w:r>
-      <w:proofErr w:type="spellEnd"/>
-      <w:r>
-        <w:rPr>
-          <w:highlight w:val="white"/>
-        </w:rPr>
-        <w:t xml:space="preserve"> </w:t>
-      </w:r>
-      <w:proofErr w:type="spellStart"/>
-      <w:r>
-        <w:rPr>
-          <w:highlight w:val="white"/>
-        </w:rPr>
-        <w:t>components</w:t>
-      </w:r>
-      <w:proofErr w:type="spellEnd"/>
-      <w:r>
-        <w:rPr>
-          <w:highlight w:val="white"/>
-        </w:rPr>
-        <w:t xml:space="preserve"> </w:t>
-      </w:r>
-      <w:proofErr w:type="spellStart"/>
-      <w:r>
-        <w:rPr>
-          <w:highlight w:val="white"/>
-        </w:rPr>
-        <w:t>and</w:t>
-      </w:r>
-      <w:proofErr w:type="spellEnd"/>
-      <w:r>
-        <w:rPr>
-          <w:highlight w:val="white"/>
-        </w:rPr>
-        <w:t xml:space="preserve"> </w:t>
-      </w:r>
-      <w:proofErr w:type="spellStart"/>
-      <w:r>
-        <w:rPr>
-          <w:highlight w:val="white"/>
-        </w:rPr>
-        <w:t>process</w:t>
-      </w:r>
-      <w:proofErr w:type="spellEnd"/>
-      <w:r>
-        <w:rPr>
-          <w:highlight w:val="white"/>
-        </w:rPr>
-        <w:t>. Prentice Hall, 1999.</w:t>
-      </w:r>
-    </w:p>
-    <w:p>
-      <w:pPr>
-        <w:rPr>
-          <w:highlight w:val="white"/>
-        </w:rPr>
-      </w:pPr>
-      <w:r>
-        <w:rPr>
-          <w:highlight w:val="white"/>
-        </w:rPr>
-        <w:t xml:space="preserve">COHN, Mike. </w:t>
-      </w:r>
-      <w:proofErr w:type="spellStart"/>
-      <w:r>
-        <w:rPr>
-          <w:highlight w:val="white"/>
-        </w:rPr>
-        <w:t>Agile</w:t>
-      </w:r>
-      <w:proofErr w:type="spellEnd"/>
-      <w:r>
-        <w:rPr>
-          <w:highlight w:val="white"/>
-        </w:rPr>
-        <w:t xml:space="preserve"> </w:t>
-      </w:r>
-      <w:proofErr w:type="spellStart"/>
-      <w:r>
-        <w:rPr>
-          <w:highlight w:val="white"/>
-        </w:rPr>
-        <w:t>estimating</w:t>
-      </w:r>
-      <w:proofErr w:type="spellEnd"/>
-      <w:r>
-        <w:rPr>
-          <w:highlight w:val="white"/>
-        </w:rPr>
-        <w:t xml:space="preserve"> </w:t>
-      </w:r>
-      <w:proofErr w:type="spellStart"/>
-      <w:r>
-        <w:rPr>
-          <w:highlight w:val="white"/>
-        </w:rPr>
-        <w:t>and</w:t>
-      </w:r>
-      <w:proofErr w:type="spellEnd"/>
-      <w:r>
-        <w:rPr>
-          <w:highlight w:val="white"/>
-        </w:rPr>
-        <w:t xml:space="preserve"> </w:t>
-      </w:r>
-      <w:proofErr w:type="spellStart"/>
-      <w:r>
-        <w:rPr>
-          <w:highlight w:val="white"/>
-        </w:rPr>
-        <w:t>planning</w:t>
-      </w:r>
-      <w:proofErr w:type="spellEnd"/>
-      <w:r>
-        <w:rPr>
-          <w:highlight w:val="white"/>
-        </w:rPr>
-        <w:t xml:space="preserve">. Upper </w:t>
-      </w:r>
-      <w:proofErr w:type="spellStart"/>
-      <w:r>
-        <w:rPr>
-          <w:highlight w:val="white"/>
-        </w:rPr>
-        <w:t>Saddle</w:t>
-      </w:r>
-      <w:proofErr w:type="spellEnd"/>
-      <w:r>
-        <w:rPr>
-          <w:highlight w:val="white"/>
-        </w:rPr>
-        <w:t xml:space="preserve"> River: Prentice Hall, 2006.</w:t>
+        <w:t>COAD, Peter; DE LUCA, Jeff; LEFEBVRE, Eric. Java modeling in color with UML: enterprise components and process. Prentice Hall, 1999.</w:t>
+      </w:r>
+    </w:p>
+    <w:p>
+      <w:pPr>
+        <w:rPr>
+          <w:highlight w:val="white"/>
+        </w:rPr>
+      </w:pPr>
+      <w:r>
+        <w:rPr>
+          <w:highlight w:val="white"/>
+        </w:rPr>
+        <w:t>COHN, Mike. Agile estimating and planning. Upper Saddle River: Prentice Hall, 2006.</w:t>
       </w:r>
     </w:p>
     <w:p>
@@ -14416,91 +12165,7 @@
         <w:rPr>
           <w:highlight w:val="white"/>
         </w:rPr>
-        <w:t xml:space="preserve">DENNIS, Alan; WIXOM, Barbara H.; TEGARDEN, David. System </w:t>
-      </w:r>
-      <w:proofErr w:type="spellStart"/>
-      <w:r>
-        <w:rPr>
-          <w:highlight w:val="white"/>
-        </w:rPr>
-        <w:t>analysis</w:t>
-      </w:r>
-      <w:proofErr w:type="spellEnd"/>
-      <w:r>
-        <w:rPr>
-          <w:highlight w:val="white"/>
-        </w:rPr>
-        <w:t xml:space="preserve"> &amp; design: </w:t>
-      </w:r>
-      <w:proofErr w:type="spellStart"/>
-      <w:r>
-        <w:rPr>
-          <w:highlight w:val="white"/>
-        </w:rPr>
-        <w:t>an</w:t>
-      </w:r>
-      <w:proofErr w:type="spellEnd"/>
-      <w:r>
-        <w:rPr>
-          <w:highlight w:val="white"/>
-        </w:rPr>
-        <w:t xml:space="preserve"> </w:t>
-      </w:r>
-      <w:proofErr w:type="spellStart"/>
-      <w:r>
-        <w:rPr>
-          <w:highlight w:val="white"/>
-        </w:rPr>
-        <w:t>object</w:t>
-      </w:r>
-      <w:proofErr w:type="spellEnd"/>
-      <w:r>
-        <w:rPr>
-          <w:highlight w:val="white"/>
-        </w:rPr>
-        <w:t xml:space="preserve"> </w:t>
-      </w:r>
-      <w:proofErr w:type="spellStart"/>
-      <w:r>
-        <w:rPr>
-          <w:highlight w:val="white"/>
-        </w:rPr>
-        <w:t>oriented</w:t>
-      </w:r>
-      <w:proofErr w:type="spellEnd"/>
-      <w:r>
-        <w:rPr>
-          <w:highlight w:val="white"/>
-        </w:rPr>
-        <w:t xml:space="preserve"> approach </w:t>
-      </w:r>
-      <w:proofErr w:type="spellStart"/>
-      <w:r>
-        <w:rPr>
-          <w:highlight w:val="white"/>
-        </w:rPr>
-        <w:t>with</w:t>
-      </w:r>
-      <w:proofErr w:type="spellEnd"/>
-      <w:r>
-        <w:rPr>
-          <w:highlight w:val="white"/>
-        </w:rPr>
-        <w:t xml:space="preserve"> UML. 5. ed. </w:t>
-      </w:r>
-      <w:proofErr w:type="spellStart"/>
-      <w:r>
-        <w:rPr>
-          <w:highlight w:val="white"/>
-        </w:rPr>
-        <w:t>Wiley</w:t>
-      </w:r>
-      <w:proofErr w:type="spellEnd"/>
-      <w:r>
-        <w:rPr>
-          <w:highlight w:val="white"/>
-        </w:rPr>
-        <w:t>, 2015.</w:t>
+        <w:t>DENNIS, Alan; WIXOM, Barbara H.; TEGARDEN, David. System analysis &amp; design: an object oriented approach with UML. 5. ed. Wiley, 2015.</w:t>
       </w:r>
     </w:p>
     <w:p>
@@ -14514,35 +12179,7 @@
           <w:highlight w:val="white"/>
         </w:rPr>
         <w:lastRenderedPageBreak/>
-        <w:t xml:space="preserve">DINSMORE, Paul C.; CABANIS-BREWIN, </w:t>
-      </w:r>
-      <w:proofErr w:type="spellStart"/>
-      <w:r>
-        <w:rPr>
-          <w:highlight w:val="white"/>
-        </w:rPr>
-        <w:t>Jeannette</w:t>
-      </w:r>
-      <w:proofErr w:type="spellEnd"/>
-      <w:r>
-        <w:rPr>
-          <w:highlight w:val="white"/>
-        </w:rPr>
-        <w:t xml:space="preserve">. Manual de gerenciamento de projetos. Rio de Janeiro: </w:t>
-      </w:r>
-      <w:proofErr w:type="spellStart"/>
-      <w:r>
-        <w:rPr>
-          <w:highlight w:val="white"/>
-        </w:rPr>
-        <w:t>Brasport</w:t>
-      </w:r>
-      <w:proofErr w:type="spellEnd"/>
-      <w:r>
-        <w:rPr>
-          <w:highlight w:val="white"/>
-        </w:rPr>
-        <w:t>, 2009.</w:t>
+        <w:t>DINSMORE, Paul C.; CABANIS-BREWIN, Jeannette. Manual de gerenciamento de projetos. Rio de Janeiro: Brasport, 2009.</w:t>
       </w:r>
     </w:p>
     <w:p>
@@ -14568,21 +12205,7 @@
         <w:rPr>
           <w:highlight w:val="white"/>
         </w:rPr>
-        <w:t xml:space="preserve">FERNANDES, Ramon Santos. Modelos de processos de engenharia de software. </w:t>
-      </w:r>
-      <w:proofErr w:type="spellStart"/>
-      <w:r>
-        <w:rPr>
-          <w:highlight w:val="white"/>
-        </w:rPr>
-        <w:t>Aurum</w:t>
-      </w:r>
-      <w:proofErr w:type="spellEnd"/>
-      <w:r>
-        <w:rPr>
-          <w:highlight w:val="white"/>
-        </w:rPr>
-        <w:t xml:space="preserve"> Editora, 2025. p. 111–121. Disponível em:</w:t>
+        <w:t>FERNANDES, Ramon Santos. Modelos de processos de engenharia de software. Aurum Editora, 2025. p. 111–121. Disponível em:</w:t>
       </w:r>
       <w:hyperlink r:id="rId28">
         <w:r>
@@ -14619,202 +12242,20 @@
         <w:rPr>
           <w:highlight w:val="white"/>
         </w:rPr>
-        <w:t xml:space="preserve">HIGHSMITH, Jim. </w:t>
-      </w:r>
-      <w:proofErr w:type="spellStart"/>
-      <w:r>
-        <w:rPr>
-          <w:highlight w:val="white"/>
-        </w:rPr>
-        <w:t>Adaptive</w:t>
-      </w:r>
-      <w:proofErr w:type="spellEnd"/>
-      <w:r>
-        <w:rPr>
-          <w:highlight w:val="white"/>
-        </w:rPr>
-        <w:t xml:space="preserve"> software </w:t>
-      </w:r>
-      <w:proofErr w:type="spellStart"/>
-      <w:r>
-        <w:rPr>
-          <w:highlight w:val="white"/>
-        </w:rPr>
-        <w:t>development</w:t>
-      </w:r>
-      <w:proofErr w:type="spellEnd"/>
-      <w:r>
-        <w:rPr>
-          <w:highlight w:val="white"/>
-        </w:rPr>
-        <w:t xml:space="preserve">: a </w:t>
-      </w:r>
-      <w:proofErr w:type="spellStart"/>
-      <w:r>
-        <w:rPr>
-          <w:highlight w:val="white"/>
-        </w:rPr>
-        <w:t>collaborative</w:t>
-      </w:r>
-      <w:proofErr w:type="spellEnd"/>
-      <w:r>
-        <w:rPr>
-          <w:highlight w:val="white"/>
-        </w:rPr>
-        <w:t xml:space="preserve"> approach </w:t>
-      </w:r>
-      <w:proofErr w:type="spellStart"/>
-      <w:r>
-        <w:rPr>
-          <w:highlight w:val="white"/>
-        </w:rPr>
-        <w:t>to</w:t>
-      </w:r>
-      <w:proofErr w:type="spellEnd"/>
-      <w:r>
-        <w:rPr>
-          <w:highlight w:val="white"/>
-        </w:rPr>
-        <w:t xml:space="preserve"> </w:t>
-      </w:r>
-      <w:proofErr w:type="spellStart"/>
-      <w:r>
-        <w:rPr>
-          <w:highlight w:val="white"/>
-        </w:rPr>
-        <w:t>managing</w:t>
-      </w:r>
-      <w:proofErr w:type="spellEnd"/>
-      <w:r>
-        <w:rPr>
-          <w:highlight w:val="white"/>
-        </w:rPr>
-        <w:t xml:space="preserve"> </w:t>
-      </w:r>
-      <w:proofErr w:type="spellStart"/>
-      <w:r>
-        <w:rPr>
-          <w:highlight w:val="white"/>
-        </w:rPr>
-        <w:t>complex</w:t>
-      </w:r>
-      <w:proofErr w:type="spellEnd"/>
-      <w:r>
-        <w:rPr>
-          <w:highlight w:val="white"/>
-        </w:rPr>
-        <w:t xml:space="preserve"> systems. </w:t>
-      </w:r>
-      <w:proofErr w:type="spellStart"/>
-      <w:r>
-        <w:rPr>
-          <w:highlight w:val="white"/>
-        </w:rPr>
-        <w:t>Dorset</w:t>
-      </w:r>
-      <w:proofErr w:type="spellEnd"/>
-      <w:r>
-        <w:rPr>
-          <w:highlight w:val="white"/>
-        </w:rPr>
-        <w:t xml:space="preserve"> </w:t>
-      </w:r>
-      <w:proofErr w:type="spellStart"/>
-      <w:r>
-        <w:rPr>
-          <w:highlight w:val="white"/>
-        </w:rPr>
-        <w:t>House</w:t>
-      </w:r>
-      <w:proofErr w:type="spellEnd"/>
-      <w:r>
-        <w:rPr>
-          <w:highlight w:val="white"/>
-        </w:rPr>
-        <w:t>, 2013.</w:t>
-      </w:r>
-    </w:p>
-    <w:p>
-      <w:pPr>
-        <w:rPr>
-          <w:highlight w:val="white"/>
-        </w:rPr>
-      </w:pPr>
-      <w:r>
-        <w:rPr>
-          <w:highlight w:val="white"/>
-        </w:rPr>
-        <w:t xml:space="preserve">_____________. </w:t>
-      </w:r>
-      <w:proofErr w:type="spellStart"/>
-      <w:r>
-        <w:rPr>
-          <w:highlight w:val="white"/>
-        </w:rPr>
-        <w:t>Agile</w:t>
-      </w:r>
-      <w:proofErr w:type="spellEnd"/>
-      <w:r>
-        <w:rPr>
-          <w:highlight w:val="white"/>
-        </w:rPr>
-        <w:t xml:space="preserve"> </w:t>
-      </w:r>
-      <w:proofErr w:type="spellStart"/>
-      <w:r>
-        <w:rPr>
-          <w:highlight w:val="white"/>
-        </w:rPr>
-        <w:t>project</w:t>
-      </w:r>
-      <w:proofErr w:type="spellEnd"/>
-      <w:r>
-        <w:rPr>
-          <w:highlight w:val="white"/>
-        </w:rPr>
-        <w:t xml:space="preserve"> management: </w:t>
-      </w:r>
-      <w:proofErr w:type="spellStart"/>
-      <w:r>
-        <w:rPr>
-          <w:highlight w:val="white"/>
-        </w:rPr>
-        <w:t>creating</w:t>
-      </w:r>
-      <w:proofErr w:type="spellEnd"/>
-      <w:r>
-        <w:rPr>
-          <w:highlight w:val="white"/>
-        </w:rPr>
-        <w:t xml:space="preserve"> </w:t>
-      </w:r>
-      <w:proofErr w:type="spellStart"/>
-      <w:r>
-        <w:rPr>
-          <w:highlight w:val="white"/>
-        </w:rPr>
-        <w:t>innovative</w:t>
-      </w:r>
-      <w:proofErr w:type="spellEnd"/>
-      <w:r>
-        <w:rPr>
-          <w:highlight w:val="white"/>
-        </w:rPr>
-        <w:t xml:space="preserve"> </w:t>
-      </w:r>
-      <w:proofErr w:type="spellStart"/>
-      <w:r>
-        <w:rPr>
-          <w:highlight w:val="white"/>
-        </w:rPr>
-        <w:t>products</w:t>
-      </w:r>
-      <w:proofErr w:type="spellEnd"/>
-      <w:r>
-        <w:rPr>
-          <w:highlight w:val="white"/>
-        </w:rPr>
-        <w:t>. 2. ed. Boston: Addison-Wesley, 2010.</w:t>
+        <w:t>HIGHSMITH, Jim. Adaptive software development: a collaborative approach to managing complex systems. Dorset House, 2013.</w:t>
+      </w:r>
+    </w:p>
+    <w:p>
+      <w:pPr>
+        <w:rPr>
+          <w:highlight w:val="white"/>
+        </w:rPr>
+      </w:pPr>
+      <w:r>
+        <w:rPr>
+          <w:highlight w:val="white"/>
+        </w:rPr>
+        <w:t>_____________. Agile project management: creating innovative products. 2. ed. Boston: Addison-Wesley, 2010.</w:t>
       </w:r>
     </w:p>
     <w:p>
@@ -14877,410 +12318,46 @@
         <w:rPr>
           <w:highlight w:val="white"/>
         </w:rPr>
-        <w:t xml:space="preserve">_____________. Project management: a systems approach </w:t>
-      </w:r>
-      <w:proofErr w:type="spellStart"/>
-      <w:r>
-        <w:rPr>
-          <w:highlight w:val="white"/>
-        </w:rPr>
-        <w:t>to</w:t>
-      </w:r>
-      <w:proofErr w:type="spellEnd"/>
-      <w:r>
-        <w:rPr>
-          <w:highlight w:val="white"/>
-        </w:rPr>
-        <w:t xml:space="preserve"> </w:t>
-      </w:r>
-      <w:proofErr w:type="spellStart"/>
-      <w:r>
-        <w:rPr>
-          <w:highlight w:val="white"/>
-        </w:rPr>
-        <w:t>planning</w:t>
-      </w:r>
-      <w:proofErr w:type="spellEnd"/>
-      <w:r>
-        <w:rPr>
-          <w:highlight w:val="white"/>
-        </w:rPr>
-        <w:t xml:space="preserve">, </w:t>
-      </w:r>
-      <w:proofErr w:type="spellStart"/>
-      <w:r>
-        <w:rPr>
-          <w:highlight w:val="white"/>
-        </w:rPr>
-        <w:t>scheduling</w:t>
-      </w:r>
-      <w:proofErr w:type="spellEnd"/>
-      <w:r>
-        <w:rPr>
-          <w:highlight w:val="white"/>
-        </w:rPr>
-        <w:t xml:space="preserve">, </w:t>
-      </w:r>
-      <w:proofErr w:type="spellStart"/>
-      <w:r>
-        <w:rPr>
-          <w:highlight w:val="white"/>
-        </w:rPr>
-        <w:t>and</w:t>
-      </w:r>
-      <w:proofErr w:type="spellEnd"/>
-      <w:r>
-        <w:rPr>
-          <w:highlight w:val="white"/>
-        </w:rPr>
-        <w:t xml:space="preserve"> </w:t>
-      </w:r>
-      <w:proofErr w:type="spellStart"/>
-      <w:r>
-        <w:rPr>
-          <w:highlight w:val="white"/>
-        </w:rPr>
-        <w:t>controlling</w:t>
-      </w:r>
-      <w:proofErr w:type="spellEnd"/>
-      <w:r>
-        <w:rPr>
-          <w:highlight w:val="white"/>
-        </w:rPr>
-        <w:t xml:space="preserve">. 12. ed. </w:t>
-      </w:r>
-      <w:proofErr w:type="spellStart"/>
-      <w:r>
-        <w:rPr>
-          <w:highlight w:val="white"/>
-        </w:rPr>
-        <w:t>Hoboken</w:t>
-      </w:r>
-      <w:proofErr w:type="spellEnd"/>
-      <w:r>
-        <w:rPr>
-          <w:highlight w:val="white"/>
-        </w:rPr>
-        <w:t xml:space="preserve">: John </w:t>
-      </w:r>
-      <w:proofErr w:type="spellStart"/>
-      <w:r>
-        <w:rPr>
-          <w:highlight w:val="white"/>
-        </w:rPr>
-        <w:t>Wiley</w:t>
-      </w:r>
-      <w:proofErr w:type="spellEnd"/>
-      <w:r>
-        <w:rPr>
-          <w:highlight w:val="white"/>
-        </w:rPr>
-        <w:t xml:space="preserve"> &amp; Sons, 2017.</w:t>
-      </w:r>
-    </w:p>
-    <w:p>
-      <w:pPr>
-        <w:rPr>
-          <w:highlight w:val="white"/>
-        </w:rPr>
-      </w:pPr>
-      <w:r>
-        <w:rPr>
-          <w:highlight w:val="white"/>
-        </w:rPr>
-        <w:t xml:space="preserve">KNIBERG, Henrik. Scrum </w:t>
-      </w:r>
-      <w:proofErr w:type="spellStart"/>
-      <w:r>
-        <w:rPr>
-          <w:highlight w:val="white"/>
-        </w:rPr>
-        <w:t>and</w:t>
-      </w:r>
-      <w:proofErr w:type="spellEnd"/>
-      <w:r>
-        <w:rPr>
-          <w:highlight w:val="white"/>
-        </w:rPr>
-        <w:t xml:space="preserve"> XP </w:t>
-      </w:r>
-      <w:proofErr w:type="spellStart"/>
-      <w:r>
-        <w:rPr>
-          <w:highlight w:val="white"/>
-        </w:rPr>
-        <w:t>from</w:t>
-      </w:r>
-      <w:proofErr w:type="spellEnd"/>
-      <w:r>
-        <w:rPr>
-          <w:highlight w:val="white"/>
-        </w:rPr>
-        <w:t xml:space="preserve"> </w:t>
-      </w:r>
-      <w:proofErr w:type="spellStart"/>
-      <w:r>
-        <w:rPr>
-          <w:highlight w:val="white"/>
-        </w:rPr>
-        <w:t>the</w:t>
-      </w:r>
-      <w:proofErr w:type="spellEnd"/>
-      <w:r>
-        <w:rPr>
-          <w:highlight w:val="white"/>
-        </w:rPr>
-        <w:t xml:space="preserve"> </w:t>
-      </w:r>
-      <w:proofErr w:type="spellStart"/>
-      <w:r>
-        <w:rPr>
-          <w:highlight w:val="white"/>
-        </w:rPr>
-        <w:t>trenches</w:t>
-      </w:r>
-      <w:proofErr w:type="spellEnd"/>
-      <w:r>
-        <w:rPr>
-          <w:highlight w:val="white"/>
-        </w:rPr>
-        <w:t>. 2015.</w:t>
-      </w:r>
-    </w:p>
-    <w:p>
-      <w:pPr>
-        <w:rPr>
-          <w:highlight w:val="white"/>
-        </w:rPr>
-      </w:pPr>
-      <w:r>
-        <w:rPr>
-          <w:highlight w:val="white"/>
-        </w:rPr>
-        <w:t xml:space="preserve">LARMAN, Craig. </w:t>
-      </w:r>
-      <w:proofErr w:type="spellStart"/>
-      <w:r>
-        <w:rPr>
-          <w:highlight w:val="white"/>
-        </w:rPr>
-        <w:t>Applying</w:t>
-      </w:r>
-      <w:proofErr w:type="spellEnd"/>
-      <w:r>
-        <w:rPr>
-          <w:highlight w:val="white"/>
-        </w:rPr>
-        <w:t xml:space="preserve"> UML </w:t>
-      </w:r>
-      <w:proofErr w:type="spellStart"/>
-      <w:r>
-        <w:rPr>
-          <w:highlight w:val="white"/>
-        </w:rPr>
-        <w:t>and</w:t>
-      </w:r>
-      <w:proofErr w:type="spellEnd"/>
-      <w:r>
-        <w:rPr>
-          <w:highlight w:val="white"/>
-        </w:rPr>
-        <w:t xml:space="preserve"> </w:t>
-      </w:r>
-      <w:proofErr w:type="spellStart"/>
-      <w:r>
-        <w:rPr>
-          <w:highlight w:val="white"/>
-        </w:rPr>
-        <w:t>patterns</w:t>
-      </w:r>
-      <w:proofErr w:type="spellEnd"/>
-      <w:r>
-        <w:rPr>
-          <w:highlight w:val="white"/>
-        </w:rPr>
-        <w:t xml:space="preserve">: </w:t>
-      </w:r>
-      <w:proofErr w:type="spellStart"/>
-      <w:r>
-        <w:rPr>
-          <w:highlight w:val="white"/>
-        </w:rPr>
-        <w:t>an</w:t>
-      </w:r>
-      <w:proofErr w:type="spellEnd"/>
-      <w:r>
-        <w:rPr>
-          <w:highlight w:val="white"/>
-        </w:rPr>
-        <w:t xml:space="preserve"> </w:t>
-      </w:r>
-      <w:proofErr w:type="spellStart"/>
-      <w:r>
-        <w:rPr>
-          <w:highlight w:val="white"/>
-        </w:rPr>
-        <w:t>introduction</w:t>
-      </w:r>
-      <w:proofErr w:type="spellEnd"/>
-      <w:r>
-        <w:rPr>
-          <w:highlight w:val="white"/>
-        </w:rPr>
-        <w:t xml:space="preserve"> </w:t>
-      </w:r>
-      <w:proofErr w:type="spellStart"/>
-      <w:r>
-        <w:rPr>
-          <w:highlight w:val="white"/>
-        </w:rPr>
-        <w:t>to</w:t>
-      </w:r>
-      <w:proofErr w:type="spellEnd"/>
-      <w:r>
-        <w:rPr>
-          <w:highlight w:val="white"/>
-        </w:rPr>
-        <w:t xml:space="preserve"> </w:t>
-      </w:r>
-      <w:proofErr w:type="spellStart"/>
-      <w:r>
-        <w:rPr>
-          <w:highlight w:val="white"/>
-        </w:rPr>
-        <w:t>object-oriented</w:t>
-      </w:r>
-      <w:proofErr w:type="spellEnd"/>
-      <w:r>
-        <w:rPr>
-          <w:highlight w:val="white"/>
-        </w:rPr>
-        <w:t xml:space="preserve"> </w:t>
-      </w:r>
-      <w:proofErr w:type="spellStart"/>
-      <w:r>
-        <w:rPr>
-          <w:highlight w:val="white"/>
-        </w:rPr>
-        <w:t>analysis</w:t>
-      </w:r>
-      <w:proofErr w:type="spellEnd"/>
-      <w:r>
-        <w:rPr>
-          <w:highlight w:val="white"/>
-        </w:rPr>
-        <w:t xml:space="preserve"> </w:t>
-      </w:r>
-      <w:proofErr w:type="spellStart"/>
-      <w:r>
-        <w:rPr>
-          <w:highlight w:val="white"/>
-        </w:rPr>
-        <w:t>and</w:t>
-      </w:r>
-      <w:proofErr w:type="spellEnd"/>
-      <w:r>
-        <w:rPr>
-          <w:highlight w:val="white"/>
-        </w:rPr>
-        <w:t xml:space="preserve"> design </w:t>
-      </w:r>
-      <w:proofErr w:type="spellStart"/>
-      <w:r>
-        <w:rPr>
-          <w:highlight w:val="white"/>
-        </w:rPr>
-        <w:t>and</w:t>
-      </w:r>
-      <w:proofErr w:type="spellEnd"/>
-      <w:r>
-        <w:rPr>
-          <w:highlight w:val="white"/>
-        </w:rPr>
-        <w:t xml:space="preserve"> </w:t>
-      </w:r>
-      <w:proofErr w:type="spellStart"/>
-      <w:r>
-        <w:rPr>
-          <w:highlight w:val="white"/>
-        </w:rPr>
-        <w:t>the</w:t>
-      </w:r>
-      <w:proofErr w:type="spellEnd"/>
-      <w:r>
-        <w:rPr>
-          <w:highlight w:val="white"/>
-        </w:rPr>
-        <w:t xml:space="preserve"> </w:t>
-      </w:r>
-      <w:proofErr w:type="spellStart"/>
-      <w:r>
-        <w:rPr>
-          <w:highlight w:val="white"/>
-        </w:rPr>
-        <w:t>unified</w:t>
-      </w:r>
-      <w:proofErr w:type="spellEnd"/>
-      <w:r>
-        <w:rPr>
-          <w:highlight w:val="white"/>
-        </w:rPr>
-        <w:t xml:space="preserve"> </w:t>
-      </w:r>
-      <w:proofErr w:type="spellStart"/>
-      <w:r>
-        <w:rPr>
-          <w:highlight w:val="white"/>
-        </w:rPr>
-        <w:t>process</w:t>
-      </w:r>
-      <w:proofErr w:type="spellEnd"/>
-      <w:r>
-        <w:rPr>
-          <w:highlight w:val="white"/>
-        </w:rPr>
-        <w:t>. 2. ed. Prentice Hall, 2001.</w:t>
-      </w:r>
-    </w:p>
-    <w:p>
-      <w:pPr>
-        <w:rPr>
-          <w:highlight w:val="white"/>
-        </w:rPr>
-      </w:pPr>
-      <w:r>
-        <w:rPr>
-          <w:highlight w:val="white"/>
-        </w:rPr>
-        <w:t xml:space="preserve">MANIFESTO FOR AGILE SOFTWARE DEVELOPMENT. Manifesto for </w:t>
-      </w:r>
-      <w:proofErr w:type="spellStart"/>
-      <w:r>
-        <w:rPr>
-          <w:highlight w:val="white"/>
-        </w:rPr>
-        <w:t>agile</w:t>
-      </w:r>
-      <w:proofErr w:type="spellEnd"/>
-      <w:r>
-        <w:rPr>
-          <w:highlight w:val="white"/>
-        </w:rPr>
-        <w:t xml:space="preserve"> software </w:t>
-      </w:r>
-      <w:proofErr w:type="spellStart"/>
-      <w:r>
-        <w:rPr>
-          <w:highlight w:val="white"/>
-        </w:rPr>
-        <w:t>development</w:t>
-      </w:r>
-      <w:proofErr w:type="spellEnd"/>
-      <w:r>
-        <w:rPr>
-          <w:highlight w:val="white"/>
-        </w:rPr>
-        <w:t>. 2001. Disponível em:</w:t>
+        <w:t>_____________. Project management: a systems approach to planning, scheduling, and controlling. 12. ed. Hoboken: John Wiley &amp; Sons, 2017.</w:t>
+      </w:r>
+    </w:p>
+    <w:p>
+      <w:pPr>
+        <w:rPr>
+          <w:highlight w:val="white"/>
+        </w:rPr>
+      </w:pPr>
+      <w:r>
+        <w:rPr>
+          <w:highlight w:val="white"/>
+        </w:rPr>
+        <w:t>KNIBERG, Henrik. Scrum and XP from the trenches. 2015.</w:t>
+      </w:r>
+    </w:p>
+    <w:p>
+      <w:pPr>
+        <w:rPr>
+          <w:highlight w:val="white"/>
+        </w:rPr>
+      </w:pPr>
+      <w:r>
+        <w:rPr>
+          <w:highlight w:val="white"/>
+        </w:rPr>
+        <w:t>LARMAN, Craig. Applying UML and patterns: an introduction to object-oriented analysis and design and the unified process. 2. ed. Prentice Hall, 2001.</w:t>
+      </w:r>
+    </w:p>
+    <w:p>
+      <w:pPr>
+        <w:rPr>
+          <w:highlight w:val="white"/>
+        </w:rPr>
+      </w:pPr>
+      <w:r>
+        <w:rPr>
+          <w:highlight w:val="white"/>
+        </w:rPr>
+        <w:t>MANIFESTO FOR AGILE SOFTWARE DEVELOPMENT. Manifesto for agile software development. 2001. Disponível em:</w:t>
       </w:r>
       <w:hyperlink r:id="rId32">
         <w:r>
@@ -15317,75 +12394,33 @@
         <w:rPr>
           <w:highlight w:val="white"/>
         </w:rPr>
-        <w:t xml:space="preserve">MAXIMIANO, </w:t>
-      </w:r>
-      <w:proofErr w:type="spellStart"/>
-      <w:r>
-        <w:rPr>
-          <w:highlight w:val="white"/>
-        </w:rPr>
-        <w:t>Antonio</w:t>
-      </w:r>
-      <w:proofErr w:type="spellEnd"/>
-      <w:r>
-        <w:rPr>
-          <w:highlight w:val="white"/>
-        </w:rPr>
-        <w:t xml:space="preserve"> Cesar Amaru. Administração de projetos: como transformar ideias em resultados. 3. ed. São Paulo: Atlas, 2014.</w:t>
-      </w:r>
-    </w:p>
-    <w:p>
-      <w:pPr>
-        <w:rPr>
-          <w:highlight w:val="white"/>
-        </w:rPr>
-      </w:pPr>
-      <w:r>
-        <w:rPr>
-          <w:highlight w:val="white"/>
-        </w:rPr>
-        <w:t xml:space="preserve">NUNES, D. B.; GUERRA, L. B.; CORREA, C. M. Design </w:t>
-      </w:r>
-      <w:proofErr w:type="spellStart"/>
-      <w:r>
-        <w:rPr>
-          <w:highlight w:val="white"/>
-        </w:rPr>
-        <w:t>thinking</w:t>
-      </w:r>
-      <w:proofErr w:type="spellEnd"/>
-      <w:r>
-        <w:rPr>
-          <w:highlight w:val="white"/>
-        </w:rPr>
-        <w:t xml:space="preserve"> como metodologia para definição de interface gráfica de usuário. São Borja, jul. 2020.</w:t>
-      </w:r>
-    </w:p>
-    <w:p>
-      <w:pPr>
-        <w:rPr>
-          <w:highlight w:val="white"/>
-        </w:rPr>
-      </w:pPr>
-      <w:r>
-        <w:rPr>
-          <w:highlight w:val="white"/>
-        </w:rPr>
-        <w:t xml:space="preserve">NUNES, R. D. A implantação das metodologias ágeis de desenvolvimento de software Scrum e Extreme </w:t>
-      </w:r>
-      <w:proofErr w:type="spellStart"/>
-      <w:r>
-        <w:rPr>
-          <w:highlight w:val="white"/>
-        </w:rPr>
-        <w:t>Programming</w:t>
-      </w:r>
-      <w:proofErr w:type="spellEnd"/>
-      <w:r>
-        <w:rPr>
-          <w:highlight w:val="white"/>
-        </w:rPr>
-        <w:t xml:space="preserve"> (XP): uma alternativa para pequenas empresas do </w:t>
+        <w:t>MAXIMIANO, Antonio Cesar Amaru. Administração de projetos: como transformar ideias em resultados. 3. ed. São Paulo: Atlas, 2014.</w:t>
+      </w:r>
+    </w:p>
+    <w:p>
+      <w:pPr>
+        <w:rPr>
+          <w:highlight w:val="white"/>
+        </w:rPr>
+      </w:pPr>
+      <w:r>
+        <w:rPr>
+          <w:highlight w:val="white"/>
+        </w:rPr>
+        <w:t>NUNES, D. B.; GUERRA, L. B.; CORREA, C. M. Design thinking como metodologia para definição de interface gráfica de usuário. São Borja, jul. 2020.</w:t>
+      </w:r>
+    </w:p>
+    <w:p>
+      <w:pPr>
+        <w:rPr>
+          <w:highlight w:val="white"/>
+        </w:rPr>
+      </w:pPr>
+      <w:r>
+        <w:rPr>
+          <w:highlight w:val="white"/>
+        </w:rPr>
+        <w:t xml:space="preserve">NUNES, R. D. A implantação das metodologias ágeis de desenvolvimento de software Scrum e Extreme Programming (XP): uma alternativa para pequenas empresas do </w:t>
       </w:r>
       <w:r>
         <w:rPr>
@@ -15498,118 +12533,20 @@
         <w:rPr>
           <w:highlight w:val="white"/>
         </w:rPr>
-        <w:t xml:space="preserve">_____________. </w:t>
-      </w:r>
-      <w:proofErr w:type="spellStart"/>
-      <w:r>
-        <w:rPr>
-          <w:highlight w:val="white"/>
-        </w:rPr>
-        <w:t>Agile</w:t>
-      </w:r>
-      <w:proofErr w:type="spellEnd"/>
-      <w:r>
-        <w:rPr>
-          <w:highlight w:val="white"/>
-        </w:rPr>
-        <w:t xml:space="preserve"> </w:t>
-      </w:r>
-      <w:proofErr w:type="spellStart"/>
-      <w:r>
-        <w:rPr>
-          <w:highlight w:val="white"/>
-        </w:rPr>
-        <w:t>practice</w:t>
-      </w:r>
-      <w:proofErr w:type="spellEnd"/>
-      <w:r>
-        <w:rPr>
-          <w:highlight w:val="white"/>
-        </w:rPr>
-        <w:t xml:space="preserve"> </w:t>
-      </w:r>
-      <w:proofErr w:type="spellStart"/>
-      <w:r>
-        <w:rPr>
-          <w:highlight w:val="white"/>
-        </w:rPr>
-        <w:t>guide</w:t>
-      </w:r>
-      <w:proofErr w:type="spellEnd"/>
-      <w:r>
-        <w:rPr>
-          <w:highlight w:val="white"/>
-        </w:rPr>
-        <w:t>. Newtown Square: PMI, 2021.</w:t>
-      </w:r>
-    </w:p>
-    <w:p>
-      <w:pPr>
-        <w:rPr>
-          <w:highlight w:val="white"/>
-        </w:rPr>
-      </w:pPr>
-      <w:r>
-        <w:rPr>
-          <w:highlight w:val="white"/>
-        </w:rPr>
-        <w:t xml:space="preserve">RIGBY, </w:t>
-      </w:r>
-      <w:proofErr w:type="spellStart"/>
-      <w:r>
-        <w:rPr>
-          <w:highlight w:val="white"/>
-        </w:rPr>
-        <w:t>Darrell</w:t>
-      </w:r>
-      <w:proofErr w:type="spellEnd"/>
-      <w:r>
-        <w:rPr>
-          <w:highlight w:val="white"/>
-        </w:rPr>
-        <w:t xml:space="preserve"> K.; SUTHERLAND, Jeff; TAKEUCHI, </w:t>
-      </w:r>
-      <w:proofErr w:type="spellStart"/>
-      <w:r>
-        <w:rPr>
-          <w:highlight w:val="white"/>
-        </w:rPr>
-        <w:t>Hirotaka</w:t>
-      </w:r>
-      <w:proofErr w:type="spellEnd"/>
-      <w:r>
-        <w:rPr>
-          <w:highlight w:val="white"/>
-        </w:rPr>
-        <w:t xml:space="preserve">. </w:t>
-      </w:r>
-      <w:proofErr w:type="spellStart"/>
-      <w:r>
-        <w:rPr>
-          <w:highlight w:val="white"/>
-        </w:rPr>
-        <w:t>Embracing</w:t>
-      </w:r>
-      <w:proofErr w:type="spellEnd"/>
-      <w:r>
-        <w:rPr>
-          <w:highlight w:val="white"/>
-        </w:rPr>
-        <w:t xml:space="preserve"> </w:t>
-      </w:r>
-      <w:proofErr w:type="spellStart"/>
-      <w:r>
-        <w:rPr>
-          <w:highlight w:val="white"/>
-        </w:rPr>
-        <w:t>agile</w:t>
-      </w:r>
-      <w:proofErr w:type="spellEnd"/>
-      <w:r>
-        <w:rPr>
-          <w:highlight w:val="white"/>
-        </w:rPr>
-        <w:t xml:space="preserve">. </w:t>
+        <w:t>_____________. Agile practice guide. Newtown Square: PMI, 2021.</w:t>
+      </w:r>
+    </w:p>
+    <w:p>
+      <w:pPr>
+        <w:rPr>
+          <w:highlight w:val="white"/>
+        </w:rPr>
+      </w:pPr>
+      <w:r>
+        <w:rPr>
+          <w:highlight w:val="white"/>
+        </w:rPr>
+        <w:t xml:space="preserve">RIGBY, Darrell K.; SUTHERLAND, Jeff; TAKEUCHI, Hirotaka. Embracing agile. </w:t>
       </w:r>
       <w:r>
         <w:rPr>
@@ -15636,133 +12573,7 @@
         <w:rPr>
           <w:highlight w:val="white"/>
         </w:rPr>
-        <w:t xml:space="preserve">SCHWABER, Ken; SUTHERLAND, Jeff. The Scrum </w:t>
-      </w:r>
-      <w:proofErr w:type="spellStart"/>
-      <w:r>
-        <w:rPr>
-          <w:highlight w:val="white"/>
-        </w:rPr>
-        <w:t>Guide</w:t>
-      </w:r>
-      <w:proofErr w:type="spellEnd"/>
-      <w:r>
-        <w:rPr>
-          <w:highlight w:val="white"/>
-        </w:rPr>
-        <w:t xml:space="preserve">: </w:t>
-      </w:r>
-      <w:proofErr w:type="spellStart"/>
-      <w:r>
-        <w:rPr>
-          <w:highlight w:val="white"/>
-        </w:rPr>
-        <w:t>the</w:t>
-      </w:r>
-      <w:proofErr w:type="spellEnd"/>
-      <w:r>
-        <w:rPr>
-          <w:highlight w:val="white"/>
-        </w:rPr>
-        <w:t xml:space="preserve"> </w:t>
-      </w:r>
-      <w:proofErr w:type="spellStart"/>
-      <w:r>
-        <w:rPr>
-          <w:highlight w:val="white"/>
-        </w:rPr>
-        <w:t>definitive</w:t>
-      </w:r>
-      <w:proofErr w:type="spellEnd"/>
-      <w:r>
-        <w:rPr>
-          <w:highlight w:val="white"/>
-        </w:rPr>
-        <w:t xml:space="preserve"> </w:t>
-      </w:r>
-      <w:proofErr w:type="spellStart"/>
-      <w:r>
-        <w:rPr>
-          <w:highlight w:val="white"/>
-        </w:rPr>
-        <w:t>guide</w:t>
-      </w:r>
-      <w:proofErr w:type="spellEnd"/>
-      <w:r>
-        <w:rPr>
-          <w:highlight w:val="white"/>
-        </w:rPr>
-        <w:t xml:space="preserve"> </w:t>
-      </w:r>
-      <w:proofErr w:type="spellStart"/>
-      <w:r>
-        <w:rPr>
-          <w:highlight w:val="white"/>
-        </w:rPr>
-        <w:t>to</w:t>
-      </w:r>
-      <w:proofErr w:type="spellEnd"/>
-      <w:r>
-        <w:rPr>
-          <w:highlight w:val="white"/>
-        </w:rPr>
-        <w:t xml:space="preserve"> Scrum: </w:t>
-      </w:r>
-      <w:proofErr w:type="spellStart"/>
-      <w:r>
-        <w:rPr>
-          <w:highlight w:val="white"/>
-        </w:rPr>
-        <w:t>the</w:t>
-      </w:r>
-      <w:proofErr w:type="spellEnd"/>
-      <w:r>
-        <w:rPr>
-          <w:highlight w:val="white"/>
-        </w:rPr>
-        <w:t xml:space="preserve"> </w:t>
-      </w:r>
-      <w:proofErr w:type="spellStart"/>
-      <w:r>
-        <w:rPr>
-          <w:highlight w:val="white"/>
-        </w:rPr>
-        <w:t>rules</w:t>
-      </w:r>
-      <w:proofErr w:type="spellEnd"/>
-      <w:r>
-        <w:rPr>
-          <w:highlight w:val="white"/>
-        </w:rPr>
-        <w:t xml:space="preserve"> </w:t>
-      </w:r>
-      <w:proofErr w:type="spellStart"/>
-      <w:r>
-        <w:rPr>
-          <w:highlight w:val="white"/>
-        </w:rPr>
-        <w:t>of</w:t>
-      </w:r>
-      <w:proofErr w:type="spellEnd"/>
-      <w:r>
-        <w:rPr>
-          <w:highlight w:val="white"/>
-        </w:rPr>
-        <w:t xml:space="preserve"> </w:t>
-      </w:r>
-      <w:proofErr w:type="spellStart"/>
-      <w:r>
-        <w:rPr>
-          <w:highlight w:val="white"/>
-        </w:rPr>
-        <w:t>the</w:t>
-      </w:r>
-      <w:proofErr w:type="spellEnd"/>
-      <w:r>
-        <w:rPr>
-          <w:highlight w:val="white"/>
-        </w:rPr>
-        <w:t xml:space="preserve"> game. 2020. Disponível em:</w:t>
+        <w:t>SCHWABER, Ken; SUTHERLAND, Jeff. The Scrum Guide: the definitive guide to Scrum: the rules of the game. 2020. Disponível em:</w:t>
       </w:r>
       <w:hyperlink r:id="rId34">
         <w:r>
@@ -15799,173 +12610,15 @@
         <w:rPr>
           <w:highlight w:val="white"/>
         </w:rPr>
-        <w:t xml:space="preserve">SERRADOR, Pedro; PINTO, Jeffrey K. Does </w:t>
-      </w:r>
-      <w:proofErr w:type="spellStart"/>
-      <w:r>
-        <w:rPr>
-          <w:highlight w:val="white"/>
-        </w:rPr>
-        <w:t>agile</w:t>
-      </w:r>
-      <w:proofErr w:type="spellEnd"/>
-      <w:r>
-        <w:rPr>
-          <w:highlight w:val="white"/>
-        </w:rPr>
-        <w:t xml:space="preserve"> </w:t>
-      </w:r>
-      <w:proofErr w:type="spellStart"/>
-      <w:r>
-        <w:rPr>
-          <w:highlight w:val="white"/>
-        </w:rPr>
-        <w:t>work</w:t>
-      </w:r>
-      <w:proofErr w:type="spellEnd"/>
-      <w:r>
-        <w:rPr>
-          <w:highlight w:val="white"/>
-        </w:rPr>
-        <w:t xml:space="preserve">? A </w:t>
-      </w:r>
-      <w:proofErr w:type="spellStart"/>
-      <w:r>
-        <w:rPr>
-          <w:highlight w:val="white"/>
-        </w:rPr>
-        <w:t>quantitative</w:t>
-      </w:r>
-      <w:proofErr w:type="spellEnd"/>
-      <w:r>
-        <w:rPr>
-          <w:highlight w:val="white"/>
-        </w:rPr>
-        <w:t xml:space="preserve"> </w:t>
-      </w:r>
-      <w:proofErr w:type="spellStart"/>
-      <w:r>
-        <w:rPr>
-          <w:highlight w:val="white"/>
-        </w:rPr>
-        <w:t>analysis</w:t>
-      </w:r>
-      <w:proofErr w:type="spellEnd"/>
-      <w:r>
-        <w:rPr>
-          <w:highlight w:val="white"/>
-        </w:rPr>
-        <w:t xml:space="preserve"> </w:t>
-      </w:r>
-      <w:proofErr w:type="spellStart"/>
-      <w:r>
-        <w:rPr>
-          <w:highlight w:val="white"/>
-        </w:rPr>
-        <w:t>of</w:t>
-      </w:r>
-      <w:proofErr w:type="spellEnd"/>
-      <w:r>
-        <w:rPr>
-          <w:highlight w:val="white"/>
-        </w:rPr>
-        <w:t xml:space="preserve"> </w:t>
-      </w:r>
-      <w:proofErr w:type="spellStart"/>
-      <w:r>
-        <w:rPr>
-          <w:highlight w:val="white"/>
-        </w:rPr>
-        <w:t>agile</w:t>
-      </w:r>
-      <w:proofErr w:type="spellEnd"/>
-      <w:r>
-        <w:rPr>
-          <w:highlight w:val="white"/>
-        </w:rPr>
-        <w:t xml:space="preserve"> </w:t>
-      </w:r>
-      <w:proofErr w:type="spellStart"/>
-      <w:r>
-        <w:rPr>
-          <w:highlight w:val="white"/>
-        </w:rPr>
-        <w:t>project</w:t>
-      </w:r>
-      <w:proofErr w:type="spellEnd"/>
-      <w:r>
-        <w:rPr>
-          <w:highlight w:val="white"/>
-        </w:rPr>
-        <w:t xml:space="preserve"> </w:t>
-      </w:r>
-      <w:proofErr w:type="spellStart"/>
-      <w:r>
-        <w:rPr>
-          <w:highlight w:val="white"/>
-        </w:rPr>
-        <w:t>success</w:t>
-      </w:r>
-      <w:proofErr w:type="spellEnd"/>
-      <w:r>
-        <w:rPr>
-          <w:highlight w:val="white"/>
-        </w:rPr>
-        <w:t xml:space="preserve">. </w:t>
-      </w:r>
-      <w:proofErr w:type="spellStart"/>
+        <w:t xml:space="preserve">SERRADOR, Pedro; PINTO, Jeffrey K. Does agile work? A quantitative analysis of agile project success. </w:t>
+      </w:r>
       <w:r>
         <w:rPr>
           <w:i/>
           <w:iCs/>
           <w:highlight w:val="white"/>
         </w:rPr>
-        <w:t>International</w:t>
-      </w:r>
-      <w:proofErr w:type="spellEnd"/>
-      <w:r>
-        <w:rPr>
-          <w:i/>
-          <w:iCs/>
-          <w:highlight w:val="white"/>
-        </w:rPr>
-        <w:t xml:space="preserve"> </w:t>
-      </w:r>
-      <w:proofErr w:type="spellStart"/>
-      <w:r>
-        <w:rPr>
-          <w:i/>
-          <w:iCs/>
-          <w:highlight w:val="white"/>
-        </w:rPr>
-        <w:t>Journal</w:t>
-      </w:r>
-      <w:proofErr w:type="spellEnd"/>
-      <w:r>
-        <w:rPr>
-          <w:i/>
-          <w:iCs/>
-          <w:highlight w:val="white"/>
-        </w:rPr>
-        <w:t xml:space="preserve"> </w:t>
-      </w:r>
-      <w:proofErr w:type="spellStart"/>
-      <w:r>
-        <w:rPr>
-          <w:i/>
-          <w:iCs/>
-          <w:highlight w:val="white"/>
-        </w:rPr>
-        <w:t>of</w:t>
-      </w:r>
-      <w:proofErr w:type="spellEnd"/>
-      <w:r>
-        <w:rPr>
-          <w:i/>
-          <w:iCs/>
-          <w:highlight w:val="white"/>
-        </w:rPr>
-        <w:t xml:space="preserve"> Project Management</w:t>
+        <w:t>International Journal of Project Management</w:t>
       </w:r>
       <w:r>
         <w:rPr>
@@ -15984,21 +12637,7 @@
         <w:rPr>
           <w:highlight w:val="white"/>
         </w:rPr>
-        <w:t xml:space="preserve">SILVA, </w:t>
-      </w:r>
-      <w:proofErr w:type="spellStart"/>
-      <w:r>
-        <w:rPr>
-          <w:highlight w:val="white"/>
-        </w:rPr>
-        <w:t>Cláidson</w:t>
-      </w:r>
-      <w:proofErr w:type="spellEnd"/>
-      <w:r>
-        <w:rPr>
-          <w:highlight w:val="white"/>
-        </w:rPr>
-        <w:t xml:space="preserve"> Eustáquio et al. Metodologias ágeis na gestão de projetos do setor público. 2020. Disponível em:</w:t>
+        <w:t>SILVA, Cláidson Eustáquio et al. Metodologias ágeis na gestão de projetos do setor público. 2020. Disponível em:</w:t>
       </w:r>
       <w:hyperlink r:id="rId36">
         <w:r>
@@ -16075,123 +12714,15 @@
         <w:rPr>
           <w:highlight w:val="white"/>
         </w:rPr>
-        <w:t xml:space="preserve">STEINKE, G. H.; AL-DEEN, M. S.; LABRIE, R. C. </w:t>
-      </w:r>
-      <w:proofErr w:type="spellStart"/>
-      <w:r>
-        <w:rPr>
-          <w:highlight w:val="white"/>
-        </w:rPr>
-        <w:t>Innovating</w:t>
-      </w:r>
-      <w:proofErr w:type="spellEnd"/>
-      <w:r>
-        <w:rPr>
-          <w:highlight w:val="white"/>
-        </w:rPr>
-        <w:t xml:space="preserve"> </w:t>
-      </w:r>
-      <w:proofErr w:type="spellStart"/>
-      <w:r>
-        <w:rPr>
-          <w:highlight w:val="white"/>
-        </w:rPr>
-        <w:t>information</w:t>
-      </w:r>
-      <w:proofErr w:type="spellEnd"/>
-      <w:r>
-        <w:rPr>
-          <w:highlight w:val="white"/>
-        </w:rPr>
-        <w:t xml:space="preserve"> system </w:t>
-      </w:r>
-      <w:proofErr w:type="spellStart"/>
-      <w:r>
-        <w:rPr>
-          <w:highlight w:val="white"/>
-        </w:rPr>
-        <w:t>development</w:t>
-      </w:r>
-      <w:proofErr w:type="spellEnd"/>
-      <w:r>
-        <w:rPr>
-          <w:highlight w:val="white"/>
-        </w:rPr>
-        <w:t xml:space="preserve"> </w:t>
-      </w:r>
-      <w:proofErr w:type="spellStart"/>
-      <w:r>
-        <w:rPr>
-          <w:highlight w:val="white"/>
-        </w:rPr>
-        <w:t>methodologies</w:t>
-      </w:r>
-      <w:proofErr w:type="spellEnd"/>
-      <w:r>
-        <w:rPr>
-          <w:highlight w:val="white"/>
-        </w:rPr>
-        <w:t xml:space="preserve"> </w:t>
-      </w:r>
-      <w:proofErr w:type="spellStart"/>
-      <w:r>
-        <w:rPr>
-          <w:highlight w:val="white"/>
-        </w:rPr>
-        <w:t>with</w:t>
-      </w:r>
-      <w:proofErr w:type="spellEnd"/>
-      <w:r>
-        <w:rPr>
-          <w:highlight w:val="white"/>
-        </w:rPr>
-        <w:t xml:space="preserve"> design </w:t>
-      </w:r>
-      <w:proofErr w:type="spellStart"/>
-      <w:r>
-        <w:rPr>
-          <w:highlight w:val="white"/>
-        </w:rPr>
-        <w:t>thinking</w:t>
-      </w:r>
-      <w:proofErr w:type="spellEnd"/>
-      <w:r>
-        <w:rPr>
-          <w:highlight w:val="white"/>
-        </w:rPr>
-        <w:t xml:space="preserve">. In: INTERNATIONAL CONFERENCE ON APPLIED INNOVATIONS IN IT, 5., 2017, </w:t>
-      </w:r>
-      <w:proofErr w:type="spellStart"/>
-      <w:r>
-        <w:rPr>
-          <w:highlight w:val="white"/>
-        </w:rPr>
-        <w:t>Köthen</w:t>
-      </w:r>
-      <w:proofErr w:type="spellEnd"/>
-      <w:r>
-        <w:rPr>
-          <w:highlight w:val="white"/>
-        </w:rPr>
-        <w:t xml:space="preserve">. </w:t>
-      </w:r>
-      <w:proofErr w:type="spellStart"/>
+        <w:t xml:space="preserve">STEINKE, G. H.; AL-DEEN, M. S.; LABRIE, R. C. Innovating information system development methodologies with design thinking. In: INTERNATIONAL CONFERENCE ON APPLIED INNOVATIONS IN IT, 5., 2017, Köthen. </w:t>
+      </w:r>
       <w:r>
         <w:rPr>
           <w:i/>
           <w:iCs/>
           <w:highlight w:val="white"/>
         </w:rPr>
-        <w:t>Proceedings</w:t>
-      </w:r>
-      <w:proofErr w:type="spellEnd"/>
-      <w:r>
-        <w:rPr>
-          <w:i/>
-          <w:iCs/>
-          <w:highlight w:val="white"/>
-        </w:rPr>
-        <w:t>…</w:t>
+        <w:t>Proceedings…</w:t>
       </w:r>
       <w:r>
         <w:rPr>
@@ -16199,76 +12730,12 @@
         </w:rPr>
         <w:t xml:space="preserve"> </w:t>
       </w:r>
-      <w:proofErr w:type="spellStart"/>
       <w:r>
         <w:rPr>
           <w:highlight w:val="white"/>
         </w:rPr>
         <w:lastRenderedPageBreak/>
-        <w:t>Köthen</w:t>
-      </w:r>
-      <w:proofErr w:type="spellEnd"/>
-      <w:r>
-        <w:rPr>
-          <w:highlight w:val="white"/>
-        </w:rPr>
-        <w:t xml:space="preserve">: </w:t>
-      </w:r>
-      <w:proofErr w:type="spellStart"/>
-      <w:r>
-        <w:rPr>
-          <w:highlight w:val="white"/>
-        </w:rPr>
-        <w:t>Anhalt</w:t>
-      </w:r>
-      <w:proofErr w:type="spellEnd"/>
-      <w:r>
-        <w:rPr>
-          <w:highlight w:val="white"/>
-        </w:rPr>
-        <w:t xml:space="preserve"> </w:t>
-      </w:r>
-      <w:proofErr w:type="spellStart"/>
-      <w:r>
-        <w:rPr>
-          <w:highlight w:val="white"/>
-        </w:rPr>
-        <w:t>University</w:t>
-      </w:r>
-      <w:proofErr w:type="spellEnd"/>
-      <w:r>
-        <w:rPr>
-          <w:highlight w:val="white"/>
-        </w:rPr>
-        <w:t xml:space="preserve"> </w:t>
-      </w:r>
-      <w:proofErr w:type="spellStart"/>
-      <w:r>
-        <w:rPr>
-          <w:highlight w:val="white"/>
-        </w:rPr>
-        <w:t>of</w:t>
-      </w:r>
-      <w:proofErr w:type="spellEnd"/>
-      <w:r>
-        <w:rPr>
-          <w:highlight w:val="white"/>
-        </w:rPr>
-        <w:t xml:space="preserve"> Applied </w:t>
-      </w:r>
-      <w:proofErr w:type="spellStart"/>
-      <w:r>
-        <w:rPr>
-          <w:highlight w:val="white"/>
-        </w:rPr>
-        <w:t>Sciences</w:t>
-      </w:r>
-      <w:proofErr w:type="spellEnd"/>
-      <w:r>
-        <w:rPr>
-          <w:highlight w:val="white"/>
-        </w:rPr>
-        <w:t>, 2017. p. 51–55. Disponível em:</w:t>
+        <w:t>Köthen: Anhalt University of Applied Sciences, 2017. p. 51–55. Disponível em:</w:t>
       </w:r>
       <w:hyperlink r:id="rId38">
         <w:r>
@@ -16305,117 +12772,33 @@
         <w:rPr>
           <w:highlight w:val="white"/>
         </w:rPr>
-        <w:t xml:space="preserve">TELES, V. M. Extreme </w:t>
-      </w:r>
-      <w:proofErr w:type="spellStart"/>
-      <w:r>
-        <w:rPr>
-          <w:highlight w:val="white"/>
-        </w:rPr>
-        <w:t>programming</w:t>
-      </w:r>
-      <w:proofErr w:type="spellEnd"/>
-      <w:r>
-        <w:rPr>
-          <w:highlight w:val="white"/>
-        </w:rPr>
-        <w:t xml:space="preserve">: aprenda como encantar seus usuários desenvolvendo software com agilidade e alta qualidade. 2. ed. São Paulo: </w:t>
-      </w:r>
-      <w:proofErr w:type="spellStart"/>
-      <w:r>
-        <w:rPr>
-          <w:highlight w:val="white"/>
-        </w:rPr>
-        <w:t>Novatec</w:t>
-      </w:r>
-      <w:proofErr w:type="spellEnd"/>
-      <w:r>
-        <w:rPr>
-          <w:highlight w:val="white"/>
-        </w:rPr>
-        <w:t>, 2014.</w:t>
-      </w:r>
-    </w:p>
-    <w:p>
-      <w:pPr>
-        <w:rPr>
-          <w:highlight w:val="white"/>
-        </w:rPr>
-      </w:pPr>
-      <w:r>
-        <w:rPr>
-          <w:highlight w:val="white"/>
-        </w:rPr>
-        <w:t xml:space="preserve">VARGAS, Ricardo Viana. Manual prático do plano de projeto. 12. ed. Rio de Janeiro: </w:t>
-      </w:r>
-      <w:proofErr w:type="spellStart"/>
-      <w:r>
-        <w:rPr>
-          <w:highlight w:val="white"/>
-        </w:rPr>
-        <w:t>Brasport</w:t>
-      </w:r>
-      <w:proofErr w:type="spellEnd"/>
-      <w:r>
-        <w:rPr>
-          <w:highlight w:val="white"/>
-        </w:rPr>
-        <w:t>, 2018.</w:t>
-      </w:r>
-    </w:p>
-    <w:p>
-      <w:pPr>
-        <w:rPr>
-          <w:highlight w:val="white"/>
-        </w:rPr>
-      </w:pPr>
-      <w:r>
-        <w:rPr>
-          <w:highlight w:val="white"/>
-        </w:rPr>
-        <w:t xml:space="preserve">VERSIONONE. 14th </w:t>
-      </w:r>
-      <w:proofErr w:type="spellStart"/>
-      <w:r>
-        <w:rPr>
-          <w:highlight w:val="white"/>
-        </w:rPr>
-        <w:t>State</w:t>
-      </w:r>
-      <w:proofErr w:type="spellEnd"/>
-      <w:r>
-        <w:rPr>
-          <w:highlight w:val="white"/>
-        </w:rPr>
-        <w:t xml:space="preserve"> </w:t>
-      </w:r>
-      <w:proofErr w:type="spellStart"/>
-      <w:r>
-        <w:rPr>
-          <w:highlight w:val="white"/>
-        </w:rPr>
-        <w:t>of</w:t>
-      </w:r>
-      <w:proofErr w:type="spellEnd"/>
-      <w:r>
-        <w:rPr>
-          <w:highlight w:val="white"/>
-        </w:rPr>
-        <w:t xml:space="preserve"> </w:t>
-      </w:r>
-      <w:proofErr w:type="spellStart"/>
-      <w:r>
-        <w:rPr>
-          <w:highlight w:val="white"/>
-        </w:rPr>
-        <w:t>Agile</w:t>
-      </w:r>
-      <w:proofErr w:type="spellEnd"/>
-      <w:r>
-        <w:rPr>
-          <w:highlight w:val="white"/>
-        </w:rPr>
-        <w:t xml:space="preserve"> Report. Digital.ai, 2020. Disponível em:</w:t>
+        <w:t>TELES, V. M. Extreme programming: aprenda como encantar seus usuários desenvolvendo software com agilidade e alta qualidade. 2. ed. São Paulo: Novatec, 2014.</w:t>
+      </w:r>
+    </w:p>
+    <w:p>
+      <w:pPr>
+        <w:rPr>
+          <w:highlight w:val="white"/>
+        </w:rPr>
+      </w:pPr>
+      <w:r>
+        <w:rPr>
+          <w:highlight w:val="white"/>
+        </w:rPr>
+        <w:t>VARGAS, Ricardo Viana. Manual prático do plano de projeto. 12. ed. Rio de Janeiro: Brasport, 2018.</w:t>
+      </w:r>
+    </w:p>
+    <w:p>
+      <w:pPr>
+        <w:rPr>
+          <w:highlight w:val="white"/>
+        </w:rPr>
+      </w:pPr>
+      <w:r>
+        <w:rPr>
+          <w:highlight w:val="white"/>
+        </w:rPr>
+        <w:t>VERSIONONE. 14th State of Agile Report. Digital.ai, 2020. Disponível em:</w:t>
       </w:r>
       <w:hyperlink r:id="rId40">
         <w:r>
@@ -20265,28 +16648,28 @@
 </file>
 
 <file path=customXml/item1.xml><?xml version="1.0" encoding="utf-8"?>
+<b:Sources xmlns:b="http://schemas.openxmlformats.org/officeDocument/2006/bibliography" xmlns="http://schemas.openxmlformats.org/officeDocument/2006/bibliography" SelectedStyle="\ABNT_Author.XSL" StyleName="ABNT NBR 14724:2025 - Author" Version="4"/>
+</file>
+
+<file path=customXml/item2.xml><?xml version="1.0" encoding="utf-8"?>
 <go:gDocsCustomXmlDataStorage xmlns:go="http://customooxmlschemas.google.com/" xmlns:r="http://schemas.openxmlformats.org/officeDocument/2006/relationships" uri="GoogleDocsCustomDataVersion2">
   <go:docsCustomData xmlns:go="http://customooxmlschemas.google.com/" roundtripDataSignature="AMtx7mjrpAA2QWaYhF2XzRpPE8g7fQymPQ==">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</go:docsCustomData>
 </go:gDocsCustomXmlDataStorage>
 </file>
 
-<file path=customXml/item2.xml><?xml version="1.0" encoding="utf-8"?>
-<b:Sources xmlns:b="http://schemas.openxmlformats.org/officeDocument/2006/bibliography" xmlns="http://schemas.openxmlformats.org/officeDocument/2006/bibliography" SelectedStyle="\ABNT_Author.XSL" StyleName="ABNT NBR 14724:2025 - Author" Version="4"/>
+<file path=customXml/itemProps1.xml><?xml version="1.0" encoding="utf-8"?>
+<ds:datastoreItem xmlns:ds="http://schemas.openxmlformats.org/officeDocument/2006/customXml" ds:itemID="{D33391EF-077A-43DE-A398-603AC73624C8}">
+  <ds:schemaRefs>
+    <ds:schemaRef ds:uri="http://schemas.openxmlformats.org/officeDocument/2006/bibliography"/>
+  </ds:schemaRefs>
+</ds:datastoreItem>
 </file>
 
-<file path=customXml/itemProps1.xml><?xml version="1.0" encoding="utf-8"?>
+<file path=customXml/itemProps2.xml><?xml version="1.0" encoding="utf-8"?>
 <ds:datastoreItem xmlns:ds="http://schemas.openxmlformats.org/officeDocument/2006/customXml" ds:itemID="{11111111-1234-1234-1234-123412341234}">
   <ds:schemaRefs>
     <ds:schemaRef ds:uri="http://customooxmlschemas.google.com/"/>
     <ds:schemaRef ds:uri="http://schemas.openxmlformats.org/officeDocument/2006/relationships"/>
   </ds:schemaRefs>
 </ds:datastoreItem>
-</file>
-
-<file path=customXml/itemProps2.xml><?xml version="1.0" encoding="utf-8"?>
-<ds:datastoreItem xmlns:ds="http://schemas.openxmlformats.org/officeDocument/2006/customXml" ds:itemID="{D33391EF-077A-43DE-A398-603AC73624C8}">
-  <ds:schemaRefs>
-    <ds:schemaRef ds:uri="http://schemas.openxmlformats.org/officeDocument/2006/bibliography"/>
-  </ds:schemaRefs>
-</ds:datastoreItem>
 </file>